--- a/matplotlib.docx
+++ b/matplotlib.docx
@@ -159,43 +159,85 @@
         <w:rPr>
           <w:lang w:val="en-US"/>
         </w:rPr>
-        <w:t>Subplot tạo ra sau sẽ che Subplot tạo ra trước</w:t>
-      </w:r>
-    </w:p>
-    <w:p>
-      <w:pPr>
-        <w:pStyle w:val="ListParagraph"/>
-        <w:numPr>
-          <w:ilvl w:val="0"/>
-          <w:numId w:val="1"/>
-        </w:numPr>
-        <w:rPr>
-          <w:lang w:val="en-US"/>
-        </w:rPr>
-      </w:pPr>
-      <w:r>
-        <w:rPr>
-          <w:lang w:val="en-US"/>
-        </w:rPr>
-        <w:t xml:space="preserve">Cách </w:t>
-      </w:r>
-      <w:r>
-        <w:rPr>
-          <w:lang w:val="en-US"/>
-        </w:rPr>
-        <w:t xml:space="preserve">Tạo 1 </w:t>
-      </w:r>
-      <w:r>
-        <w:rPr>
-          <w:lang w:val="en-US"/>
-        </w:rPr>
-        <w:t xml:space="preserve">Figure </w:t>
-      </w:r>
-      <w:r>
-        <w:rPr>
-          <w:lang w:val="en-US"/>
-        </w:rPr>
-        <w:t>Mới?</w:t>
+        <w:t xml:space="preserve">“plt” cũng là </w:t>
+      </w:r>
+      <w:r>
+        <w:rPr>
+          <w:lang w:val="en-US"/>
+        </w:rPr>
+        <w:t>1 Figure và cũng là 1 Subplot</w:t>
+      </w:r>
+      <w:r>
+        <w:rPr>
+          <w:lang w:val="en-US"/>
+        </w:rPr>
+        <w:t xml:space="preserve">, nó tham chiếu đến </w:t>
+      </w:r>
+      <w:r>
+        <w:rPr>
+          <w:lang w:val="en-US"/>
+        </w:rPr>
+        <w:t xml:space="preserve">Figure và </w:t>
+      </w:r>
+      <w:r>
+        <w:rPr>
+          <w:lang w:val="en-US"/>
+        </w:rPr>
+        <w:t>Subplot được tạo ra cuối cùng, nếu dùng câu lệnh này trong trường hợp chưa có Figure nào được tạo, thì nó sẽ tự động tạo mới 1 Figure và 1 Subplot bao toàn Figure đó, nếu đã có Figure mà chưa có Subplot thì nó tạo mới 1 Subplot bao toàn Figure đó</w:t>
+      </w:r>
+    </w:p>
+    <w:p>
+      <w:pPr>
+        <w:pStyle w:val="ListParagraph"/>
+        <w:numPr>
+          <w:ilvl w:val="0"/>
+          <w:numId w:val="3"/>
+        </w:numPr>
+        <w:rPr>
+          <w:lang w:val="en-US"/>
+        </w:rPr>
+      </w:pPr>
+      <w:r>
+        <w:rPr>
+          <w:lang w:val="en-US"/>
+        </w:rPr>
+        <w:t>Tưởng tượng như xấp ảnh, b</w:t>
+      </w:r>
+      <w:r>
+        <w:rPr>
+          <w:lang w:val="en-US"/>
+        </w:rPr>
+        <w:t xml:space="preserve">ất kì đối tượng nào </w:t>
+      </w:r>
+      <w:r>
+        <w:rPr>
+          <w:lang w:val="en-US"/>
+        </w:rPr>
+        <w:t>được Plot ra</w:t>
+      </w:r>
+      <w:r>
+        <w:rPr>
+          <w:lang w:val="en-US"/>
+        </w:rPr>
+        <w:t xml:space="preserve"> sau cũng sẽ che đối tượng </w:t>
+      </w:r>
+      <w:r>
+        <w:rPr>
+          <w:lang w:val="en-US"/>
+        </w:rPr>
+        <w:t>cùng kiểu được Plot ra</w:t>
+      </w:r>
+      <w:r>
+        <w:rPr>
+          <w:lang w:val="en-US"/>
+        </w:rPr>
+        <w:t xml:space="preserve"> trước</w:t>
+      </w:r>
+      <w:r>
+        <w:rPr>
+          <w:lang w:val="en-US"/>
+        </w:rPr>
+        <w:t>, để thay đổi thứ tự đối tượng hay ảnh trong xấp ảnh, dùng câu lệnh</w:t>
       </w:r>
     </w:p>
     <w:p>
@@ -216,94 +258,25 @@
         <w:rPr>
           <w:lang w:val="en-US"/>
         </w:rPr>
-        <w:t>&lt;Figure&gt; = plt.figure(</w:t>
-      </w:r>
-      <w:r>
-        <w:rPr>
-          <w:lang w:val="en-US"/>
-        </w:rPr>
-        <w:t>figsize = (&lt;Ngang&gt;, &lt;Dọc&gt;), dpi = &lt;DPI&gt;</w:t>
-      </w:r>
-      <w:r>
-        <w:rPr>
-          <w:lang w:val="en-US"/>
-        </w:rPr>
-        <w:t>)</w:t>
-      </w:r>
-    </w:p>
-    <w:p>
-      <w:pPr>
-        <w:pStyle w:val="ListParagraph"/>
-        <w:numPr>
-          <w:ilvl w:val="0"/>
-          <w:numId w:val="3"/>
-        </w:numPr>
-        <w:rPr>
-          <w:lang w:val="en-US"/>
-        </w:rPr>
-      </w:pPr>
-      <w:r>
-        <w:rPr>
-          <w:lang w:val="en-US"/>
-        </w:rPr>
-        <w:t xml:space="preserve">&lt;Figure&gt; sẽ là 1 cửa sổ với chiều dài = &lt;Ngang&gt; * &lt;DPI&gt; Pixel, </w:t>
-      </w:r>
-    </w:p>
-    <w:p>
-      <w:pPr>
-        <w:pStyle w:val="ListParagraph"/>
-        <w:ind w:left="1080"/>
-        <w:rPr>
-          <w:lang w:val="en-US"/>
-        </w:rPr>
-      </w:pPr>
-      <w:r>
-        <w:rPr>
-          <w:lang w:val="en-US"/>
-        </w:rPr>
-        <w:t>chiều dọc = &lt;Dọc&gt; * &lt;DPI&gt; Pixel</w:t>
-      </w:r>
-    </w:p>
-    <w:p>
-      <w:pPr>
-        <w:pStyle w:val="ListParagraph"/>
-        <w:numPr>
-          <w:ilvl w:val="0"/>
-          <w:numId w:val="3"/>
-        </w:numPr>
-        <w:rPr>
-          <w:lang w:val="en-US"/>
-        </w:rPr>
-      </w:pPr>
-      <w:r>
-        <w:rPr>
-          <w:lang w:val="en-US"/>
-        </w:rPr>
-        <w:t>Lưu ý bạn cũng có thể thay đổi “figsize” bằng cách kéo thả lề cửa sổ &lt;Figure&gt;</w:t>
-      </w:r>
-      <w:r>
-        <w:rPr>
-          <w:lang w:val="en-US"/>
-        </w:rPr>
-        <w:t xml:space="preserve"> khi nó được Show</w:t>
-      </w:r>
-    </w:p>
-    <w:p>
-      <w:pPr>
-        <w:pStyle w:val="ListParagraph"/>
-        <w:numPr>
-          <w:ilvl w:val="0"/>
-          <w:numId w:val="3"/>
-        </w:numPr>
-        <w:rPr>
-          <w:lang w:val="en-US"/>
-        </w:rPr>
-      </w:pPr>
-      <w:r>
-        <w:rPr>
-          <w:lang w:val="en-US"/>
-        </w:rPr>
-        <w:t>&lt;DPI&gt; có giá trị mặc định = 100, nếu &lt;DPI&gt; càng nhỏ thì những đối tượng như đường, chữ, khung, … trên Figure sẽ có độ dày hoặc Font càng nhỏ</w:t>
+        <w:t>&lt;Đối Tượng&gt;.set_zorder(&lt;Số Thứ Tự&gt;)</w:t>
+      </w:r>
+    </w:p>
+    <w:p>
+      <w:pPr>
+        <w:pStyle w:val="ListParagraph"/>
+        <w:numPr>
+          <w:ilvl w:val="0"/>
+          <w:numId w:val="3"/>
+        </w:numPr>
+        <w:rPr>
+          <w:lang w:val="en-US"/>
+        </w:rPr>
+      </w:pPr>
+      <w:r>
+        <w:rPr>
+          <w:lang w:val="en-US"/>
+        </w:rPr>
+        <w:t>&lt;Đối Tượng&gt; có &lt;Số Thứ Tự&gt; lớn hơn sẽ che &lt;Đối Tượng&gt; có &lt;Số Thứ Tự&gt; nhỏ hơn</w:t>
       </w:r>
     </w:p>
     <w:p>
@@ -321,7 +294,25 @@
         <w:rPr>
           <w:lang w:val="en-US"/>
         </w:rPr>
-        <w:t>Trả Về Số Thứ Tự Của 1 Figure Nào Đó?</w:t>
+        <w:t xml:space="preserve">Cách </w:t>
+      </w:r>
+      <w:r>
+        <w:rPr>
+          <w:lang w:val="en-US"/>
+        </w:rPr>
+        <w:t xml:space="preserve">Tạo 1 </w:t>
+      </w:r>
+      <w:r>
+        <w:rPr>
+          <w:lang w:val="en-US"/>
+        </w:rPr>
+        <w:t xml:space="preserve">Figure </w:t>
+      </w:r>
+      <w:r>
+        <w:rPr>
+          <w:lang w:val="en-US"/>
+        </w:rPr>
+        <w:t>Mới?</w:t>
       </w:r>
     </w:p>
     <w:p>
@@ -342,25 +333,148 @@
         <w:rPr>
           <w:lang w:val="en-US"/>
         </w:rPr>
-        <w:t>&lt;Figure&gt;.number</w:t>
-      </w:r>
-    </w:p>
-    <w:p>
-      <w:pPr>
-        <w:pStyle w:val="ListParagraph"/>
-        <w:numPr>
-          <w:ilvl w:val="0"/>
-          <w:numId w:val="3"/>
-        </w:numPr>
-        <w:rPr>
-          <w:lang w:val="en-US"/>
-        </w:rPr>
-      </w:pPr>
-      <w:r>
-        <w:rPr>
-          <w:lang w:val="en-US"/>
-        </w:rPr>
-        <w:t>Figure được tạo đầu tiên sẽ có số thứ tự 1, thằng tiếp theo được tạo sẽ có số thứ tự thứ 2, …</w:t>
+        <w:t>&lt;Figure&gt; = plt.figure(</w:t>
+      </w:r>
+      <w:r>
+        <w:rPr>
+          <w:lang w:val="en-US"/>
+        </w:rPr>
+        <w:t xml:space="preserve">num = &lt;Index&gt;, </w:t>
+      </w:r>
+      <w:r>
+        <w:rPr>
+          <w:lang w:val="en-US"/>
+        </w:rPr>
+        <w:t>figsize = (&lt;Ngang&gt;, &lt;Dọc&gt;), dpi = &lt;DPI&gt;</w:t>
+      </w:r>
+      <w:r>
+        <w:rPr>
+          <w:lang w:val="en-US"/>
+        </w:rPr>
+        <w:t>)</w:t>
+      </w:r>
+    </w:p>
+    <w:p>
+      <w:pPr>
+        <w:pStyle w:val="ListParagraph"/>
+        <w:numPr>
+          <w:ilvl w:val="0"/>
+          <w:numId w:val="3"/>
+        </w:numPr>
+        <w:rPr>
+          <w:lang w:val="en-US"/>
+        </w:rPr>
+      </w:pPr>
+      <w:r>
+        <w:rPr>
+          <w:lang w:val="en-US"/>
+        </w:rPr>
+        <w:t xml:space="preserve">&lt;Figure&gt; sẽ là 1 cửa sổ với chiều dài = &lt;Ngang&gt; * &lt;DPI&gt; Pixel, </w:t>
+      </w:r>
+    </w:p>
+    <w:p>
+      <w:pPr>
+        <w:pStyle w:val="ListParagraph"/>
+        <w:ind w:left="1080"/>
+        <w:rPr>
+          <w:lang w:val="en-US"/>
+        </w:rPr>
+      </w:pPr>
+      <w:r>
+        <w:rPr>
+          <w:lang w:val="en-US"/>
+        </w:rPr>
+        <w:t>chiều dọc = &lt;Dọc&gt; * &lt;DPI&gt; Pixel</w:t>
+      </w:r>
+    </w:p>
+    <w:p>
+      <w:pPr>
+        <w:pStyle w:val="ListParagraph"/>
+        <w:numPr>
+          <w:ilvl w:val="0"/>
+          <w:numId w:val="3"/>
+        </w:numPr>
+        <w:rPr>
+          <w:lang w:val="en-US"/>
+        </w:rPr>
+      </w:pPr>
+      <w:r>
+        <w:rPr>
+          <w:lang w:val="en-US"/>
+        </w:rPr>
+        <w:t>Lưu ý bạn cũng có thể thay đổi “figsize” bằng cách kéo thả lề cửa sổ &lt;Figure&gt;</w:t>
+      </w:r>
+      <w:r>
+        <w:rPr>
+          <w:lang w:val="en-US"/>
+        </w:rPr>
+        <w:t xml:space="preserve"> khi nó được Show</w:t>
+      </w:r>
+    </w:p>
+    <w:p>
+      <w:pPr>
+        <w:pStyle w:val="ListParagraph"/>
+        <w:numPr>
+          <w:ilvl w:val="0"/>
+          <w:numId w:val="3"/>
+        </w:numPr>
+        <w:rPr>
+          <w:lang w:val="en-US"/>
+        </w:rPr>
+      </w:pPr>
+      <w:r>
+        <w:rPr>
+          <w:lang w:val="en-US"/>
+        </w:rPr>
+        <w:t xml:space="preserve">&lt;DPI&gt; có giá trị mặc định = 100, nếu &lt;DPI&gt; càng nhỏ thì những đối tượng như đường, chữ, khung, … trên Figure sẽ có độ </w:t>
+      </w:r>
+      <w:r>
+        <w:rPr>
+          <w:lang w:val="en-US"/>
+        </w:rPr>
+        <w:t xml:space="preserve">mập </w:t>
+      </w:r>
+      <w:r>
+        <w:rPr>
+          <w:lang w:val="en-US"/>
+        </w:rPr>
+        <w:t>hoặc Font càng nhỏ</w:t>
+      </w:r>
+    </w:p>
+    <w:p>
+      <w:pPr>
+        <w:pStyle w:val="ListParagraph"/>
+        <w:numPr>
+          <w:ilvl w:val="0"/>
+          <w:numId w:val="3"/>
+        </w:numPr>
+        <w:rPr>
+          <w:lang w:val="en-US"/>
+        </w:rPr>
+      </w:pPr>
+      <w:r>
+        <w:rPr>
+          <w:lang w:val="en-US"/>
+        </w:rPr>
+        <w:t xml:space="preserve">&lt;Index&gt; dùng để chỉ định số thứ tự của Figure mới, nếu đã có Figure với số thứ tự này thì sẽ không có Figure mới được tạo thêm và &lt;Figure&gt; </w:t>
+      </w:r>
+      <w:r>
+        <w:rPr>
+          <w:lang w:val="en-US"/>
+        </w:rPr>
+        <w:t xml:space="preserve">sẽ </w:t>
+      </w:r>
+      <w:r>
+        <w:rPr>
+          <w:lang w:val="en-US"/>
+        </w:rPr>
+        <w:t xml:space="preserve">là Figure cũ với số thứ tự &lt;Index&gt;, nếu không có tham số này thì Figure mới sẽ tự động được tạo với số thứ tự là số thứ tự </w:t>
+      </w:r>
+      <w:r>
+        <w:rPr>
+          <w:lang w:val="en-US"/>
+        </w:rPr>
+        <w:t>lớn nhất + 1</w:t>
       </w:r>
     </w:p>
     <w:p>
@@ -378,7 +492,7 @@
         <w:rPr>
           <w:lang w:val="en-US"/>
         </w:rPr>
-        <w:t>Cách Show Figure?</w:t>
+        <w:t>Trả Về Số Thứ Tự Của 1 Figure Nào Đó?</w:t>
       </w:r>
     </w:p>
     <w:p>
@@ -399,61 +513,25 @@
         <w:rPr>
           <w:lang w:val="en-US"/>
         </w:rPr>
-        <w:t>plt.show()</w:t>
-      </w:r>
-    </w:p>
-    <w:p>
-      <w:pPr>
-        <w:pStyle w:val="ListParagraph"/>
-        <w:numPr>
-          <w:ilvl w:val="0"/>
-          <w:numId w:val="3"/>
-        </w:numPr>
-        <w:rPr>
-          <w:lang w:val="en-US"/>
-        </w:rPr>
-      </w:pPr>
-      <w:r>
-        <w:rPr>
-          <w:lang w:val="en-US"/>
-        </w:rPr>
-        <w:t>Cơ chế hoạt động của câu lệnh này như sau</w:t>
-      </w:r>
-    </w:p>
-    <w:p>
-      <w:pPr>
-        <w:pStyle w:val="ListParagraph"/>
-        <w:numPr>
-          <w:ilvl w:val="0"/>
-          <w:numId w:val="3"/>
-        </w:numPr>
-        <w:rPr>
-          <w:lang w:val="en-US"/>
-        </w:rPr>
-      </w:pPr>
-      <w:r>
-        <w:rPr>
-          <w:lang w:val="en-US"/>
-        </w:rPr>
-        <w:t>Khi ta tạo mới 1 Figure, nó sẽ lưu vào 1 Stack, khi chạy câu lệnh trên, tất cả các Figure trong Stack sẽ được Show, đồng thời Stack trở về rỗng</w:t>
-      </w:r>
-    </w:p>
-    <w:p>
-      <w:pPr>
-        <w:pStyle w:val="ListParagraph"/>
-        <w:numPr>
-          <w:ilvl w:val="0"/>
-          <w:numId w:val="3"/>
-        </w:numPr>
-        <w:rPr>
-          <w:lang w:val="en-US"/>
-        </w:rPr>
-      </w:pPr>
-      <w:r>
-        <w:rPr>
-          <w:lang w:val="en-US"/>
-        </w:rPr>
-        <w:t>Chương trình sẽ tạm dừng cho đến khi bạn đóng tất cả Figure lại</w:t>
+        <w:t>&lt;Figure&gt;.number</w:t>
+      </w:r>
+    </w:p>
+    <w:p>
+      <w:pPr>
+        <w:pStyle w:val="ListParagraph"/>
+        <w:numPr>
+          <w:ilvl w:val="0"/>
+          <w:numId w:val="3"/>
+        </w:numPr>
+        <w:rPr>
+          <w:lang w:val="en-US"/>
+        </w:rPr>
+      </w:pPr>
+      <w:r>
+        <w:rPr>
+          <w:lang w:val="en-US"/>
+        </w:rPr>
+        <w:t>Figure được tạo đầu tiên sẽ có số thứ tự 1, thằng tiếp theo được tạo sẽ có số thứ tự thứ 2, …</w:t>
       </w:r>
     </w:p>
     <w:p>
@@ -471,7 +549,7 @@
         <w:rPr>
           <w:lang w:val="en-US"/>
         </w:rPr>
-        <w:t>Cách Tạo 1 Subplot Mới Trong 1 Figure Nào Đó?</w:t>
+        <w:t>Cách Show Figure?</w:t>
       </w:r>
     </w:p>
     <w:p>
@@ -492,61 +570,67 @@
         <w:rPr>
           <w:lang w:val="en-US"/>
         </w:rPr>
-        <w:t>&lt;Subplot&gt; = &lt;Figure&gt;.add_subplot(&lt;Số Hàng&gt;, &lt;Số Cột&gt;, &lt;Index&gt;)</w:t>
-      </w:r>
-    </w:p>
-    <w:p>
-      <w:pPr>
-        <w:pStyle w:val="ListParagraph"/>
-        <w:numPr>
-          <w:ilvl w:val="0"/>
-          <w:numId w:val="3"/>
-        </w:numPr>
-        <w:rPr>
-          <w:lang w:val="en-US"/>
-        </w:rPr>
-      </w:pPr>
-      <w:r>
-        <w:rPr>
-          <w:lang w:val="en-US"/>
-        </w:rPr>
-        <w:t>&lt;Subplot&gt; sẽ có kích thước và đặt tại ví trị với quy luật như sau</w:t>
-      </w:r>
-    </w:p>
-    <w:p>
-      <w:pPr>
-        <w:pStyle w:val="ListParagraph"/>
-        <w:numPr>
-          <w:ilvl w:val="0"/>
-          <w:numId w:val="3"/>
-        </w:numPr>
-        <w:rPr>
-          <w:lang w:val="en-US"/>
-        </w:rPr>
-      </w:pPr>
-      <w:r>
-        <w:rPr>
-          <w:lang w:val="en-US"/>
-        </w:rPr>
-        <w:t>Ban đầu, chia cửa sổ Figure thành các ô chữ nhật = nhau, sao cho có số hàng = &lt;Số Hàng&gt; và số cột = &lt;Số Cột&gt;, sau đó, đếm từ trái qua phải, từ trên xuống dưới, bắt đầu từ 1, đếm đến khi nào tới &lt;Index&gt; thì dừng, khi đó kích thước và vị trí của &lt;Subplot&gt; sẽ khít với hình chữ nhật tương ứng</w:t>
-      </w:r>
-    </w:p>
-    <w:p>
-      <w:pPr>
-        <w:pStyle w:val="ListParagraph"/>
-        <w:numPr>
-          <w:ilvl w:val="0"/>
-          <w:numId w:val="3"/>
-        </w:numPr>
-        <w:rPr>
-          <w:lang w:val="en-US"/>
-        </w:rPr>
-      </w:pPr>
-      <w:r>
-        <w:rPr>
-          <w:lang w:val="en-US"/>
-        </w:rPr>
-        <w:t>Mặc định khi chưa có dữ liệu,  trục hoành và trục tung của &lt;Subplot&gt; sẽ có cận (0, 1)</w:t>
+        <w:t>plt.show()</w:t>
+      </w:r>
+    </w:p>
+    <w:p>
+      <w:pPr>
+        <w:pStyle w:val="ListParagraph"/>
+        <w:numPr>
+          <w:ilvl w:val="0"/>
+          <w:numId w:val="3"/>
+        </w:numPr>
+        <w:rPr>
+          <w:lang w:val="en-US"/>
+        </w:rPr>
+      </w:pPr>
+      <w:r>
+        <w:rPr>
+          <w:lang w:val="en-US"/>
+        </w:rPr>
+        <w:t>Cơ chế hoạt động của câu lệnh này như sau</w:t>
+      </w:r>
+    </w:p>
+    <w:p>
+      <w:pPr>
+        <w:pStyle w:val="ListParagraph"/>
+        <w:numPr>
+          <w:ilvl w:val="0"/>
+          <w:numId w:val="3"/>
+        </w:numPr>
+        <w:rPr>
+          <w:lang w:val="en-US"/>
+        </w:rPr>
+      </w:pPr>
+      <w:r>
+        <w:rPr>
+          <w:lang w:val="en-US"/>
+        </w:rPr>
+        <w:t>Khi ta tạo mới 1 Figure, nó sẽ lưu vào 1 Stack, khi chạy câu lệnh trên, tất cả các Figure trong Stack sẽ được Show, đồng thời Stack trở về rỗng</w:t>
+      </w:r>
+      <w:r>
+        <w:rPr>
+          <w:lang w:val="en-US"/>
+        </w:rPr>
+        <w:t>, tất cả dữ liệu về những Figure trong Stack đều bị xóa, số thự tự Figure cũng được Reset</w:t>
+      </w:r>
+    </w:p>
+    <w:p>
+      <w:pPr>
+        <w:pStyle w:val="ListParagraph"/>
+        <w:numPr>
+          <w:ilvl w:val="0"/>
+          <w:numId w:val="3"/>
+        </w:numPr>
+        <w:rPr>
+          <w:lang w:val="en-US"/>
+        </w:rPr>
+      </w:pPr>
+      <w:r>
+        <w:rPr>
+          <w:lang w:val="en-US"/>
+        </w:rPr>
+        <w:t>Chương trình sẽ tạm dừng cho đến khi bạn đóng tất cả Figure lại</w:t>
       </w:r>
     </w:p>
     <w:p>
@@ -564,19 +648,7 @@
         <w:rPr>
           <w:lang w:val="en-US"/>
         </w:rPr>
-        <w:t xml:space="preserve">Cách Plot Nhiều </w:t>
-      </w:r>
-      <w:r>
-        <w:rPr>
-          <w:lang w:val="en-US"/>
-        </w:rPr>
-        <w:t>Line</w:t>
-      </w:r>
-      <w:r>
-        <w:rPr>
-          <w:lang w:val="en-US"/>
-        </w:rPr>
-        <w:t xml:space="preserve"> Lên 1 Subplot?</w:t>
+        <w:t>Cách Tạo 1 Subplot Mới Trong 1 Figure Nào Đó?</w:t>
       </w:r>
     </w:p>
     <w:p>
@@ -597,6 +669,181 @@
         <w:rPr>
           <w:lang w:val="en-US"/>
         </w:rPr>
+        <w:t>&lt;Subplot&gt; = &lt;Figure&gt;.add_subplot(&lt;Số Hàng&gt;, &lt;Số Cột&gt;, &lt;Index&gt;)</w:t>
+      </w:r>
+    </w:p>
+    <w:p>
+      <w:pPr>
+        <w:pStyle w:val="ListParagraph"/>
+        <w:numPr>
+          <w:ilvl w:val="0"/>
+          <w:numId w:val="3"/>
+        </w:numPr>
+        <w:rPr>
+          <w:lang w:val="en-US"/>
+        </w:rPr>
+      </w:pPr>
+      <w:r>
+        <w:rPr>
+          <w:lang w:val="en-US"/>
+        </w:rPr>
+        <w:lastRenderedPageBreak/>
+        <w:t>&lt;Subplot&gt; sẽ có kích thước và đặt tại ví trị với quy luật như sau</w:t>
+      </w:r>
+    </w:p>
+    <w:p>
+      <w:pPr>
+        <w:pStyle w:val="ListParagraph"/>
+        <w:numPr>
+          <w:ilvl w:val="0"/>
+          <w:numId w:val="3"/>
+        </w:numPr>
+        <w:rPr>
+          <w:lang w:val="en-US"/>
+        </w:rPr>
+      </w:pPr>
+      <w:r>
+        <w:rPr>
+          <w:lang w:val="en-US"/>
+        </w:rPr>
+        <w:t>Ban đầu, chia cửa sổ Figure thành các ô chữ nhật = nhau, sao cho có số hàng = &lt;Số Hàng&gt; và số cột = &lt;Số Cột&gt;, sau đó, đếm từ trái qua phải, từ trên xuống dưới, bắt đầu từ 1, đếm đến khi nào tới &lt;Index&gt; thì dừng, khi đó kích thước và vị trí của &lt;Subplot&gt; sẽ khít với hình chữ nhật tương ứng</w:t>
+      </w:r>
+    </w:p>
+    <w:p>
+      <w:pPr>
+        <w:pStyle w:val="ListParagraph"/>
+        <w:numPr>
+          <w:ilvl w:val="0"/>
+          <w:numId w:val="3"/>
+        </w:numPr>
+        <w:rPr>
+          <w:lang w:val="en-US"/>
+        </w:rPr>
+      </w:pPr>
+      <w:r>
+        <w:rPr>
+          <w:lang w:val="en-US"/>
+        </w:rPr>
+        <w:t>Mặc định khi chưa có dữ liệu,  trục hoành và trục tung của &lt;Subplot&gt; sẽ có cận (0, 1)</w:t>
+      </w:r>
+    </w:p>
+    <w:p>
+      <w:pPr>
+        <w:pStyle w:val="ListParagraph"/>
+        <w:numPr>
+          <w:ilvl w:val="0"/>
+          <w:numId w:val="1"/>
+        </w:numPr>
+        <w:rPr>
+          <w:lang w:val="en-US"/>
+        </w:rPr>
+      </w:pPr>
+      <w:r>
+        <w:rPr>
+          <w:lang w:val="en-US"/>
+        </w:rPr>
+        <w:t>Cách Kẻ Lưới Tọa Độ Cho 1 Subplot?</w:t>
+      </w:r>
+    </w:p>
+    <w:p>
+      <w:pPr>
+        <w:pStyle w:val="ListParagraph"/>
+        <w:pBdr>
+          <w:top w:val="single" w:sz="4" w:space="1" w:color="auto"/>
+          <w:left w:val="single" w:sz="4" w:space="4" w:color="auto"/>
+          <w:bottom w:val="single" w:sz="4" w:space="1" w:color="auto"/>
+          <w:right w:val="single" w:sz="4" w:space="4" w:color="auto"/>
+        </w:pBdr>
+        <w:ind w:left="1080"/>
+        <w:rPr>
+          <w:lang w:val="en-US"/>
+        </w:rPr>
+      </w:pPr>
+      <w:r>
+        <w:rPr>
+          <w:lang w:val="en-US"/>
+        </w:rPr>
+        <w:t>&lt;Subplot&gt;.grid()</w:t>
+      </w:r>
+    </w:p>
+    <w:p>
+      <w:pPr>
+        <w:pStyle w:val="ListParagraph"/>
+        <w:numPr>
+          <w:ilvl w:val="0"/>
+          <w:numId w:val="3"/>
+        </w:numPr>
+        <w:rPr>
+          <w:lang w:val="en-US"/>
+        </w:rPr>
+      </w:pPr>
+      <w:r>
+        <w:rPr>
+          <w:lang w:val="en-US"/>
+        </w:rPr>
+        <w:t>Các đường của lưới tọa độ sẽ đi qua các mốc của trục</w:t>
+      </w:r>
+    </w:p>
+    <w:p>
+      <w:pPr>
+        <w:pStyle w:val="ListParagraph"/>
+        <w:numPr>
+          <w:ilvl w:val="0"/>
+          <w:numId w:val="1"/>
+        </w:numPr>
+        <w:rPr>
+          <w:lang w:val="en-US"/>
+        </w:rPr>
+      </w:pPr>
+      <w:r>
+        <w:rPr>
+          <w:lang w:val="en-US"/>
+        </w:rPr>
+        <w:t xml:space="preserve">Cách Plot </w:t>
+      </w:r>
+      <w:r>
+        <w:rPr>
+          <w:lang w:val="en-US"/>
+        </w:rPr>
+        <w:t xml:space="preserve">Thêm </w:t>
+      </w:r>
+      <w:r>
+        <w:rPr>
+          <w:lang w:val="en-US"/>
+        </w:rPr>
+        <w:t xml:space="preserve">Nhiều </w:t>
+      </w:r>
+      <w:r>
+        <w:rPr>
+          <w:lang w:val="en-US"/>
+        </w:rPr>
+        <w:t>Line</w:t>
+      </w:r>
+      <w:r>
+        <w:rPr>
+          <w:lang w:val="en-US"/>
+        </w:rPr>
+        <w:t xml:space="preserve"> Lên 1 Subplot?</w:t>
+      </w:r>
+    </w:p>
+    <w:p>
+      <w:pPr>
+        <w:pStyle w:val="ListParagraph"/>
+        <w:pBdr>
+          <w:top w:val="single" w:sz="4" w:space="1" w:color="auto"/>
+          <w:left w:val="single" w:sz="4" w:space="4" w:color="auto"/>
+          <w:bottom w:val="single" w:sz="4" w:space="1" w:color="auto"/>
+          <w:right w:val="single" w:sz="4" w:space="4" w:color="auto"/>
+        </w:pBdr>
+        <w:ind w:left="1080"/>
+        <w:rPr>
+          <w:lang w:val="en-US"/>
+        </w:rPr>
+      </w:pPr>
+      <w:r>
+        <w:rPr>
+          <w:lang w:val="en-US"/>
+        </w:rPr>
         <w:t xml:space="preserve">&lt;Các </w:t>
       </w:r>
       <w:r>
@@ -622,19 +869,7 @@
         <w:rPr>
           <w:lang w:val="en-US"/>
         </w:rPr>
-        <w:t xml:space="preserve">&gt;, </w:t>
-      </w:r>
-      <w:r>
-        <w:rPr>
-          <w:lang w:val="en-US"/>
-        </w:rPr>
-        <w:t>&lt;</w:t>
-      </w:r>
-      <w:r>
-        <w:rPr>
-          <w:lang w:val="en-US"/>
-        </w:rPr>
-        <w:t>Y</w:t>
+        <w:t>&gt;, &lt;Y</w:t>
       </w:r>
       <w:r>
         <w:rPr>
@@ -647,32 +882,244 @@
         <w:rPr>
           <w:lang w:val="en-US"/>
         </w:rPr>
+        <w:t>&gt;, &lt;X</w:t>
+      </w:r>
+      <w:r>
+        <w:rPr>
+          <w:vertAlign w:val="subscript"/>
+          <w:lang w:val="en-US"/>
+        </w:rPr>
+        <w:t>2</w:t>
+      </w:r>
+      <w:r>
+        <w:rPr>
+          <w:lang w:val="en-US"/>
+        </w:rPr>
+        <w:t>&gt;, &lt;Y</w:t>
+      </w:r>
+      <w:r>
+        <w:rPr>
+          <w:vertAlign w:val="subscript"/>
+          <w:lang w:val="en-US"/>
+        </w:rPr>
+        <w:t>2</w:t>
+      </w:r>
+      <w:r>
+        <w:rPr>
+          <w:lang w:val="en-US"/>
+        </w:rPr>
+        <w:t>&gt;, &lt;X</w:t>
+      </w:r>
+      <w:r>
+        <w:rPr>
+          <w:vertAlign w:val="subscript"/>
+          <w:lang w:val="en-US"/>
+        </w:rPr>
+        <w:t>3</w:t>
+      </w:r>
+      <w:r>
+        <w:rPr>
+          <w:lang w:val="en-US"/>
+        </w:rPr>
+        <w:t>&gt;, &lt;Y</w:t>
+      </w:r>
+      <w:r>
+        <w:rPr>
+          <w:vertAlign w:val="subscript"/>
+          <w:lang w:val="en-US"/>
+        </w:rPr>
+        <w:t>3</w:t>
+      </w:r>
+      <w:r>
+        <w:rPr>
+          <w:lang w:val="en-US"/>
+        </w:rPr>
+        <w:t>&gt;, …)</w:t>
+      </w:r>
+    </w:p>
+    <w:p>
+      <w:pPr>
+        <w:pStyle w:val="ListParagraph"/>
+        <w:numPr>
+          <w:ilvl w:val="0"/>
+          <w:numId w:val="3"/>
+        </w:numPr>
+        <w:rPr>
+          <w:lang w:val="en-US"/>
+        </w:rPr>
+      </w:pPr>
+      <w:r>
+        <w:rPr>
+          <w:lang w:val="en-US"/>
+        </w:rPr>
+        <w:t xml:space="preserve">Xét cặp </w:t>
+      </w:r>
+      <w:r>
+        <w:rPr>
+          <w:lang w:val="en-US"/>
+        </w:rPr>
+        <w:t>&lt;X</w:t>
+      </w:r>
+      <w:r>
+        <w:rPr>
+          <w:vertAlign w:val="subscript"/>
+          <w:lang w:val="en-US"/>
+        </w:rPr>
+        <w:t>n</w:t>
+      </w:r>
+      <w:r>
+        <w:rPr>
+          <w:lang w:val="en-US"/>
+        </w:rPr>
+        <w:t>&gt; và &lt;Y</w:t>
+      </w:r>
+      <w:r>
+        <w:rPr>
+          <w:vertAlign w:val="subscript"/>
+          <w:lang w:val="en-US"/>
+        </w:rPr>
+        <w:t>n</w:t>
+      </w:r>
+      <w:r>
+        <w:rPr>
+          <w:lang w:val="en-US"/>
+        </w:rPr>
         <w:t>&gt;</w:t>
       </w:r>
       <w:r>
         <w:rPr>
           <w:lang w:val="en-US"/>
         </w:rPr>
-        <w:t xml:space="preserve">, </w:t>
-      </w:r>
-      <w:r>
-        <w:rPr>
-          <w:lang w:val="en-US"/>
-        </w:rPr>
-        <w:t>&lt;</w:t>
-      </w:r>
-      <w:r>
-        <w:rPr>
-          <w:lang w:val="en-US"/>
-        </w:rPr>
-        <w:t>X</w:t>
+        <w:t>, cả 2</w:t>
+      </w:r>
+      <w:r>
+        <w:rPr>
+          <w:lang w:val="en-US"/>
+        </w:rPr>
+        <w:t xml:space="preserve"> đề</w:t>
+      </w:r>
+      <w:r>
+        <w:rPr>
+          <w:lang w:val="en-US"/>
+        </w:rPr>
+        <w:t xml:space="preserve">u là </w:t>
+      </w:r>
+      <w:r>
+        <w:rPr>
+          <w:lang w:val="en-US"/>
+        </w:rPr>
+        <w:t>đối tượng Iterable</w:t>
+      </w:r>
+      <w:r>
+        <w:rPr>
+          <w:lang w:val="en-US"/>
+        </w:rPr>
+        <w:t xml:space="preserve"> và có số phần tử = nhau, khi đó &lt;X</w:t>
       </w:r>
       <w:r>
         <w:rPr>
           <w:vertAlign w:val="subscript"/>
           <w:lang w:val="en-US"/>
         </w:rPr>
-        <w:t>2</w:t>
+        <w:t>n</w:t>
+      </w:r>
+      <w:r>
+        <w:rPr>
+          <w:lang w:val="en-US"/>
+        </w:rPr>
+        <w:t>&gt;[m] và &lt;Y</w:t>
+      </w:r>
+      <w:r>
+        <w:rPr>
+          <w:vertAlign w:val="subscript"/>
+          <w:lang w:val="en-US"/>
+        </w:rPr>
+        <w:t>n</w:t>
+      </w:r>
+      <w:r>
+        <w:rPr>
+          <w:lang w:val="en-US"/>
+        </w:rPr>
+        <w:t xml:space="preserve">&gt;[m] lần lượt là hoành độ và tung độ của điểm thứ m trong </w:t>
+      </w:r>
+      <w:r>
+        <w:rPr>
+          <w:lang w:val="en-US"/>
+        </w:rPr>
+        <w:t xml:space="preserve">Line </w:t>
+      </w:r>
+      <w:r>
+        <w:rPr>
+          <w:lang w:val="en-US"/>
+        </w:rPr>
+        <w:t xml:space="preserve">thứ n, các điểm trong 1 </w:t>
+      </w:r>
+      <w:r>
+        <w:rPr>
+          <w:lang w:val="en-US"/>
+        </w:rPr>
+        <w:t xml:space="preserve">Line </w:t>
+      </w:r>
+      <w:r>
+        <w:rPr>
+          <w:lang w:val="en-US"/>
+        </w:rPr>
+        <w:t>sẽ được nối với nhau theo đúng thứ tự Index</w:t>
+      </w:r>
+    </w:p>
+    <w:p>
+      <w:pPr>
+        <w:pStyle w:val="ListParagraph"/>
+        <w:numPr>
+          <w:ilvl w:val="0"/>
+          <w:numId w:val="3"/>
+        </w:numPr>
+        <w:rPr>
+          <w:lang w:val="en-US"/>
+        </w:rPr>
+      </w:pPr>
+      <w:r>
+        <w:rPr>
+          <w:lang w:val="en-US"/>
+        </w:rPr>
+        <w:t xml:space="preserve">&lt;Các </w:t>
+      </w:r>
+      <w:r>
+        <w:rPr>
+          <w:lang w:val="en-US"/>
+        </w:rPr>
+        <w:t>Line</w:t>
+      </w:r>
+      <w:r>
+        <w:rPr>
+          <w:lang w:val="en-US"/>
+        </w:rPr>
+        <w:t xml:space="preserve">&gt; là List có </w:t>
+      </w:r>
+      <w:r>
+        <w:rPr>
+          <w:lang w:val="en-US"/>
+        </w:rPr>
+        <w:t xml:space="preserve">các phần tử là Line, ví dụ phần tử thứ 3 </w:t>
+      </w:r>
+      <w:r>
+        <w:rPr>
+          <w:lang w:val="en-US"/>
+        </w:rPr>
+        <w:t>tươn</w:t>
+      </w:r>
+      <w:r>
+        <w:rPr>
+          <w:lang w:val="en-US"/>
+        </w:rPr>
+        <w:t>g ứng với Line của cặp &lt;X</w:t>
+      </w:r>
+      <w:r>
+        <w:rPr>
+          <w:vertAlign w:val="subscript"/>
+          <w:lang w:val="en-US"/>
+        </w:rPr>
+        <w:t>3</w:t>
       </w:r>
       <w:r>
         <w:rPr>
@@ -685,13 +1132,595 @@
           <w:vertAlign w:val="subscript"/>
           <w:lang w:val="en-US"/>
         </w:rPr>
-        <w:t>2</w:t>
-      </w:r>
-      <w:r>
-        <w:rPr>
-          <w:lang w:val="en-US"/>
-        </w:rPr>
-        <w:t>&gt;,</w:t>
+        <w:t>3</w:t>
+      </w:r>
+      <w:r>
+        <w:rPr>
+          <w:lang w:val="en-US"/>
+        </w:rPr>
+        <w:t>&gt;</w:t>
+      </w:r>
+    </w:p>
+    <w:p>
+      <w:pPr>
+        <w:pStyle w:val="ListParagraph"/>
+        <w:numPr>
+          <w:ilvl w:val="0"/>
+          <w:numId w:val="1"/>
+        </w:numPr>
+        <w:rPr>
+          <w:lang w:val="en-US"/>
+        </w:rPr>
+      </w:pPr>
+      <w:r>
+        <w:rPr>
+          <w:lang w:val="en-US"/>
+        </w:rPr>
+        <w:t xml:space="preserve">Tạo </w:t>
+      </w:r>
+      <w:r>
+        <w:rPr>
+          <w:lang w:val="en-US"/>
+        </w:rPr>
+        <w:t xml:space="preserve">1 Phát 1 </w:t>
+      </w:r>
+      <w:r>
+        <w:rPr>
+          <w:lang w:val="en-US"/>
+        </w:rPr>
+        <w:t xml:space="preserve">Figure </w:t>
+      </w:r>
+      <w:r>
+        <w:rPr>
+          <w:lang w:val="en-US"/>
+        </w:rPr>
+        <w:t xml:space="preserve">Mới Và Tạo 1 Đống </w:t>
+      </w:r>
+      <w:r>
+        <w:rPr>
+          <w:lang w:val="en-US"/>
+        </w:rPr>
+        <w:t xml:space="preserve">Subplot </w:t>
+      </w:r>
+      <w:r>
+        <w:rPr>
+          <w:lang w:val="en-US"/>
+        </w:rPr>
+        <w:t>Rỗng Trong Đó?</w:t>
+      </w:r>
+    </w:p>
+    <w:p>
+      <w:pPr>
+        <w:pStyle w:val="ListParagraph"/>
+        <w:pBdr>
+          <w:top w:val="single" w:sz="4" w:space="1" w:color="auto"/>
+          <w:left w:val="single" w:sz="4" w:space="4" w:color="auto"/>
+          <w:bottom w:val="single" w:sz="4" w:space="1" w:color="auto"/>
+          <w:right w:val="single" w:sz="4" w:space="4" w:color="auto"/>
+        </w:pBdr>
+        <w:ind w:left="1080"/>
+        <w:rPr>
+          <w:lang w:val="en-US"/>
+        </w:rPr>
+      </w:pPr>
+      <w:r>
+        <w:rPr>
+          <w:lang w:val="en-US"/>
+        </w:rPr>
+        <w:t>&lt;Figure&gt;, &lt;Các Subplot&gt;</w:t>
+      </w:r>
+      <w:r>
+        <w:rPr>
+          <w:lang w:val="en-US"/>
+        </w:rPr>
+        <w:t xml:space="preserve"> = plt.subplots(&lt;Số Hàng&gt;, &lt;Số Cột&gt;</w:t>
+      </w:r>
+      <w:r>
+        <w:rPr>
+          <w:lang w:val="en-US"/>
+        </w:rPr>
+        <w:t>)</w:t>
+      </w:r>
+    </w:p>
+    <w:p>
+      <w:pPr>
+        <w:pStyle w:val="ListParagraph"/>
+        <w:numPr>
+          <w:ilvl w:val="0"/>
+          <w:numId w:val="3"/>
+        </w:numPr>
+        <w:rPr>
+          <w:lang w:val="en-US"/>
+        </w:rPr>
+      </w:pPr>
+      <w:r>
+        <w:rPr>
+          <w:lang w:val="en-US"/>
+        </w:rPr>
+        <w:t xml:space="preserve">&lt;Figure&gt; sẽ được chia thành các ô chữ nhật = nhau, sao cho có số hàng = </w:t>
+      </w:r>
+    </w:p>
+    <w:p>
+      <w:pPr>
+        <w:pStyle w:val="ListParagraph"/>
+        <w:ind w:left="1080"/>
+        <w:rPr>
+          <w:lang w:val="en-US"/>
+        </w:rPr>
+      </w:pPr>
+      <w:r>
+        <w:rPr>
+          <w:lang w:val="en-US"/>
+        </w:rPr>
+        <w:t>&lt;Số Hàng&gt; và số cột = &lt;Số Cột&gt;, mỗi ô sẽ chứa 1 Subplot r</w:t>
+      </w:r>
+      <w:r>
+        <w:rPr>
+          <w:lang w:val="en-US"/>
+        </w:rPr>
+        <w:t>ỗng</w:t>
+      </w:r>
+    </w:p>
+    <w:p>
+      <w:pPr>
+        <w:pStyle w:val="ListParagraph"/>
+        <w:numPr>
+          <w:ilvl w:val="0"/>
+          <w:numId w:val="3"/>
+        </w:numPr>
+        <w:rPr>
+          <w:lang w:val="en-US"/>
+        </w:rPr>
+      </w:pPr>
+      <w:r>
+        <w:rPr>
+          <w:lang w:val="en-US"/>
+        </w:rPr>
+        <w:t>&lt;Các Subplot&gt; là 1 List có Shape là (&lt;Số Hàng&gt;, &lt;Số Cột&gt;), mỗi phần tử là 1 &lt;Subplot&gt;</w:t>
+      </w:r>
+      <w:r>
+        <w:rPr>
+          <w:lang w:val="en-US"/>
+        </w:rPr>
+        <w:t xml:space="preserve"> tương ứng trong &lt;Figure&gt;</w:t>
+      </w:r>
+    </w:p>
+    <w:p>
+      <w:pPr>
+        <w:pStyle w:val="ListParagraph"/>
+        <w:numPr>
+          <w:ilvl w:val="0"/>
+          <w:numId w:val="1"/>
+        </w:numPr>
+        <w:rPr>
+          <w:lang w:val="en-US"/>
+        </w:rPr>
+      </w:pPr>
+      <w:r>
+        <w:rPr>
+          <w:lang w:val="en-US"/>
+        </w:rPr>
+        <w:t>Chỉ Định Cận Của Trục Của 1 Subplot?</w:t>
+      </w:r>
+    </w:p>
+    <w:p>
+      <w:pPr>
+        <w:pStyle w:val="ListParagraph"/>
+        <w:numPr>
+          <w:ilvl w:val="0"/>
+          <w:numId w:val="3"/>
+        </w:numPr>
+        <w:rPr>
+          <w:lang w:val="en-US"/>
+        </w:rPr>
+      </w:pPr>
+      <w:r>
+        <w:rPr>
+          <w:lang w:val="en-US"/>
+        </w:rPr>
+        <w:t>Chỉ định cận trục hoành</w:t>
+      </w:r>
+    </w:p>
+    <w:p>
+      <w:pPr>
+        <w:pStyle w:val="ListParagraph"/>
+        <w:pBdr>
+          <w:top w:val="single" w:sz="4" w:space="1" w:color="auto"/>
+          <w:left w:val="single" w:sz="4" w:space="4" w:color="auto"/>
+          <w:bottom w:val="single" w:sz="4" w:space="1" w:color="auto"/>
+          <w:right w:val="single" w:sz="4" w:space="4" w:color="auto"/>
+        </w:pBdr>
+        <w:ind w:left="1080"/>
+        <w:rPr>
+          <w:lang w:val="en-US"/>
+        </w:rPr>
+      </w:pPr>
+      <w:r>
+        <w:rPr>
+          <w:lang w:val="en-US"/>
+        </w:rPr>
+        <w:t>&lt;Subplot&gt;.set_xlim(&lt;Cận Trái&gt;, &lt;Cận Phải&gt;)</w:t>
+      </w:r>
+    </w:p>
+    <w:p>
+      <w:pPr>
+        <w:pStyle w:val="ListParagraph"/>
+        <w:numPr>
+          <w:ilvl w:val="0"/>
+          <w:numId w:val="3"/>
+        </w:numPr>
+        <w:rPr>
+          <w:lang w:val="en-US"/>
+        </w:rPr>
+      </w:pPr>
+      <w:r>
+        <w:rPr>
+          <w:lang w:val="en-US"/>
+        </w:rPr>
+        <w:t>Chỉ định cận trục tung</w:t>
+      </w:r>
+    </w:p>
+    <w:p>
+      <w:pPr>
+        <w:pStyle w:val="ListParagraph"/>
+        <w:pBdr>
+          <w:top w:val="single" w:sz="4" w:space="1" w:color="auto"/>
+          <w:left w:val="single" w:sz="4" w:space="4" w:color="auto"/>
+          <w:bottom w:val="single" w:sz="4" w:space="1" w:color="auto"/>
+          <w:right w:val="single" w:sz="4" w:space="4" w:color="auto"/>
+        </w:pBdr>
+        <w:ind w:left="1080"/>
+        <w:rPr>
+          <w:lang w:val="en-US"/>
+        </w:rPr>
+      </w:pPr>
+      <w:r>
+        <w:rPr>
+          <w:lang w:val="en-US"/>
+        </w:rPr>
+        <w:t>&lt;Subplot&gt;.set_ylim(&lt;Cận Dưới&gt;, &lt;Cận Trên&gt;)</w:t>
+      </w:r>
+    </w:p>
+    <w:p>
+      <w:pPr>
+        <w:pStyle w:val="ListParagraph"/>
+        <w:numPr>
+          <w:ilvl w:val="0"/>
+          <w:numId w:val="1"/>
+        </w:numPr>
+        <w:rPr>
+          <w:lang w:val="en-US"/>
+        </w:rPr>
+      </w:pPr>
+      <w:r>
+        <w:rPr>
+          <w:lang w:val="en-US"/>
+        </w:rPr>
+        <w:t>Chỉ Định Tên Của Trục Của 1 Subplot?</w:t>
+      </w:r>
+    </w:p>
+    <w:p>
+      <w:pPr>
+        <w:pStyle w:val="ListParagraph"/>
+        <w:numPr>
+          <w:ilvl w:val="0"/>
+          <w:numId w:val="3"/>
+        </w:numPr>
+        <w:rPr>
+          <w:lang w:val="en-US"/>
+        </w:rPr>
+      </w:pPr>
+      <w:r>
+        <w:rPr>
+          <w:lang w:val="en-US"/>
+        </w:rPr>
+        <w:t>Chỉ định tên trục hoành</w:t>
+      </w:r>
+    </w:p>
+    <w:p>
+      <w:pPr>
+        <w:pStyle w:val="ListParagraph"/>
+        <w:pBdr>
+          <w:top w:val="single" w:sz="4" w:space="1" w:color="auto"/>
+          <w:left w:val="single" w:sz="4" w:space="4" w:color="auto"/>
+          <w:bottom w:val="single" w:sz="4" w:space="1" w:color="auto"/>
+          <w:right w:val="single" w:sz="4" w:space="4" w:color="auto"/>
+        </w:pBdr>
+        <w:ind w:left="1080"/>
+        <w:rPr>
+          <w:lang w:val="en-US"/>
+        </w:rPr>
+      </w:pPr>
+      <w:r>
+        <w:rPr>
+          <w:lang w:val="en-US"/>
+        </w:rPr>
+        <w:t>&lt;Subplot&gt;.set_xlabel(&lt;Tên Trục Hoành&gt;)</w:t>
+      </w:r>
+    </w:p>
+    <w:p>
+      <w:pPr>
+        <w:pStyle w:val="ListParagraph"/>
+        <w:numPr>
+          <w:ilvl w:val="0"/>
+          <w:numId w:val="3"/>
+        </w:numPr>
+        <w:rPr>
+          <w:lang w:val="en-US"/>
+        </w:rPr>
+      </w:pPr>
+      <w:r>
+        <w:rPr>
+          <w:lang w:val="en-US"/>
+        </w:rPr>
+        <w:t>Chỉ định tên trục tung</w:t>
+      </w:r>
+    </w:p>
+    <w:p>
+      <w:pPr>
+        <w:pStyle w:val="ListParagraph"/>
+        <w:pBdr>
+          <w:top w:val="single" w:sz="4" w:space="1" w:color="auto"/>
+          <w:left w:val="single" w:sz="4" w:space="4" w:color="auto"/>
+          <w:bottom w:val="single" w:sz="4" w:space="1" w:color="auto"/>
+          <w:right w:val="single" w:sz="4" w:space="4" w:color="auto"/>
+        </w:pBdr>
+        <w:ind w:left="1080"/>
+        <w:rPr>
+          <w:lang w:val="en-US"/>
+        </w:rPr>
+      </w:pPr>
+      <w:r>
+        <w:rPr>
+          <w:lang w:val="en-US"/>
+        </w:rPr>
+        <w:t>&lt;Subplot&gt;.set_ylabel(&lt;Tên Trục Tung&gt;)</w:t>
+      </w:r>
+    </w:p>
+    <w:p>
+      <w:pPr>
+        <w:pStyle w:val="ListParagraph"/>
+        <w:numPr>
+          <w:ilvl w:val="0"/>
+          <w:numId w:val="1"/>
+        </w:numPr>
+        <w:rPr>
+          <w:lang w:val="en-US"/>
+        </w:rPr>
+      </w:pPr>
+      <w:r>
+        <w:rPr>
+          <w:lang w:val="en-US"/>
+        </w:rPr>
+        <w:t>Chỉ Định Mốc Hiện Trên 1 Trục Của 1 Subplot?</w:t>
+      </w:r>
+    </w:p>
+    <w:p>
+      <w:pPr>
+        <w:pStyle w:val="ListParagraph"/>
+        <w:numPr>
+          <w:ilvl w:val="0"/>
+          <w:numId w:val="3"/>
+        </w:numPr>
+        <w:rPr>
+          <w:lang w:val="en-US"/>
+        </w:rPr>
+      </w:pPr>
+      <w:r>
+        <w:rPr>
+          <w:lang w:val="en-US"/>
+        </w:rPr>
+        <w:t>Chỉ định mốc trên trục hoành</w:t>
+      </w:r>
+    </w:p>
+    <w:p>
+      <w:pPr>
+        <w:pStyle w:val="ListParagraph"/>
+        <w:pBdr>
+          <w:top w:val="single" w:sz="4" w:space="1" w:color="auto"/>
+          <w:left w:val="single" w:sz="4" w:space="4" w:color="auto"/>
+          <w:bottom w:val="single" w:sz="4" w:space="1" w:color="auto"/>
+          <w:right w:val="single" w:sz="4" w:space="4" w:color="auto"/>
+        </w:pBdr>
+        <w:ind w:left="1080"/>
+        <w:rPr>
+          <w:lang w:val="en-US"/>
+        </w:rPr>
+      </w:pPr>
+      <w:r>
+        <w:rPr>
+          <w:lang w:val="en-US"/>
+        </w:rPr>
+        <w:t>&lt;Subplot&gt;.set_xticks(&lt;Dãy Các Mốc Hoành&gt;)</w:t>
+      </w:r>
+    </w:p>
+    <w:p>
+      <w:pPr>
+        <w:pStyle w:val="ListParagraph"/>
+        <w:numPr>
+          <w:ilvl w:val="0"/>
+          <w:numId w:val="3"/>
+        </w:numPr>
+        <w:rPr>
+          <w:lang w:val="en-US"/>
+        </w:rPr>
+      </w:pPr>
+      <w:r>
+        <w:rPr>
+          <w:lang w:val="en-US"/>
+        </w:rPr>
+        <w:t>Chỉ định mốc trên trục tung</w:t>
+      </w:r>
+    </w:p>
+    <w:p>
+      <w:pPr>
+        <w:pStyle w:val="ListParagraph"/>
+        <w:pBdr>
+          <w:top w:val="single" w:sz="4" w:space="1" w:color="auto"/>
+          <w:left w:val="single" w:sz="4" w:space="4" w:color="auto"/>
+          <w:bottom w:val="single" w:sz="4" w:space="1" w:color="auto"/>
+          <w:right w:val="single" w:sz="4" w:space="4" w:color="auto"/>
+        </w:pBdr>
+        <w:ind w:left="1080"/>
+        <w:rPr>
+          <w:lang w:val="en-US"/>
+        </w:rPr>
+      </w:pPr>
+      <w:r>
+        <w:rPr>
+          <w:lang w:val="en-US"/>
+        </w:rPr>
+        <w:t>&lt;Subplot&gt;.set_yticks(&lt;Dãy Các Mốc Tung&gt;)</w:t>
+      </w:r>
+    </w:p>
+    <w:p>
+      <w:pPr>
+        <w:pStyle w:val="ListParagraph"/>
+        <w:numPr>
+          <w:ilvl w:val="0"/>
+          <w:numId w:val="3"/>
+        </w:numPr>
+        <w:rPr>
+          <w:lang w:val="en-US"/>
+        </w:rPr>
+      </w:pPr>
+      <w:r>
+        <w:rPr>
+          <w:lang w:val="en-US"/>
+        </w:rPr>
+        <w:t>&lt;Dãy Các Mốc&gt; là 1 đối tượng Iterable chứa các phần tử là mốc</w:t>
+      </w:r>
+    </w:p>
+    <w:p>
+      <w:pPr>
+        <w:pStyle w:val="ListParagraph"/>
+        <w:numPr>
+          <w:ilvl w:val="0"/>
+          <w:numId w:val="3"/>
+        </w:numPr>
+        <w:rPr>
+          <w:lang w:val="en-US"/>
+        </w:rPr>
+      </w:pPr>
+      <w:r>
+        <w:rPr>
+          <w:lang w:val="en-US"/>
+        </w:rPr>
+        <w:t>Ví dụ</w:t>
+      </w:r>
+    </w:p>
+    <w:p>
+      <w:pPr>
+        <w:pStyle w:val="ListParagraph"/>
+        <w:pBdr>
+          <w:top w:val="single" w:sz="4" w:space="1" w:color="auto"/>
+          <w:left w:val="single" w:sz="4" w:space="4" w:color="auto"/>
+          <w:bottom w:val="single" w:sz="4" w:space="1" w:color="auto"/>
+          <w:right w:val="single" w:sz="4" w:space="4" w:color="auto"/>
+        </w:pBdr>
+        <w:ind w:left="1080"/>
+        <w:rPr>
+          <w:lang w:val="en-US"/>
+        </w:rPr>
+      </w:pPr>
+      <w:r>
+        <w:rPr>
+          <w:lang w:val="en-US"/>
+        </w:rPr>
+        <w:t>foo.set_xticks([1, 2, 2.5])</w:t>
+      </w:r>
+    </w:p>
+    <w:p>
+      <w:pPr>
+        <w:pStyle w:val="ListParagraph"/>
+        <w:numPr>
+          <w:ilvl w:val="0"/>
+          <w:numId w:val="1"/>
+        </w:numPr>
+        <w:rPr>
+          <w:lang w:val="en-US"/>
+        </w:rPr>
+      </w:pPr>
+      <w:r>
+        <w:rPr>
+          <w:lang w:val="en-US"/>
+        </w:rPr>
+        <w:t>Cách Plot Thêm Nhiều Vector Lên 1 Subplot?</w:t>
+      </w:r>
+    </w:p>
+    <w:p>
+      <w:pPr>
+        <w:pStyle w:val="ListParagraph"/>
+        <w:pBdr>
+          <w:top w:val="single" w:sz="4" w:space="1" w:color="auto"/>
+          <w:left w:val="single" w:sz="4" w:space="4" w:color="auto"/>
+          <w:bottom w:val="single" w:sz="4" w:space="1" w:color="auto"/>
+          <w:right w:val="single" w:sz="4" w:space="4" w:color="auto"/>
+        </w:pBdr>
+        <w:ind w:left="1080"/>
+        <w:rPr>
+          <w:lang w:val="en-US"/>
+        </w:rPr>
+      </w:pPr>
+      <w:r>
+        <w:rPr>
+          <w:lang w:val="en-US"/>
+        </w:rPr>
+        <w:t>&lt;Quiver&gt; = &lt;Subplot&gt;.quiver(</w:t>
+      </w:r>
+    </w:p>
+    <w:p>
+      <w:pPr>
+        <w:pStyle w:val="ListParagraph"/>
+        <w:pBdr>
+          <w:top w:val="single" w:sz="4" w:space="1" w:color="auto"/>
+          <w:left w:val="single" w:sz="4" w:space="4" w:color="auto"/>
+          <w:bottom w:val="single" w:sz="4" w:space="1" w:color="auto"/>
+          <w:right w:val="single" w:sz="4" w:space="4" w:color="auto"/>
+        </w:pBdr>
+        <w:ind w:left="1080"/>
+        <w:rPr>
+          <w:lang w:val="en-US"/>
+        </w:rPr>
+      </w:pPr>
+      <w:r>
+        <w:rPr>
+          <w:lang w:val="en-US"/>
+        </w:rPr>
+        <w:t xml:space="preserve">    </w:t>
+      </w:r>
+      <w:r>
+        <w:rPr>
+          <w:lang w:val="en-US"/>
+        </w:rPr>
+        <w:t xml:space="preserve">&lt;X&gt;, &lt;Y&gt;, &lt;U&gt;, &lt;V&gt;, </w:t>
+      </w:r>
+    </w:p>
+    <w:p>
+      <w:pPr>
+        <w:pStyle w:val="ListParagraph"/>
+        <w:pBdr>
+          <w:top w:val="single" w:sz="4" w:space="1" w:color="auto"/>
+          <w:left w:val="single" w:sz="4" w:space="4" w:color="auto"/>
+          <w:bottom w:val="single" w:sz="4" w:space="1" w:color="auto"/>
+          <w:right w:val="single" w:sz="4" w:space="4" w:color="auto"/>
+        </w:pBdr>
+        <w:ind w:left="1080"/>
+        <w:rPr>
+          <w:lang w:val="en-US"/>
+        </w:rPr>
+      </w:pPr>
+      <w:r>
+        <w:rPr>
+          <w:lang w:val="en-US"/>
+        </w:rPr>
+        <w:t xml:space="preserve">    </w:t>
+      </w:r>
+      <w:r>
+        <w:rPr>
+          <w:lang w:val="en-US"/>
+        </w:rPr>
+        <w:t>angles = "xy",</w:t>
       </w:r>
       <w:r>
         <w:rPr>
@@ -703,293 +1732,465 @@
         <w:rPr>
           <w:lang w:val="en-US"/>
         </w:rPr>
-        <w:t>&lt;</w:t>
-      </w:r>
-      <w:r>
-        <w:rPr>
-          <w:lang w:val="en-US"/>
-        </w:rPr>
-        <w:t>X</w:t>
-      </w:r>
-      <w:r>
-        <w:rPr>
-          <w:vertAlign w:val="subscript"/>
-          <w:lang w:val="en-US"/>
-        </w:rPr>
-        <w:t>3</w:t>
-      </w:r>
-      <w:r>
-        <w:rPr>
-          <w:lang w:val="en-US"/>
-        </w:rPr>
-        <w:t>&gt;, &lt;Y</w:t>
-      </w:r>
-      <w:r>
-        <w:rPr>
-          <w:vertAlign w:val="subscript"/>
-          <w:lang w:val="en-US"/>
-        </w:rPr>
-        <w:t>3</w:t>
-      </w:r>
-      <w:r>
-        <w:rPr>
-          <w:lang w:val="en-US"/>
-        </w:rPr>
-        <w:t>&gt;,</w:t>
-      </w:r>
-      <w:r>
-        <w:rPr>
-          <w:lang w:val="en-US"/>
-        </w:rPr>
-        <w:t xml:space="preserve"> …)</w:t>
-      </w:r>
-    </w:p>
-    <w:p>
-      <w:pPr>
-        <w:pStyle w:val="ListParagraph"/>
-        <w:numPr>
-          <w:ilvl w:val="0"/>
-          <w:numId w:val="3"/>
-        </w:numPr>
-        <w:rPr>
-          <w:lang w:val="en-US"/>
-        </w:rPr>
-      </w:pPr>
-      <w:r>
-        <w:rPr>
-          <w:lang w:val="en-US"/>
-        </w:rPr>
-        <w:t xml:space="preserve">Xét cặp </w:t>
-      </w:r>
-      <w:r>
-        <w:rPr>
-          <w:lang w:val="en-US"/>
-        </w:rPr>
-        <w:t>&lt;X</w:t>
-      </w:r>
-      <w:r>
-        <w:rPr>
-          <w:vertAlign w:val="subscript"/>
-          <w:lang w:val="en-US"/>
-        </w:rPr>
-        <w:t>n</w:t>
-      </w:r>
-      <w:r>
-        <w:rPr>
-          <w:lang w:val="en-US"/>
-        </w:rPr>
-        <w:t>&gt; và &lt;Y</w:t>
-      </w:r>
-      <w:r>
-        <w:rPr>
-          <w:vertAlign w:val="subscript"/>
-          <w:lang w:val="en-US"/>
-        </w:rPr>
-        <w:t>n</w:t>
-      </w:r>
-      <w:r>
-        <w:rPr>
-          <w:lang w:val="en-US"/>
-        </w:rPr>
-        <w:t>&gt;</w:t>
-      </w:r>
-      <w:r>
-        <w:rPr>
-          <w:lang w:val="en-US"/>
-        </w:rPr>
-        <w:t>, cả 2</w:t>
-      </w:r>
-      <w:r>
-        <w:rPr>
-          <w:lang w:val="en-US"/>
-        </w:rPr>
-        <w:t xml:space="preserve"> đề</w:t>
-      </w:r>
-      <w:r>
-        <w:rPr>
-          <w:lang w:val="en-US"/>
-        </w:rPr>
-        <w:t xml:space="preserve">u là </w:t>
-      </w:r>
-      <w:r>
-        <w:rPr>
-          <w:lang w:val="en-US"/>
-        </w:rPr>
-        <w:t>đối tượng Iterable</w:t>
-      </w:r>
-      <w:r>
-        <w:rPr>
-          <w:lang w:val="en-US"/>
-        </w:rPr>
-        <w:t xml:space="preserve"> và có số phần tử = nhau, khi đó </w:t>
-      </w:r>
-      <w:r>
-        <w:rPr>
-          <w:lang w:val="en-US"/>
-        </w:rPr>
-        <w:t>&lt;X</w:t>
-      </w:r>
-      <w:r>
-        <w:rPr>
-          <w:vertAlign w:val="subscript"/>
-          <w:lang w:val="en-US"/>
-        </w:rPr>
-        <w:t>n</w:t>
-      </w:r>
-      <w:r>
-        <w:rPr>
-          <w:lang w:val="en-US"/>
-        </w:rPr>
-        <w:t>&gt;</w:t>
-      </w:r>
-      <w:r>
-        <w:rPr>
-          <w:lang w:val="en-US"/>
-        </w:rPr>
-        <w:t xml:space="preserve">[m] và </w:t>
-      </w:r>
-      <w:r>
-        <w:rPr>
-          <w:lang w:val="en-US"/>
-        </w:rPr>
-        <w:t>&lt;Y</w:t>
-      </w:r>
-      <w:r>
-        <w:rPr>
-          <w:vertAlign w:val="subscript"/>
-          <w:lang w:val="en-US"/>
-        </w:rPr>
-        <w:t>n</w:t>
-      </w:r>
-      <w:r>
-        <w:rPr>
-          <w:lang w:val="en-US"/>
-        </w:rPr>
-        <w:t>&gt;</w:t>
-      </w:r>
-      <w:r>
-        <w:rPr>
-          <w:lang w:val="en-US"/>
-        </w:rPr>
-        <w:t xml:space="preserve">[m] lần lượt là hoành độ và tung độ của điểm thứ m trong </w:t>
-      </w:r>
-      <w:r>
-        <w:rPr>
-          <w:lang w:val="en-US"/>
-        </w:rPr>
-        <w:t xml:space="preserve">Line </w:t>
-      </w:r>
-      <w:r>
-        <w:rPr>
-          <w:lang w:val="en-US"/>
-        </w:rPr>
-        <w:t xml:space="preserve">thứ n, các điểm trong 1 </w:t>
-      </w:r>
-      <w:r>
-        <w:rPr>
-          <w:lang w:val="en-US"/>
-        </w:rPr>
-        <w:t xml:space="preserve">Line </w:t>
-      </w:r>
-      <w:r>
-        <w:rPr>
-          <w:lang w:val="en-US"/>
-        </w:rPr>
-        <w:t>sẽ được nối với nhau theo đúng thứ tự Index</w:t>
-      </w:r>
-    </w:p>
-    <w:p>
-      <w:pPr>
-        <w:pStyle w:val="ListParagraph"/>
-        <w:numPr>
-          <w:ilvl w:val="0"/>
-          <w:numId w:val="3"/>
-        </w:numPr>
-        <w:rPr>
-          <w:lang w:val="en-US"/>
-        </w:rPr>
-      </w:pPr>
-      <w:r>
-        <w:rPr>
-          <w:lang w:val="en-US"/>
-        </w:rPr>
-        <w:t>Line có Index lớn hơn thì che đi Line có Index nhỏ hơn</w:t>
-      </w:r>
-    </w:p>
-    <w:p>
-      <w:pPr>
-        <w:pStyle w:val="ListParagraph"/>
-        <w:numPr>
-          <w:ilvl w:val="0"/>
-          <w:numId w:val="3"/>
-        </w:numPr>
-        <w:rPr>
-          <w:lang w:val="en-US"/>
-        </w:rPr>
-      </w:pPr>
-      <w:r>
-        <w:rPr>
-          <w:lang w:val="en-US"/>
-        </w:rPr>
-        <w:t xml:space="preserve">&lt;Các </w:t>
-      </w:r>
-      <w:r>
-        <w:rPr>
-          <w:lang w:val="en-US"/>
-        </w:rPr>
-        <w:t>Line</w:t>
-      </w:r>
-      <w:r>
-        <w:rPr>
-          <w:lang w:val="en-US"/>
-        </w:rPr>
-        <w:t xml:space="preserve">&gt; là List có </w:t>
-      </w:r>
-      <w:r>
-        <w:rPr>
-          <w:lang w:val="en-US"/>
-        </w:rPr>
-        <w:t xml:space="preserve">các phần tử là Line, ví dụ phần tử thứ </w:t>
+        <w:t xml:space="preserve">scale_units = "xy", scale = 1, </w:t>
+      </w:r>
+    </w:p>
+    <w:p>
+      <w:pPr>
+        <w:pStyle w:val="ListParagraph"/>
+        <w:pBdr>
+          <w:top w:val="single" w:sz="4" w:space="1" w:color="auto"/>
+          <w:left w:val="single" w:sz="4" w:space="4" w:color="auto"/>
+          <w:bottom w:val="single" w:sz="4" w:space="1" w:color="auto"/>
+          <w:right w:val="single" w:sz="4" w:space="4" w:color="auto"/>
+        </w:pBdr>
+        <w:ind w:left="1080"/>
+        <w:rPr>
+          <w:lang w:val="en-US"/>
+        </w:rPr>
+      </w:pPr>
+      <w:r>
+        <w:rPr>
+          <w:lang w:val="en-US"/>
+        </w:rPr>
+        <w:lastRenderedPageBreak/>
+        <w:t xml:space="preserve">    </w:t>
+      </w:r>
+      <w:r>
+        <w:rPr>
+          <w:lang w:val="en-US"/>
+        </w:rPr>
+        <w:t>width =</w:t>
+      </w:r>
+      <w:r>
+        <w:rPr>
+          <w:lang w:val="en-US"/>
+        </w:rPr>
+        <w:t xml:space="preserve"> &lt;Độ Mập Vector&gt;</w:t>
+      </w:r>
+    </w:p>
+    <w:p>
+      <w:pPr>
+        <w:pStyle w:val="ListParagraph"/>
+        <w:pBdr>
+          <w:top w:val="single" w:sz="4" w:space="1" w:color="auto"/>
+          <w:left w:val="single" w:sz="4" w:space="4" w:color="auto"/>
+          <w:bottom w:val="single" w:sz="4" w:space="1" w:color="auto"/>
+          <w:right w:val="single" w:sz="4" w:space="4" w:color="auto"/>
+        </w:pBdr>
+        <w:ind w:left="1080"/>
+        <w:rPr>
+          <w:lang w:val="en-US"/>
+        </w:rPr>
+      </w:pPr>
+      <w:r>
+        <w:rPr>
+          <w:lang w:val="en-US"/>
+        </w:rPr>
+        <w:t>)</w:t>
+      </w:r>
+    </w:p>
+    <w:p>
+      <w:pPr>
+        <w:pStyle w:val="ListParagraph"/>
+        <w:numPr>
+          <w:ilvl w:val="0"/>
+          <w:numId w:val="3"/>
+        </w:numPr>
+        <w:rPr>
+          <w:lang w:val="en-US"/>
+        </w:rPr>
+      </w:pPr>
+      <w:r>
+        <w:rPr>
+          <w:lang w:val="en-US"/>
+        </w:rPr>
+        <w:t>Gốc của Vector được Plot sẽ có tọa độ (&lt;X&gt;, &lt;Y&gt;) và hướng (&lt;U&gt;, &lt;V&gt;)</w:t>
+      </w:r>
+    </w:p>
+    <w:p>
+      <w:pPr>
+        <w:pStyle w:val="ListParagraph"/>
+        <w:numPr>
+          <w:ilvl w:val="0"/>
+          <w:numId w:val="3"/>
+        </w:numPr>
+        <w:rPr>
+          <w:lang w:val="en-US"/>
+        </w:rPr>
+      </w:pPr>
+      <w:r>
+        <w:rPr>
+          <w:lang w:val="en-US"/>
+        </w:rPr>
+        <w:t>&lt;Độ Mập Vector&gt; nên có giá trị khoảng 0.005</w:t>
+      </w:r>
+    </w:p>
+    <w:p>
+      <w:pPr>
+        <w:pStyle w:val="ListParagraph"/>
+        <w:numPr>
+          <w:ilvl w:val="0"/>
+          <w:numId w:val="3"/>
+        </w:numPr>
+        <w:rPr>
+          <w:lang w:val="en-US"/>
+        </w:rPr>
+      </w:pPr>
+      <w:r>
+        <w:rPr>
+          <w:lang w:val="en-US"/>
+        </w:rPr>
+        <w:t>Nếu muốn Plot nhiều Vector cùng lúc, thì chèn thêm giá trị vào &lt;X&gt;, &lt;Y&gt;, &lt;U&gt;, &lt;V&gt;, biến những tham số này thành Iterable</w:t>
+      </w:r>
+    </w:p>
+    <w:p>
+      <w:pPr>
+        <w:pStyle w:val="ListParagraph"/>
+        <w:numPr>
+          <w:ilvl w:val="0"/>
+          <w:numId w:val="3"/>
+        </w:numPr>
+        <w:rPr>
+          <w:lang w:val="en-US"/>
+        </w:rPr>
+      </w:pPr>
+      <w:r>
+        <w:rPr>
+          <w:lang w:val="en-US"/>
+        </w:rPr>
+        <w:t>&lt;Quiver&gt; là đối tượng lưu trữ Plot của đống Vector này</w:t>
+      </w:r>
+    </w:p>
+    <w:p>
+      <w:pPr>
+        <w:pStyle w:val="ListParagraph"/>
+        <w:numPr>
+          <w:ilvl w:val="0"/>
+          <w:numId w:val="1"/>
+        </w:numPr>
+        <w:rPr>
+          <w:lang w:val="en-US"/>
+        </w:rPr>
+      </w:pPr>
+      <w:r>
+        <w:rPr>
+          <w:lang w:val="en-US"/>
+        </w:rPr>
+        <w:t>Cách Plot 1 Polygon Lên 1 Subplot?</w:t>
+      </w:r>
+    </w:p>
+    <w:p>
+      <w:pPr>
+        <w:pStyle w:val="ListParagraph"/>
+        <w:pBdr>
+          <w:top w:val="single" w:sz="4" w:space="1" w:color="auto"/>
+          <w:left w:val="single" w:sz="4" w:space="4" w:color="auto"/>
+          <w:bottom w:val="single" w:sz="4" w:space="1" w:color="auto"/>
+          <w:right w:val="single" w:sz="4" w:space="4" w:color="auto"/>
+        </w:pBdr>
+        <w:ind w:left="1080"/>
+        <w:rPr>
+          <w:lang w:val="en-US"/>
+        </w:rPr>
+      </w:pPr>
+      <w:r>
+        <w:rPr>
+          <w:lang w:val="en-US"/>
+        </w:rPr>
+        <w:t>&lt;Polygon&gt; = &lt;Subplot&gt;.add_patch(p = &lt;Polygon&gt;)</w:t>
+      </w:r>
+    </w:p>
+    <w:p>
+      <w:pPr>
+        <w:pStyle w:val="ListParagraph"/>
+        <w:numPr>
+          <w:ilvl w:val="0"/>
+          <w:numId w:val="1"/>
+        </w:numPr>
+        <w:rPr>
+          <w:lang w:val="en-US"/>
+        </w:rPr>
+      </w:pPr>
+      <w:r>
+        <w:rPr>
+          <w:lang w:val="en-US"/>
+        </w:rPr>
+        <w:t>Lưu Ảnh 1 Figure?</w:t>
+      </w:r>
+    </w:p>
+    <w:p>
+      <w:pPr>
+        <w:pStyle w:val="ListParagraph"/>
+        <w:pBdr>
+          <w:top w:val="single" w:sz="4" w:space="1" w:color="auto"/>
+          <w:left w:val="single" w:sz="4" w:space="4" w:color="auto"/>
+          <w:bottom w:val="single" w:sz="4" w:space="1" w:color="auto"/>
+          <w:right w:val="single" w:sz="4" w:space="4" w:color="auto"/>
+        </w:pBdr>
+        <w:ind w:left="1080"/>
+        <w:rPr>
+          <w:lang w:val="en-US"/>
+        </w:rPr>
+      </w:pPr>
+      <w:r>
+        <w:rPr>
+          <w:lang w:val="en-US"/>
+        </w:rPr>
+        <w:t xml:space="preserve">&lt;Figure&gt;.save(&lt;Tên File&gt;, </w:t>
+      </w:r>
+      <w:r>
+        <w:rPr>
+          <w:lang w:val="en-US"/>
+        </w:rPr>
+        <w:t>bbox_inches = "tight"</w:t>
+      </w:r>
+      <w:r>
+        <w:rPr>
+          <w:lang w:val="en-US"/>
+        </w:rPr>
+        <w:t>)</w:t>
+      </w:r>
+    </w:p>
+    <w:p>
+      <w:pPr>
+        <w:pStyle w:val="ListParagraph"/>
+        <w:numPr>
+          <w:ilvl w:val="0"/>
+          <w:numId w:val="3"/>
+        </w:numPr>
+        <w:rPr>
+          <w:lang w:val="en-US"/>
+        </w:rPr>
+      </w:pPr>
+      <w:r>
+        <w:rPr>
+          <w:lang w:val="en-US"/>
+        </w:rPr>
+        <w:t>&lt;Tên File&gt; nếu không có phần mở rộng thì tự động phần mở rộng là “.png”</w:t>
+      </w:r>
+    </w:p>
+    <w:p>
+      <w:pPr>
+        <w:pStyle w:val="ListParagraph"/>
+        <w:numPr>
+          <w:ilvl w:val="0"/>
+          <w:numId w:val="3"/>
+        </w:numPr>
+        <w:rPr>
+          <w:lang w:val="en-US"/>
+        </w:rPr>
+      </w:pPr>
+      <w:r>
+        <w:rPr>
+          <w:lang w:val="en-US"/>
+        </w:rPr>
+        <w:t>Đặt “</w:t>
+      </w:r>
+      <w:r>
+        <w:rPr>
+          <w:lang w:val="en-US"/>
+        </w:rPr>
+        <w:t>bbox_inches = "tight"</w:t>
+      </w:r>
+      <w:r>
+        <w:rPr>
+          <w:lang w:val="en-US"/>
+        </w:rPr>
+        <w:t>” để loại bỏ mấy cái lề trắng</w:t>
       </w:r>
       <w:bookmarkStart w:id="0" w:name="_GoBack"/>
       <w:bookmarkEnd w:id="0"/>
-      <w:r>
-        <w:rPr>
-          <w:lang w:val="en-US"/>
-        </w:rPr>
-        <w:t xml:space="preserve">3 tướng ứng với Line của cặp </w:t>
-      </w:r>
-      <w:r>
-        <w:rPr>
-          <w:lang w:val="en-US"/>
-        </w:rPr>
-        <w:t>&lt;X</w:t>
-      </w:r>
-      <w:r>
-        <w:rPr>
-          <w:vertAlign w:val="subscript"/>
-          <w:lang w:val="en-US"/>
-        </w:rPr>
-        <w:t>3</w:t>
-      </w:r>
-      <w:r>
-        <w:rPr>
-          <w:lang w:val="en-US"/>
-        </w:rPr>
-        <w:t>&gt;, &lt;Y</w:t>
-      </w:r>
-      <w:r>
-        <w:rPr>
-          <w:vertAlign w:val="subscript"/>
-          <w:lang w:val="en-US"/>
-        </w:rPr>
-        <w:t>3</w:t>
-      </w:r>
-      <w:r>
-        <w:rPr>
-          <w:lang w:val="en-US"/>
-        </w:rPr>
-        <w:t>&gt;</w:t>
+    </w:p>
+    <w:p>
+      <w:pPr>
+        <w:rPr>
+          <w:lang w:val="en-US"/>
+        </w:rPr>
+      </w:pPr>
+    </w:p>
+    <w:p>
+      <w:pPr>
+        <w:rPr>
+          <w:lang w:val="en-US"/>
+        </w:rPr>
+      </w:pPr>
+      <w:r>
+        <w:rPr>
+          <w:lang w:val="en-US"/>
+        </w:rPr>
+        <w:t>Patches:</w:t>
+      </w:r>
+    </w:p>
+    <w:p>
+      <w:pPr>
+        <w:pStyle w:val="ListParagraph"/>
+        <w:numPr>
+          <w:ilvl w:val="0"/>
+          <w:numId w:val="4"/>
+        </w:numPr>
+        <w:rPr>
+          <w:lang w:val="en-US"/>
+        </w:rPr>
+      </w:pPr>
+      <w:r>
+        <w:rPr>
+          <w:lang w:val="en-US"/>
+        </w:rPr>
+        <w:t>Cách Import?</w:t>
+      </w:r>
+    </w:p>
+    <w:p>
+      <w:pPr>
+        <w:pStyle w:val="ListParagraph"/>
+        <w:pBdr>
+          <w:top w:val="single" w:sz="4" w:space="1" w:color="auto"/>
+          <w:left w:val="single" w:sz="4" w:space="4" w:color="auto"/>
+          <w:bottom w:val="single" w:sz="4" w:space="1" w:color="auto"/>
+          <w:right w:val="single" w:sz="4" w:space="4" w:color="auto"/>
+        </w:pBdr>
+        <w:ind w:left="1080"/>
+        <w:rPr>
+          <w:lang w:val="en-US"/>
+        </w:rPr>
+      </w:pPr>
+      <w:r>
+        <w:rPr>
+          <w:lang w:val="en-US"/>
+        </w:rPr>
+        <w:t>from matplotlib import patches</w:t>
+      </w:r>
+    </w:p>
+    <w:p>
+      <w:pPr>
+        <w:pStyle w:val="ListParagraph"/>
+        <w:numPr>
+          <w:ilvl w:val="0"/>
+          <w:numId w:val="4"/>
+        </w:numPr>
+        <w:rPr>
+          <w:lang w:val="en-US"/>
+        </w:rPr>
+      </w:pPr>
+      <w:r>
+        <w:rPr>
+          <w:lang w:val="en-US"/>
+        </w:rPr>
+        <w:t>Tạo 1 Polygon?</w:t>
+      </w:r>
+    </w:p>
+    <w:p>
+      <w:pPr>
+        <w:pStyle w:val="ListParagraph"/>
+        <w:pBdr>
+          <w:top w:val="single" w:sz="4" w:space="1" w:color="auto"/>
+          <w:left w:val="single" w:sz="4" w:space="4" w:color="auto"/>
+          <w:bottom w:val="single" w:sz="4" w:space="1" w:color="auto"/>
+          <w:right w:val="single" w:sz="4" w:space="4" w:color="auto"/>
+        </w:pBdr>
+        <w:ind w:left="1080"/>
+        <w:rPr>
+          <w:lang w:val="en-US"/>
+        </w:rPr>
+      </w:pPr>
+      <w:r>
+        <w:rPr>
+          <w:lang w:val="en-US"/>
+        </w:rPr>
+        <w:t>&lt;Polygon&gt; = patches.Polygon(&lt;Danh Sách Tọa Độ Điểm&gt;, color = &lt;Màu&gt;)</w:t>
+      </w:r>
+    </w:p>
+    <w:p>
+      <w:pPr>
+        <w:pStyle w:val="ListParagraph"/>
+        <w:numPr>
+          <w:ilvl w:val="0"/>
+          <w:numId w:val="3"/>
+        </w:numPr>
+        <w:rPr>
+          <w:lang w:val="en-US"/>
+        </w:rPr>
+      </w:pPr>
+      <w:r>
+        <w:rPr>
+          <w:lang w:val="en-US"/>
+        </w:rPr>
+        <w:t>&lt;Danh Sách Tọa Độ Điểm&gt; là 1 đối tượng Iterable chứa các phần tử cũng là đối tượng Iterable, mỗi Iterable con bao gồm 2 phần tử là hoành độ và tung độ</w:t>
+      </w:r>
+    </w:p>
+    <w:p>
+      <w:pPr>
+        <w:pStyle w:val="ListParagraph"/>
+        <w:numPr>
+          <w:ilvl w:val="0"/>
+          <w:numId w:val="3"/>
+        </w:numPr>
+        <w:rPr>
+          <w:lang w:val="en-US"/>
+        </w:rPr>
+      </w:pPr>
+      <w:r>
+        <w:rPr>
+          <w:lang w:val="en-US"/>
+        </w:rPr>
+        <w:t>Các điểm trong &lt;Danh Sách Tọa Độ Điểm&gt; sẽ được nối với nhau lần lượt theo đúng thứ tự, điểm cuối cùng sẽ được nối với điểm đầu tiên, sau đó tô màu hình vẽ được</w:t>
+      </w:r>
+    </w:p>
+    <w:p>
+      <w:pPr>
+        <w:pStyle w:val="ListParagraph"/>
+        <w:numPr>
+          <w:ilvl w:val="0"/>
+          <w:numId w:val="3"/>
+        </w:numPr>
+        <w:rPr>
+          <w:lang w:val="en-US"/>
+        </w:rPr>
+      </w:pPr>
+      <w:r>
+        <w:rPr>
+          <w:lang w:val="en-US"/>
+        </w:rPr>
+        <w:t>Ví dụ</w:t>
+      </w:r>
+    </w:p>
+    <w:p>
+      <w:pPr>
+        <w:pStyle w:val="ListParagraph"/>
+        <w:pBdr>
+          <w:top w:val="single" w:sz="4" w:space="1" w:color="auto"/>
+          <w:left w:val="single" w:sz="4" w:space="4" w:color="auto"/>
+          <w:bottom w:val="single" w:sz="4" w:space="1" w:color="auto"/>
+          <w:right w:val="single" w:sz="4" w:space="4" w:color="auto"/>
+        </w:pBdr>
+        <w:ind w:left="1080"/>
+        <w:rPr>
+          <w:lang w:val="en-US"/>
+        </w:rPr>
+      </w:pPr>
+      <w:r>
+        <w:rPr>
+          <w:lang w:val="en-US"/>
+        </w:rPr>
+        <w:t>f</w:t>
+      </w:r>
+      <w:r>
+        <w:rPr>
+          <w:lang w:val="en-US"/>
+        </w:rPr>
+        <w:t xml:space="preserve">oo = patches.Polygon([(1, 4), (5, 9), (-5, 2)], color = </w:t>
+      </w:r>
+      <w:r>
+        <w:rPr>
+          <w:lang w:val="en-US"/>
+        </w:rPr>
+        <w:t>"red"</w:t>
+      </w:r>
+      <w:r>
+        <w:rPr>
+          <w:lang w:val="en-US"/>
+        </w:rPr>
+        <w:t>)</w:t>
       </w:r>
     </w:p>
     <w:sectPr>
@@ -1207,6 +2408,95 @@
     </w:lvl>
   </w:abstractNum>
   <w:abstractNum w:abstractNumId="2">
+    <w:nsid w:val="764A525E"/>
+    <w:multiLevelType w:val="hybridMultilevel"/>
+    <w:tmpl w:val="D382D314"/>
+    <w:lvl w:ilvl="0" w:tplc="39665F8C">
+      <w:start w:val="1"/>
+      <w:numFmt w:val="decimal"/>
+      <w:lvlText w:val="%1."/>
+      <w:lvlJc w:val="left"/>
+      <w:pPr>
+        <w:ind w:left="1080" w:hanging="360"/>
+      </w:pPr>
+      <w:rPr>
+        <w:rFonts w:hint="default"/>
+      </w:rPr>
+    </w:lvl>
+    <w:lvl w:ilvl="1" w:tplc="042A0019" w:tentative="1">
+      <w:start w:val="1"/>
+      <w:numFmt w:val="lowerLetter"/>
+      <w:lvlText w:val="%2."/>
+      <w:lvlJc w:val="left"/>
+      <w:pPr>
+        <w:ind w:left="1800" w:hanging="360"/>
+      </w:pPr>
+    </w:lvl>
+    <w:lvl w:ilvl="2" w:tplc="042A001B" w:tentative="1">
+      <w:start w:val="1"/>
+      <w:numFmt w:val="lowerRoman"/>
+      <w:lvlText w:val="%3."/>
+      <w:lvlJc w:val="right"/>
+      <w:pPr>
+        <w:ind w:left="2520" w:hanging="180"/>
+      </w:pPr>
+    </w:lvl>
+    <w:lvl w:ilvl="3" w:tplc="042A000F" w:tentative="1">
+      <w:start w:val="1"/>
+      <w:numFmt w:val="decimal"/>
+      <w:lvlText w:val="%4."/>
+      <w:lvlJc w:val="left"/>
+      <w:pPr>
+        <w:ind w:left="3240" w:hanging="360"/>
+      </w:pPr>
+    </w:lvl>
+    <w:lvl w:ilvl="4" w:tplc="042A0019" w:tentative="1">
+      <w:start w:val="1"/>
+      <w:numFmt w:val="lowerLetter"/>
+      <w:lvlText w:val="%5."/>
+      <w:lvlJc w:val="left"/>
+      <w:pPr>
+        <w:ind w:left="3960" w:hanging="360"/>
+      </w:pPr>
+    </w:lvl>
+    <w:lvl w:ilvl="5" w:tplc="042A001B" w:tentative="1">
+      <w:start w:val="1"/>
+      <w:numFmt w:val="lowerRoman"/>
+      <w:lvlText w:val="%6."/>
+      <w:lvlJc w:val="right"/>
+      <w:pPr>
+        <w:ind w:left="4680" w:hanging="180"/>
+      </w:pPr>
+    </w:lvl>
+    <w:lvl w:ilvl="6" w:tplc="042A000F" w:tentative="1">
+      <w:start w:val="1"/>
+      <w:numFmt w:val="decimal"/>
+      <w:lvlText w:val="%7."/>
+      <w:lvlJc w:val="left"/>
+      <w:pPr>
+        <w:ind w:left="5400" w:hanging="360"/>
+      </w:pPr>
+    </w:lvl>
+    <w:lvl w:ilvl="7" w:tplc="042A0019" w:tentative="1">
+      <w:start w:val="1"/>
+      <w:numFmt w:val="lowerLetter"/>
+      <w:lvlText w:val="%8."/>
+      <w:lvlJc w:val="left"/>
+      <w:pPr>
+        <w:ind w:left="6120" w:hanging="360"/>
+      </w:pPr>
+    </w:lvl>
+    <w:lvl w:ilvl="8" w:tplc="042A001B" w:tentative="1">
+      <w:start w:val="1"/>
+      <w:numFmt w:val="lowerRoman"/>
+      <w:lvlText w:val="%9."/>
+      <w:lvlJc w:val="right"/>
+      <w:pPr>
+        <w:ind w:left="6840" w:hanging="180"/>
+      </w:pPr>
+    </w:lvl>
+  </w:abstractNum>
+  <w:abstractNum w:abstractNumId="3">
     <w:nsid w:val="7A9B60CB"/>
     <w:multiLevelType w:val="hybridMultilevel"/>
     <w:tmpl w:val="88C435AC"/>
@@ -1323,10 +2613,13 @@
     <w:abstractNumId w:val="0"/>
   </w:num>
   <w:num w:numId="2">
-    <w:abstractNumId w:val="2"/>
+    <w:abstractNumId w:val="3"/>
   </w:num>
   <w:num w:numId="3">
     <w:abstractNumId w:val="1"/>
+  </w:num>
+  <w:num w:numId="4">
+    <w:abstractNumId w:val="2"/>
   </w:num>
 </w:numbering>
 </file>

--- a/matplotlib.docx
+++ b/matplotlib.docx
@@ -1985,13 +1985,7 @@
         <w:rPr>
           <w:lang w:val="en-US"/>
         </w:rPr>
-        <w:t>Đặt “</w:t>
-      </w:r>
-      <w:r>
-        <w:rPr>
-          <w:lang w:val="en-US"/>
-        </w:rPr>
-        <w:t>bbox_inches = "tight"</w:t>
+        <w:t>Đặt “bbox_inches = "tight"</w:t>
       </w:r>
       <w:r>
         <w:rPr>
@@ -1999,45 +1993,89 @@
         </w:rPr>
         <w:t>” để loại bỏ mấy cái lề trắng</w:t>
       </w:r>
-      <w:bookmarkStart w:id="0" w:name="_GoBack"/>
-      <w:bookmarkEnd w:id="0"/>
-    </w:p>
-    <w:p>
-      <w:pPr>
-        <w:rPr>
-          <w:lang w:val="en-US"/>
-        </w:rPr>
-      </w:pPr>
-    </w:p>
-    <w:p>
-      <w:pPr>
-        <w:rPr>
-          <w:lang w:val="en-US"/>
-        </w:rPr>
-      </w:pPr>
-      <w:r>
-        <w:rPr>
-          <w:lang w:val="en-US"/>
-        </w:rPr>
-        <w:t>Patches:</w:t>
-      </w:r>
-    </w:p>
-    <w:p>
-      <w:pPr>
-        <w:pStyle w:val="ListParagraph"/>
-        <w:numPr>
-          <w:ilvl w:val="0"/>
-          <w:numId w:val="4"/>
-        </w:numPr>
-        <w:rPr>
-          <w:lang w:val="en-US"/>
-        </w:rPr>
-      </w:pPr>
-      <w:r>
-        <w:rPr>
-          <w:lang w:val="en-US"/>
-        </w:rPr>
-        <w:t>Cách Import?</w:t>
+    </w:p>
+    <w:p>
+      <w:pPr>
+        <w:pStyle w:val="ListParagraph"/>
+        <w:numPr>
+          <w:ilvl w:val="0"/>
+          <w:numId w:val="1"/>
+        </w:numPr>
+        <w:rPr>
+          <w:lang w:val="en-US"/>
+        </w:rPr>
+      </w:pPr>
+      <w:r>
+        <w:rPr>
+          <w:lang w:val="en-US"/>
+        </w:rPr>
+        <w:t>Cách Show Ảnh Màu Từ Tensor Hoặc Numpy Array</w:t>
+      </w:r>
+      <w:r>
+        <w:rPr>
+          <w:lang w:val="en-US"/>
+        </w:rPr>
+        <w:t xml:space="preserve"> Nhanh Nhất</w:t>
+      </w:r>
+      <w:r>
+        <w:rPr>
+          <w:lang w:val="en-US"/>
+        </w:rPr>
+        <w:t>?</w:t>
+      </w:r>
+    </w:p>
+    <w:p>
+      <w:pPr>
+        <w:pStyle w:val="ListParagraph"/>
+        <w:numPr>
+          <w:ilvl w:val="0"/>
+          <w:numId w:val="5"/>
+        </w:numPr>
+        <w:rPr>
+          <w:lang w:val="en-US"/>
+        </w:rPr>
+      </w:pPr>
+      <w:r>
+        <w:rPr>
+          <w:lang w:val="en-US"/>
+        </w:rPr>
+        <w:t>Đảm bảo chiều cao xấp ảnh = 3, tấm trên cùng là đỏ, tấm giữa là xanh lá, tấm dưới là xanh dương, cầm chặt tấm ảnh lên rồi đặt lại góc tường sao cho mặt ảnh áp vào tường</w:t>
+      </w:r>
+    </w:p>
+    <w:p>
+      <w:pPr>
+        <w:pStyle w:val="ListParagraph"/>
+        <w:numPr>
+          <w:ilvl w:val="0"/>
+          <w:numId w:val="5"/>
+        </w:numPr>
+        <w:rPr>
+          <w:lang w:val="en-US"/>
+        </w:rPr>
+      </w:pPr>
+      <w:r>
+        <w:rPr>
+          <w:lang w:val="en-US"/>
+        </w:rPr>
+        <w:t>Lưu ý các giá trị trong xấp ảnh phải có giá trị từ 0 đến 1 ứng với từ 0 đến 255, nằm ngoài khoảng này sẽ bị Clip, nên kiểu dữ liệu phải là Float</w:t>
+      </w:r>
+    </w:p>
+    <w:p>
+      <w:pPr>
+        <w:pStyle w:val="ListParagraph"/>
+        <w:numPr>
+          <w:ilvl w:val="0"/>
+          <w:numId w:val="5"/>
+        </w:numPr>
+        <w:rPr>
+          <w:lang w:val="en-US"/>
+        </w:rPr>
+      </w:pPr>
+      <w:r>
+        <w:rPr>
+          <w:lang w:val="en-US"/>
+        </w:rPr>
+        <w:t>Nhập đoạn Code sau</w:t>
       </w:r>
     </w:p>
     <w:p>
@@ -2058,25 +2096,19 @@
         <w:rPr>
           <w:lang w:val="en-US"/>
         </w:rPr>
-        <w:t>from matplotlib import patches</w:t>
-      </w:r>
-    </w:p>
-    <w:p>
-      <w:pPr>
-        <w:pStyle w:val="ListParagraph"/>
-        <w:numPr>
-          <w:ilvl w:val="0"/>
-          <w:numId w:val="4"/>
-        </w:numPr>
-        <w:rPr>
-          <w:lang w:val="en-US"/>
-        </w:rPr>
-      </w:pPr>
-      <w:r>
-        <w:rPr>
-          <w:lang w:val="en-US"/>
-        </w:rPr>
-        <w:t>Tạo 1 Polygon?</w:t>
+        <w:t xml:space="preserve">plt.imshow(&lt;Tensor </w:t>
+      </w:r>
+      <w:r>
+        <w:rPr>
+          <w:lang w:val="en-US"/>
+        </w:rPr>
+        <w:t>Hoặc Numpy Array</w:t>
+      </w:r>
+      <w:r>
+        <w:rPr>
+          <w:lang w:val="en-US"/>
+        </w:rPr>
+        <w:t>&gt;)</w:t>
       </w:r>
     </w:p>
     <w:p>
@@ -2097,6 +2129,403 @@
         <w:rPr>
           <w:lang w:val="en-US"/>
         </w:rPr>
+        <w:t>plt.axis</w:t>
+      </w:r>
+      <w:r>
+        <w:rPr>
+          <w:lang w:val="en-US"/>
+        </w:rPr>
+        <w:t>("off"</w:t>
+      </w:r>
+      <w:r>
+        <w:rPr>
+          <w:lang w:val="en-US"/>
+        </w:rPr>
+        <w:t>)</w:t>
+      </w:r>
+    </w:p>
+    <w:p>
+      <w:pPr>
+        <w:pStyle w:val="ListParagraph"/>
+        <w:pBdr>
+          <w:top w:val="single" w:sz="4" w:space="1" w:color="auto"/>
+          <w:left w:val="single" w:sz="4" w:space="4" w:color="auto"/>
+          <w:bottom w:val="single" w:sz="4" w:space="1" w:color="auto"/>
+          <w:right w:val="single" w:sz="4" w:space="4" w:color="auto"/>
+        </w:pBdr>
+        <w:ind w:left="1080"/>
+        <w:rPr>
+          <w:lang w:val="en-US"/>
+        </w:rPr>
+      </w:pPr>
+      <w:r>
+        <w:rPr>
+          <w:lang w:val="en-US"/>
+        </w:rPr>
+        <w:t>plt.show</w:t>
+      </w:r>
+      <w:r>
+        <w:rPr>
+          <w:lang w:val="en-US"/>
+        </w:rPr>
+        <w:t>()</w:t>
+      </w:r>
+    </w:p>
+    <w:p>
+      <w:pPr>
+        <w:pStyle w:val="ListParagraph"/>
+        <w:numPr>
+          <w:ilvl w:val="0"/>
+          <w:numId w:val="1"/>
+        </w:numPr>
+        <w:rPr>
+          <w:lang w:val="en-US"/>
+        </w:rPr>
+      </w:pPr>
+      <w:r>
+        <w:rPr>
+          <w:lang w:val="en-US"/>
+        </w:rPr>
+        <w:t>Cách Show Ảnh Trắng Đen Từ Tensor Hoặc Numpy Array Nhanh Nhất?</w:t>
+      </w:r>
+    </w:p>
+    <w:p>
+      <w:pPr>
+        <w:pStyle w:val="ListParagraph"/>
+        <w:numPr>
+          <w:ilvl w:val="0"/>
+          <w:numId w:val="5"/>
+        </w:numPr>
+        <w:rPr>
+          <w:lang w:val="en-US"/>
+        </w:rPr>
+      </w:pPr>
+      <w:r>
+        <w:rPr>
+          <w:lang w:val="en-US"/>
+        </w:rPr>
+        <w:t xml:space="preserve">Đảm bảo ảnh có </w:t>
+      </w:r>
+      <w:bookmarkStart w:id="0" w:name="_GoBack"/>
+      <w:bookmarkEnd w:id="0"/>
+      <w:r>
+        <w:rPr>
+          <w:lang w:val="en-US"/>
+        </w:rPr>
+        <w:t>Shape 2D, kiểu dữ liệu là Float</w:t>
+      </w:r>
+    </w:p>
+    <w:p>
+      <w:pPr>
+        <w:pStyle w:val="ListParagraph"/>
+        <w:numPr>
+          <w:ilvl w:val="0"/>
+          <w:numId w:val="5"/>
+        </w:numPr>
+        <w:rPr>
+          <w:lang w:val="en-US"/>
+        </w:rPr>
+      </w:pPr>
+      <w:r>
+        <w:rPr>
+          <w:lang w:val="en-US"/>
+        </w:rPr>
+        <w:t>Nhập đoạn Code sau</w:t>
+      </w:r>
+    </w:p>
+    <w:p>
+      <w:pPr>
+        <w:pStyle w:val="ListParagraph"/>
+        <w:pBdr>
+          <w:top w:val="single" w:sz="4" w:space="1" w:color="auto"/>
+          <w:left w:val="single" w:sz="4" w:space="4" w:color="auto"/>
+          <w:bottom w:val="single" w:sz="4" w:space="1" w:color="auto"/>
+          <w:right w:val="single" w:sz="4" w:space="4" w:color="auto"/>
+        </w:pBdr>
+        <w:ind w:left="1080"/>
+        <w:rPr>
+          <w:lang w:val="en-US"/>
+        </w:rPr>
+      </w:pPr>
+      <w:r>
+        <w:rPr>
+          <w:lang w:val="en-US"/>
+        </w:rPr>
+        <w:t>plt.imshow(</w:t>
+      </w:r>
+    </w:p>
+    <w:p>
+      <w:pPr>
+        <w:pStyle w:val="ListParagraph"/>
+        <w:pBdr>
+          <w:top w:val="single" w:sz="4" w:space="1" w:color="auto"/>
+          <w:left w:val="single" w:sz="4" w:space="4" w:color="auto"/>
+          <w:bottom w:val="single" w:sz="4" w:space="1" w:color="auto"/>
+          <w:right w:val="single" w:sz="4" w:space="4" w:color="auto"/>
+        </w:pBdr>
+        <w:ind w:left="1080" w:firstLine="360"/>
+        <w:rPr>
+          <w:lang w:val="en-US"/>
+        </w:rPr>
+      </w:pPr>
+      <w:r>
+        <w:rPr>
+          <w:lang w:val="en-US"/>
+        </w:rPr>
+        <w:t>&lt;</w:t>
+      </w:r>
+      <w:r>
+        <w:rPr>
+          <w:lang w:val="en-US"/>
+        </w:rPr>
+        <w:t xml:space="preserve">Tensor </w:t>
+      </w:r>
+      <w:r>
+        <w:rPr>
+          <w:lang w:val="en-US"/>
+        </w:rPr>
+        <w:t>Hoặc Numpy Array</w:t>
+      </w:r>
+      <w:r>
+        <w:rPr>
+          <w:lang w:val="en-US"/>
+        </w:rPr>
+        <w:t xml:space="preserve">&gt;, </w:t>
+      </w:r>
+      <w:r>
+        <w:rPr>
+          <w:lang w:val="en-US"/>
+        </w:rPr>
+        <w:t xml:space="preserve">cmap = "gray", </w:t>
+      </w:r>
+    </w:p>
+    <w:p>
+      <w:pPr>
+        <w:pStyle w:val="ListParagraph"/>
+        <w:pBdr>
+          <w:top w:val="single" w:sz="4" w:space="1" w:color="auto"/>
+          <w:left w:val="single" w:sz="4" w:space="4" w:color="auto"/>
+          <w:bottom w:val="single" w:sz="4" w:space="1" w:color="auto"/>
+          <w:right w:val="single" w:sz="4" w:space="4" w:color="auto"/>
+        </w:pBdr>
+        <w:ind w:left="1080" w:firstLine="360"/>
+        <w:rPr>
+          <w:lang w:val="en-US"/>
+        </w:rPr>
+      </w:pPr>
+      <w:r>
+        <w:rPr>
+          <w:lang w:val="en-US"/>
+        </w:rPr>
+        <w:t xml:space="preserve">vmin = &lt;Cận Dưới&gt;, </w:t>
+      </w:r>
+      <w:r>
+        <w:rPr>
+          <w:lang w:val="en-US"/>
+        </w:rPr>
+        <w:t>vmax = &lt;Cận Trên&gt;</w:t>
+      </w:r>
+    </w:p>
+    <w:p>
+      <w:pPr>
+        <w:pStyle w:val="ListParagraph"/>
+        <w:pBdr>
+          <w:top w:val="single" w:sz="4" w:space="1" w:color="auto"/>
+          <w:left w:val="single" w:sz="4" w:space="4" w:color="auto"/>
+          <w:bottom w:val="single" w:sz="4" w:space="1" w:color="auto"/>
+          <w:right w:val="single" w:sz="4" w:space="4" w:color="auto"/>
+        </w:pBdr>
+        <w:ind w:left="1080"/>
+        <w:rPr>
+          <w:lang w:val="en-US"/>
+        </w:rPr>
+      </w:pPr>
+      <w:r>
+        <w:rPr>
+          <w:lang w:val="en-US"/>
+        </w:rPr>
+        <w:t>)</w:t>
+      </w:r>
+    </w:p>
+    <w:p>
+      <w:pPr>
+        <w:pStyle w:val="ListParagraph"/>
+        <w:pBdr>
+          <w:top w:val="single" w:sz="4" w:space="1" w:color="auto"/>
+          <w:left w:val="single" w:sz="4" w:space="4" w:color="auto"/>
+          <w:bottom w:val="single" w:sz="4" w:space="1" w:color="auto"/>
+          <w:right w:val="single" w:sz="4" w:space="4" w:color="auto"/>
+        </w:pBdr>
+        <w:ind w:left="1080"/>
+        <w:rPr>
+          <w:lang w:val="en-US"/>
+        </w:rPr>
+      </w:pPr>
+      <w:r>
+        <w:rPr>
+          <w:lang w:val="en-US"/>
+        </w:rPr>
+        <w:t>plt.axis(</w:t>
+      </w:r>
+      <w:r>
+        <w:rPr>
+          <w:lang w:val="en-US"/>
+        </w:rPr>
+        <w:t>"</w:t>
+      </w:r>
+      <w:r>
+        <w:rPr>
+          <w:lang w:val="en-US"/>
+        </w:rPr>
+        <w:t>off</w:t>
+      </w:r>
+      <w:r>
+        <w:rPr>
+          <w:lang w:val="en-US"/>
+        </w:rPr>
+        <w:t>"</w:t>
+      </w:r>
+      <w:r>
+        <w:rPr>
+          <w:lang w:val="en-US"/>
+        </w:rPr>
+        <w:t>)</w:t>
+      </w:r>
+    </w:p>
+    <w:p>
+      <w:pPr>
+        <w:pStyle w:val="ListParagraph"/>
+        <w:pBdr>
+          <w:top w:val="single" w:sz="4" w:space="1" w:color="auto"/>
+          <w:left w:val="single" w:sz="4" w:space="4" w:color="auto"/>
+          <w:bottom w:val="single" w:sz="4" w:space="1" w:color="auto"/>
+          <w:right w:val="single" w:sz="4" w:space="4" w:color="auto"/>
+        </w:pBdr>
+        <w:ind w:left="1080"/>
+        <w:rPr>
+          <w:lang w:val="en-US"/>
+        </w:rPr>
+      </w:pPr>
+      <w:r>
+        <w:rPr>
+          <w:lang w:val="en-US"/>
+        </w:rPr>
+        <w:t>plt.show()</w:t>
+      </w:r>
+    </w:p>
+    <w:p>
+      <w:pPr>
+        <w:pStyle w:val="ListParagraph"/>
+        <w:numPr>
+          <w:ilvl w:val="0"/>
+          <w:numId w:val="5"/>
+        </w:numPr>
+        <w:rPr>
+          <w:lang w:val="en-US"/>
+        </w:rPr>
+      </w:pPr>
+      <w:r>
+        <w:rPr>
+          <w:lang w:val="en-US"/>
+        </w:rPr>
+        <w:t>&lt;Cận Dưới&gt; và &lt;Cận Trên&gt; chỉ định giá trị có màu đen và giá trị có màu trắng, giá trị ở giữa sẽ có màu được nội suy tuyến tính, nếu không đặt thì giá trị nhỏ nhất và lớn nhất của Tensor sẽ là &lt;Cận Dưới&gt; và &lt;Cận Trên&gt;</w:t>
+      </w:r>
+    </w:p>
+    <w:p>
+      <w:pPr>
+        <w:rPr>
+          <w:lang w:val="en-US"/>
+        </w:rPr>
+      </w:pPr>
+    </w:p>
+    <w:p>
+      <w:pPr>
+        <w:rPr>
+          <w:lang w:val="en-US"/>
+        </w:rPr>
+      </w:pPr>
+      <w:r>
+        <w:rPr>
+          <w:lang w:val="en-US"/>
+        </w:rPr>
+        <w:t>Patches:</w:t>
+      </w:r>
+    </w:p>
+    <w:p>
+      <w:pPr>
+        <w:pStyle w:val="ListParagraph"/>
+        <w:numPr>
+          <w:ilvl w:val="0"/>
+          <w:numId w:val="4"/>
+        </w:numPr>
+        <w:rPr>
+          <w:lang w:val="en-US"/>
+        </w:rPr>
+      </w:pPr>
+      <w:r>
+        <w:rPr>
+          <w:lang w:val="en-US"/>
+        </w:rPr>
+        <w:t>Cách Import?</w:t>
+      </w:r>
+    </w:p>
+    <w:p>
+      <w:pPr>
+        <w:pStyle w:val="ListParagraph"/>
+        <w:pBdr>
+          <w:top w:val="single" w:sz="4" w:space="1" w:color="auto"/>
+          <w:left w:val="single" w:sz="4" w:space="4" w:color="auto"/>
+          <w:bottom w:val="single" w:sz="4" w:space="1" w:color="auto"/>
+          <w:right w:val="single" w:sz="4" w:space="4" w:color="auto"/>
+        </w:pBdr>
+        <w:ind w:left="1080"/>
+        <w:rPr>
+          <w:lang w:val="en-US"/>
+        </w:rPr>
+      </w:pPr>
+      <w:r>
+        <w:rPr>
+          <w:lang w:val="en-US"/>
+        </w:rPr>
+        <w:t>from matplotlib import patches</w:t>
+      </w:r>
+    </w:p>
+    <w:p>
+      <w:pPr>
+        <w:pStyle w:val="ListParagraph"/>
+        <w:numPr>
+          <w:ilvl w:val="0"/>
+          <w:numId w:val="4"/>
+        </w:numPr>
+        <w:rPr>
+          <w:lang w:val="en-US"/>
+        </w:rPr>
+      </w:pPr>
+      <w:r>
+        <w:rPr>
+          <w:lang w:val="en-US"/>
+        </w:rPr>
+        <w:t>Tạo 1 Polygon?</w:t>
+      </w:r>
+    </w:p>
+    <w:p>
+      <w:pPr>
+        <w:pStyle w:val="ListParagraph"/>
+        <w:pBdr>
+          <w:top w:val="single" w:sz="4" w:space="1" w:color="auto"/>
+          <w:left w:val="single" w:sz="4" w:space="4" w:color="auto"/>
+          <w:bottom w:val="single" w:sz="4" w:space="1" w:color="auto"/>
+          <w:right w:val="single" w:sz="4" w:space="4" w:color="auto"/>
+        </w:pBdr>
+        <w:ind w:left="1080"/>
+        <w:rPr>
+          <w:lang w:val="en-US"/>
+        </w:rPr>
+      </w:pPr>
+      <w:r>
+        <w:rPr>
+          <w:lang w:val="en-US"/>
+        </w:rPr>
         <w:t>&lt;Polygon&gt; = patches.Polygon(&lt;Danh Sách Tọa Độ Điểm&gt;, color = &lt;Màu&gt;)</w:t>
       </w:r>
     </w:p>
@@ -2133,6 +2562,7 @@
         <w:rPr>
           <w:lang w:val="en-US"/>
         </w:rPr>
+        <w:lastRenderedPageBreak/>
         <w:t>Các điểm trong &lt;Danh Sách Tọa Độ Điểm&gt; sẽ được nối với nhau lần lượt theo đúng thứ tự, điểm cuối cùng sẽ được nối với điểm đầu tiên, sau đó tô màu hình vẽ được</w:t>
       </w:r>
     </w:p>
@@ -2408,6 +2838,297 @@
     </w:lvl>
   </w:abstractNum>
   <w:abstractNum w:abstractNumId="2">
+    <w:nsid w:val="3BAC63A6"/>
+    <w:multiLevelType w:val="hybridMultilevel"/>
+    <w:tmpl w:val="66FA105C"/>
+    <w:lvl w:ilvl="0" w:tplc="ABB01EF0">
+      <w:start w:val="1"/>
+      <w:numFmt w:val="decimal"/>
+      <w:lvlText w:val="%1."/>
+      <w:lvlJc w:val="left"/>
+      <w:pPr>
+        <w:ind w:left="1080" w:hanging="360"/>
+      </w:pPr>
+      <w:rPr>
+        <w:rFonts w:hint="default"/>
+      </w:rPr>
+    </w:lvl>
+    <w:lvl w:ilvl="1" w:tplc="042A0019" w:tentative="1">
+      <w:start w:val="1"/>
+      <w:numFmt w:val="lowerLetter"/>
+      <w:lvlText w:val="%2."/>
+      <w:lvlJc w:val="left"/>
+      <w:pPr>
+        <w:ind w:left="1800" w:hanging="360"/>
+      </w:pPr>
+    </w:lvl>
+    <w:lvl w:ilvl="2" w:tplc="042A001B" w:tentative="1">
+      <w:start w:val="1"/>
+      <w:numFmt w:val="lowerRoman"/>
+      <w:lvlText w:val="%3."/>
+      <w:lvlJc w:val="right"/>
+      <w:pPr>
+        <w:ind w:left="2520" w:hanging="180"/>
+      </w:pPr>
+    </w:lvl>
+    <w:lvl w:ilvl="3" w:tplc="042A000F" w:tentative="1">
+      <w:start w:val="1"/>
+      <w:numFmt w:val="decimal"/>
+      <w:lvlText w:val="%4."/>
+      <w:lvlJc w:val="left"/>
+      <w:pPr>
+        <w:ind w:left="3240" w:hanging="360"/>
+      </w:pPr>
+    </w:lvl>
+    <w:lvl w:ilvl="4" w:tplc="042A0019" w:tentative="1">
+      <w:start w:val="1"/>
+      <w:numFmt w:val="lowerLetter"/>
+      <w:lvlText w:val="%5."/>
+      <w:lvlJc w:val="left"/>
+      <w:pPr>
+        <w:ind w:left="3960" w:hanging="360"/>
+      </w:pPr>
+    </w:lvl>
+    <w:lvl w:ilvl="5" w:tplc="042A001B" w:tentative="1">
+      <w:start w:val="1"/>
+      <w:numFmt w:val="lowerRoman"/>
+      <w:lvlText w:val="%6."/>
+      <w:lvlJc w:val="right"/>
+      <w:pPr>
+        <w:ind w:left="4680" w:hanging="180"/>
+      </w:pPr>
+    </w:lvl>
+    <w:lvl w:ilvl="6" w:tplc="042A000F" w:tentative="1">
+      <w:start w:val="1"/>
+      <w:numFmt w:val="decimal"/>
+      <w:lvlText w:val="%7."/>
+      <w:lvlJc w:val="left"/>
+      <w:pPr>
+        <w:ind w:left="5400" w:hanging="360"/>
+      </w:pPr>
+    </w:lvl>
+    <w:lvl w:ilvl="7" w:tplc="042A0019" w:tentative="1">
+      <w:start w:val="1"/>
+      <w:numFmt w:val="lowerLetter"/>
+      <w:lvlText w:val="%8."/>
+      <w:lvlJc w:val="left"/>
+      <w:pPr>
+        <w:ind w:left="6120" w:hanging="360"/>
+      </w:pPr>
+    </w:lvl>
+    <w:lvl w:ilvl="8" w:tplc="042A001B" w:tentative="1">
+      <w:start w:val="1"/>
+      <w:numFmt w:val="lowerRoman"/>
+      <w:lvlText w:val="%9."/>
+      <w:lvlJc w:val="right"/>
+      <w:pPr>
+        <w:ind w:left="6840" w:hanging="180"/>
+      </w:pPr>
+    </w:lvl>
+  </w:abstractNum>
+  <w:abstractNum w:abstractNumId="3">
+    <w:nsid w:val="5F480BCC"/>
+    <w:multiLevelType w:val="hybridMultilevel"/>
+    <w:tmpl w:val="CE205946"/>
+    <w:lvl w:ilvl="0" w:tplc="6C64CD26">
+      <w:start w:val="1"/>
+      <w:numFmt w:val="decimal"/>
+      <w:lvlText w:val="%1."/>
+      <w:lvlJc w:val="left"/>
+      <w:pPr>
+        <w:ind w:left="1080" w:hanging="360"/>
+      </w:pPr>
+      <w:rPr>
+        <w:rFonts w:hint="default"/>
+      </w:rPr>
+    </w:lvl>
+    <w:lvl w:ilvl="1" w:tplc="042A0019" w:tentative="1">
+      <w:start w:val="1"/>
+      <w:numFmt w:val="lowerLetter"/>
+      <w:lvlText w:val="%2."/>
+      <w:lvlJc w:val="left"/>
+      <w:pPr>
+        <w:ind w:left="1800" w:hanging="360"/>
+      </w:pPr>
+    </w:lvl>
+    <w:lvl w:ilvl="2" w:tplc="042A001B" w:tentative="1">
+      <w:start w:val="1"/>
+      <w:numFmt w:val="lowerRoman"/>
+      <w:lvlText w:val="%3."/>
+      <w:lvlJc w:val="right"/>
+      <w:pPr>
+        <w:ind w:left="2520" w:hanging="180"/>
+      </w:pPr>
+    </w:lvl>
+    <w:lvl w:ilvl="3" w:tplc="042A000F" w:tentative="1">
+      <w:start w:val="1"/>
+      <w:numFmt w:val="decimal"/>
+      <w:lvlText w:val="%4."/>
+      <w:lvlJc w:val="left"/>
+      <w:pPr>
+        <w:ind w:left="3240" w:hanging="360"/>
+      </w:pPr>
+    </w:lvl>
+    <w:lvl w:ilvl="4" w:tplc="042A0019" w:tentative="1">
+      <w:start w:val="1"/>
+      <w:numFmt w:val="lowerLetter"/>
+      <w:lvlText w:val="%5."/>
+      <w:lvlJc w:val="left"/>
+      <w:pPr>
+        <w:ind w:left="3960" w:hanging="360"/>
+      </w:pPr>
+    </w:lvl>
+    <w:lvl w:ilvl="5" w:tplc="042A001B" w:tentative="1">
+      <w:start w:val="1"/>
+      <w:numFmt w:val="lowerRoman"/>
+      <w:lvlText w:val="%6."/>
+      <w:lvlJc w:val="right"/>
+      <w:pPr>
+        <w:ind w:left="4680" w:hanging="180"/>
+      </w:pPr>
+    </w:lvl>
+    <w:lvl w:ilvl="6" w:tplc="042A000F" w:tentative="1">
+      <w:start w:val="1"/>
+      <w:numFmt w:val="decimal"/>
+      <w:lvlText w:val="%7."/>
+      <w:lvlJc w:val="left"/>
+      <w:pPr>
+        <w:ind w:left="5400" w:hanging="360"/>
+      </w:pPr>
+    </w:lvl>
+    <w:lvl w:ilvl="7" w:tplc="042A0019" w:tentative="1">
+      <w:start w:val="1"/>
+      <w:numFmt w:val="lowerLetter"/>
+      <w:lvlText w:val="%8."/>
+      <w:lvlJc w:val="left"/>
+      <w:pPr>
+        <w:ind w:left="6120" w:hanging="360"/>
+      </w:pPr>
+    </w:lvl>
+    <w:lvl w:ilvl="8" w:tplc="042A001B" w:tentative="1">
+      <w:start w:val="1"/>
+      <w:numFmt w:val="lowerRoman"/>
+      <w:lvlText w:val="%9."/>
+      <w:lvlJc w:val="right"/>
+      <w:pPr>
+        <w:ind w:left="6840" w:hanging="180"/>
+      </w:pPr>
+    </w:lvl>
+  </w:abstractNum>
+  <w:abstractNum w:abstractNumId="4">
+    <w:nsid w:val="68BD6CF9"/>
+    <w:multiLevelType w:val="hybridMultilevel"/>
+    <w:tmpl w:val="FD54193C"/>
+    <w:lvl w:ilvl="0" w:tplc="0A8E38CA">
+      <w:start w:val="1"/>
+      <w:numFmt w:val="bullet"/>
+      <w:lvlText w:val=""/>
+      <w:lvlJc w:val="left"/>
+      <w:pPr>
+        <w:ind w:left="1080" w:hanging="360"/>
+      </w:pPr>
+      <w:rPr>
+        <w:rFonts w:ascii="Wingdings" w:eastAsiaTheme="minorHAnsi" w:hAnsi="Wingdings" w:cstheme="minorBidi" w:hint="default"/>
+      </w:rPr>
+    </w:lvl>
+    <w:lvl w:ilvl="1" w:tplc="042A0003">
+      <w:start w:val="1"/>
+      <w:numFmt w:val="bullet"/>
+      <w:lvlText w:val="o"/>
+      <w:lvlJc w:val="left"/>
+      <w:pPr>
+        <w:ind w:left="1800" w:hanging="360"/>
+      </w:pPr>
+      <w:rPr>
+        <w:rFonts w:ascii="Courier New" w:hAnsi="Courier New" w:cs="Courier New" w:hint="default"/>
+      </w:rPr>
+    </w:lvl>
+    <w:lvl w:ilvl="2" w:tplc="042A0005" w:tentative="1">
+      <w:start w:val="1"/>
+      <w:numFmt w:val="bullet"/>
+      <w:lvlText w:val=""/>
+      <w:lvlJc w:val="left"/>
+      <w:pPr>
+        <w:ind w:left="2520" w:hanging="360"/>
+      </w:pPr>
+      <w:rPr>
+        <w:rFonts w:ascii="Wingdings" w:hAnsi="Wingdings" w:hint="default"/>
+      </w:rPr>
+    </w:lvl>
+    <w:lvl w:ilvl="3" w:tplc="042A0001" w:tentative="1">
+      <w:start w:val="1"/>
+      <w:numFmt w:val="bullet"/>
+      <w:lvlText w:val=""/>
+      <w:lvlJc w:val="left"/>
+      <w:pPr>
+        <w:ind w:left="3240" w:hanging="360"/>
+      </w:pPr>
+      <w:rPr>
+        <w:rFonts w:ascii="Symbol" w:hAnsi="Symbol" w:hint="default"/>
+      </w:rPr>
+    </w:lvl>
+    <w:lvl w:ilvl="4" w:tplc="042A0003" w:tentative="1">
+      <w:start w:val="1"/>
+      <w:numFmt w:val="bullet"/>
+      <w:lvlText w:val="o"/>
+      <w:lvlJc w:val="left"/>
+      <w:pPr>
+        <w:ind w:left="3960" w:hanging="360"/>
+      </w:pPr>
+      <w:rPr>
+        <w:rFonts w:ascii="Courier New" w:hAnsi="Courier New" w:cs="Courier New" w:hint="default"/>
+      </w:rPr>
+    </w:lvl>
+    <w:lvl w:ilvl="5" w:tplc="042A0005" w:tentative="1">
+      <w:start w:val="1"/>
+      <w:numFmt w:val="bullet"/>
+      <w:lvlText w:val=""/>
+      <w:lvlJc w:val="left"/>
+      <w:pPr>
+        <w:ind w:left="4680" w:hanging="360"/>
+      </w:pPr>
+      <w:rPr>
+        <w:rFonts w:ascii="Wingdings" w:hAnsi="Wingdings" w:hint="default"/>
+      </w:rPr>
+    </w:lvl>
+    <w:lvl w:ilvl="6" w:tplc="042A0001" w:tentative="1">
+      <w:start w:val="1"/>
+      <w:numFmt w:val="bullet"/>
+      <w:lvlText w:val=""/>
+      <w:lvlJc w:val="left"/>
+      <w:pPr>
+        <w:ind w:left="5400" w:hanging="360"/>
+      </w:pPr>
+      <w:rPr>
+        <w:rFonts w:ascii="Symbol" w:hAnsi="Symbol" w:hint="default"/>
+      </w:rPr>
+    </w:lvl>
+    <w:lvl w:ilvl="7" w:tplc="042A0003" w:tentative="1">
+      <w:start w:val="1"/>
+      <w:numFmt w:val="bullet"/>
+      <w:lvlText w:val="o"/>
+      <w:lvlJc w:val="left"/>
+      <w:pPr>
+        <w:ind w:left="6120" w:hanging="360"/>
+      </w:pPr>
+      <w:rPr>
+        <w:rFonts w:ascii="Courier New" w:hAnsi="Courier New" w:cs="Courier New" w:hint="default"/>
+      </w:rPr>
+    </w:lvl>
+    <w:lvl w:ilvl="8" w:tplc="042A0005" w:tentative="1">
+      <w:start w:val="1"/>
+      <w:numFmt w:val="bullet"/>
+      <w:lvlText w:val=""/>
+      <w:lvlJc w:val="left"/>
+      <w:pPr>
+        <w:ind w:left="6840" w:hanging="360"/>
+      </w:pPr>
+      <w:rPr>
+        <w:rFonts w:ascii="Wingdings" w:hAnsi="Wingdings" w:hint="default"/>
+      </w:rPr>
+    </w:lvl>
+  </w:abstractNum>
+  <w:abstractNum w:abstractNumId="5">
     <w:nsid w:val="764A525E"/>
     <w:multiLevelType w:val="hybridMultilevel"/>
     <w:tmpl w:val="D382D314"/>
@@ -2496,7 +3217,7 @@
       </w:pPr>
     </w:lvl>
   </w:abstractNum>
-  <w:abstractNum w:abstractNumId="3">
+  <w:abstractNum w:abstractNumId="6">
     <w:nsid w:val="7A9B60CB"/>
     <w:multiLevelType w:val="hybridMultilevel"/>
     <w:tmpl w:val="88C435AC"/>
@@ -2613,13 +3334,22 @@
     <w:abstractNumId w:val="0"/>
   </w:num>
   <w:num w:numId="2">
-    <w:abstractNumId w:val="3"/>
+    <w:abstractNumId w:val="6"/>
   </w:num>
   <w:num w:numId="3">
     <w:abstractNumId w:val="1"/>
   </w:num>
   <w:num w:numId="4">
+    <w:abstractNumId w:val="5"/>
+  </w:num>
+  <w:num w:numId="5">
+    <w:abstractNumId w:val="4"/>
+  </w:num>
+  <w:num w:numId="6">
     <w:abstractNumId w:val="2"/>
+  </w:num>
+  <w:num w:numId="7">
+    <w:abstractNumId w:val="3"/>
   </w:num>
 </w:numbering>
 </file>
@@ -2822,6 +3552,16 @@
       <w:contextualSpacing/>
     </w:pPr>
   </w:style>
+  <w:style w:type="character" w:styleId="PlaceholderText">
+    <w:name w:val="Placeholder Text"/>
+    <w:basedOn w:val="DefaultParagraphFont"/>
+    <w:uiPriority w:val="99"/>
+    <w:semiHidden/>
+    <w:rsid w:val="002004BC"/>
+    <w:rPr>
+      <w:color w:val="808080"/>
+    </w:rPr>
+  </w:style>
 </w:styles>
 </file>
 
@@ -3022,6 +3762,16 @@
       <w:ind w:left="720"/>
       <w:contextualSpacing/>
     </w:pPr>
+  </w:style>
+  <w:style w:type="character" w:styleId="PlaceholderText">
+    <w:name w:val="Placeholder Text"/>
+    <w:basedOn w:val="DefaultParagraphFont"/>
+    <w:uiPriority w:val="99"/>
+    <w:semiHidden/>
+    <w:rsid w:val="002004BC"/>
+    <w:rPr>
+      <w:color w:val="808080"/>
+    </w:rPr>
   </w:style>
 </w:styles>
 </file>

--- a/matplotlib.docx
+++ b/matplotlib.docx
@@ -2009,73 +2009,7 @@
         <w:rPr>
           <w:lang w:val="en-US"/>
         </w:rPr>
-        <w:t>Cách Show Ảnh Màu Từ Tensor Hoặc Numpy Array</w:t>
-      </w:r>
-      <w:r>
-        <w:rPr>
-          <w:lang w:val="en-US"/>
-        </w:rPr>
-        <w:t xml:space="preserve"> Nhanh Nhất</w:t>
-      </w:r>
-      <w:r>
-        <w:rPr>
-          <w:lang w:val="en-US"/>
-        </w:rPr>
-        <w:t>?</w:t>
-      </w:r>
-    </w:p>
-    <w:p>
-      <w:pPr>
-        <w:pStyle w:val="ListParagraph"/>
-        <w:numPr>
-          <w:ilvl w:val="0"/>
-          <w:numId w:val="5"/>
-        </w:numPr>
-        <w:rPr>
-          <w:lang w:val="en-US"/>
-        </w:rPr>
-      </w:pPr>
-      <w:r>
-        <w:rPr>
-          <w:lang w:val="en-US"/>
-        </w:rPr>
-        <w:t>Đảm bảo chiều cao xấp ảnh = 3, tấm trên cùng là đỏ, tấm giữa là xanh lá, tấm dưới là xanh dương, cầm chặt tấm ảnh lên rồi đặt lại góc tường sao cho mặt ảnh áp vào tường</w:t>
-      </w:r>
-    </w:p>
-    <w:p>
-      <w:pPr>
-        <w:pStyle w:val="ListParagraph"/>
-        <w:numPr>
-          <w:ilvl w:val="0"/>
-          <w:numId w:val="5"/>
-        </w:numPr>
-        <w:rPr>
-          <w:lang w:val="en-US"/>
-        </w:rPr>
-      </w:pPr>
-      <w:r>
-        <w:rPr>
-          <w:lang w:val="en-US"/>
-        </w:rPr>
-        <w:t>Lưu ý các giá trị trong xấp ảnh phải có giá trị từ 0 đến 1 ứng với từ 0 đến 255, nằm ngoài khoảng này sẽ bị Clip, nên kiểu dữ liệu phải là Float</w:t>
-      </w:r>
-    </w:p>
-    <w:p>
-      <w:pPr>
-        <w:pStyle w:val="ListParagraph"/>
-        <w:numPr>
-          <w:ilvl w:val="0"/>
-          <w:numId w:val="5"/>
-        </w:numPr>
-        <w:rPr>
-          <w:lang w:val="en-US"/>
-        </w:rPr>
-      </w:pPr>
-      <w:r>
-        <w:rPr>
-          <w:lang w:val="en-US"/>
-        </w:rPr>
-        <w:t>Nhập đoạn Code sau</w:t>
+        <w:t>Cách Show Ảnh Màu Trong 1 Subplot?</w:t>
       </w:r>
     </w:p>
     <w:p>
@@ -2096,19 +2030,67 @@
         <w:rPr>
           <w:lang w:val="en-US"/>
         </w:rPr>
-        <w:t xml:space="preserve">plt.imshow(&lt;Tensor </w:t>
-      </w:r>
-      <w:r>
-        <w:rPr>
-          <w:lang w:val="en-US"/>
-        </w:rPr>
-        <w:t>Hoặc Numpy Array</w:t>
-      </w:r>
-      <w:r>
-        <w:rPr>
-          <w:lang w:val="en-US"/>
-        </w:rPr>
-        <w:t>&gt;)</w:t>
+        <w:t>&lt;Subplot&gt;.imshow(&lt;Tensor Ảnh Hoặc Numpy Array Ảnh&gt;)</w:t>
+      </w:r>
+    </w:p>
+    <w:p>
+      <w:pPr>
+        <w:pStyle w:val="ListParagraph"/>
+        <w:numPr>
+          <w:ilvl w:val="0"/>
+          <w:numId w:val="3"/>
+        </w:numPr>
+        <w:rPr>
+          <w:lang w:val="en-US"/>
+        </w:rPr>
+      </w:pPr>
+      <w:r>
+        <w:rPr>
+          <w:lang w:val="en-US"/>
+        </w:rPr>
+        <w:t>Đảm bảo chiều cao xấp ảnh = 3, tấm trên cùng là đỏ, tấm giữa là xanh lá, tấm dưới là xanh dương, cầm chặt tấm ảnh lên rồi đặt lại góc tường sao cho mặt ảnh áp vào tường</w:t>
+      </w:r>
+    </w:p>
+    <w:p>
+      <w:pPr>
+        <w:pStyle w:val="ListParagraph"/>
+        <w:numPr>
+          <w:ilvl w:val="0"/>
+          <w:numId w:val="3"/>
+        </w:numPr>
+        <w:rPr>
+          <w:lang w:val="en-US"/>
+        </w:rPr>
+      </w:pPr>
+      <w:r>
+        <w:rPr>
+          <w:lang w:val="en-US"/>
+        </w:rPr>
+        <w:t>Lưu ý các giá trị trong xấp ảnh phải có giá trị từ 0 đến 1 ứng với từ 0 đến 255, nằm ngoài khoảng này sẽ bị Clip, nên kiểu dữ liệu phải là Floa</w:t>
+      </w:r>
+      <w:r>
+        <w:rPr>
+          <w:lang w:val="en-US"/>
+        </w:rPr>
+        <w:t>t</w:t>
+      </w:r>
+    </w:p>
+    <w:p>
+      <w:pPr>
+        <w:pStyle w:val="ListParagraph"/>
+        <w:numPr>
+          <w:ilvl w:val="0"/>
+          <w:numId w:val="1"/>
+        </w:numPr>
+        <w:rPr>
+          <w:lang w:val="en-US"/>
+        </w:rPr>
+      </w:pPr>
+      <w:r>
+        <w:rPr>
+          <w:lang w:val="en-US"/>
+        </w:rPr>
+        <w:t>Cách Show Ảnh trắng đen trong 1 subplot?</w:t>
       </w:r>
     </w:p>
     <w:p>
@@ -2129,19 +2111,91 @@
         <w:rPr>
           <w:lang w:val="en-US"/>
         </w:rPr>
-        <w:t>plt.axis</w:t>
-      </w:r>
-      <w:r>
-        <w:rPr>
-          <w:lang w:val="en-US"/>
-        </w:rPr>
-        <w:t>("off"</w:t>
-      </w:r>
-      <w:r>
-        <w:rPr>
-          <w:lang w:val="en-US"/>
-        </w:rPr>
-        <w:t>)</w:t>
+        <w:t>&lt;Subplot&gt;</w:t>
+      </w:r>
+      <w:r>
+        <w:rPr>
+          <w:lang w:val="en-US"/>
+        </w:rPr>
+        <w:t>.imshow(</w:t>
+      </w:r>
+    </w:p>
+    <w:p>
+      <w:pPr>
+        <w:pStyle w:val="ListParagraph"/>
+        <w:pBdr>
+          <w:top w:val="single" w:sz="4" w:space="1" w:color="auto"/>
+          <w:left w:val="single" w:sz="4" w:space="4" w:color="auto"/>
+          <w:bottom w:val="single" w:sz="4" w:space="1" w:color="auto"/>
+          <w:right w:val="single" w:sz="4" w:space="4" w:color="auto"/>
+        </w:pBdr>
+        <w:ind w:left="1080" w:firstLine="360"/>
+        <w:rPr>
+          <w:lang w:val="en-US"/>
+        </w:rPr>
+      </w:pPr>
+      <w:r>
+        <w:rPr>
+          <w:lang w:val="en-US"/>
+        </w:rPr>
+        <w:t>&lt;Tensor</w:t>
+      </w:r>
+      <w:r>
+        <w:rPr>
+          <w:lang w:val="en-US"/>
+        </w:rPr>
+        <w:t xml:space="preserve"> Ảnh</w:t>
+      </w:r>
+      <w:r>
+        <w:rPr>
+          <w:lang w:val="en-US"/>
+        </w:rPr>
+        <w:t xml:space="preserve"> Hoặc Numpy Array</w:t>
+      </w:r>
+      <w:r>
+        <w:rPr>
+          <w:lang w:val="en-US"/>
+        </w:rPr>
+        <w:t xml:space="preserve"> Ảnh</w:t>
+      </w:r>
+      <w:r>
+        <w:rPr>
+          <w:lang w:val="en-US"/>
+        </w:rPr>
+        <w:t xml:space="preserve">&gt;, </w:t>
+      </w:r>
+      <w:r>
+        <w:rPr>
+          <w:lang w:val="en-US"/>
+        </w:rPr>
+        <w:t xml:space="preserve">cmap = "gray", </w:t>
+      </w:r>
+    </w:p>
+    <w:p>
+      <w:pPr>
+        <w:pStyle w:val="ListParagraph"/>
+        <w:pBdr>
+          <w:top w:val="single" w:sz="4" w:space="1" w:color="auto"/>
+          <w:left w:val="single" w:sz="4" w:space="4" w:color="auto"/>
+          <w:bottom w:val="single" w:sz="4" w:space="1" w:color="auto"/>
+          <w:right w:val="single" w:sz="4" w:space="4" w:color="auto"/>
+        </w:pBdr>
+        <w:ind w:left="1080" w:firstLine="360"/>
+        <w:rPr>
+          <w:lang w:val="en-US"/>
+        </w:rPr>
+      </w:pPr>
+      <w:r>
+        <w:rPr>
+          <w:lang w:val="en-US"/>
+        </w:rPr>
+        <w:t xml:space="preserve">vmin = &lt;Cận Dưới&gt;, </w:t>
+      </w:r>
+      <w:r>
+        <w:rPr>
+          <w:lang w:val="en-US"/>
+        </w:rPr>
+        <w:t>vmax = &lt;Cận Trên&gt;</w:t>
       </w:r>
     </w:p>
     <w:p>
@@ -2162,49 +2216,43 @@
         <w:rPr>
           <w:lang w:val="en-US"/>
         </w:rPr>
-        <w:t>plt.show</w:t>
-      </w:r>
-      <w:r>
-        <w:rPr>
-          <w:lang w:val="en-US"/>
-        </w:rPr>
-        <w:t>()</w:t>
-      </w:r>
-    </w:p>
-    <w:p>
-      <w:pPr>
-        <w:pStyle w:val="ListParagraph"/>
-        <w:numPr>
-          <w:ilvl w:val="0"/>
-          <w:numId w:val="1"/>
-        </w:numPr>
-        <w:rPr>
-          <w:lang w:val="en-US"/>
-        </w:rPr>
-      </w:pPr>
-      <w:r>
-        <w:rPr>
-          <w:lang w:val="en-US"/>
-        </w:rPr>
-        <w:t>Cách Show Ảnh Trắng Đen Từ Tensor Hoặc Numpy Array Nhanh Nhất?</w:t>
-      </w:r>
-    </w:p>
-    <w:p>
-      <w:pPr>
-        <w:pStyle w:val="ListParagraph"/>
-        <w:numPr>
-          <w:ilvl w:val="0"/>
-          <w:numId w:val="5"/>
-        </w:numPr>
-        <w:rPr>
-          <w:lang w:val="en-US"/>
-        </w:rPr>
-      </w:pPr>
-      <w:r>
-        <w:rPr>
-          <w:lang w:val="en-US"/>
-        </w:rPr>
-        <w:t xml:space="preserve">Đảm bảo ảnh có </w:t>
+        <w:t>)</w:t>
+      </w:r>
+    </w:p>
+    <w:p>
+      <w:pPr>
+        <w:pStyle w:val="ListParagraph"/>
+        <w:numPr>
+          <w:ilvl w:val="0"/>
+          <w:numId w:val="3"/>
+        </w:numPr>
+        <w:rPr>
+          <w:lang w:val="en-US"/>
+        </w:rPr>
+      </w:pPr>
+      <w:r>
+        <w:rPr>
+          <w:lang w:val="en-US"/>
+        </w:rPr>
+        <w:t>Đảm bảo ảnh có Shape 2D, kiểu dữ liệu là Float</w:t>
+      </w:r>
+    </w:p>
+    <w:p>
+      <w:pPr>
+        <w:pStyle w:val="ListParagraph"/>
+        <w:numPr>
+          <w:ilvl w:val="0"/>
+          <w:numId w:val="3"/>
+        </w:numPr>
+        <w:rPr>
+          <w:lang w:val="en-US"/>
+        </w:rPr>
+      </w:pPr>
+      <w:r>
+        <w:rPr>
+          <w:lang w:val="en-US"/>
+        </w:rPr>
+        <w:t>&lt;Cận Dưới&gt; và &lt;Cận Trên&gt; chỉ định giá trị có màu đen và giá trị có màu trắng, giá trị ở giữa sẽ có</w:t>
       </w:r>
       <w:bookmarkStart w:id="0" w:name="_GoBack"/>
       <w:bookmarkEnd w:id="0"/>
@@ -2212,25 +2260,43 @@
         <w:rPr>
           <w:lang w:val="en-US"/>
         </w:rPr>
-        <w:t>Shape 2D, kiểu dữ liệu là Float</w:t>
-      </w:r>
-    </w:p>
-    <w:p>
-      <w:pPr>
-        <w:pStyle w:val="ListParagraph"/>
-        <w:numPr>
-          <w:ilvl w:val="0"/>
-          <w:numId w:val="5"/>
-        </w:numPr>
-        <w:rPr>
-          <w:lang w:val="en-US"/>
-        </w:rPr>
-      </w:pPr>
-      <w:r>
-        <w:rPr>
-          <w:lang w:val="en-US"/>
-        </w:rPr>
-        <w:t>Nhập đoạn Code sau</w:t>
+        <w:t xml:space="preserve"> màu được nội suy tuyến tính, nếu không đặt thì giá trị nhỏ nhất và lớn nhất của Tensor sẽ là &lt;Cận Dưới&gt; và &lt;Cận Trên</w:t>
+      </w:r>
+      <w:r>
+        <w:rPr>
+          <w:lang w:val="en-US"/>
+        </w:rPr>
+        <w:t>&gt;</w:t>
+      </w:r>
+    </w:p>
+    <w:p>
+      <w:pPr>
+        <w:pStyle w:val="ListParagraph"/>
+        <w:numPr>
+          <w:ilvl w:val="0"/>
+          <w:numId w:val="1"/>
+        </w:numPr>
+        <w:rPr>
+          <w:lang w:val="en-US"/>
+        </w:rPr>
+      </w:pPr>
+      <w:r>
+        <w:rPr>
+          <w:lang w:val="en-US"/>
+        </w:rPr>
+        <w:t xml:space="preserve">Cách Show Ảnh Màu </w:t>
+      </w:r>
+      <w:r>
+        <w:rPr>
+          <w:lang w:val="en-US"/>
+        </w:rPr>
+        <w:t>Nhanh Nhất</w:t>
+      </w:r>
+      <w:r>
+        <w:rPr>
+          <w:lang w:val="en-US"/>
+        </w:rPr>
+        <w:t>?</w:t>
       </w:r>
     </w:p>
     <w:p>
@@ -2251,6 +2317,129 @@
         <w:rPr>
           <w:lang w:val="en-US"/>
         </w:rPr>
+        <w:t>plt.imshow(&lt;Tensor</w:t>
+      </w:r>
+      <w:r>
+        <w:rPr>
+          <w:lang w:val="en-US"/>
+        </w:rPr>
+        <w:t xml:space="preserve"> Ảnh</w:t>
+      </w:r>
+      <w:r>
+        <w:rPr>
+          <w:lang w:val="en-US"/>
+        </w:rPr>
+        <w:t xml:space="preserve"> </w:t>
+      </w:r>
+      <w:r>
+        <w:rPr>
+          <w:lang w:val="en-US"/>
+        </w:rPr>
+        <w:t>Hoặc Numpy Array</w:t>
+      </w:r>
+      <w:r>
+        <w:rPr>
+          <w:lang w:val="en-US"/>
+        </w:rPr>
+        <w:t xml:space="preserve"> Ảnh</w:t>
+      </w:r>
+      <w:r>
+        <w:rPr>
+          <w:lang w:val="en-US"/>
+        </w:rPr>
+        <w:t>&gt;)</w:t>
+      </w:r>
+    </w:p>
+    <w:p>
+      <w:pPr>
+        <w:pStyle w:val="ListParagraph"/>
+        <w:pBdr>
+          <w:top w:val="single" w:sz="4" w:space="1" w:color="auto"/>
+          <w:left w:val="single" w:sz="4" w:space="4" w:color="auto"/>
+          <w:bottom w:val="single" w:sz="4" w:space="1" w:color="auto"/>
+          <w:right w:val="single" w:sz="4" w:space="4" w:color="auto"/>
+        </w:pBdr>
+        <w:ind w:left="1080"/>
+        <w:rPr>
+          <w:lang w:val="en-US"/>
+        </w:rPr>
+      </w:pPr>
+      <w:r>
+        <w:rPr>
+          <w:lang w:val="en-US"/>
+        </w:rPr>
+        <w:t>plt.axis</w:t>
+      </w:r>
+      <w:r>
+        <w:rPr>
+          <w:lang w:val="en-US"/>
+        </w:rPr>
+        <w:t>("off"</w:t>
+      </w:r>
+      <w:r>
+        <w:rPr>
+          <w:lang w:val="en-US"/>
+        </w:rPr>
+        <w:t>)</w:t>
+      </w:r>
+    </w:p>
+    <w:p>
+      <w:pPr>
+        <w:pStyle w:val="ListParagraph"/>
+        <w:pBdr>
+          <w:top w:val="single" w:sz="4" w:space="1" w:color="auto"/>
+          <w:left w:val="single" w:sz="4" w:space="4" w:color="auto"/>
+          <w:bottom w:val="single" w:sz="4" w:space="1" w:color="auto"/>
+          <w:right w:val="single" w:sz="4" w:space="4" w:color="auto"/>
+        </w:pBdr>
+        <w:ind w:left="1080"/>
+        <w:rPr>
+          <w:lang w:val="en-US"/>
+        </w:rPr>
+      </w:pPr>
+      <w:r>
+        <w:rPr>
+          <w:lang w:val="en-US"/>
+        </w:rPr>
+        <w:t>plt.show()</w:t>
+      </w:r>
+    </w:p>
+    <w:p>
+      <w:pPr>
+        <w:pStyle w:val="ListParagraph"/>
+        <w:numPr>
+          <w:ilvl w:val="0"/>
+          <w:numId w:val="1"/>
+        </w:numPr>
+        <w:rPr>
+          <w:lang w:val="en-US"/>
+        </w:rPr>
+      </w:pPr>
+      <w:r>
+        <w:rPr>
+          <w:lang w:val="en-US"/>
+        </w:rPr>
+        <w:t>Cách Show Ảnh Trắng Đen Nhanh Nhất?</w:t>
+      </w:r>
+    </w:p>
+    <w:p>
+      <w:pPr>
+        <w:pStyle w:val="ListParagraph"/>
+        <w:pBdr>
+          <w:top w:val="single" w:sz="4" w:space="1" w:color="auto"/>
+          <w:left w:val="single" w:sz="4" w:space="4" w:color="auto"/>
+          <w:bottom w:val="single" w:sz="4" w:space="1" w:color="auto"/>
+          <w:right w:val="single" w:sz="4" w:space="4" w:color="auto"/>
+        </w:pBdr>
+        <w:ind w:left="1080"/>
+        <w:rPr>
+          <w:lang w:val="en-US"/>
+        </w:rPr>
+      </w:pPr>
+      <w:r>
+        <w:rPr>
+          <w:lang w:val="en-US"/>
+        </w:rPr>
         <w:t>plt.imshow(</w:t>
       </w:r>
     </w:p>
@@ -2272,19 +2461,25 @@
         <w:rPr>
           <w:lang w:val="en-US"/>
         </w:rPr>
-        <w:t>&lt;</w:t>
-      </w:r>
-      <w:r>
-        <w:rPr>
-          <w:lang w:val="en-US"/>
-        </w:rPr>
-        <w:t xml:space="preserve">Tensor </w:t>
+        <w:t xml:space="preserve">&lt;Tensor </w:t>
+      </w:r>
+      <w:r>
+        <w:rPr>
+          <w:lang w:val="en-US"/>
+        </w:rPr>
+        <w:t xml:space="preserve">Ảnh </w:t>
       </w:r>
       <w:r>
         <w:rPr>
           <w:lang w:val="en-US"/>
         </w:rPr>
         <w:t>Hoặc Numpy Array</w:t>
+      </w:r>
+      <w:r>
+        <w:rPr>
+          <w:lang w:val="en-US"/>
+        </w:rPr>
+        <w:t xml:space="preserve"> Ảnh</w:t>
       </w:r>
       <w:r>
         <w:rPr>
@@ -2415,24 +2610,6 @@
     </w:p>
     <w:p>
       <w:pPr>
-        <w:pStyle w:val="ListParagraph"/>
-        <w:numPr>
-          <w:ilvl w:val="0"/>
-          <w:numId w:val="5"/>
-        </w:numPr>
-        <w:rPr>
-          <w:lang w:val="en-US"/>
-        </w:rPr>
-      </w:pPr>
-      <w:r>
-        <w:rPr>
-          <w:lang w:val="en-US"/>
-        </w:rPr>
-        <w:t>&lt;Cận Dưới&gt; và &lt;Cận Trên&gt; chỉ định giá trị có màu đen và giá trị có màu trắng, giá trị ở giữa sẽ có màu được nội suy tuyến tính, nếu không đặt thì giá trị nhỏ nhất và lớn nhất của Tensor sẽ là &lt;Cận Dưới&gt; và &lt;Cận Trên&gt;</w:t>
-      </w:r>
-    </w:p>
-    <w:p>
-      <w:pPr>
         <w:rPr>
           <w:lang w:val="en-US"/>
         </w:rPr>
@@ -2505,6 +2682,7 @@
         <w:rPr>
           <w:lang w:val="en-US"/>
         </w:rPr>
+        <w:lastRenderedPageBreak/>
         <w:t>Tạo 1 Polygon?</w:t>
       </w:r>
     </w:p>
@@ -2562,7 +2740,6 @@
         <w:rPr>
           <w:lang w:val="en-US"/>
         </w:rPr>
-        <w:lastRenderedPageBreak/>
         <w:t>Các điểm trong &lt;Danh Sách Tọa Độ Điểm&gt; sẽ được nối với nhau lần lượt theo đúng thứ tự, điểm cuối cùng sẽ được nối với điểm đầu tiên, sau đó tô màu hình vẽ được</w:t>
       </w:r>
     </w:p>

--- a/matplotlib.docx
+++ b/matplotlib.docx
@@ -606,13 +606,7 @@
         <w:rPr>
           <w:lang w:val="en-US"/>
         </w:rPr>
-        <w:t>Khi ta tạo mới 1 Figure, nó sẽ lưu vào 1 Stack, khi chạy câu lệnh trên, tất cả các Figure trong Stack sẽ được Show, đồng thời Stack trở về rỗng</w:t>
-      </w:r>
-      <w:r>
-        <w:rPr>
-          <w:lang w:val="en-US"/>
-        </w:rPr>
-        <w:t>, tất cả dữ liệu về những Figure trong Stack đều bị xóa, số thự tự Figure cũng được Reset</w:t>
+        <w:t>Khi ta tạo mới 1 Figure, nó sẽ lưu vào 1 Stack, khi chạy câu lệnh trên, tất cả các Figure trong Stack sẽ được Show, đồng thời Stack trở về rỗng, tất cả dữ liệu về những Figure trong Stack đều bị xóa, số thự tự Figure cũng được Reset</w:t>
       </w:r>
     </w:p>
     <w:p>
@@ -648,7 +642,44 @@
         <w:rPr>
           <w:lang w:val="en-US"/>
         </w:rPr>
-        <w:t>Cách Tạo 1 Subplot Mới Trong 1 Figure Nào Đó?</w:t>
+        <w:t>Cách Tạo Hoạt Ảnh?</w:t>
+      </w:r>
+    </w:p>
+    <w:p>
+      <w:pPr>
+        <w:pStyle w:val="ListParagraph"/>
+        <w:numPr>
+          <w:ilvl w:val="0"/>
+          <w:numId w:val="3"/>
+        </w:numPr>
+        <w:rPr>
+          <w:lang w:val="en-US"/>
+        </w:rPr>
+      </w:pPr>
+      <w:r>
+        <w:rPr>
+          <w:lang w:val="en-US"/>
+        </w:rPr>
+        <w:t>Bản chất của hoạt ảnh là ta Show Figure rồi đóng lại nhiều lần liên tiếp</w:t>
+      </w:r>
+    </w:p>
+    <w:p>
+      <w:pPr>
+        <w:pStyle w:val="ListParagraph"/>
+        <w:numPr>
+          <w:ilvl w:val="0"/>
+          <w:numId w:val="3"/>
+        </w:numPr>
+        <w:rPr>
+          <w:lang w:val="en-US"/>
+        </w:rPr>
+      </w:pPr>
+      <w:r>
+        <w:rPr>
+          <w:lang w:val="en-US"/>
+        </w:rPr>
+        <w:lastRenderedPageBreak/>
+        <w:t>Lệnh sau y chang khi Show Figure</w:t>
       </w:r>
     </w:p>
     <w:p>
@@ -669,62 +700,25 @@
         <w:rPr>
           <w:lang w:val="en-US"/>
         </w:rPr>
-        <w:t>&lt;Subplot&gt; = &lt;Figure&gt;.add_subplot(&lt;Số Hàng&gt;, &lt;Số Cột&gt;, &lt;Index&gt;)</w:t>
-      </w:r>
-    </w:p>
-    <w:p>
-      <w:pPr>
-        <w:pStyle w:val="ListParagraph"/>
-        <w:numPr>
-          <w:ilvl w:val="0"/>
-          <w:numId w:val="3"/>
-        </w:numPr>
-        <w:rPr>
-          <w:lang w:val="en-US"/>
-        </w:rPr>
-      </w:pPr>
-      <w:r>
-        <w:rPr>
-          <w:lang w:val="en-US"/>
-        </w:rPr>
-        <w:lastRenderedPageBreak/>
-        <w:t>&lt;Subplot&gt; sẽ có kích thước và đặt tại ví trị với quy luật như sau</w:t>
-      </w:r>
-    </w:p>
-    <w:p>
-      <w:pPr>
-        <w:pStyle w:val="ListParagraph"/>
-        <w:numPr>
-          <w:ilvl w:val="0"/>
-          <w:numId w:val="3"/>
-        </w:numPr>
-        <w:rPr>
-          <w:lang w:val="en-US"/>
-        </w:rPr>
-      </w:pPr>
-      <w:r>
-        <w:rPr>
-          <w:lang w:val="en-US"/>
-        </w:rPr>
-        <w:t>Ban đầu, chia cửa sổ Figure thành các ô chữ nhật = nhau, sao cho có số hàng = &lt;Số Hàng&gt; và số cột = &lt;Số Cột&gt;, sau đó, đếm từ trái qua phải, từ trên xuống dưới, bắt đầu từ 1, đếm đến khi nào tới &lt;Index&gt; thì dừng, khi đó kích thước và vị trí của &lt;Subplot&gt; sẽ khít với hình chữ nhật tương ứng</w:t>
-      </w:r>
-    </w:p>
-    <w:p>
-      <w:pPr>
-        <w:pStyle w:val="ListParagraph"/>
-        <w:numPr>
-          <w:ilvl w:val="0"/>
-          <w:numId w:val="3"/>
-        </w:numPr>
-        <w:rPr>
-          <w:lang w:val="en-US"/>
-        </w:rPr>
-      </w:pPr>
-      <w:r>
-        <w:rPr>
-          <w:lang w:val="en-US"/>
-        </w:rPr>
-        <w:t>Mặc định khi chưa có dữ liệu,  trục hoành và trục tung của &lt;Subplot&gt; sẽ có cận (0, 1)</w:t>
+        <w:t>plt.pause(&lt;Số Giây&gt;)</w:t>
+      </w:r>
+    </w:p>
+    <w:p>
+      <w:pPr>
+        <w:pStyle w:val="ListParagraph"/>
+        <w:numPr>
+          <w:ilvl w:val="0"/>
+          <w:numId w:val="3"/>
+        </w:numPr>
+        <w:rPr>
+          <w:lang w:val="en-US"/>
+        </w:rPr>
+      </w:pPr>
+      <w:r>
+        <w:rPr>
+          <w:lang w:val="en-US"/>
+        </w:rPr>
+        <w:t>Chỉ có điều, tất cả Figure sẽ tự động đóng lại sau khoảng thời gian = &lt;Số Giây&gt;, đồng thời không ảnh hưởng gì tới Stack lưu trữ Figure</w:t>
       </w:r>
     </w:p>
     <w:p>
@@ -742,7 +736,7 @@
         <w:rPr>
           <w:lang w:val="en-US"/>
         </w:rPr>
-        <w:t>Cách Kẻ Lưới Tọa Độ Cho 1 Subplot?</w:t>
+        <w:t>Cách Tạo 1 Subplot Mới Trong 1 Figure Nào Đó?</w:t>
       </w:r>
     </w:p>
     <w:p>
@@ -763,67 +757,7 @@
         <w:rPr>
           <w:lang w:val="en-US"/>
         </w:rPr>
-        <w:t>&lt;Subplot&gt;.grid()</w:t>
-      </w:r>
-    </w:p>
-    <w:p>
-      <w:pPr>
-        <w:pStyle w:val="ListParagraph"/>
-        <w:numPr>
-          <w:ilvl w:val="0"/>
-          <w:numId w:val="3"/>
-        </w:numPr>
-        <w:rPr>
-          <w:lang w:val="en-US"/>
-        </w:rPr>
-      </w:pPr>
-      <w:r>
-        <w:rPr>
-          <w:lang w:val="en-US"/>
-        </w:rPr>
-        <w:t>Các đường của lưới tọa độ sẽ đi qua các mốc của trục</w:t>
-      </w:r>
-    </w:p>
-    <w:p>
-      <w:pPr>
-        <w:pStyle w:val="ListParagraph"/>
-        <w:numPr>
-          <w:ilvl w:val="0"/>
-          <w:numId w:val="1"/>
-        </w:numPr>
-        <w:rPr>
-          <w:lang w:val="en-US"/>
-        </w:rPr>
-      </w:pPr>
-      <w:r>
-        <w:rPr>
-          <w:lang w:val="en-US"/>
-        </w:rPr>
-        <w:t xml:space="preserve">Cách Plot </w:t>
-      </w:r>
-      <w:r>
-        <w:rPr>
-          <w:lang w:val="en-US"/>
-        </w:rPr>
-        <w:t xml:space="preserve">Thêm </w:t>
-      </w:r>
-      <w:r>
-        <w:rPr>
-          <w:lang w:val="en-US"/>
-        </w:rPr>
-        <w:t xml:space="preserve">Nhiều </w:t>
-      </w:r>
-      <w:r>
-        <w:rPr>
-          <w:lang w:val="en-US"/>
-        </w:rPr>
-        <w:t>Line</w:t>
-      </w:r>
-      <w:r>
-        <w:rPr>
-          <w:lang w:val="en-US"/>
-        </w:rPr>
-        <w:t xml:space="preserve"> Lên 1 Subplot?</w:t>
+        <w:t>&lt;Subplot&gt; = &lt;Figure&gt;.add_subplot(</w:t>
       </w:r>
     </w:p>
     <w:p>
@@ -844,349 +778,19 @@
         <w:rPr>
           <w:lang w:val="en-US"/>
         </w:rPr>
-        <w:t xml:space="preserve">&lt;Các </w:t>
-      </w:r>
-      <w:r>
-        <w:rPr>
-          <w:lang w:val="en-US"/>
-        </w:rPr>
-        <w:t>Line</w:t>
-      </w:r>
-      <w:r>
-        <w:rPr>
-          <w:lang w:val="en-US"/>
-        </w:rPr>
-        <w:t>&gt; = &lt;Subplot&gt;.plot(&lt;X</w:t>
-      </w:r>
-      <w:r>
-        <w:rPr>
-          <w:vertAlign w:val="subscript"/>
-          <w:lang w:val="en-US"/>
-        </w:rPr>
-        <w:t>1</w:t>
-      </w:r>
-      <w:r>
-        <w:rPr>
-          <w:lang w:val="en-US"/>
-        </w:rPr>
-        <w:t>&gt;, &lt;Y</w:t>
-      </w:r>
-      <w:r>
-        <w:rPr>
-          <w:vertAlign w:val="subscript"/>
-          <w:lang w:val="en-US"/>
-        </w:rPr>
-        <w:t>1</w:t>
-      </w:r>
-      <w:r>
-        <w:rPr>
-          <w:lang w:val="en-US"/>
-        </w:rPr>
-        <w:t>&gt;, &lt;X</w:t>
-      </w:r>
-      <w:r>
-        <w:rPr>
-          <w:vertAlign w:val="subscript"/>
-          <w:lang w:val="en-US"/>
-        </w:rPr>
-        <w:t>2</w:t>
-      </w:r>
-      <w:r>
-        <w:rPr>
-          <w:lang w:val="en-US"/>
-        </w:rPr>
-        <w:t>&gt;, &lt;Y</w:t>
-      </w:r>
-      <w:r>
-        <w:rPr>
-          <w:vertAlign w:val="subscript"/>
-          <w:lang w:val="en-US"/>
-        </w:rPr>
-        <w:t>2</w:t>
-      </w:r>
-      <w:r>
-        <w:rPr>
-          <w:lang w:val="en-US"/>
-        </w:rPr>
-        <w:t>&gt;, &lt;X</w:t>
-      </w:r>
-      <w:r>
-        <w:rPr>
-          <w:vertAlign w:val="subscript"/>
-          <w:lang w:val="en-US"/>
-        </w:rPr>
-        <w:t>3</w:t>
-      </w:r>
-      <w:r>
-        <w:rPr>
-          <w:lang w:val="en-US"/>
-        </w:rPr>
-        <w:t>&gt;, &lt;Y</w:t>
-      </w:r>
-      <w:r>
-        <w:rPr>
-          <w:vertAlign w:val="subscript"/>
-          <w:lang w:val="en-US"/>
-        </w:rPr>
-        <w:t>3</w:t>
-      </w:r>
-      <w:r>
-        <w:rPr>
-          <w:lang w:val="en-US"/>
-        </w:rPr>
-        <w:t>&gt;, …)</w:t>
-      </w:r>
-    </w:p>
-    <w:p>
-      <w:pPr>
-        <w:pStyle w:val="ListParagraph"/>
-        <w:numPr>
-          <w:ilvl w:val="0"/>
-          <w:numId w:val="3"/>
-        </w:numPr>
-        <w:rPr>
-          <w:lang w:val="en-US"/>
-        </w:rPr>
-      </w:pPr>
-      <w:r>
-        <w:rPr>
-          <w:lang w:val="en-US"/>
-        </w:rPr>
-        <w:t xml:space="preserve">Xét cặp </w:t>
-      </w:r>
-      <w:r>
-        <w:rPr>
-          <w:lang w:val="en-US"/>
-        </w:rPr>
-        <w:t>&lt;X</w:t>
-      </w:r>
-      <w:r>
-        <w:rPr>
-          <w:vertAlign w:val="subscript"/>
-          <w:lang w:val="en-US"/>
-        </w:rPr>
-        <w:t>n</w:t>
-      </w:r>
-      <w:r>
-        <w:rPr>
-          <w:lang w:val="en-US"/>
-        </w:rPr>
-        <w:t>&gt; và &lt;Y</w:t>
-      </w:r>
-      <w:r>
-        <w:rPr>
-          <w:vertAlign w:val="subscript"/>
-          <w:lang w:val="en-US"/>
-        </w:rPr>
-        <w:t>n</w:t>
-      </w:r>
-      <w:r>
-        <w:rPr>
-          <w:lang w:val="en-US"/>
-        </w:rPr>
-        <w:t>&gt;</w:t>
-      </w:r>
-      <w:r>
-        <w:rPr>
-          <w:lang w:val="en-US"/>
-        </w:rPr>
-        <w:t>, cả 2</w:t>
-      </w:r>
-      <w:r>
-        <w:rPr>
-          <w:lang w:val="en-US"/>
-        </w:rPr>
-        <w:t xml:space="preserve"> đề</w:t>
-      </w:r>
-      <w:r>
-        <w:rPr>
-          <w:lang w:val="en-US"/>
-        </w:rPr>
-        <w:t xml:space="preserve">u là </w:t>
-      </w:r>
-      <w:r>
-        <w:rPr>
-          <w:lang w:val="en-US"/>
-        </w:rPr>
-        <w:t>đối tượng Iterable</w:t>
-      </w:r>
-      <w:r>
-        <w:rPr>
-          <w:lang w:val="en-US"/>
-        </w:rPr>
-        <w:t xml:space="preserve"> và có số phần tử = nhau, khi đó &lt;X</w:t>
-      </w:r>
-      <w:r>
-        <w:rPr>
-          <w:vertAlign w:val="subscript"/>
-          <w:lang w:val="en-US"/>
-        </w:rPr>
-        <w:t>n</w:t>
-      </w:r>
-      <w:r>
-        <w:rPr>
-          <w:lang w:val="en-US"/>
-        </w:rPr>
-        <w:t>&gt;[m] và &lt;Y</w:t>
-      </w:r>
-      <w:r>
-        <w:rPr>
-          <w:vertAlign w:val="subscript"/>
-          <w:lang w:val="en-US"/>
-        </w:rPr>
-        <w:t>n</w:t>
-      </w:r>
-      <w:r>
-        <w:rPr>
-          <w:lang w:val="en-US"/>
-        </w:rPr>
-        <w:t xml:space="preserve">&gt;[m] lần lượt là hoành độ và tung độ của điểm thứ m trong </w:t>
-      </w:r>
-      <w:r>
-        <w:rPr>
-          <w:lang w:val="en-US"/>
-        </w:rPr>
-        <w:t xml:space="preserve">Line </w:t>
-      </w:r>
-      <w:r>
-        <w:rPr>
-          <w:lang w:val="en-US"/>
-        </w:rPr>
-        <w:t xml:space="preserve">thứ n, các điểm trong 1 </w:t>
-      </w:r>
-      <w:r>
-        <w:rPr>
-          <w:lang w:val="en-US"/>
-        </w:rPr>
-        <w:t xml:space="preserve">Line </w:t>
-      </w:r>
-      <w:r>
-        <w:rPr>
-          <w:lang w:val="en-US"/>
-        </w:rPr>
-        <w:t>sẽ được nối với nhau theo đúng thứ tự Index</w:t>
-      </w:r>
-    </w:p>
-    <w:p>
-      <w:pPr>
-        <w:pStyle w:val="ListParagraph"/>
-        <w:numPr>
-          <w:ilvl w:val="0"/>
-          <w:numId w:val="3"/>
-        </w:numPr>
-        <w:rPr>
-          <w:lang w:val="en-US"/>
-        </w:rPr>
-      </w:pPr>
-      <w:r>
-        <w:rPr>
-          <w:lang w:val="en-US"/>
-        </w:rPr>
-        <w:t xml:space="preserve">&lt;Các </w:t>
-      </w:r>
-      <w:r>
-        <w:rPr>
-          <w:lang w:val="en-US"/>
-        </w:rPr>
-        <w:t>Line</w:t>
-      </w:r>
-      <w:r>
-        <w:rPr>
-          <w:lang w:val="en-US"/>
-        </w:rPr>
-        <w:t xml:space="preserve">&gt; là List có </w:t>
-      </w:r>
-      <w:r>
-        <w:rPr>
-          <w:lang w:val="en-US"/>
-        </w:rPr>
-        <w:t xml:space="preserve">các phần tử là Line, ví dụ phần tử thứ 3 </w:t>
-      </w:r>
-      <w:r>
-        <w:rPr>
-          <w:lang w:val="en-US"/>
-        </w:rPr>
-        <w:t>tươn</w:t>
-      </w:r>
-      <w:r>
-        <w:rPr>
-          <w:lang w:val="en-US"/>
-        </w:rPr>
-        <w:t>g ứng với Line của cặp &lt;X</w:t>
-      </w:r>
-      <w:r>
-        <w:rPr>
-          <w:vertAlign w:val="subscript"/>
-          <w:lang w:val="en-US"/>
-        </w:rPr>
-        <w:t>3</w:t>
-      </w:r>
-      <w:r>
-        <w:rPr>
-          <w:lang w:val="en-US"/>
-        </w:rPr>
-        <w:t>&gt;, &lt;Y</w:t>
-      </w:r>
-      <w:r>
-        <w:rPr>
-          <w:vertAlign w:val="subscript"/>
-          <w:lang w:val="en-US"/>
-        </w:rPr>
-        <w:t>3</w:t>
-      </w:r>
-      <w:r>
-        <w:rPr>
-          <w:lang w:val="en-US"/>
-        </w:rPr>
-        <w:t>&gt;</w:t>
-      </w:r>
-    </w:p>
-    <w:p>
-      <w:pPr>
-        <w:pStyle w:val="ListParagraph"/>
-        <w:numPr>
-          <w:ilvl w:val="0"/>
-          <w:numId w:val="1"/>
-        </w:numPr>
-        <w:rPr>
-          <w:lang w:val="en-US"/>
-        </w:rPr>
-      </w:pPr>
-      <w:r>
-        <w:rPr>
-          <w:lang w:val="en-US"/>
-        </w:rPr>
-        <w:t xml:space="preserve">Tạo </w:t>
-      </w:r>
-      <w:r>
-        <w:rPr>
-          <w:lang w:val="en-US"/>
-        </w:rPr>
-        <w:t xml:space="preserve">1 Phát 1 </w:t>
-      </w:r>
-      <w:r>
-        <w:rPr>
-          <w:lang w:val="en-US"/>
-        </w:rPr>
-        <w:t xml:space="preserve">Figure </w:t>
-      </w:r>
-      <w:r>
-        <w:rPr>
-          <w:lang w:val="en-US"/>
-        </w:rPr>
-        <w:t xml:space="preserve">Mới Và Tạo 1 Đống </w:t>
-      </w:r>
-      <w:r>
-        <w:rPr>
-          <w:lang w:val="en-US"/>
-        </w:rPr>
-        <w:t xml:space="preserve">Subplot </w:t>
-      </w:r>
-      <w:r>
-        <w:rPr>
-          <w:lang w:val="en-US"/>
-        </w:rPr>
-        <w:t>Rỗng Trong Đó?</w:t>
+        <w:t xml:space="preserve">    </w:t>
+      </w:r>
+      <w:r>
+        <w:rPr>
+          <w:lang w:val="en-US"/>
+        </w:rPr>
+        <w:t>&lt;Số Hàng&gt;, &lt;Số Cột&gt;, &lt;Index&gt;</w:t>
+      </w:r>
+      <w:r>
+        <w:rPr>
+          <w:lang w:val="en-US"/>
+        </w:rPr>
+        <w:t>,</w:t>
       </w:r>
     </w:p>
     <w:p>
@@ -1207,118 +811,7 @@
         <w:rPr>
           <w:lang w:val="en-US"/>
         </w:rPr>
-        <w:t>&lt;Figure&gt;, &lt;Các Subplot&gt;</w:t>
-      </w:r>
-      <w:r>
-        <w:rPr>
-          <w:lang w:val="en-US"/>
-        </w:rPr>
-        <w:t xml:space="preserve"> = plt.subplots(&lt;Số Hàng&gt;, &lt;Số Cột&gt;</w:t>
-      </w:r>
-      <w:r>
-        <w:rPr>
-          <w:lang w:val="en-US"/>
-        </w:rPr>
-        <w:t>)</w:t>
-      </w:r>
-    </w:p>
-    <w:p>
-      <w:pPr>
-        <w:pStyle w:val="ListParagraph"/>
-        <w:numPr>
-          <w:ilvl w:val="0"/>
-          <w:numId w:val="3"/>
-        </w:numPr>
-        <w:rPr>
-          <w:lang w:val="en-US"/>
-        </w:rPr>
-      </w:pPr>
-      <w:r>
-        <w:rPr>
-          <w:lang w:val="en-US"/>
-        </w:rPr>
-        <w:t xml:space="preserve">&lt;Figure&gt; sẽ được chia thành các ô chữ nhật = nhau, sao cho có số hàng = </w:t>
-      </w:r>
-    </w:p>
-    <w:p>
-      <w:pPr>
-        <w:pStyle w:val="ListParagraph"/>
-        <w:ind w:left="1080"/>
-        <w:rPr>
-          <w:lang w:val="en-US"/>
-        </w:rPr>
-      </w:pPr>
-      <w:r>
-        <w:rPr>
-          <w:lang w:val="en-US"/>
-        </w:rPr>
-        <w:t>&lt;Số Hàng&gt; và số cột = &lt;Số Cột&gt;, mỗi ô sẽ chứa 1 Subplot r</w:t>
-      </w:r>
-      <w:r>
-        <w:rPr>
-          <w:lang w:val="en-US"/>
-        </w:rPr>
-        <w:t>ỗng</w:t>
-      </w:r>
-    </w:p>
-    <w:p>
-      <w:pPr>
-        <w:pStyle w:val="ListParagraph"/>
-        <w:numPr>
-          <w:ilvl w:val="0"/>
-          <w:numId w:val="3"/>
-        </w:numPr>
-        <w:rPr>
-          <w:lang w:val="en-US"/>
-        </w:rPr>
-      </w:pPr>
-      <w:r>
-        <w:rPr>
-          <w:lang w:val="en-US"/>
-        </w:rPr>
-        <w:t>&lt;Các Subplot&gt; là 1 List có Shape là (&lt;Số Hàng&gt;, &lt;Số Cột&gt;), mỗi phần tử là 1 &lt;Subplot&gt;</w:t>
-      </w:r>
-      <w:r>
-        <w:rPr>
-          <w:lang w:val="en-US"/>
-        </w:rPr>
-        <w:t xml:space="preserve"> tương ứng trong &lt;Figure&gt;</w:t>
-      </w:r>
-    </w:p>
-    <w:p>
-      <w:pPr>
-        <w:pStyle w:val="ListParagraph"/>
-        <w:numPr>
-          <w:ilvl w:val="0"/>
-          <w:numId w:val="1"/>
-        </w:numPr>
-        <w:rPr>
-          <w:lang w:val="en-US"/>
-        </w:rPr>
-      </w:pPr>
-      <w:r>
-        <w:rPr>
-          <w:lang w:val="en-US"/>
-        </w:rPr>
-        <w:t>Chỉ Định Cận Của Trục Của 1 Subplot?</w:t>
-      </w:r>
-    </w:p>
-    <w:p>
-      <w:pPr>
-        <w:pStyle w:val="ListParagraph"/>
-        <w:numPr>
-          <w:ilvl w:val="0"/>
-          <w:numId w:val="3"/>
-        </w:numPr>
-        <w:rPr>
-          <w:lang w:val="en-US"/>
-        </w:rPr>
-      </w:pPr>
-      <w:r>
-        <w:rPr>
-          <w:lang w:val="en-US"/>
-        </w:rPr>
-        <w:t>Chỉ định cận trục hoành</w:t>
+        <w:t xml:space="preserve">    projection = &lt;Hệ Tọa Độ&gt;</w:t>
       </w:r>
     </w:p>
     <w:p>
@@ -1339,25 +832,219 @@
         <w:rPr>
           <w:lang w:val="en-US"/>
         </w:rPr>
-        <w:t>&lt;Subplot&gt;.set_xlim(&lt;Cận Trái&gt;, &lt;Cận Phải&gt;)</w:t>
-      </w:r>
-    </w:p>
-    <w:p>
-      <w:pPr>
-        <w:pStyle w:val="ListParagraph"/>
-        <w:numPr>
-          <w:ilvl w:val="0"/>
-          <w:numId w:val="3"/>
-        </w:numPr>
-        <w:rPr>
-          <w:lang w:val="en-US"/>
-        </w:rPr>
-      </w:pPr>
-      <w:r>
-        <w:rPr>
-          <w:lang w:val="en-US"/>
-        </w:rPr>
-        <w:t>Chỉ định cận trục tung</w:t>
+        <w:t>)</w:t>
+      </w:r>
+    </w:p>
+    <w:p>
+      <w:pPr>
+        <w:pStyle w:val="ListParagraph"/>
+        <w:numPr>
+          <w:ilvl w:val="0"/>
+          <w:numId w:val="3"/>
+        </w:numPr>
+        <w:rPr>
+          <w:lang w:val="en-US"/>
+        </w:rPr>
+      </w:pPr>
+      <w:r>
+        <w:rPr>
+          <w:lang w:val="en-US"/>
+        </w:rPr>
+        <w:t>Mặc định</w:t>
+      </w:r>
+    </w:p>
+    <w:tbl>
+      <w:tblPr>
+        <w:tblStyle w:val="TableGrid"/>
+        <w:tblW w:w="0" w:type="auto"/>
+        <w:tblInd w:w="1080" w:type="dxa"/>
+        <w:tblLook w:val="04A0" w:firstRow="1" w:lastRow="0" w:firstColumn="1" w:lastColumn="0" w:noHBand="0" w:noVBand="1"/>
+      </w:tblPr>
+      <w:tblGrid>
+        <w:gridCol w:w="4029"/>
+        <w:gridCol w:w="4133"/>
+      </w:tblGrid>
+      <w:tr>
+        <w:tc>
+          <w:tcPr>
+            <w:tcW w:w="4621" w:type="dxa"/>
+          </w:tcPr>
+          <w:p>
+            <w:pPr>
+              <w:pStyle w:val="ListParagraph"/>
+              <w:ind w:left="0"/>
+              <w:jc w:val="center"/>
+              <w:rPr>
+                <w:lang w:val="en-US"/>
+              </w:rPr>
+            </w:pPr>
+            <w:r>
+              <w:rPr>
+                <w:lang w:val="en-US"/>
+              </w:rPr>
+              <w:t>&lt;Hệ Tọa Độ&gt;</w:t>
+            </w:r>
+          </w:p>
+        </w:tc>
+        <w:tc>
+          <w:tcPr>
+            <w:tcW w:w="4621" w:type="dxa"/>
+          </w:tcPr>
+          <w:p>
+            <w:pPr>
+              <w:pStyle w:val="ListParagraph"/>
+              <w:ind w:left="0"/>
+              <w:jc w:val="center"/>
+              <w:rPr>
+                <w:lang w:val="en-US"/>
+              </w:rPr>
+            </w:pPr>
+            <w:r>
+              <w:rPr>
+                <w:lang w:val="en-US"/>
+              </w:rPr>
+              <w:t>"rectilinear"</w:t>
+            </w:r>
+          </w:p>
+        </w:tc>
+      </w:tr>
+    </w:tbl>
+    <w:p>
+      <w:pPr>
+        <w:pStyle w:val="ListParagraph"/>
+        <w:numPr>
+          <w:ilvl w:val="0"/>
+          <w:numId w:val="3"/>
+        </w:numPr>
+        <w:rPr>
+          <w:lang w:val="en-US"/>
+        </w:rPr>
+      </w:pPr>
+      <w:r>
+        <w:rPr>
+          <w:lang w:val="en-US"/>
+        </w:rPr>
+        <w:t>&lt;Subplot&gt; sẽ có kích thước và đặt tại ví trị với quy luật như sau</w:t>
+      </w:r>
+    </w:p>
+    <w:p>
+      <w:pPr>
+        <w:pStyle w:val="ListParagraph"/>
+        <w:numPr>
+          <w:ilvl w:val="0"/>
+          <w:numId w:val="3"/>
+        </w:numPr>
+        <w:rPr>
+          <w:lang w:val="en-US"/>
+        </w:rPr>
+      </w:pPr>
+      <w:r>
+        <w:rPr>
+          <w:lang w:val="en-US"/>
+        </w:rPr>
+        <w:t>Ban đầu, chia cửa sổ Figure thành các ô chữ nhật = nhau, sao cho có số hàng = &lt;Số Hàng&gt; và số cột = &lt;Số Cột&gt;, sau đó, đếm từ trái qua phải, từ trên xuống dưới, bắt đầu từ 1, đếm đến khi nào tới &lt;Index&gt; thì dừng, khi đó kích thước và vị trí của &lt;Subplot&gt; sẽ khít với hình chữ nhật tương ứng</w:t>
+      </w:r>
+    </w:p>
+    <w:p>
+      <w:pPr>
+        <w:pStyle w:val="ListParagraph"/>
+        <w:numPr>
+          <w:ilvl w:val="0"/>
+          <w:numId w:val="3"/>
+        </w:numPr>
+        <w:rPr>
+          <w:lang w:val="en-US"/>
+        </w:rPr>
+      </w:pPr>
+      <w:r>
+        <w:rPr>
+          <w:lang w:val="en-US"/>
+        </w:rPr>
+        <w:t xml:space="preserve">Nếu &lt;Hệ Tọa Độ&gt; = </w:t>
+      </w:r>
+      <w:r>
+        <w:rPr>
+          <w:lang w:val="en-US"/>
+        </w:rPr>
+        <w:t>"rectilinear"</w:t>
+      </w:r>
+      <w:r>
+        <w:rPr>
+          <w:lang w:val="en-US"/>
+        </w:rPr>
+        <w:t xml:space="preserve">, thì &lt;Subplot&gt; có hệ tọa độ 2D, nếu = </w:t>
+      </w:r>
+      <w:r>
+        <w:rPr>
+          <w:lang w:val="en-US"/>
+        </w:rPr>
+        <w:t>"</w:t>
+      </w:r>
+      <w:r>
+        <w:rPr>
+          <w:lang w:val="en-US"/>
+        </w:rPr>
+        <w:t>3d</w:t>
+      </w:r>
+      <w:r>
+        <w:rPr>
+          <w:lang w:val="en-US"/>
+        </w:rPr>
+        <w:t>"</w:t>
+      </w:r>
+      <w:r>
+        <w:rPr>
+          <w:lang w:val="en-US"/>
+        </w:rPr>
+        <w:t>, thì &lt;Subplot&gt; có hệ tọa độ 3D</w:t>
+      </w:r>
+    </w:p>
+    <w:p>
+      <w:pPr>
+        <w:pStyle w:val="ListParagraph"/>
+        <w:numPr>
+          <w:ilvl w:val="0"/>
+          <w:numId w:val="3"/>
+        </w:numPr>
+        <w:rPr>
+          <w:lang w:val="en-US"/>
+        </w:rPr>
+      </w:pPr>
+      <w:r>
+        <w:rPr>
+          <w:lang w:val="en-US"/>
+        </w:rPr>
+        <w:t>Mặc định khi chưa có dữ liệu,  trụ</w:t>
+      </w:r>
+      <w:r>
+        <w:rPr>
+          <w:lang w:val="en-US"/>
+        </w:rPr>
+        <w:t>c hoành, trục tung, trục cao</w:t>
+      </w:r>
+      <w:r>
+        <w:rPr>
+          <w:lang w:val="en-US"/>
+        </w:rPr>
+        <w:t xml:space="preserve"> của &lt;Subplot&gt; sẽ có cận (0, 1)</w:t>
+      </w:r>
+    </w:p>
+    <w:p>
+      <w:pPr>
+        <w:pStyle w:val="ListParagraph"/>
+        <w:numPr>
+          <w:ilvl w:val="0"/>
+          <w:numId w:val="1"/>
+        </w:numPr>
+        <w:rPr>
+          <w:lang w:val="en-US"/>
+        </w:rPr>
+      </w:pPr>
+      <w:r>
+        <w:rPr>
+          <w:lang w:val="en-US"/>
+        </w:rPr>
+        <w:t>Cách Kẻ Lưới Tọa Độ Cho 1 Subplot?</w:t>
       </w:r>
     </w:p>
     <w:p>
@@ -1378,7 +1065,25 @@
         <w:rPr>
           <w:lang w:val="en-US"/>
         </w:rPr>
-        <w:t>&lt;Subplot&gt;.set_ylim(&lt;Cận Dưới&gt;, &lt;Cận Trên&gt;)</w:t>
+        <w:t>&lt;Subplot&gt;.grid()</w:t>
+      </w:r>
+    </w:p>
+    <w:p>
+      <w:pPr>
+        <w:pStyle w:val="ListParagraph"/>
+        <w:numPr>
+          <w:ilvl w:val="0"/>
+          <w:numId w:val="3"/>
+        </w:numPr>
+        <w:rPr>
+          <w:lang w:val="en-US"/>
+        </w:rPr>
+      </w:pPr>
+      <w:r>
+        <w:rPr>
+          <w:lang w:val="en-US"/>
+        </w:rPr>
+        <w:t>Các đường của lưới tọa độ sẽ đi qua các mốc của trục</w:t>
       </w:r>
     </w:p>
     <w:p>
@@ -1396,25 +1101,31 @@
         <w:rPr>
           <w:lang w:val="en-US"/>
         </w:rPr>
-        <w:t>Chỉ Định Tên Của Trục Của 1 Subplot?</w:t>
-      </w:r>
-    </w:p>
-    <w:p>
-      <w:pPr>
-        <w:pStyle w:val="ListParagraph"/>
-        <w:numPr>
-          <w:ilvl w:val="0"/>
-          <w:numId w:val="3"/>
-        </w:numPr>
-        <w:rPr>
-          <w:lang w:val="en-US"/>
-        </w:rPr>
-      </w:pPr>
-      <w:r>
-        <w:rPr>
-          <w:lang w:val="en-US"/>
-        </w:rPr>
-        <w:t>Chỉ định tên trục hoành</w:t>
+        <w:t xml:space="preserve">Cách Plot </w:t>
+      </w:r>
+      <w:r>
+        <w:rPr>
+          <w:lang w:val="en-US"/>
+        </w:rPr>
+        <w:t xml:space="preserve">Thêm </w:t>
+      </w:r>
+      <w:r>
+        <w:rPr>
+          <w:lang w:val="en-US"/>
+        </w:rPr>
+        <w:t xml:space="preserve">Nhiều </w:t>
+      </w:r>
+      <w:r>
+        <w:rPr>
+          <w:lang w:val="en-US"/>
+        </w:rPr>
+        <w:t>Line</w:t>
+      </w:r>
+      <w:r>
+        <w:rPr>
+          <w:lang w:val="en-US"/>
+        </w:rPr>
+        <w:t xml:space="preserve"> Lên 1 Subplot?</w:t>
       </w:r>
     </w:p>
     <w:p>
@@ -1435,25 +1146,319 @@
         <w:rPr>
           <w:lang w:val="en-US"/>
         </w:rPr>
-        <w:t>&lt;Subplot&gt;.set_xlabel(&lt;Tên Trục Hoành&gt;)</w:t>
-      </w:r>
-    </w:p>
-    <w:p>
-      <w:pPr>
-        <w:pStyle w:val="ListParagraph"/>
-        <w:numPr>
-          <w:ilvl w:val="0"/>
-          <w:numId w:val="3"/>
-        </w:numPr>
-        <w:rPr>
-          <w:lang w:val="en-US"/>
-        </w:rPr>
-      </w:pPr>
-      <w:r>
-        <w:rPr>
-          <w:lang w:val="en-US"/>
-        </w:rPr>
-        <w:t>Chỉ định tên trục tung</w:t>
+        <w:t xml:space="preserve">&lt;Các </w:t>
+      </w:r>
+      <w:r>
+        <w:rPr>
+          <w:lang w:val="en-US"/>
+        </w:rPr>
+        <w:t>Line</w:t>
+      </w:r>
+      <w:r>
+        <w:rPr>
+          <w:lang w:val="en-US"/>
+        </w:rPr>
+        <w:t>&gt; = &lt;Subplot&gt;.plot(&lt;X</w:t>
+      </w:r>
+      <w:r>
+        <w:rPr>
+          <w:vertAlign w:val="subscript"/>
+          <w:lang w:val="en-US"/>
+        </w:rPr>
+        <w:t>1</w:t>
+      </w:r>
+      <w:r>
+        <w:rPr>
+          <w:lang w:val="en-US"/>
+        </w:rPr>
+        <w:t>&gt;, &lt;Y</w:t>
+      </w:r>
+      <w:r>
+        <w:rPr>
+          <w:vertAlign w:val="subscript"/>
+          <w:lang w:val="en-US"/>
+        </w:rPr>
+        <w:t>1</w:t>
+      </w:r>
+      <w:r>
+        <w:rPr>
+          <w:lang w:val="en-US"/>
+        </w:rPr>
+        <w:t>&gt;, &lt;X</w:t>
+      </w:r>
+      <w:r>
+        <w:rPr>
+          <w:vertAlign w:val="subscript"/>
+          <w:lang w:val="en-US"/>
+        </w:rPr>
+        <w:t>2</w:t>
+      </w:r>
+      <w:r>
+        <w:rPr>
+          <w:lang w:val="en-US"/>
+        </w:rPr>
+        <w:t>&gt;, &lt;Y</w:t>
+      </w:r>
+      <w:r>
+        <w:rPr>
+          <w:vertAlign w:val="subscript"/>
+          <w:lang w:val="en-US"/>
+        </w:rPr>
+        <w:t>2</w:t>
+      </w:r>
+      <w:r>
+        <w:rPr>
+          <w:lang w:val="en-US"/>
+        </w:rPr>
+        <w:t>&gt;, &lt;X</w:t>
+      </w:r>
+      <w:r>
+        <w:rPr>
+          <w:vertAlign w:val="subscript"/>
+          <w:lang w:val="en-US"/>
+        </w:rPr>
+        <w:t>3</w:t>
+      </w:r>
+      <w:r>
+        <w:rPr>
+          <w:lang w:val="en-US"/>
+        </w:rPr>
+        <w:t>&gt;, &lt;Y</w:t>
+      </w:r>
+      <w:r>
+        <w:rPr>
+          <w:vertAlign w:val="subscript"/>
+          <w:lang w:val="en-US"/>
+        </w:rPr>
+        <w:t>3</w:t>
+      </w:r>
+      <w:r>
+        <w:rPr>
+          <w:lang w:val="en-US"/>
+        </w:rPr>
+        <w:t>&gt;, …)</w:t>
+      </w:r>
+    </w:p>
+    <w:p>
+      <w:pPr>
+        <w:pStyle w:val="ListParagraph"/>
+        <w:numPr>
+          <w:ilvl w:val="0"/>
+          <w:numId w:val="3"/>
+        </w:numPr>
+        <w:rPr>
+          <w:lang w:val="en-US"/>
+        </w:rPr>
+      </w:pPr>
+      <w:r>
+        <w:rPr>
+          <w:lang w:val="en-US"/>
+        </w:rPr>
+        <w:t xml:space="preserve">Xét cặp </w:t>
+      </w:r>
+      <w:r>
+        <w:rPr>
+          <w:lang w:val="en-US"/>
+        </w:rPr>
+        <w:t>&lt;X</w:t>
+      </w:r>
+      <w:r>
+        <w:rPr>
+          <w:vertAlign w:val="subscript"/>
+          <w:lang w:val="en-US"/>
+        </w:rPr>
+        <w:t>n</w:t>
+      </w:r>
+      <w:r>
+        <w:rPr>
+          <w:lang w:val="en-US"/>
+        </w:rPr>
+        <w:t>&gt; và &lt;Y</w:t>
+      </w:r>
+      <w:r>
+        <w:rPr>
+          <w:vertAlign w:val="subscript"/>
+          <w:lang w:val="en-US"/>
+        </w:rPr>
+        <w:t>n</w:t>
+      </w:r>
+      <w:r>
+        <w:rPr>
+          <w:lang w:val="en-US"/>
+        </w:rPr>
+        <w:t>&gt;</w:t>
+      </w:r>
+      <w:r>
+        <w:rPr>
+          <w:lang w:val="en-US"/>
+        </w:rPr>
+        <w:t>, cả 2</w:t>
+      </w:r>
+      <w:r>
+        <w:rPr>
+          <w:lang w:val="en-US"/>
+        </w:rPr>
+        <w:t xml:space="preserve"> đề</w:t>
+      </w:r>
+      <w:r>
+        <w:rPr>
+          <w:lang w:val="en-US"/>
+        </w:rPr>
+        <w:t xml:space="preserve">u là </w:t>
+      </w:r>
+      <w:r>
+        <w:rPr>
+          <w:lang w:val="en-US"/>
+        </w:rPr>
+        <w:t>đối tượng Iterable</w:t>
+      </w:r>
+      <w:r>
+        <w:rPr>
+          <w:lang w:val="en-US"/>
+        </w:rPr>
+        <w:t xml:space="preserve"> và có số phần tử = nhau, khi đó &lt;X</w:t>
+      </w:r>
+      <w:r>
+        <w:rPr>
+          <w:vertAlign w:val="subscript"/>
+          <w:lang w:val="en-US"/>
+        </w:rPr>
+        <w:t>n</w:t>
+      </w:r>
+      <w:r>
+        <w:rPr>
+          <w:lang w:val="en-US"/>
+        </w:rPr>
+        <w:t>&gt;[m] và &lt;Y</w:t>
+      </w:r>
+      <w:r>
+        <w:rPr>
+          <w:vertAlign w:val="subscript"/>
+          <w:lang w:val="en-US"/>
+        </w:rPr>
+        <w:t>n</w:t>
+      </w:r>
+      <w:r>
+        <w:rPr>
+          <w:lang w:val="en-US"/>
+        </w:rPr>
+        <w:t xml:space="preserve">&gt;[m] lần lượt là hoành độ và tung độ của điểm thứ m trong </w:t>
+      </w:r>
+      <w:r>
+        <w:rPr>
+          <w:lang w:val="en-US"/>
+        </w:rPr>
+        <w:t xml:space="preserve">Line </w:t>
+      </w:r>
+      <w:r>
+        <w:rPr>
+          <w:lang w:val="en-US"/>
+        </w:rPr>
+        <w:t xml:space="preserve">thứ n, các điểm trong 1 </w:t>
+      </w:r>
+      <w:r>
+        <w:rPr>
+          <w:lang w:val="en-US"/>
+        </w:rPr>
+        <w:t xml:space="preserve">Line </w:t>
+      </w:r>
+      <w:r>
+        <w:rPr>
+          <w:lang w:val="en-US"/>
+        </w:rPr>
+        <w:t>sẽ được nối với nhau theo đúng thứ tự Index</w:t>
+      </w:r>
+    </w:p>
+    <w:p>
+      <w:pPr>
+        <w:pStyle w:val="ListParagraph"/>
+        <w:numPr>
+          <w:ilvl w:val="0"/>
+          <w:numId w:val="3"/>
+        </w:numPr>
+        <w:rPr>
+          <w:lang w:val="en-US"/>
+        </w:rPr>
+      </w:pPr>
+      <w:r>
+        <w:rPr>
+          <w:lang w:val="en-US"/>
+        </w:rPr>
+        <w:t xml:space="preserve">&lt;Các </w:t>
+      </w:r>
+      <w:r>
+        <w:rPr>
+          <w:lang w:val="en-US"/>
+        </w:rPr>
+        <w:t>Line</w:t>
+      </w:r>
+      <w:r>
+        <w:rPr>
+          <w:lang w:val="en-US"/>
+        </w:rPr>
+        <w:t xml:space="preserve">&gt; là List có </w:t>
+      </w:r>
+      <w:r>
+        <w:rPr>
+          <w:lang w:val="en-US"/>
+        </w:rPr>
+        <w:t xml:space="preserve">các phần tử là Line, ví dụ phần tử thứ 3 </w:t>
+      </w:r>
+      <w:r>
+        <w:rPr>
+          <w:lang w:val="en-US"/>
+        </w:rPr>
+        <w:t>tươn</w:t>
+      </w:r>
+      <w:r>
+        <w:rPr>
+          <w:lang w:val="en-US"/>
+        </w:rPr>
+        <w:t>g ứng với Line của cặp &lt;X</w:t>
+      </w:r>
+      <w:r>
+        <w:rPr>
+          <w:vertAlign w:val="subscript"/>
+          <w:lang w:val="en-US"/>
+        </w:rPr>
+        <w:t>3</w:t>
+      </w:r>
+      <w:r>
+        <w:rPr>
+          <w:lang w:val="en-US"/>
+        </w:rPr>
+        <w:t>&gt;, &lt;Y</w:t>
+      </w:r>
+      <w:r>
+        <w:rPr>
+          <w:vertAlign w:val="subscript"/>
+          <w:lang w:val="en-US"/>
+        </w:rPr>
+        <w:t>3</w:t>
+      </w:r>
+      <w:r>
+        <w:rPr>
+          <w:lang w:val="en-US"/>
+        </w:rPr>
+        <w:t>&gt;</w:t>
+      </w:r>
+    </w:p>
+    <w:p>
+      <w:pPr>
+        <w:pStyle w:val="ListParagraph"/>
+        <w:numPr>
+          <w:ilvl w:val="0"/>
+          <w:numId w:val="3"/>
+        </w:numPr>
+        <w:rPr>
+          <w:lang w:val="en-US"/>
+        </w:rPr>
+      </w:pPr>
+      <w:r>
+        <w:rPr>
+          <w:lang w:val="en-US"/>
+        </w:rPr>
+        <w:t>Nếu &lt;Subplot&gt; có hệ tọa độ 3D, thì cũng tương tự</w:t>
       </w:r>
     </w:p>
     <w:p>
@@ -1474,7 +1479,109 @@
         <w:rPr>
           <w:lang w:val="en-US"/>
         </w:rPr>
-        <w:t>&lt;Subplot&gt;.set_ylabel(&lt;Tên Trục Tung&gt;)</w:t>
+        <w:t>&lt;Các Line&gt; = &lt;Subplot&gt;.plot(&lt;X</w:t>
+      </w:r>
+      <w:r>
+        <w:rPr>
+          <w:vertAlign w:val="subscript"/>
+          <w:lang w:val="en-US"/>
+        </w:rPr>
+        <w:t>1</w:t>
+      </w:r>
+      <w:r>
+        <w:rPr>
+          <w:lang w:val="en-US"/>
+        </w:rPr>
+        <w:t>&gt;, &lt;Y</w:t>
+      </w:r>
+      <w:r>
+        <w:rPr>
+          <w:vertAlign w:val="subscript"/>
+          <w:lang w:val="en-US"/>
+        </w:rPr>
+        <w:t>1</w:t>
+      </w:r>
+      <w:r>
+        <w:rPr>
+          <w:lang w:val="en-US"/>
+        </w:rPr>
+        <w:t>&gt;,</w:t>
+      </w:r>
+      <w:r>
+        <w:rPr>
+          <w:lang w:val="en-US"/>
+        </w:rPr>
+        <w:t xml:space="preserve"> </w:t>
+      </w:r>
+      <w:r>
+        <w:rPr>
+          <w:lang w:val="en-US"/>
+        </w:rPr>
+        <w:t xml:space="preserve"> </w:t>
+      </w:r>
+      <w:r>
+        <w:rPr>
+          <w:lang w:val="en-US"/>
+        </w:rPr>
+        <w:t>&lt;Z</w:t>
+      </w:r>
+      <w:r>
+        <w:rPr>
+          <w:vertAlign w:val="subscript"/>
+          <w:lang w:val="en-US"/>
+        </w:rPr>
+        <w:t>1</w:t>
+      </w:r>
+      <w:r>
+        <w:rPr>
+          <w:lang w:val="en-US"/>
+        </w:rPr>
+        <w:t>&gt;,  &lt;X</w:t>
+      </w:r>
+      <w:r>
+        <w:rPr>
+          <w:vertAlign w:val="subscript"/>
+          <w:lang w:val="en-US"/>
+        </w:rPr>
+        <w:t>2</w:t>
+      </w:r>
+      <w:r>
+        <w:rPr>
+          <w:lang w:val="en-US"/>
+        </w:rPr>
+        <w:t>&gt;, &lt;Y</w:t>
+      </w:r>
+      <w:r>
+        <w:rPr>
+          <w:vertAlign w:val="subscript"/>
+          <w:lang w:val="en-US"/>
+        </w:rPr>
+        <w:t>2</w:t>
+      </w:r>
+      <w:r>
+        <w:rPr>
+          <w:lang w:val="en-US"/>
+        </w:rPr>
+        <w:t xml:space="preserve">&gt;, </w:t>
+      </w:r>
+      <w:r>
+        <w:rPr>
+          <w:lang w:val="en-US"/>
+        </w:rPr>
+        <w:t>&lt;Z</w:t>
+      </w:r>
+      <w:r>
+        <w:rPr>
+          <w:vertAlign w:val="subscript"/>
+          <w:lang w:val="en-US"/>
+        </w:rPr>
+        <w:t>2</w:t>
+      </w:r>
+      <w:r>
+        <w:rPr>
+          <w:lang w:val="en-US"/>
+        </w:rPr>
+        <w:t>&gt;, …)</w:t>
       </w:r>
     </w:p>
     <w:p>
@@ -1492,25 +1599,7 @@
         <w:rPr>
           <w:lang w:val="en-US"/>
         </w:rPr>
-        <w:t>Chỉ Định Mốc Hiện Trên 1 Trục Của 1 Subplot?</w:t>
-      </w:r>
-    </w:p>
-    <w:p>
-      <w:pPr>
-        <w:pStyle w:val="ListParagraph"/>
-        <w:numPr>
-          <w:ilvl w:val="0"/>
-          <w:numId w:val="3"/>
-        </w:numPr>
-        <w:rPr>
-          <w:lang w:val="en-US"/>
-        </w:rPr>
-      </w:pPr>
-      <w:r>
-        <w:rPr>
-          <w:lang w:val="en-US"/>
-        </w:rPr>
-        <w:t>Chỉ định mốc trên trục hoành</w:t>
+        <w:t>Cách Xóa Line, Subplot, … Ra Khỏi 1 Figure?</w:t>
       </w:r>
     </w:p>
     <w:p>
@@ -1531,25 +1620,55 @@
         <w:rPr>
           <w:lang w:val="en-US"/>
         </w:rPr>
-        <w:t>&lt;Subplot&gt;.set_xticks(&lt;Dãy Các Mốc Hoành&gt;)</w:t>
-      </w:r>
-    </w:p>
-    <w:p>
-      <w:pPr>
-        <w:pStyle w:val="ListParagraph"/>
-        <w:numPr>
-          <w:ilvl w:val="0"/>
-          <w:numId w:val="3"/>
-        </w:numPr>
-        <w:rPr>
-          <w:lang w:val="en-US"/>
-        </w:rPr>
-      </w:pPr>
-      <w:r>
-        <w:rPr>
-          <w:lang w:val="en-US"/>
-        </w:rPr>
-        <w:t>Chỉ định mốc trên trục tung</w:t>
+        <w:t>&lt;Line, Subplot, …&gt;.remove()</w:t>
+      </w:r>
+    </w:p>
+    <w:p>
+      <w:pPr>
+        <w:pStyle w:val="ListParagraph"/>
+        <w:numPr>
+          <w:ilvl w:val="0"/>
+          <w:numId w:val="1"/>
+        </w:numPr>
+        <w:rPr>
+          <w:lang w:val="en-US"/>
+        </w:rPr>
+      </w:pPr>
+      <w:r>
+        <w:rPr>
+          <w:lang w:val="en-US"/>
+        </w:rPr>
+        <w:t xml:space="preserve">Tạo </w:t>
+      </w:r>
+      <w:r>
+        <w:rPr>
+          <w:lang w:val="en-US"/>
+        </w:rPr>
+        <w:t xml:space="preserve">1 Phát 1 </w:t>
+      </w:r>
+      <w:r>
+        <w:rPr>
+          <w:lang w:val="en-US"/>
+        </w:rPr>
+        <w:t xml:space="preserve">Figure </w:t>
+      </w:r>
+      <w:r>
+        <w:rPr>
+          <w:lang w:val="en-US"/>
+        </w:rPr>
+        <w:t xml:space="preserve">Mới Và Tạo 1 Đống </w:t>
+      </w:r>
+      <w:r>
+        <w:rPr>
+          <w:lang w:val="en-US"/>
+        </w:rPr>
+        <w:t xml:space="preserve">Subplot </w:t>
+      </w:r>
+      <w:r>
+        <w:rPr>
+          <w:lang w:val="en-US"/>
+        </w:rPr>
+        <w:t>Rỗng Trong Đó?</w:t>
       </w:r>
     </w:p>
     <w:p>
@@ -1570,43 +1689,118 @@
         <w:rPr>
           <w:lang w:val="en-US"/>
         </w:rPr>
-        <w:t>&lt;Subplot&gt;.set_yticks(&lt;Dãy Các Mốc Tung&gt;)</w:t>
-      </w:r>
-    </w:p>
-    <w:p>
-      <w:pPr>
-        <w:pStyle w:val="ListParagraph"/>
-        <w:numPr>
-          <w:ilvl w:val="0"/>
-          <w:numId w:val="3"/>
-        </w:numPr>
-        <w:rPr>
-          <w:lang w:val="en-US"/>
-        </w:rPr>
-      </w:pPr>
-      <w:r>
-        <w:rPr>
-          <w:lang w:val="en-US"/>
-        </w:rPr>
-        <w:t>&lt;Dãy Các Mốc&gt; là 1 đối tượng Iterable chứa các phần tử là mốc</w:t>
-      </w:r>
-    </w:p>
-    <w:p>
-      <w:pPr>
-        <w:pStyle w:val="ListParagraph"/>
-        <w:numPr>
-          <w:ilvl w:val="0"/>
-          <w:numId w:val="3"/>
-        </w:numPr>
-        <w:rPr>
-          <w:lang w:val="en-US"/>
-        </w:rPr>
-      </w:pPr>
-      <w:r>
-        <w:rPr>
-          <w:lang w:val="en-US"/>
-        </w:rPr>
-        <w:t>Ví dụ</w:t>
+        <w:t>&lt;Figure&gt;, &lt;Các Subplot&gt;</w:t>
+      </w:r>
+      <w:r>
+        <w:rPr>
+          <w:lang w:val="en-US"/>
+        </w:rPr>
+        <w:t xml:space="preserve"> = plt.subplots(&lt;Số Hàng&gt;, &lt;Số Cột&gt;</w:t>
+      </w:r>
+      <w:r>
+        <w:rPr>
+          <w:lang w:val="en-US"/>
+        </w:rPr>
+        <w:t>)</w:t>
+      </w:r>
+    </w:p>
+    <w:p>
+      <w:pPr>
+        <w:pStyle w:val="ListParagraph"/>
+        <w:numPr>
+          <w:ilvl w:val="0"/>
+          <w:numId w:val="3"/>
+        </w:numPr>
+        <w:rPr>
+          <w:lang w:val="en-US"/>
+        </w:rPr>
+      </w:pPr>
+      <w:r>
+        <w:rPr>
+          <w:lang w:val="en-US"/>
+        </w:rPr>
+        <w:t xml:space="preserve">&lt;Figure&gt; sẽ được chia thành các ô chữ nhật = nhau, sao cho có số hàng = </w:t>
+      </w:r>
+    </w:p>
+    <w:p>
+      <w:pPr>
+        <w:pStyle w:val="ListParagraph"/>
+        <w:ind w:left="1080"/>
+        <w:rPr>
+          <w:lang w:val="en-US"/>
+        </w:rPr>
+      </w:pPr>
+      <w:r>
+        <w:rPr>
+          <w:lang w:val="en-US"/>
+        </w:rPr>
+        <w:t>&lt;Số Hàng&gt; và số cột = &lt;Số Cột&gt;, mỗi ô sẽ chứa 1 Subplot r</w:t>
+      </w:r>
+      <w:r>
+        <w:rPr>
+          <w:lang w:val="en-US"/>
+        </w:rPr>
+        <w:t>ỗng</w:t>
+      </w:r>
+    </w:p>
+    <w:p>
+      <w:pPr>
+        <w:pStyle w:val="ListParagraph"/>
+        <w:numPr>
+          <w:ilvl w:val="0"/>
+          <w:numId w:val="3"/>
+        </w:numPr>
+        <w:rPr>
+          <w:lang w:val="en-US"/>
+        </w:rPr>
+      </w:pPr>
+      <w:r>
+        <w:rPr>
+          <w:lang w:val="en-US"/>
+        </w:rPr>
+        <w:t>&lt;Các Subplot&gt; là 1 List có Shape là (&lt;Số Hàng&gt;, &lt;Số Cột&gt;), mỗi phần tử là 1 &lt;Subplot&gt;</w:t>
+      </w:r>
+      <w:r>
+        <w:rPr>
+          <w:lang w:val="en-US"/>
+        </w:rPr>
+        <w:t xml:space="preserve"> tương ứng trong &lt;Figure&gt;</w:t>
+      </w:r>
+    </w:p>
+    <w:p>
+      <w:pPr>
+        <w:pStyle w:val="ListParagraph"/>
+        <w:numPr>
+          <w:ilvl w:val="0"/>
+          <w:numId w:val="1"/>
+        </w:numPr>
+        <w:rPr>
+          <w:lang w:val="en-US"/>
+        </w:rPr>
+      </w:pPr>
+      <w:r>
+        <w:rPr>
+          <w:lang w:val="en-US"/>
+        </w:rPr>
+        <w:t>Chỉ Định Cận Của Trục Của 1 Subplot?</w:t>
+      </w:r>
+    </w:p>
+    <w:p>
+      <w:pPr>
+        <w:pStyle w:val="ListParagraph"/>
+        <w:numPr>
+          <w:ilvl w:val="0"/>
+          <w:numId w:val="3"/>
+        </w:numPr>
+        <w:rPr>
+          <w:lang w:val="en-US"/>
+        </w:rPr>
+      </w:pPr>
+      <w:r>
+        <w:rPr>
+          <w:lang w:val="en-US"/>
+        </w:rPr>
+        <w:t>Chỉ định cận trục hoành</w:t>
       </w:r>
     </w:p>
     <w:p>
@@ -1627,25 +1821,25 @@
         <w:rPr>
           <w:lang w:val="en-US"/>
         </w:rPr>
-        <w:t>foo.set_xticks([1, 2, 2.5])</w:t>
-      </w:r>
-    </w:p>
-    <w:p>
-      <w:pPr>
-        <w:pStyle w:val="ListParagraph"/>
-        <w:numPr>
-          <w:ilvl w:val="0"/>
-          <w:numId w:val="1"/>
-        </w:numPr>
-        <w:rPr>
-          <w:lang w:val="en-US"/>
-        </w:rPr>
-      </w:pPr>
-      <w:r>
-        <w:rPr>
-          <w:lang w:val="en-US"/>
-        </w:rPr>
-        <w:t>Cách Plot Thêm Nhiều Vector Lên 1 Subplot?</w:t>
+        <w:t>&lt;Subplot&gt;.set_xlim(&lt;Cận Trái&gt;, &lt;Cận Phải&gt;)</w:t>
+      </w:r>
+    </w:p>
+    <w:p>
+      <w:pPr>
+        <w:pStyle w:val="ListParagraph"/>
+        <w:numPr>
+          <w:ilvl w:val="0"/>
+          <w:numId w:val="3"/>
+        </w:numPr>
+        <w:rPr>
+          <w:lang w:val="en-US"/>
+        </w:rPr>
+      </w:pPr>
+      <w:r>
+        <w:rPr>
+          <w:lang w:val="en-US"/>
+        </w:rPr>
+        <w:t>Chỉ định cận trục tung</w:t>
       </w:r>
     </w:p>
     <w:p>
@@ -1666,7 +1860,31 @@
         <w:rPr>
           <w:lang w:val="en-US"/>
         </w:rPr>
-        <w:t>&lt;Quiver&gt; = &lt;Subplot&gt;.quiver(</w:t>
+        <w:t>&lt;Subplot&gt;.set_ylim(&lt;Cận Dưới&gt;, &lt;Cận Trên&gt;)</w:t>
+      </w:r>
+    </w:p>
+    <w:p>
+      <w:pPr>
+        <w:pStyle w:val="ListParagraph"/>
+        <w:numPr>
+          <w:ilvl w:val="0"/>
+          <w:numId w:val="3"/>
+        </w:numPr>
+        <w:rPr>
+          <w:lang w:val="en-US"/>
+        </w:rPr>
+      </w:pPr>
+      <w:r>
+        <w:rPr>
+          <w:lang w:val="en-US"/>
+        </w:rPr>
+        <w:t>Chỉ định cận trụ</w:t>
+      </w:r>
+      <w:r>
+        <w:rPr>
+          <w:lang w:val="en-US"/>
+        </w:rPr>
+        <w:t>c cao</w:t>
       </w:r>
     </w:p>
     <w:p>
@@ -1687,13 +1905,50 @@
         <w:rPr>
           <w:lang w:val="en-US"/>
         </w:rPr>
-        <w:t xml:space="preserve">    </w:t>
-      </w:r>
-      <w:r>
-        <w:rPr>
-          <w:lang w:val="en-US"/>
-        </w:rPr>
-        <w:t xml:space="preserve">&lt;X&gt;, &lt;Y&gt;, &lt;U&gt;, &lt;V&gt;, </w:t>
+        <w:lastRenderedPageBreak/>
+        <w:t>&lt;Subplot&gt;.set_z</w:t>
+      </w:r>
+      <w:r>
+        <w:rPr>
+          <w:lang w:val="en-US"/>
+        </w:rPr>
+        <w:t>lim(&lt;Cận Dưới&gt;, &lt;Cận Trên&gt;)</w:t>
+      </w:r>
+    </w:p>
+    <w:p>
+      <w:pPr>
+        <w:pStyle w:val="ListParagraph"/>
+        <w:numPr>
+          <w:ilvl w:val="0"/>
+          <w:numId w:val="1"/>
+        </w:numPr>
+        <w:rPr>
+          <w:lang w:val="en-US"/>
+        </w:rPr>
+      </w:pPr>
+      <w:r>
+        <w:rPr>
+          <w:lang w:val="en-US"/>
+        </w:rPr>
+        <w:t>Chỉ Định Tên Của Trục Của 1 Subplot?</w:t>
+      </w:r>
+    </w:p>
+    <w:p>
+      <w:pPr>
+        <w:pStyle w:val="ListParagraph"/>
+        <w:numPr>
+          <w:ilvl w:val="0"/>
+          <w:numId w:val="3"/>
+        </w:numPr>
+        <w:rPr>
+          <w:lang w:val="en-US"/>
+        </w:rPr>
+      </w:pPr>
+      <w:r>
+        <w:rPr>
+          <w:lang w:val="en-US"/>
+        </w:rPr>
+        <w:t>Chỉ định tên trục hoành</w:t>
       </w:r>
     </w:p>
     <w:p>
@@ -1714,25 +1969,25 @@
         <w:rPr>
           <w:lang w:val="en-US"/>
         </w:rPr>
-        <w:t xml:space="preserve">    </w:t>
-      </w:r>
-      <w:r>
-        <w:rPr>
-          <w:lang w:val="en-US"/>
-        </w:rPr>
-        <w:t>angles = "xy",</w:t>
-      </w:r>
-      <w:r>
-        <w:rPr>
-          <w:lang w:val="en-US"/>
-        </w:rPr>
-        <w:t xml:space="preserve"> </w:t>
-      </w:r>
-      <w:r>
-        <w:rPr>
-          <w:lang w:val="en-US"/>
-        </w:rPr>
-        <w:t xml:space="preserve">scale_units = "xy", scale = 1, </w:t>
+        <w:t>&lt;Subplot&gt;.set_xlabel(&lt;Tên Trục Hoành&gt;)</w:t>
+      </w:r>
+    </w:p>
+    <w:p>
+      <w:pPr>
+        <w:pStyle w:val="ListParagraph"/>
+        <w:numPr>
+          <w:ilvl w:val="0"/>
+          <w:numId w:val="3"/>
+        </w:numPr>
+        <w:rPr>
+          <w:lang w:val="en-US"/>
+        </w:rPr>
+      </w:pPr>
+      <w:r>
+        <w:rPr>
+          <w:lang w:val="en-US"/>
+        </w:rPr>
+        <w:t>Chỉ định tên trục tung</w:t>
       </w:r>
     </w:p>
     <w:p>
@@ -1753,20 +2008,31 @@
         <w:rPr>
           <w:lang w:val="en-US"/>
         </w:rPr>
-        <w:lastRenderedPageBreak/>
-        <w:t xml:space="preserve">    </w:t>
-      </w:r>
-      <w:r>
-        <w:rPr>
-          <w:lang w:val="en-US"/>
-        </w:rPr>
-        <w:t>width =</w:t>
-      </w:r>
-      <w:r>
-        <w:rPr>
-          <w:lang w:val="en-US"/>
-        </w:rPr>
-        <w:t xml:space="preserve"> &lt;Độ Mập Vector&gt;</w:t>
+        <w:t>&lt;Subplot&gt;.set_ylabel(&lt;Tên Trục Tung&gt;)</w:t>
+      </w:r>
+    </w:p>
+    <w:p>
+      <w:pPr>
+        <w:pStyle w:val="ListParagraph"/>
+        <w:numPr>
+          <w:ilvl w:val="0"/>
+          <w:numId w:val="3"/>
+        </w:numPr>
+        <w:rPr>
+          <w:lang w:val="en-US"/>
+        </w:rPr>
+      </w:pPr>
+      <w:r>
+        <w:rPr>
+          <w:lang w:val="en-US"/>
+        </w:rPr>
+        <w:t>Chỉ định tên trụ</w:t>
+      </w:r>
+      <w:r>
+        <w:rPr>
+          <w:lang w:val="en-US"/>
+        </w:rPr>
+        <w:t>c cao</w:t>
       </w:r>
     </w:p>
     <w:p>
@@ -1787,79 +2053,25 @@
         <w:rPr>
           <w:lang w:val="en-US"/>
         </w:rPr>
-        <w:t>)</w:t>
-      </w:r>
-    </w:p>
-    <w:p>
-      <w:pPr>
-        <w:pStyle w:val="ListParagraph"/>
-        <w:numPr>
-          <w:ilvl w:val="0"/>
-          <w:numId w:val="3"/>
-        </w:numPr>
-        <w:rPr>
-          <w:lang w:val="en-US"/>
-        </w:rPr>
-      </w:pPr>
-      <w:r>
-        <w:rPr>
-          <w:lang w:val="en-US"/>
-        </w:rPr>
-        <w:t>Gốc của Vector được Plot sẽ có tọa độ (&lt;X&gt;, &lt;Y&gt;) và hướng (&lt;U&gt;, &lt;V&gt;)</w:t>
-      </w:r>
-    </w:p>
-    <w:p>
-      <w:pPr>
-        <w:pStyle w:val="ListParagraph"/>
-        <w:numPr>
-          <w:ilvl w:val="0"/>
-          <w:numId w:val="3"/>
-        </w:numPr>
-        <w:rPr>
-          <w:lang w:val="en-US"/>
-        </w:rPr>
-      </w:pPr>
-      <w:r>
-        <w:rPr>
-          <w:lang w:val="en-US"/>
-        </w:rPr>
-        <w:t>&lt;Độ Mập Vector&gt; nên có giá trị khoảng 0.005</w:t>
-      </w:r>
-    </w:p>
-    <w:p>
-      <w:pPr>
-        <w:pStyle w:val="ListParagraph"/>
-        <w:numPr>
-          <w:ilvl w:val="0"/>
-          <w:numId w:val="3"/>
-        </w:numPr>
-        <w:rPr>
-          <w:lang w:val="en-US"/>
-        </w:rPr>
-      </w:pPr>
-      <w:r>
-        <w:rPr>
-          <w:lang w:val="en-US"/>
-        </w:rPr>
-        <w:t>Nếu muốn Plot nhiều Vector cùng lúc, thì chèn thêm giá trị vào &lt;X&gt;, &lt;Y&gt;, &lt;U&gt;, &lt;V&gt;, biến những tham số này thành Iterable</w:t>
-      </w:r>
-    </w:p>
-    <w:p>
-      <w:pPr>
-        <w:pStyle w:val="ListParagraph"/>
-        <w:numPr>
-          <w:ilvl w:val="0"/>
-          <w:numId w:val="3"/>
-        </w:numPr>
-        <w:rPr>
-          <w:lang w:val="en-US"/>
-        </w:rPr>
-      </w:pPr>
-      <w:r>
-        <w:rPr>
-          <w:lang w:val="en-US"/>
-        </w:rPr>
-        <w:t>&lt;Quiver&gt; là đối tượng lưu trữ Plot của đống Vector này</w:t>
+        <w:t>&lt;Subplot&gt;.set_z</w:t>
+      </w:r>
+      <w:r>
+        <w:rPr>
+          <w:lang w:val="en-US"/>
+        </w:rPr>
+        <w:t xml:space="preserve">label(&lt;Tên Trục </w:t>
+      </w:r>
+      <w:r>
+        <w:rPr>
+          <w:lang w:val="en-US"/>
+        </w:rPr>
+        <w:t>Cao</w:t>
+      </w:r>
+      <w:r>
+        <w:rPr>
+          <w:lang w:val="en-US"/>
+        </w:rPr>
+        <w:t>&gt;)</w:t>
       </w:r>
     </w:p>
     <w:p>
@@ -1877,7 +2089,25 @@
         <w:rPr>
           <w:lang w:val="en-US"/>
         </w:rPr>
-        <w:t>Cách Plot 1 Polygon Lên 1 Subplot?</w:t>
+        <w:t>Chỉ Định Mốc Hiện Trên 1 Trục Của 1 Subplot?</w:t>
+      </w:r>
+    </w:p>
+    <w:p>
+      <w:pPr>
+        <w:pStyle w:val="ListParagraph"/>
+        <w:numPr>
+          <w:ilvl w:val="0"/>
+          <w:numId w:val="3"/>
+        </w:numPr>
+        <w:rPr>
+          <w:lang w:val="en-US"/>
+        </w:rPr>
+      </w:pPr>
+      <w:r>
+        <w:rPr>
+          <w:lang w:val="en-US"/>
+        </w:rPr>
+        <w:t>Chỉ định mốc trên trục hoành</w:t>
       </w:r>
     </w:p>
     <w:p>
@@ -1898,25 +2128,25 @@
         <w:rPr>
           <w:lang w:val="en-US"/>
         </w:rPr>
-        <w:t>&lt;Polygon&gt; = &lt;Subplot&gt;.add_patch(p = &lt;Polygon&gt;)</w:t>
-      </w:r>
-    </w:p>
-    <w:p>
-      <w:pPr>
-        <w:pStyle w:val="ListParagraph"/>
-        <w:numPr>
-          <w:ilvl w:val="0"/>
-          <w:numId w:val="1"/>
-        </w:numPr>
-        <w:rPr>
-          <w:lang w:val="en-US"/>
-        </w:rPr>
-      </w:pPr>
-      <w:r>
-        <w:rPr>
-          <w:lang w:val="en-US"/>
-        </w:rPr>
-        <w:t>Lưu Ảnh 1 Figure?</w:t>
+        <w:t>&lt;Subplot&gt;.set_xticks(&lt;Dãy Các Mốc Hoành&gt;)</w:t>
+      </w:r>
+    </w:p>
+    <w:p>
+      <w:pPr>
+        <w:pStyle w:val="ListParagraph"/>
+        <w:numPr>
+          <w:ilvl w:val="0"/>
+          <w:numId w:val="3"/>
+        </w:numPr>
+        <w:rPr>
+          <w:lang w:val="en-US"/>
+        </w:rPr>
+      </w:pPr>
+      <w:r>
+        <w:rPr>
+          <w:lang w:val="en-US"/>
+        </w:rPr>
+        <w:t>Chỉ định mốc trên trục tung</w:t>
       </w:r>
     </w:p>
     <w:p>
@@ -1937,79 +2167,31 @@
         <w:rPr>
           <w:lang w:val="en-US"/>
         </w:rPr>
-        <w:t xml:space="preserve">&lt;Figure&gt;.save(&lt;Tên File&gt;, </w:t>
-      </w:r>
-      <w:r>
-        <w:rPr>
-          <w:lang w:val="en-US"/>
-        </w:rPr>
-        <w:t>bbox_inches = "tight"</w:t>
-      </w:r>
-      <w:r>
-        <w:rPr>
-          <w:lang w:val="en-US"/>
-        </w:rPr>
-        <w:t>)</w:t>
-      </w:r>
-    </w:p>
-    <w:p>
-      <w:pPr>
-        <w:pStyle w:val="ListParagraph"/>
-        <w:numPr>
-          <w:ilvl w:val="0"/>
-          <w:numId w:val="3"/>
-        </w:numPr>
-        <w:rPr>
-          <w:lang w:val="en-US"/>
-        </w:rPr>
-      </w:pPr>
-      <w:r>
-        <w:rPr>
-          <w:lang w:val="en-US"/>
-        </w:rPr>
-        <w:t>&lt;Tên File&gt; nếu không có phần mở rộng thì tự động phần mở rộng là “.png”</w:t>
-      </w:r>
-    </w:p>
-    <w:p>
-      <w:pPr>
-        <w:pStyle w:val="ListParagraph"/>
-        <w:numPr>
-          <w:ilvl w:val="0"/>
-          <w:numId w:val="3"/>
-        </w:numPr>
-        <w:rPr>
-          <w:lang w:val="en-US"/>
-        </w:rPr>
-      </w:pPr>
-      <w:r>
-        <w:rPr>
-          <w:lang w:val="en-US"/>
-        </w:rPr>
-        <w:t>Đặt “bbox_inches = "tight"</w:t>
-      </w:r>
-      <w:r>
-        <w:rPr>
-          <w:lang w:val="en-US"/>
-        </w:rPr>
-        <w:t>” để loại bỏ mấy cái lề trắng</w:t>
-      </w:r>
-    </w:p>
-    <w:p>
-      <w:pPr>
-        <w:pStyle w:val="ListParagraph"/>
-        <w:numPr>
-          <w:ilvl w:val="0"/>
-          <w:numId w:val="1"/>
-        </w:numPr>
-        <w:rPr>
-          <w:lang w:val="en-US"/>
-        </w:rPr>
-      </w:pPr>
-      <w:r>
-        <w:rPr>
-          <w:lang w:val="en-US"/>
-        </w:rPr>
-        <w:t>Cách Show Ảnh Màu Trong 1 Subplot?</w:t>
+        <w:t>&lt;Subplot&gt;.set_yticks(&lt;Dãy Các Mốc Tung&gt;)</w:t>
+      </w:r>
+    </w:p>
+    <w:p>
+      <w:pPr>
+        <w:pStyle w:val="ListParagraph"/>
+        <w:numPr>
+          <w:ilvl w:val="0"/>
+          <w:numId w:val="3"/>
+        </w:numPr>
+        <w:rPr>
+          <w:lang w:val="en-US"/>
+        </w:rPr>
+      </w:pPr>
+      <w:r>
+        <w:rPr>
+          <w:lang w:val="en-US"/>
+        </w:rPr>
+        <w:t xml:space="preserve">Chỉ định mốc trên trục </w:t>
+      </w:r>
+      <w:r>
+        <w:rPr>
+          <w:lang w:val="en-US"/>
+        </w:rPr>
+        <w:t>cao</w:t>
       </w:r>
     </w:p>
     <w:p>
@@ -2030,67 +2212,67 @@
         <w:rPr>
           <w:lang w:val="en-US"/>
         </w:rPr>
-        <w:t>&lt;Subplot&gt;.imshow(&lt;Tensor Ảnh Hoặc Numpy Array Ảnh&gt;)</w:t>
-      </w:r>
-    </w:p>
-    <w:p>
-      <w:pPr>
-        <w:pStyle w:val="ListParagraph"/>
-        <w:numPr>
-          <w:ilvl w:val="0"/>
-          <w:numId w:val="3"/>
-        </w:numPr>
-        <w:rPr>
-          <w:lang w:val="en-US"/>
-        </w:rPr>
-      </w:pPr>
-      <w:r>
-        <w:rPr>
-          <w:lang w:val="en-US"/>
-        </w:rPr>
-        <w:t>Đảm bảo chiều cao xấp ảnh = 3, tấm trên cùng là đỏ, tấm giữa là xanh lá, tấm dưới là xanh dương, cầm chặt tấm ảnh lên rồi đặt lại góc tường sao cho mặt ảnh áp vào tường</w:t>
-      </w:r>
-    </w:p>
-    <w:p>
-      <w:pPr>
-        <w:pStyle w:val="ListParagraph"/>
-        <w:numPr>
-          <w:ilvl w:val="0"/>
-          <w:numId w:val="3"/>
-        </w:numPr>
-        <w:rPr>
-          <w:lang w:val="en-US"/>
-        </w:rPr>
-      </w:pPr>
-      <w:r>
-        <w:rPr>
-          <w:lang w:val="en-US"/>
-        </w:rPr>
-        <w:t>Lưu ý các giá trị trong xấp ảnh phải có giá trị từ 0 đến 1 ứng với từ 0 đến 255, nằm ngoài khoảng này sẽ bị Clip, nên kiểu dữ liệu phải là Floa</w:t>
-      </w:r>
-      <w:r>
-        <w:rPr>
-          <w:lang w:val="en-US"/>
-        </w:rPr>
-        <w:t>t</w:t>
-      </w:r>
-    </w:p>
-    <w:p>
-      <w:pPr>
-        <w:pStyle w:val="ListParagraph"/>
-        <w:numPr>
-          <w:ilvl w:val="0"/>
-          <w:numId w:val="1"/>
-        </w:numPr>
-        <w:rPr>
-          <w:lang w:val="en-US"/>
-        </w:rPr>
-      </w:pPr>
-      <w:r>
-        <w:rPr>
-          <w:lang w:val="en-US"/>
-        </w:rPr>
-        <w:t>Cách Show Ảnh trắng đen trong 1 subplot?</w:t>
+        <w:t>&lt;Subplot&gt;.set_</w:t>
+      </w:r>
+      <w:r>
+        <w:rPr>
+          <w:lang w:val="en-US"/>
+        </w:rPr>
+        <w:t>z</w:t>
+      </w:r>
+      <w:r>
+        <w:rPr>
+          <w:lang w:val="en-US"/>
+        </w:rPr>
+        <w:t xml:space="preserve">ticks(&lt;Dãy Các Mốc </w:t>
+      </w:r>
+      <w:r>
+        <w:rPr>
+          <w:lang w:val="en-US"/>
+        </w:rPr>
+        <w:t>Cao</w:t>
+      </w:r>
+      <w:r>
+        <w:rPr>
+          <w:lang w:val="en-US"/>
+        </w:rPr>
+        <w:t>&gt;)</w:t>
+      </w:r>
+    </w:p>
+    <w:p>
+      <w:pPr>
+        <w:pStyle w:val="ListParagraph"/>
+        <w:numPr>
+          <w:ilvl w:val="0"/>
+          <w:numId w:val="3"/>
+        </w:numPr>
+        <w:rPr>
+          <w:lang w:val="en-US"/>
+        </w:rPr>
+      </w:pPr>
+      <w:r>
+        <w:rPr>
+          <w:lang w:val="en-US"/>
+        </w:rPr>
+        <w:t>&lt;Dãy Các Mốc&gt; là 1 đối tượng Iterable chứa các phần tử là mốc</w:t>
+      </w:r>
+    </w:p>
+    <w:p>
+      <w:pPr>
+        <w:pStyle w:val="ListParagraph"/>
+        <w:numPr>
+          <w:ilvl w:val="0"/>
+          <w:numId w:val="3"/>
+        </w:numPr>
+        <w:rPr>
+          <w:lang w:val="en-US"/>
+        </w:rPr>
+      </w:pPr>
+      <w:r>
+        <w:rPr>
+          <w:lang w:val="en-US"/>
+        </w:rPr>
+        <w:t>Ví dụ</w:t>
       </w:r>
     </w:p>
     <w:p>
@@ -2111,13 +2293,613 @@
         <w:rPr>
           <w:lang w:val="en-US"/>
         </w:rPr>
-        <w:t>&lt;Subplot&gt;</w:t>
-      </w:r>
-      <w:r>
-        <w:rPr>
-          <w:lang w:val="en-US"/>
-        </w:rPr>
-        <w:t>.imshow(</w:t>
+        <w:t>foo.set_xticks([1, 2, 2.5])</w:t>
+      </w:r>
+    </w:p>
+    <w:p>
+      <w:pPr>
+        <w:pStyle w:val="ListParagraph"/>
+        <w:numPr>
+          <w:ilvl w:val="0"/>
+          <w:numId w:val="1"/>
+        </w:numPr>
+        <w:rPr>
+          <w:lang w:val="en-US"/>
+        </w:rPr>
+      </w:pPr>
+      <w:r>
+        <w:rPr>
+          <w:lang w:val="en-US"/>
+        </w:rPr>
+        <w:t>Cách Plot Thêm Nhiều Vector Lên 1 Subplot?</w:t>
+      </w:r>
+    </w:p>
+    <w:p>
+      <w:pPr>
+        <w:pStyle w:val="ListParagraph"/>
+        <w:pBdr>
+          <w:top w:val="single" w:sz="4" w:space="1" w:color="auto"/>
+          <w:left w:val="single" w:sz="4" w:space="4" w:color="auto"/>
+          <w:bottom w:val="single" w:sz="4" w:space="1" w:color="auto"/>
+          <w:right w:val="single" w:sz="4" w:space="4" w:color="auto"/>
+        </w:pBdr>
+        <w:ind w:left="1080"/>
+        <w:rPr>
+          <w:lang w:val="en-US"/>
+        </w:rPr>
+      </w:pPr>
+      <w:r>
+        <w:rPr>
+          <w:lang w:val="en-US"/>
+        </w:rPr>
+        <w:t>&lt;Quiver&gt; = &lt;Subplot&gt;.quiver(</w:t>
+      </w:r>
+    </w:p>
+    <w:p>
+      <w:pPr>
+        <w:pStyle w:val="ListParagraph"/>
+        <w:pBdr>
+          <w:top w:val="single" w:sz="4" w:space="1" w:color="auto"/>
+          <w:left w:val="single" w:sz="4" w:space="4" w:color="auto"/>
+          <w:bottom w:val="single" w:sz="4" w:space="1" w:color="auto"/>
+          <w:right w:val="single" w:sz="4" w:space="4" w:color="auto"/>
+        </w:pBdr>
+        <w:ind w:left="1080"/>
+        <w:rPr>
+          <w:lang w:val="en-US"/>
+        </w:rPr>
+      </w:pPr>
+      <w:r>
+        <w:rPr>
+          <w:lang w:val="en-US"/>
+        </w:rPr>
+        <w:t xml:space="preserve">    </w:t>
+      </w:r>
+      <w:r>
+        <w:rPr>
+          <w:lang w:val="en-US"/>
+        </w:rPr>
+        <w:t xml:space="preserve">&lt;X&gt;, &lt;Y&gt;, &lt;U&gt;, &lt;V&gt;, </w:t>
+      </w:r>
+    </w:p>
+    <w:p>
+      <w:pPr>
+        <w:pStyle w:val="ListParagraph"/>
+        <w:pBdr>
+          <w:top w:val="single" w:sz="4" w:space="1" w:color="auto"/>
+          <w:left w:val="single" w:sz="4" w:space="4" w:color="auto"/>
+          <w:bottom w:val="single" w:sz="4" w:space="1" w:color="auto"/>
+          <w:right w:val="single" w:sz="4" w:space="4" w:color="auto"/>
+        </w:pBdr>
+        <w:ind w:left="1080"/>
+        <w:rPr>
+          <w:lang w:val="en-US"/>
+        </w:rPr>
+      </w:pPr>
+      <w:r>
+        <w:rPr>
+          <w:lang w:val="en-US"/>
+        </w:rPr>
+        <w:t xml:space="preserve">    </w:t>
+      </w:r>
+      <w:r>
+        <w:rPr>
+          <w:lang w:val="en-US"/>
+        </w:rPr>
+        <w:t>angles = "xy",</w:t>
+      </w:r>
+      <w:r>
+        <w:rPr>
+          <w:lang w:val="en-US"/>
+        </w:rPr>
+        <w:t xml:space="preserve"> </w:t>
+      </w:r>
+      <w:r>
+        <w:rPr>
+          <w:lang w:val="en-US"/>
+        </w:rPr>
+        <w:t xml:space="preserve">scale_units = "xy", scale = 1, </w:t>
+      </w:r>
+    </w:p>
+    <w:p>
+      <w:pPr>
+        <w:pStyle w:val="ListParagraph"/>
+        <w:pBdr>
+          <w:top w:val="single" w:sz="4" w:space="1" w:color="auto"/>
+          <w:left w:val="single" w:sz="4" w:space="4" w:color="auto"/>
+          <w:bottom w:val="single" w:sz="4" w:space="1" w:color="auto"/>
+          <w:right w:val="single" w:sz="4" w:space="4" w:color="auto"/>
+        </w:pBdr>
+        <w:ind w:left="1080"/>
+        <w:rPr>
+          <w:lang w:val="en-US"/>
+        </w:rPr>
+      </w:pPr>
+      <w:r>
+        <w:rPr>
+          <w:lang w:val="en-US"/>
+        </w:rPr>
+        <w:t xml:space="preserve">    </w:t>
+      </w:r>
+      <w:r>
+        <w:rPr>
+          <w:lang w:val="en-US"/>
+        </w:rPr>
+        <w:t>width =</w:t>
+      </w:r>
+      <w:r>
+        <w:rPr>
+          <w:lang w:val="en-US"/>
+        </w:rPr>
+        <w:t xml:space="preserve"> &lt;Độ Mập Vector&gt;</w:t>
+      </w:r>
+    </w:p>
+    <w:p>
+      <w:pPr>
+        <w:pStyle w:val="ListParagraph"/>
+        <w:pBdr>
+          <w:top w:val="single" w:sz="4" w:space="1" w:color="auto"/>
+          <w:left w:val="single" w:sz="4" w:space="4" w:color="auto"/>
+          <w:bottom w:val="single" w:sz="4" w:space="1" w:color="auto"/>
+          <w:right w:val="single" w:sz="4" w:space="4" w:color="auto"/>
+        </w:pBdr>
+        <w:ind w:left="1080"/>
+        <w:rPr>
+          <w:lang w:val="en-US"/>
+        </w:rPr>
+      </w:pPr>
+      <w:r>
+        <w:rPr>
+          <w:lang w:val="en-US"/>
+        </w:rPr>
+        <w:t>)</w:t>
+      </w:r>
+    </w:p>
+    <w:p>
+      <w:pPr>
+        <w:pStyle w:val="ListParagraph"/>
+        <w:numPr>
+          <w:ilvl w:val="0"/>
+          <w:numId w:val="3"/>
+        </w:numPr>
+        <w:rPr>
+          <w:lang w:val="en-US"/>
+        </w:rPr>
+      </w:pPr>
+      <w:r>
+        <w:rPr>
+          <w:lang w:val="en-US"/>
+        </w:rPr>
+        <w:t>Gốc của Vector được Plot sẽ có tọa độ (&lt;X&gt;, &lt;Y&gt;) và hướng (&lt;U&gt;, &lt;V&gt;)</w:t>
+      </w:r>
+    </w:p>
+    <w:p>
+      <w:pPr>
+        <w:pStyle w:val="ListParagraph"/>
+        <w:numPr>
+          <w:ilvl w:val="0"/>
+          <w:numId w:val="3"/>
+        </w:numPr>
+        <w:rPr>
+          <w:lang w:val="en-US"/>
+        </w:rPr>
+      </w:pPr>
+      <w:r>
+        <w:rPr>
+          <w:lang w:val="en-US"/>
+        </w:rPr>
+        <w:t>&lt;Độ Mập Vector&gt; nên có giá trị khoảng 0.005</w:t>
+      </w:r>
+    </w:p>
+    <w:p>
+      <w:pPr>
+        <w:pStyle w:val="ListParagraph"/>
+        <w:numPr>
+          <w:ilvl w:val="0"/>
+          <w:numId w:val="3"/>
+        </w:numPr>
+        <w:rPr>
+          <w:lang w:val="en-US"/>
+        </w:rPr>
+      </w:pPr>
+      <w:r>
+        <w:rPr>
+          <w:lang w:val="en-US"/>
+        </w:rPr>
+        <w:t>Nếu muốn Plot nhiều Vector cùng lúc, thì chèn thêm giá trị vào &lt;X&gt;, &lt;Y&gt;, &lt;U&gt;, &lt;V&gt;, biến những tham số</w:t>
+      </w:r>
+      <w:bookmarkStart w:id="0" w:name="_GoBack"/>
+      <w:bookmarkEnd w:id="0"/>
+      <w:r>
+        <w:rPr>
+          <w:lang w:val="en-US"/>
+        </w:rPr>
+        <w:t xml:space="preserve"> này thành Iterable</w:t>
+      </w:r>
+    </w:p>
+    <w:p>
+      <w:pPr>
+        <w:pStyle w:val="ListParagraph"/>
+        <w:numPr>
+          <w:ilvl w:val="0"/>
+          <w:numId w:val="3"/>
+        </w:numPr>
+        <w:rPr>
+          <w:lang w:val="en-US"/>
+        </w:rPr>
+      </w:pPr>
+      <w:r>
+        <w:rPr>
+          <w:lang w:val="en-US"/>
+        </w:rPr>
+        <w:t>&lt;Quiver&gt; là đối tượng lưu trữ Plot của đống Vector này</w:t>
+      </w:r>
+    </w:p>
+    <w:p>
+      <w:pPr>
+        <w:pStyle w:val="ListParagraph"/>
+        <w:numPr>
+          <w:ilvl w:val="0"/>
+          <w:numId w:val="3"/>
+        </w:numPr>
+        <w:rPr>
+          <w:lang w:val="en-US"/>
+        </w:rPr>
+      </w:pPr>
+      <w:r>
+        <w:rPr>
+          <w:lang w:val="en-US"/>
+        </w:rPr>
+        <w:t>Nếu &lt;Subplot&gt; có hệ tọa độ 3D, thì chỉ cần</w:t>
+      </w:r>
+    </w:p>
+    <w:p>
+      <w:pPr>
+        <w:pStyle w:val="ListParagraph"/>
+        <w:pBdr>
+          <w:top w:val="single" w:sz="4" w:space="1" w:color="auto"/>
+          <w:left w:val="single" w:sz="4" w:space="4" w:color="auto"/>
+          <w:bottom w:val="single" w:sz="4" w:space="1" w:color="auto"/>
+          <w:right w:val="single" w:sz="4" w:space="4" w:color="auto"/>
+        </w:pBdr>
+        <w:ind w:left="1080"/>
+        <w:rPr>
+          <w:lang w:val="en-US"/>
+        </w:rPr>
+      </w:pPr>
+      <w:r>
+        <w:rPr>
+          <w:lang w:val="en-US"/>
+        </w:rPr>
+        <w:t>&lt;Quiver&gt; = &lt;Subplot&gt;.quiver(</w:t>
+      </w:r>
+      <w:r>
+        <w:rPr>
+          <w:lang w:val="en-US"/>
+        </w:rPr>
+        <w:t>&lt;X&gt;, &lt;Y&gt;,</w:t>
+      </w:r>
+      <w:r>
+        <w:rPr>
+          <w:lang w:val="en-US"/>
+        </w:rPr>
+        <w:t xml:space="preserve"> &lt;Z&gt;,</w:t>
+      </w:r>
+      <w:r>
+        <w:rPr>
+          <w:lang w:val="en-US"/>
+        </w:rPr>
+        <w:t xml:space="preserve"> &lt;U&gt;, &lt;V&gt;</w:t>
+      </w:r>
+      <w:r>
+        <w:rPr>
+          <w:lang w:val="en-US"/>
+        </w:rPr>
+        <w:t>, &lt;W&gt;)</w:t>
+      </w:r>
+    </w:p>
+    <w:p>
+      <w:pPr>
+        <w:pStyle w:val="ListParagraph"/>
+        <w:numPr>
+          <w:ilvl w:val="0"/>
+          <w:numId w:val="3"/>
+        </w:numPr>
+        <w:rPr>
+          <w:lang w:val="en-US"/>
+        </w:rPr>
+      </w:pPr>
+      <w:r>
+        <w:rPr>
+          <w:lang w:val="en-US"/>
+        </w:rPr>
+        <w:t>Gốc của Vector được Plot sẽ có tọa độ (&lt;X&gt;, &lt;Y&gt;</w:t>
+      </w:r>
+      <w:r>
+        <w:rPr>
+          <w:lang w:val="en-US"/>
+        </w:rPr>
+        <w:t>, &lt;Z&gt;</w:t>
+      </w:r>
+      <w:r>
+        <w:rPr>
+          <w:lang w:val="en-US"/>
+        </w:rPr>
+        <w:t xml:space="preserve">) và hướng </w:t>
+      </w:r>
+    </w:p>
+    <w:p>
+      <w:pPr>
+        <w:pStyle w:val="ListParagraph"/>
+        <w:ind w:left="1080"/>
+        <w:rPr>
+          <w:lang w:val="en-US"/>
+        </w:rPr>
+      </w:pPr>
+      <w:r>
+        <w:rPr>
+          <w:lang w:val="en-US"/>
+        </w:rPr>
+        <w:t>(&lt;U&gt;, &lt;V&gt;</w:t>
+      </w:r>
+      <w:r>
+        <w:rPr>
+          <w:lang w:val="en-US"/>
+        </w:rPr>
+        <w:t>, &lt;W&gt;</w:t>
+      </w:r>
+      <w:r>
+        <w:rPr>
+          <w:lang w:val="en-US"/>
+        </w:rPr>
+        <w:t>)</w:t>
+      </w:r>
+    </w:p>
+    <w:p>
+      <w:pPr>
+        <w:pStyle w:val="ListParagraph"/>
+        <w:numPr>
+          <w:ilvl w:val="0"/>
+          <w:numId w:val="1"/>
+        </w:numPr>
+        <w:rPr>
+          <w:lang w:val="en-US"/>
+        </w:rPr>
+      </w:pPr>
+      <w:r>
+        <w:rPr>
+          <w:lang w:val="en-US"/>
+        </w:rPr>
+        <w:t>Cách Plot 1 Polygon Lên 1 Subplot?</w:t>
+      </w:r>
+    </w:p>
+    <w:p>
+      <w:pPr>
+        <w:pStyle w:val="ListParagraph"/>
+        <w:pBdr>
+          <w:top w:val="single" w:sz="4" w:space="1" w:color="auto"/>
+          <w:left w:val="single" w:sz="4" w:space="4" w:color="auto"/>
+          <w:bottom w:val="single" w:sz="4" w:space="1" w:color="auto"/>
+          <w:right w:val="single" w:sz="4" w:space="4" w:color="auto"/>
+        </w:pBdr>
+        <w:ind w:left="1080"/>
+        <w:rPr>
+          <w:lang w:val="en-US"/>
+        </w:rPr>
+      </w:pPr>
+      <w:r>
+        <w:rPr>
+          <w:lang w:val="en-US"/>
+        </w:rPr>
+        <w:t>&lt;Polygon&gt; = &lt;Subplot&gt;.add_patch(p = &lt;Polygon&gt;)</w:t>
+      </w:r>
+    </w:p>
+    <w:p>
+      <w:pPr>
+        <w:pStyle w:val="ListParagraph"/>
+        <w:numPr>
+          <w:ilvl w:val="0"/>
+          <w:numId w:val="1"/>
+        </w:numPr>
+        <w:rPr>
+          <w:lang w:val="en-US"/>
+        </w:rPr>
+      </w:pPr>
+      <w:r>
+        <w:rPr>
+          <w:lang w:val="en-US"/>
+        </w:rPr>
+        <w:t>Lưu Ảnh 1 Figure?</w:t>
+      </w:r>
+    </w:p>
+    <w:p>
+      <w:pPr>
+        <w:pStyle w:val="ListParagraph"/>
+        <w:pBdr>
+          <w:top w:val="single" w:sz="4" w:space="1" w:color="auto"/>
+          <w:left w:val="single" w:sz="4" w:space="4" w:color="auto"/>
+          <w:bottom w:val="single" w:sz="4" w:space="1" w:color="auto"/>
+          <w:right w:val="single" w:sz="4" w:space="4" w:color="auto"/>
+        </w:pBdr>
+        <w:ind w:left="1080"/>
+        <w:rPr>
+          <w:lang w:val="en-US"/>
+        </w:rPr>
+      </w:pPr>
+      <w:r>
+        <w:rPr>
+          <w:lang w:val="en-US"/>
+        </w:rPr>
+        <w:t xml:space="preserve">&lt;Figure&gt;.save(&lt;Tên File&gt;, </w:t>
+      </w:r>
+      <w:r>
+        <w:rPr>
+          <w:lang w:val="en-US"/>
+        </w:rPr>
+        <w:t>bbox_inches = "tight"</w:t>
+      </w:r>
+      <w:r>
+        <w:rPr>
+          <w:lang w:val="en-US"/>
+        </w:rPr>
+        <w:t>)</w:t>
+      </w:r>
+    </w:p>
+    <w:p>
+      <w:pPr>
+        <w:pStyle w:val="ListParagraph"/>
+        <w:numPr>
+          <w:ilvl w:val="0"/>
+          <w:numId w:val="3"/>
+        </w:numPr>
+        <w:rPr>
+          <w:lang w:val="en-US"/>
+        </w:rPr>
+      </w:pPr>
+      <w:r>
+        <w:rPr>
+          <w:lang w:val="en-US"/>
+        </w:rPr>
+        <w:t>&lt;Tên File&gt; nếu không có phần mở rộng thì tự động phần mở rộng là “.png”</w:t>
+      </w:r>
+    </w:p>
+    <w:p>
+      <w:pPr>
+        <w:pStyle w:val="ListParagraph"/>
+        <w:numPr>
+          <w:ilvl w:val="0"/>
+          <w:numId w:val="3"/>
+        </w:numPr>
+        <w:rPr>
+          <w:lang w:val="en-US"/>
+        </w:rPr>
+      </w:pPr>
+      <w:r>
+        <w:rPr>
+          <w:lang w:val="en-US"/>
+        </w:rPr>
+        <w:t>Đặt “bbox_inches = "tight"</w:t>
+      </w:r>
+      <w:r>
+        <w:rPr>
+          <w:lang w:val="en-US"/>
+        </w:rPr>
+        <w:t>” để loại bỏ mấy cái lề trắng</w:t>
+      </w:r>
+    </w:p>
+    <w:p>
+      <w:pPr>
+        <w:pStyle w:val="ListParagraph"/>
+        <w:numPr>
+          <w:ilvl w:val="0"/>
+          <w:numId w:val="1"/>
+        </w:numPr>
+        <w:rPr>
+          <w:lang w:val="en-US"/>
+        </w:rPr>
+      </w:pPr>
+      <w:r>
+        <w:rPr>
+          <w:lang w:val="en-US"/>
+        </w:rPr>
+        <w:t>Cách Show Ảnh Màu Trong 1 Subplot?</w:t>
+      </w:r>
+    </w:p>
+    <w:p>
+      <w:pPr>
+        <w:pStyle w:val="ListParagraph"/>
+        <w:pBdr>
+          <w:top w:val="single" w:sz="4" w:space="1" w:color="auto"/>
+          <w:left w:val="single" w:sz="4" w:space="4" w:color="auto"/>
+          <w:bottom w:val="single" w:sz="4" w:space="1" w:color="auto"/>
+          <w:right w:val="single" w:sz="4" w:space="4" w:color="auto"/>
+        </w:pBdr>
+        <w:ind w:left="1080"/>
+        <w:rPr>
+          <w:lang w:val="en-US"/>
+        </w:rPr>
+      </w:pPr>
+      <w:r>
+        <w:rPr>
+          <w:lang w:val="en-US"/>
+        </w:rPr>
+        <w:t>&lt;Subplot&gt;.imshow(&lt;Tensor Ảnh Hoặc Numpy Array Ảnh&gt;)</w:t>
+      </w:r>
+    </w:p>
+    <w:p>
+      <w:pPr>
+        <w:pStyle w:val="ListParagraph"/>
+        <w:numPr>
+          <w:ilvl w:val="0"/>
+          <w:numId w:val="3"/>
+        </w:numPr>
+        <w:rPr>
+          <w:lang w:val="en-US"/>
+        </w:rPr>
+      </w:pPr>
+      <w:r>
+        <w:rPr>
+          <w:lang w:val="en-US"/>
+        </w:rPr>
+        <w:t>Đảm bảo chiều cao xấp ảnh = 3, tấm trên cùng là đỏ, tấm giữa là xanh lá, tấm dưới là xanh dương, cầm chặt tấm ảnh lên rồi đặt lại góc tường sao cho mặt ảnh áp vào tường</w:t>
+      </w:r>
+    </w:p>
+    <w:p>
+      <w:pPr>
+        <w:pStyle w:val="ListParagraph"/>
+        <w:numPr>
+          <w:ilvl w:val="0"/>
+          <w:numId w:val="3"/>
+        </w:numPr>
+        <w:rPr>
+          <w:lang w:val="en-US"/>
+        </w:rPr>
+      </w:pPr>
+      <w:r>
+        <w:rPr>
+          <w:lang w:val="en-US"/>
+        </w:rPr>
+        <w:lastRenderedPageBreak/>
+        <w:t>Lưu ý các giá trị trong xấp ảnh phải có giá trị từ 0 đến 1 ứng với từ 0 đến 255, nằm ngoài khoảng này sẽ bị Clip, nên kiểu dữ liệu phải là Float</w:t>
+      </w:r>
+    </w:p>
+    <w:p>
+      <w:pPr>
+        <w:pStyle w:val="ListParagraph"/>
+        <w:numPr>
+          <w:ilvl w:val="0"/>
+          <w:numId w:val="1"/>
+        </w:numPr>
+        <w:rPr>
+          <w:lang w:val="en-US"/>
+        </w:rPr>
+      </w:pPr>
+      <w:r>
+        <w:rPr>
+          <w:lang w:val="en-US"/>
+        </w:rPr>
+        <w:t>Cách Show Ảnh trắng đen trong 1 subplot?</w:t>
+      </w:r>
+    </w:p>
+    <w:p>
+      <w:pPr>
+        <w:pStyle w:val="ListParagraph"/>
+        <w:pBdr>
+          <w:top w:val="single" w:sz="4" w:space="1" w:color="auto"/>
+          <w:left w:val="single" w:sz="4" w:space="4" w:color="auto"/>
+          <w:bottom w:val="single" w:sz="4" w:space="1" w:color="auto"/>
+          <w:right w:val="single" w:sz="4" w:space="4" w:color="auto"/>
+        </w:pBdr>
+        <w:ind w:left="1080"/>
+        <w:rPr>
+          <w:lang w:val="en-US"/>
+        </w:rPr>
+      </w:pPr>
+      <w:r>
+        <w:rPr>
+          <w:lang w:val="en-US"/>
+        </w:rPr>
+        <w:t>&lt;Subplot&gt;.imshow(</w:t>
       </w:r>
     </w:p>
     <w:p>
@@ -2138,31 +2920,7 @@
         <w:rPr>
           <w:lang w:val="en-US"/>
         </w:rPr>
-        <w:t>&lt;Tensor</w:t>
-      </w:r>
-      <w:r>
-        <w:rPr>
-          <w:lang w:val="en-US"/>
-        </w:rPr>
-        <w:t xml:space="preserve"> Ảnh</w:t>
-      </w:r>
-      <w:r>
-        <w:rPr>
-          <w:lang w:val="en-US"/>
-        </w:rPr>
-        <w:t xml:space="preserve"> Hoặc Numpy Array</w:t>
-      </w:r>
-      <w:r>
-        <w:rPr>
-          <w:lang w:val="en-US"/>
-        </w:rPr>
-        <w:t xml:space="preserve"> Ảnh</w:t>
-      </w:r>
-      <w:r>
-        <w:rPr>
-          <w:lang w:val="en-US"/>
-        </w:rPr>
-        <w:t xml:space="preserve">&gt;, </w:t>
+        <w:t xml:space="preserve">&lt;Tensor Ảnh Hoặc Numpy Array Ảnh&gt;, </w:t>
       </w:r>
       <w:r>
         <w:rPr>
@@ -2252,21 +3010,7 @@
         <w:rPr>
           <w:lang w:val="en-US"/>
         </w:rPr>
-        <w:t>&lt;Cận Dưới&gt; và &lt;Cận Trên&gt; chỉ định giá trị có màu đen và giá trị có màu trắng, giá trị ở giữa sẽ có</w:t>
-      </w:r>
-      <w:bookmarkStart w:id="0" w:name="_GoBack"/>
-      <w:bookmarkEnd w:id="0"/>
-      <w:r>
-        <w:rPr>
-          <w:lang w:val="en-US"/>
-        </w:rPr>
-        <w:t xml:space="preserve"> màu được nội suy tuyến tính, nếu không đặt thì giá trị nhỏ nhất và lớn nhất của Tensor sẽ là &lt;Cận Dưới&gt; và &lt;Cận Trên</w:t>
-      </w:r>
-      <w:r>
-        <w:rPr>
-          <w:lang w:val="en-US"/>
-        </w:rPr>
-        <w:t>&gt;</w:t>
+        <w:t>&lt;Cận Dưới&gt; và &lt;Cận Trên&gt; chỉ định giá trị có màu đen và giá trị có màu trắng, giá trị ở giữa sẽ có màu được nội suy tuyến tính, nếu không đặt thì giá trị nhỏ nhất và lớn nhất của Tensor sẽ là &lt;Cận Dưới&gt; và &lt;Cận Trên&gt;</w:t>
       </w:r>
     </w:p>
     <w:p>
@@ -2682,7 +3426,6 @@
         <w:rPr>
           <w:lang w:val="en-US"/>
         </w:rPr>
-        <w:lastRenderedPageBreak/>
         <w:t>Tạo 1 Polygon?</w:t>
       </w:r>
     </w:p>
@@ -3739,6 +4482,32 @@
       <w:color w:val="808080"/>
     </w:rPr>
   </w:style>
+  <w:style w:type="table" w:styleId="TableGrid">
+    <w:name w:val="Table Grid"/>
+    <w:basedOn w:val="TableNormal"/>
+    <w:uiPriority w:val="59"/>
+    <w:rsid w:val="00723DD0"/>
+    <w:pPr>
+      <w:spacing w:after="0" w:line="240" w:lineRule="auto"/>
+    </w:pPr>
+    <w:tblPr>
+      <w:tblInd w:w="0" w:type="dxa"/>
+      <w:tblBorders>
+        <w:top w:val="single" w:sz="4" w:space="0" w:color="auto"/>
+        <w:left w:val="single" w:sz="4" w:space="0" w:color="auto"/>
+        <w:bottom w:val="single" w:sz="4" w:space="0" w:color="auto"/>
+        <w:right w:val="single" w:sz="4" w:space="0" w:color="auto"/>
+        <w:insideH w:val="single" w:sz="4" w:space="0" w:color="auto"/>
+        <w:insideV w:val="single" w:sz="4" w:space="0" w:color="auto"/>
+      </w:tblBorders>
+      <w:tblCellMar>
+        <w:top w:w="0" w:type="dxa"/>
+        <w:left w:w="108" w:type="dxa"/>
+        <w:bottom w:w="0" w:type="dxa"/>
+        <w:right w:w="108" w:type="dxa"/>
+      </w:tblCellMar>
+    </w:tblPr>
+  </w:style>
 </w:styles>
 </file>
 
@@ -3949,6 +4718,32 @@
     <w:rPr>
       <w:color w:val="808080"/>
     </w:rPr>
+  </w:style>
+  <w:style w:type="table" w:styleId="TableGrid">
+    <w:name w:val="Table Grid"/>
+    <w:basedOn w:val="TableNormal"/>
+    <w:uiPriority w:val="59"/>
+    <w:rsid w:val="00723DD0"/>
+    <w:pPr>
+      <w:spacing w:after="0" w:line="240" w:lineRule="auto"/>
+    </w:pPr>
+    <w:tblPr>
+      <w:tblInd w:w="0" w:type="dxa"/>
+      <w:tblBorders>
+        <w:top w:val="single" w:sz="4" w:space="0" w:color="auto"/>
+        <w:left w:val="single" w:sz="4" w:space="0" w:color="auto"/>
+        <w:bottom w:val="single" w:sz="4" w:space="0" w:color="auto"/>
+        <w:right w:val="single" w:sz="4" w:space="0" w:color="auto"/>
+        <w:insideH w:val="single" w:sz="4" w:space="0" w:color="auto"/>
+        <w:insideV w:val="single" w:sz="4" w:space="0" w:color="auto"/>
+      </w:tblBorders>
+      <w:tblCellMar>
+        <w:top w:w="0" w:type="dxa"/>
+        <w:left w:w="108" w:type="dxa"/>
+        <w:bottom w:w="0" w:type="dxa"/>
+        <w:right w:w="108" w:type="dxa"/>
+      </w:tblCellMar>
+    </w:tblPr>
   </w:style>
 </w:styles>
 </file>

--- a/matplotlib.docx
+++ b/matplotlib.docx
@@ -1505,25 +1505,7 @@
         <w:rPr>
           <w:lang w:val="en-US"/>
         </w:rPr>
-        <w:t>&gt;,</w:t>
-      </w:r>
-      <w:r>
-        <w:rPr>
-          <w:lang w:val="en-US"/>
-        </w:rPr>
-        <w:t xml:space="preserve"> </w:t>
-      </w:r>
-      <w:r>
-        <w:rPr>
-          <w:lang w:val="en-US"/>
-        </w:rPr>
-        <w:t xml:space="preserve"> </w:t>
-      </w:r>
-      <w:r>
-        <w:rPr>
-          <w:lang w:val="en-US"/>
-        </w:rPr>
-        <w:t>&lt;Z</w:t>
+        <w:t>&gt;,  &lt;Z</w:t>
       </w:r>
       <w:r>
         <w:rPr>
@@ -1562,13 +1544,7 @@
         <w:rPr>
           <w:lang w:val="en-US"/>
         </w:rPr>
-        <w:t xml:space="preserve">&gt;, </w:t>
-      </w:r>
-      <w:r>
-        <w:rPr>
-          <w:lang w:val="en-US"/>
-        </w:rPr>
-        <w:t>&lt;Z</w:t>
+        <w:t>&gt;, &lt;Z</w:t>
       </w:r>
       <w:r>
         <w:rPr>
@@ -1599,7 +1575,7 @@
         <w:rPr>
           <w:lang w:val="en-US"/>
         </w:rPr>
-        <w:t>Cách Xóa Line, Subplot, … Ra Khỏi 1 Figure?</w:t>
+        <w:t>Cách Plot Thêm Nhiều Điểm Lên 1 Subplot?</w:t>
       </w:r>
     </w:p>
     <w:p>
@@ -1620,55 +1596,19 @@
         <w:rPr>
           <w:lang w:val="en-US"/>
         </w:rPr>
-        <w:t>&lt;Line, Subplot, …&gt;.remove()</w:t>
-      </w:r>
-    </w:p>
-    <w:p>
-      <w:pPr>
-        <w:pStyle w:val="ListParagraph"/>
-        <w:numPr>
-          <w:ilvl w:val="0"/>
-          <w:numId w:val="1"/>
-        </w:numPr>
-        <w:rPr>
-          <w:lang w:val="en-US"/>
-        </w:rPr>
-      </w:pPr>
-      <w:r>
-        <w:rPr>
-          <w:lang w:val="en-US"/>
-        </w:rPr>
-        <w:t xml:space="preserve">Tạo </w:t>
-      </w:r>
-      <w:r>
-        <w:rPr>
-          <w:lang w:val="en-US"/>
-        </w:rPr>
-        <w:t xml:space="preserve">1 Phát 1 </w:t>
-      </w:r>
-      <w:r>
-        <w:rPr>
-          <w:lang w:val="en-US"/>
-        </w:rPr>
-        <w:t xml:space="preserve">Figure </w:t>
-      </w:r>
-      <w:r>
-        <w:rPr>
-          <w:lang w:val="en-US"/>
-        </w:rPr>
-        <w:t xml:space="preserve">Mới Và Tạo 1 Đống </w:t>
-      </w:r>
-      <w:r>
-        <w:rPr>
-          <w:lang w:val="en-US"/>
-        </w:rPr>
-        <w:t xml:space="preserve">Subplot </w:t>
-      </w:r>
-      <w:r>
-        <w:rPr>
-          <w:lang w:val="en-US"/>
-        </w:rPr>
-        <w:t>Rỗng Trong Đó?</w:t>
+        <w:t>&lt;</w:t>
+      </w:r>
+      <w:r>
+        <w:rPr>
+          <w:lang w:val="en-US"/>
+        </w:rPr>
+        <w:t>Scatter</w:t>
+      </w:r>
+      <w:r>
+        <w:rPr>
+          <w:lang w:val="en-US"/>
+        </w:rPr>
+        <w:t>&gt; = &lt;Subplot&gt;.scatter(</w:t>
       </w:r>
     </w:p>
     <w:p>
@@ -1689,118 +1629,43 @@
         <w:rPr>
           <w:lang w:val="en-US"/>
         </w:rPr>
-        <w:t>&lt;Figure&gt;, &lt;Các Subplot&gt;</w:t>
-      </w:r>
-      <w:r>
-        <w:rPr>
-          <w:lang w:val="en-US"/>
-        </w:rPr>
-        <w:t xml:space="preserve"> = plt.subplots(&lt;Số Hàng&gt;, &lt;Số Cột&gt;</w:t>
-      </w:r>
-      <w:r>
-        <w:rPr>
-          <w:lang w:val="en-US"/>
-        </w:rPr>
-        <w:t>)</w:t>
-      </w:r>
-    </w:p>
-    <w:p>
-      <w:pPr>
-        <w:pStyle w:val="ListParagraph"/>
-        <w:numPr>
-          <w:ilvl w:val="0"/>
-          <w:numId w:val="3"/>
-        </w:numPr>
-        <w:rPr>
-          <w:lang w:val="en-US"/>
-        </w:rPr>
-      </w:pPr>
-      <w:r>
-        <w:rPr>
-          <w:lang w:val="en-US"/>
-        </w:rPr>
-        <w:t xml:space="preserve">&lt;Figure&gt; sẽ được chia thành các ô chữ nhật = nhau, sao cho có số hàng = </w:t>
-      </w:r>
-    </w:p>
-    <w:p>
-      <w:pPr>
-        <w:pStyle w:val="ListParagraph"/>
-        <w:ind w:left="1080"/>
-        <w:rPr>
-          <w:lang w:val="en-US"/>
-        </w:rPr>
-      </w:pPr>
-      <w:r>
-        <w:rPr>
-          <w:lang w:val="en-US"/>
-        </w:rPr>
-        <w:t>&lt;Số Hàng&gt; và số cột = &lt;Số Cột&gt;, mỗi ô sẽ chứa 1 Subplot r</w:t>
-      </w:r>
-      <w:r>
-        <w:rPr>
-          <w:lang w:val="en-US"/>
-        </w:rPr>
-        <w:t>ỗng</w:t>
-      </w:r>
-    </w:p>
-    <w:p>
-      <w:pPr>
-        <w:pStyle w:val="ListParagraph"/>
-        <w:numPr>
-          <w:ilvl w:val="0"/>
-          <w:numId w:val="3"/>
-        </w:numPr>
-        <w:rPr>
-          <w:lang w:val="en-US"/>
-        </w:rPr>
-      </w:pPr>
-      <w:r>
-        <w:rPr>
-          <w:lang w:val="en-US"/>
-        </w:rPr>
-        <w:t>&lt;Các Subplot&gt; là 1 List có Shape là (&lt;Số Hàng&gt;, &lt;Số Cột&gt;), mỗi phần tử là 1 &lt;Subplot&gt;</w:t>
-      </w:r>
-      <w:r>
-        <w:rPr>
-          <w:lang w:val="en-US"/>
-        </w:rPr>
-        <w:t xml:space="preserve"> tương ứng trong &lt;Figure&gt;</w:t>
-      </w:r>
-    </w:p>
-    <w:p>
-      <w:pPr>
-        <w:pStyle w:val="ListParagraph"/>
-        <w:numPr>
-          <w:ilvl w:val="0"/>
-          <w:numId w:val="1"/>
-        </w:numPr>
-        <w:rPr>
-          <w:lang w:val="en-US"/>
-        </w:rPr>
-      </w:pPr>
-      <w:r>
-        <w:rPr>
-          <w:lang w:val="en-US"/>
-        </w:rPr>
-        <w:t>Chỉ Định Cận Của Trục Của 1 Subplot?</w:t>
-      </w:r>
-    </w:p>
-    <w:p>
-      <w:pPr>
-        <w:pStyle w:val="ListParagraph"/>
-        <w:numPr>
-          <w:ilvl w:val="0"/>
-          <w:numId w:val="3"/>
-        </w:numPr>
-        <w:rPr>
-          <w:lang w:val="en-US"/>
-        </w:rPr>
-      </w:pPr>
-      <w:r>
-        <w:rPr>
-          <w:lang w:val="en-US"/>
-        </w:rPr>
-        <w:t>Chỉ định cận trục hoành</w:t>
+        <w:t xml:space="preserve">    &lt;</w:t>
+      </w:r>
+      <w:r>
+        <w:rPr>
+          <w:lang w:val="en-US"/>
+        </w:rPr>
+        <w:t>X</w:t>
+      </w:r>
+      <w:r>
+        <w:rPr>
+          <w:lang w:val="en-US"/>
+        </w:rPr>
+        <w:t>&gt;, &lt;</w:t>
+      </w:r>
+      <w:r>
+        <w:rPr>
+          <w:lang w:val="en-US"/>
+        </w:rPr>
+        <w:t>Y</w:t>
+      </w:r>
+      <w:r>
+        <w:rPr>
+          <w:lang w:val="en-US"/>
+        </w:rPr>
+        <w:t xml:space="preserve">&gt;, </w:t>
+      </w:r>
+      <w:r>
+        <w:rPr>
+          <w:lang w:val="en-US"/>
+        </w:rPr>
+        <w:t>cmap = &lt;Hệ Màu&gt;, c = &lt;Màu&gt;</w:t>
+      </w:r>
+      <w:r>
+        <w:rPr>
+          <w:lang w:val="en-US"/>
+        </w:rPr>
+        <w:t>,</w:t>
       </w:r>
     </w:p>
     <w:p>
@@ -1821,25 +1686,19 @@
         <w:rPr>
           <w:lang w:val="en-US"/>
         </w:rPr>
-        <w:t>&lt;Subplot&gt;.set_xlim(&lt;Cận Trái&gt;, &lt;Cận Phải&gt;)</w:t>
-      </w:r>
-    </w:p>
-    <w:p>
-      <w:pPr>
-        <w:pStyle w:val="ListParagraph"/>
-        <w:numPr>
-          <w:ilvl w:val="0"/>
-          <w:numId w:val="3"/>
-        </w:numPr>
-        <w:rPr>
-          <w:lang w:val="en-US"/>
-        </w:rPr>
-      </w:pPr>
-      <w:r>
-        <w:rPr>
-          <w:lang w:val="en-US"/>
-        </w:rPr>
-        <w:t>Chỉ định cận trục tung</w:t>
+        <w:t xml:space="preserve">    </w:t>
+      </w:r>
+      <w:r>
+        <w:rPr>
+          <w:lang w:val="en-US"/>
+        </w:rPr>
+        <w:t>vmin = &lt;Cận Dưới&gt;, vmax = &lt;Cận Trên&gt;</w:t>
+      </w:r>
+      <w:r>
+        <w:rPr>
+          <w:lang w:val="en-US"/>
+        </w:rPr>
+        <w:t>, alpha = &lt;Trong Suốt&gt;</w:t>
       </w:r>
     </w:p>
     <w:p>
@@ -1860,31 +1719,494 @@
         <w:rPr>
           <w:lang w:val="en-US"/>
         </w:rPr>
-        <w:t>&lt;Subplot&gt;.set_ylim(&lt;Cận Dưới&gt;, &lt;Cận Trên&gt;)</w:t>
-      </w:r>
-    </w:p>
-    <w:p>
-      <w:pPr>
-        <w:pStyle w:val="ListParagraph"/>
-        <w:numPr>
-          <w:ilvl w:val="0"/>
-          <w:numId w:val="3"/>
-        </w:numPr>
-        <w:rPr>
-          <w:lang w:val="en-US"/>
-        </w:rPr>
-      </w:pPr>
-      <w:r>
-        <w:rPr>
-          <w:lang w:val="en-US"/>
-        </w:rPr>
-        <w:t>Chỉ định cận trụ</w:t>
-      </w:r>
-      <w:r>
-        <w:rPr>
-          <w:lang w:val="en-US"/>
-        </w:rPr>
-        <w:t>c cao</w:t>
+        <w:t>)</w:t>
+      </w:r>
+    </w:p>
+    <w:p>
+      <w:pPr>
+        <w:pStyle w:val="ListParagraph"/>
+        <w:numPr>
+          <w:ilvl w:val="0"/>
+          <w:numId w:val="3"/>
+        </w:numPr>
+        <w:rPr>
+          <w:lang w:val="en-US"/>
+        </w:rPr>
+      </w:pPr>
+      <w:r>
+        <w:rPr>
+          <w:lang w:val="en-US"/>
+        </w:rPr>
+        <w:t>Mặc định</w:t>
+      </w:r>
+    </w:p>
+    <w:tbl>
+      <w:tblPr>
+        <w:tblStyle w:val="TableGrid"/>
+        <w:tblW w:w="0" w:type="auto"/>
+        <w:tblInd w:w="1080" w:type="dxa"/>
+        <w:tblLook w:val="04A0" w:firstRow="1" w:lastRow="0" w:firstColumn="1" w:lastColumn="0" w:noHBand="0" w:noVBand="1"/>
+      </w:tblPr>
+      <w:tblGrid>
+        <w:gridCol w:w="4072"/>
+        <w:gridCol w:w="4090"/>
+      </w:tblGrid>
+      <w:tr>
+        <w:tc>
+          <w:tcPr>
+            <w:tcW w:w="4621" w:type="dxa"/>
+          </w:tcPr>
+          <w:p>
+            <w:pPr>
+              <w:pStyle w:val="ListParagraph"/>
+              <w:ind w:left="0"/>
+              <w:jc w:val="center"/>
+              <w:rPr>
+                <w:lang w:val="en-US"/>
+              </w:rPr>
+            </w:pPr>
+            <w:r>
+              <w:rPr>
+                <w:lang w:val="en-US"/>
+              </w:rPr>
+              <w:t>&lt;Hệ Màu&gt;</w:t>
+            </w:r>
+          </w:p>
+        </w:tc>
+        <w:tc>
+          <w:tcPr>
+            <w:tcW w:w="4621" w:type="dxa"/>
+          </w:tcPr>
+          <w:p>
+            <w:pPr>
+              <w:pStyle w:val="ListParagraph"/>
+              <w:ind w:left="0"/>
+              <w:jc w:val="center"/>
+              <w:rPr>
+                <w:lang w:val="en-US"/>
+              </w:rPr>
+            </w:pPr>
+            <w:r>
+              <w:rPr>
+                <w:lang w:val="en-US"/>
+              </w:rPr>
+              <w:t>"</w:t>
+            </w:r>
+            <w:r>
+              <w:rPr>
+                <w:lang w:val="en-US"/>
+              </w:rPr>
+              <w:t>viridis</w:t>
+            </w:r>
+            <w:r>
+              <w:rPr>
+                <w:lang w:val="en-US"/>
+              </w:rPr>
+              <w:t>"</w:t>
+            </w:r>
+          </w:p>
+        </w:tc>
+      </w:tr>
+      <w:tr>
+        <w:tc>
+          <w:tcPr>
+            <w:tcW w:w="4621" w:type="dxa"/>
+          </w:tcPr>
+          <w:p>
+            <w:pPr>
+              <w:pStyle w:val="ListParagraph"/>
+              <w:ind w:left="0"/>
+              <w:jc w:val="center"/>
+              <w:rPr>
+                <w:lang w:val="en-US"/>
+              </w:rPr>
+            </w:pPr>
+            <w:r>
+              <w:rPr>
+                <w:lang w:val="en-US"/>
+              </w:rPr>
+              <w:t>&lt;Màu&gt;</w:t>
+            </w:r>
+          </w:p>
+        </w:tc>
+        <w:tc>
+          <w:tcPr>
+            <w:tcW w:w="4621" w:type="dxa"/>
+          </w:tcPr>
+          <w:p>
+            <w:pPr>
+              <w:pStyle w:val="ListParagraph"/>
+              <w:ind w:left="0"/>
+              <w:jc w:val="center"/>
+              <w:rPr>
+                <w:lang w:val="en-US"/>
+              </w:rPr>
+            </w:pPr>
+            <w:r>
+              <w:rPr>
+                <w:lang w:val="en-US"/>
+              </w:rPr>
+              <w:t>"</w:t>
+            </w:r>
+            <w:r>
+              <w:rPr>
+                <w:lang w:val="en-US"/>
+              </w:rPr>
+              <w:t>1f77b4</w:t>
+            </w:r>
+            <w:r>
+              <w:rPr>
+                <w:lang w:val="en-US"/>
+              </w:rPr>
+              <w:t>"</w:t>
+            </w:r>
+          </w:p>
+        </w:tc>
+      </w:tr>
+      <w:tr>
+        <w:tc>
+          <w:tcPr>
+            <w:tcW w:w="4621" w:type="dxa"/>
+          </w:tcPr>
+          <w:p>
+            <w:pPr>
+              <w:pStyle w:val="ListParagraph"/>
+              <w:ind w:left="0"/>
+              <w:jc w:val="center"/>
+              <w:rPr>
+                <w:lang w:val="en-US"/>
+              </w:rPr>
+            </w:pPr>
+            <w:r>
+              <w:rPr>
+                <w:lang w:val="en-US"/>
+              </w:rPr>
+              <w:t>&lt;Cận Dưới&gt;</w:t>
+            </w:r>
+          </w:p>
+        </w:tc>
+        <w:tc>
+          <w:tcPr>
+            <w:tcW w:w="4621" w:type="dxa"/>
+          </w:tcPr>
+          <w:p>
+            <w:pPr>
+              <w:pStyle w:val="ListParagraph"/>
+              <w:ind w:left="0"/>
+              <w:jc w:val="center"/>
+              <w:rPr>
+                <w:lang w:val="en-US"/>
+              </w:rPr>
+            </w:pPr>
+            <w:r>
+              <w:rPr>
+                <w:lang w:val="en-US"/>
+              </w:rPr>
+              <w:t>None</w:t>
+            </w:r>
+          </w:p>
+        </w:tc>
+      </w:tr>
+      <w:tr>
+        <w:tc>
+          <w:tcPr>
+            <w:tcW w:w="4621" w:type="dxa"/>
+          </w:tcPr>
+          <w:p>
+            <w:pPr>
+              <w:pStyle w:val="ListParagraph"/>
+              <w:ind w:left="0"/>
+              <w:jc w:val="center"/>
+              <w:rPr>
+                <w:lang w:val="en-US"/>
+              </w:rPr>
+            </w:pPr>
+            <w:r>
+              <w:rPr>
+                <w:lang w:val="en-US"/>
+              </w:rPr>
+              <w:t>&lt;Cận Trên&gt;</w:t>
+            </w:r>
+          </w:p>
+        </w:tc>
+        <w:tc>
+          <w:tcPr>
+            <w:tcW w:w="4621" w:type="dxa"/>
+          </w:tcPr>
+          <w:p>
+            <w:pPr>
+              <w:pStyle w:val="ListParagraph"/>
+              <w:ind w:left="0"/>
+              <w:jc w:val="center"/>
+              <w:rPr>
+                <w:lang w:val="en-US"/>
+              </w:rPr>
+            </w:pPr>
+            <w:r>
+              <w:rPr>
+                <w:lang w:val="en-US"/>
+              </w:rPr>
+              <w:t>None</w:t>
+            </w:r>
+          </w:p>
+        </w:tc>
+      </w:tr>
+      <w:tr>
+        <w:tc>
+          <w:tcPr>
+            <w:tcW w:w="4621" w:type="dxa"/>
+          </w:tcPr>
+          <w:p>
+            <w:pPr>
+              <w:pStyle w:val="ListParagraph"/>
+              <w:ind w:left="0"/>
+              <w:jc w:val="center"/>
+              <w:rPr>
+                <w:lang w:val="en-US"/>
+              </w:rPr>
+            </w:pPr>
+            <w:r>
+              <w:rPr>
+                <w:lang w:val="en-US"/>
+              </w:rPr>
+              <w:t>&lt;Trong Suốt&gt;</w:t>
+            </w:r>
+          </w:p>
+        </w:tc>
+        <w:tc>
+          <w:tcPr>
+            <w:tcW w:w="4621" w:type="dxa"/>
+          </w:tcPr>
+          <w:p>
+            <w:pPr>
+              <w:pStyle w:val="ListParagraph"/>
+              <w:ind w:left="0"/>
+              <w:jc w:val="center"/>
+              <w:rPr>
+                <w:lang w:val="en-US"/>
+              </w:rPr>
+            </w:pPr>
+            <w:r>
+              <w:rPr>
+                <w:lang w:val="en-US"/>
+              </w:rPr>
+              <w:t>None</w:t>
+            </w:r>
+          </w:p>
+        </w:tc>
+      </w:tr>
+    </w:tbl>
+    <w:p>
+      <w:pPr>
+        <w:pStyle w:val="ListParagraph"/>
+        <w:numPr>
+          <w:ilvl w:val="0"/>
+          <w:numId w:val="3"/>
+        </w:numPr>
+        <w:rPr>
+          <w:lang w:val="en-US"/>
+        </w:rPr>
+      </w:pPr>
+      <w:r>
+        <w:rPr>
+          <w:lang w:val="en-US"/>
+        </w:rPr>
+        <w:t>&lt;X&gt;[m] và &lt;Y&gt;[m] lần lượt là hoành độ và tung độ của điểm thứ m</w:t>
+      </w:r>
+    </w:p>
+    <w:p>
+      <w:pPr>
+        <w:pStyle w:val="ListParagraph"/>
+        <w:numPr>
+          <w:ilvl w:val="0"/>
+          <w:numId w:val="3"/>
+        </w:numPr>
+        <w:rPr>
+          <w:lang w:val="en-US"/>
+        </w:rPr>
+      </w:pPr>
+      <w:r>
+        <w:rPr>
+          <w:lang w:val="en-US"/>
+        </w:rPr>
+        <w:t xml:space="preserve">Nếu &lt;Hệ Màu&gt; = </w:t>
+      </w:r>
+      <w:r>
+        <w:rPr>
+          <w:lang w:val="en-US"/>
+        </w:rPr>
+        <w:t>"</w:t>
+      </w:r>
+      <w:r>
+        <w:rPr>
+          <w:lang w:val="en-US"/>
+        </w:rPr>
+        <w:t>viridis</w:t>
+      </w:r>
+      <w:r>
+        <w:rPr>
+          <w:lang w:val="en-US"/>
+        </w:rPr>
+        <w:t>"</w:t>
+      </w:r>
+      <w:r>
+        <w:rPr>
+          <w:lang w:val="en-US"/>
+        </w:rPr>
+        <w:t>, thì thang màu bắt đầu từ tím tới vàng, khi đó nếu chỉ định &lt;Màu&gt; = 1 List có phần tử là số</w:t>
+      </w:r>
+      <w:r>
+        <w:rPr>
+          <w:lang w:val="en-US"/>
+        </w:rPr>
+        <w:t xml:space="preserve"> biểu thị màu mỗi điểm</w:t>
+      </w:r>
+      <w:r>
+        <w:rPr>
+          <w:lang w:val="en-US"/>
+        </w:rPr>
+        <w:t xml:space="preserve">, thì màu mỗi điểm </w:t>
+      </w:r>
+      <w:r>
+        <w:rPr>
+          <w:lang w:val="en-US"/>
+        </w:rPr>
+        <w:lastRenderedPageBreak/>
+        <w:t>tương ứng</w:t>
+      </w:r>
+      <w:r>
+        <w:rPr>
+          <w:lang w:val="en-US"/>
+        </w:rPr>
+        <w:t xml:space="preserve"> sẽ được nội suy theo &lt;Cận Dưới&gt; và &lt;Cận Trên&gt;, nếu &lt;Cận Dưới&gt; không được chỉ định, thì nó tự động là giá trị nhỏ nhất trong List, tượng tự </w:t>
+      </w:r>
+    </w:p>
+    <w:p>
+      <w:pPr>
+        <w:pStyle w:val="ListParagraph"/>
+        <w:ind w:left="1080"/>
+        <w:rPr>
+          <w:lang w:val="en-US"/>
+        </w:rPr>
+      </w:pPr>
+      <w:r>
+        <w:rPr>
+          <w:lang w:val="en-US"/>
+        </w:rPr>
+        <w:t>&lt;Cận Trên&gt; là giá trị lớn nhất trong List</w:t>
+      </w:r>
+    </w:p>
+    <w:p>
+      <w:pPr>
+        <w:pStyle w:val="ListParagraph"/>
+        <w:numPr>
+          <w:ilvl w:val="0"/>
+          <w:numId w:val="3"/>
+        </w:numPr>
+        <w:rPr>
+          <w:lang w:val="en-US"/>
+        </w:rPr>
+      </w:pPr>
+      <w:r>
+        <w:rPr>
+          <w:lang w:val="en-US"/>
+        </w:rPr>
+        <w:t>N</w:t>
+      </w:r>
+      <w:r>
+        <w:rPr>
+          <w:lang w:val="en-US"/>
+        </w:rPr>
+        <w:t>ếu</w:t>
+      </w:r>
+      <w:r>
+        <w:rPr>
+          <w:lang w:val="en-US"/>
+        </w:rPr>
+        <w:t xml:space="preserve"> &lt;Hệ Màu&gt;</w:t>
+      </w:r>
+      <w:r>
+        <w:rPr>
+          <w:lang w:val="en-US"/>
+        </w:rPr>
+        <w:t xml:space="preserve"> = </w:t>
+      </w:r>
+      <w:r>
+        <w:rPr>
+          <w:lang w:val="en-US"/>
+        </w:rPr>
+        <w:t>"</w:t>
+      </w:r>
+      <w:r>
+        <w:rPr>
+          <w:lang w:val="en-US"/>
+        </w:rPr>
+        <w:t>rgb</w:t>
+      </w:r>
+      <w:r>
+        <w:rPr>
+          <w:lang w:val="en-US"/>
+        </w:rPr>
+        <w:t>"</w:t>
+      </w:r>
+      <w:r>
+        <w:rPr>
+          <w:lang w:val="en-US"/>
+        </w:rPr>
+        <w:t>, thì nếu chỉ định &lt;Màu&gt;  là 1 List thì List đó phải 2D, mỗi hàng mang giá trị R, G, B cho mỗi điểm tương ứng, giá trị từ 0 tới 1</w:t>
+      </w:r>
+    </w:p>
+    <w:p>
+      <w:pPr>
+        <w:pStyle w:val="ListParagraph"/>
+        <w:numPr>
+          <w:ilvl w:val="0"/>
+          <w:numId w:val="3"/>
+        </w:numPr>
+        <w:rPr>
+          <w:lang w:val="en-US"/>
+        </w:rPr>
+      </w:pPr>
+      <w:r>
+        <w:rPr>
+          <w:lang w:val="en-US"/>
+        </w:rPr>
+        <w:t xml:space="preserve">Nếu &lt;Trong Suốt&gt; = None thì mỗi điểm sẽ có độ trong suốt tùy theo góc nhìn, nếu = 1 số từ 0 đến 1 thì tất cả các điểm sẽ có cùng độ trong suốt = </w:t>
+      </w:r>
+    </w:p>
+    <w:p>
+      <w:pPr>
+        <w:pStyle w:val="ListParagraph"/>
+        <w:ind w:left="1080"/>
+        <w:rPr>
+          <w:lang w:val="en-US"/>
+        </w:rPr>
+      </w:pPr>
+      <w:r>
+        <w:rPr>
+          <w:lang w:val="en-US"/>
+        </w:rPr>
+        <w:t>&lt;Trong Suốt&gt;</w:t>
+      </w:r>
+      <w:bookmarkStart w:id="0" w:name="_GoBack"/>
+      <w:bookmarkEnd w:id="0"/>
+    </w:p>
+    <w:p>
+      <w:pPr>
+        <w:pStyle w:val="ListParagraph"/>
+        <w:numPr>
+          <w:ilvl w:val="0"/>
+          <w:numId w:val="3"/>
+        </w:numPr>
+        <w:rPr>
+          <w:lang w:val="en-US"/>
+        </w:rPr>
+      </w:pPr>
+      <w:r>
+        <w:rPr>
+          <w:lang w:val="en-US"/>
+        </w:rPr>
+        <w:t>Nếu &lt;Subplot&gt; có hệ tọa độ 3D, thì cũng tương tự</w:t>
       </w:r>
     </w:p>
     <w:p>
@@ -1905,14 +2227,13 @@
         <w:rPr>
           <w:lang w:val="en-US"/>
         </w:rPr>
-        <w:lastRenderedPageBreak/>
-        <w:t>&lt;Subplot&gt;.set_z</w:t>
-      </w:r>
-      <w:r>
-        <w:rPr>
-          <w:lang w:val="en-US"/>
-        </w:rPr>
-        <w:t>lim(&lt;Cận Dưới&gt;, &lt;Cận Trên&gt;)</w:t>
+        <w:t>&lt;Scatter&gt; = &lt;Subplot&gt;.scatter(</w:t>
+      </w:r>
+      <w:r>
+        <w:rPr>
+          <w:lang w:val="en-US"/>
+        </w:rPr>
+        <w:t>&lt;X&gt;, &lt;Y&gt;, &lt;Z&gt;, …)</w:t>
       </w:r>
     </w:p>
     <w:p>
@@ -1930,25 +2251,19 @@
         <w:rPr>
           <w:lang w:val="en-US"/>
         </w:rPr>
-        <w:t>Chỉ Định Tên Của Trục Của 1 Subplot?</w:t>
-      </w:r>
-    </w:p>
-    <w:p>
-      <w:pPr>
-        <w:pStyle w:val="ListParagraph"/>
-        <w:numPr>
-          <w:ilvl w:val="0"/>
-          <w:numId w:val="3"/>
-        </w:numPr>
-        <w:rPr>
-          <w:lang w:val="en-US"/>
-        </w:rPr>
-      </w:pPr>
-      <w:r>
-        <w:rPr>
-          <w:lang w:val="en-US"/>
-        </w:rPr>
-        <w:t>Chỉ định tên trục hoành</w:t>
+        <w:t>Cách Xóa Line,</w:t>
+      </w:r>
+      <w:r>
+        <w:rPr>
+          <w:lang w:val="en-US"/>
+        </w:rPr>
+        <w:t xml:space="preserve"> Scatter,</w:t>
+      </w:r>
+      <w:r>
+        <w:rPr>
+          <w:lang w:val="en-US"/>
+        </w:rPr>
+        <w:t xml:space="preserve"> Subplot, … Ra Khỏi 1 Figure?</w:t>
       </w:r>
     </w:p>
     <w:p>
@@ -1969,25 +2284,67 @@
         <w:rPr>
           <w:lang w:val="en-US"/>
         </w:rPr>
-        <w:t>&lt;Subplot&gt;.set_xlabel(&lt;Tên Trục Hoành&gt;)</w:t>
-      </w:r>
-    </w:p>
-    <w:p>
-      <w:pPr>
-        <w:pStyle w:val="ListParagraph"/>
-        <w:numPr>
-          <w:ilvl w:val="0"/>
-          <w:numId w:val="3"/>
-        </w:numPr>
-        <w:rPr>
-          <w:lang w:val="en-US"/>
-        </w:rPr>
-      </w:pPr>
-      <w:r>
-        <w:rPr>
-          <w:lang w:val="en-US"/>
-        </w:rPr>
-        <w:t>Chỉ định tên trục tung</w:t>
+        <w:t xml:space="preserve">&lt;Line, </w:t>
+      </w:r>
+      <w:r>
+        <w:rPr>
+          <w:lang w:val="en-US"/>
+        </w:rPr>
+        <w:t xml:space="preserve">Scatter, </w:t>
+      </w:r>
+      <w:r>
+        <w:rPr>
+          <w:lang w:val="en-US"/>
+        </w:rPr>
+        <w:t>Subplot, …&gt;.remove()</w:t>
+      </w:r>
+    </w:p>
+    <w:p>
+      <w:pPr>
+        <w:pStyle w:val="ListParagraph"/>
+        <w:numPr>
+          <w:ilvl w:val="0"/>
+          <w:numId w:val="1"/>
+        </w:numPr>
+        <w:rPr>
+          <w:lang w:val="en-US"/>
+        </w:rPr>
+      </w:pPr>
+      <w:r>
+        <w:rPr>
+          <w:lang w:val="en-US"/>
+        </w:rPr>
+        <w:t xml:space="preserve">Tạo </w:t>
+      </w:r>
+      <w:r>
+        <w:rPr>
+          <w:lang w:val="en-US"/>
+        </w:rPr>
+        <w:t xml:space="preserve">1 Phát 1 </w:t>
+      </w:r>
+      <w:r>
+        <w:rPr>
+          <w:lang w:val="en-US"/>
+        </w:rPr>
+        <w:t xml:space="preserve">Figure </w:t>
+      </w:r>
+      <w:r>
+        <w:rPr>
+          <w:lang w:val="en-US"/>
+        </w:rPr>
+        <w:t xml:space="preserve">Mới Và Tạo 1 Đống </w:t>
+      </w:r>
+      <w:r>
+        <w:rPr>
+          <w:lang w:val="en-US"/>
+        </w:rPr>
+        <w:t xml:space="preserve">Subplot </w:t>
+      </w:r>
+      <w:r>
+        <w:rPr>
+          <w:lang w:val="en-US"/>
+        </w:rPr>
+        <w:t>Rỗng Trong Đó?</w:t>
       </w:r>
     </w:p>
     <w:p>
@@ -2008,31 +2365,118 @@
         <w:rPr>
           <w:lang w:val="en-US"/>
         </w:rPr>
-        <w:t>&lt;Subplot&gt;.set_ylabel(&lt;Tên Trục Tung&gt;)</w:t>
-      </w:r>
-    </w:p>
-    <w:p>
-      <w:pPr>
-        <w:pStyle w:val="ListParagraph"/>
-        <w:numPr>
-          <w:ilvl w:val="0"/>
-          <w:numId w:val="3"/>
-        </w:numPr>
-        <w:rPr>
-          <w:lang w:val="en-US"/>
-        </w:rPr>
-      </w:pPr>
-      <w:r>
-        <w:rPr>
-          <w:lang w:val="en-US"/>
-        </w:rPr>
-        <w:t>Chỉ định tên trụ</w:t>
-      </w:r>
-      <w:r>
-        <w:rPr>
-          <w:lang w:val="en-US"/>
-        </w:rPr>
-        <w:t>c cao</w:t>
+        <w:t>&lt;Figure&gt;, &lt;Các Subplot&gt;</w:t>
+      </w:r>
+      <w:r>
+        <w:rPr>
+          <w:lang w:val="en-US"/>
+        </w:rPr>
+        <w:t xml:space="preserve"> = plt.subplots(&lt;Số Hàng&gt;, &lt;Số Cột&gt;</w:t>
+      </w:r>
+      <w:r>
+        <w:rPr>
+          <w:lang w:val="en-US"/>
+        </w:rPr>
+        <w:t>)</w:t>
+      </w:r>
+    </w:p>
+    <w:p>
+      <w:pPr>
+        <w:pStyle w:val="ListParagraph"/>
+        <w:numPr>
+          <w:ilvl w:val="0"/>
+          <w:numId w:val="3"/>
+        </w:numPr>
+        <w:rPr>
+          <w:lang w:val="en-US"/>
+        </w:rPr>
+      </w:pPr>
+      <w:r>
+        <w:rPr>
+          <w:lang w:val="en-US"/>
+        </w:rPr>
+        <w:t xml:space="preserve">&lt;Figure&gt; sẽ được chia thành các ô chữ nhật = nhau, sao cho có số hàng = </w:t>
+      </w:r>
+    </w:p>
+    <w:p>
+      <w:pPr>
+        <w:pStyle w:val="ListParagraph"/>
+        <w:ind w:left="1080"/>
+        <w:rPr>
+          <w:lang w:val="en-US"/>
+        </w:rPr>
+      </w:pPr>
+      <w:r>
+        <w:rPr>
+          <w:lang w:val="en-US"/>
+        </w:rPr>
+        <w:t>&lt;Số Hàng&gt; và số cột = &lt;Số Cột&gt;, mỗi ô sẽ chứa 1 Subplot r</w:t>
+      </w:r>
+      <w:r>
+        <w:rPr>
+          <w:lang w:val="en-US"/>
+        </w:rPr>
+        <w:t>ỗng</w:t>
+      </w:r>
+    </w:p>
+    <w:p>
+      <w:pPr>
+        <w:pStyle w:val="ListParagraph"/>
+        <w:numPr>
+          <w:ilvl w:val="0"/>
+          <w:numId w:val="3"/>
+        </w:numPr>
+        <w:rPr>
+          <w:lang w:val="en-US"/>
+        </w:rPr>
+      </w:pPr>
+      <w:r>
+        <w:rPr>
+          <w:lang w:val="en-US"/>
+        </w:rPr>
+        <w:t>&lt;Các Subplot&gt; là 1 List có Shape là (&lt;Số Hàng&gt;, &lt;Số Cột&gt;), mỗi phần tử là 1 &lt;Subplot&gt;</w:t>
+      </w:r>
+      <w:r>
+        <w:rPr>
+          <w:lang w:val="en-US"/>
+        </w:rPr>
+        <w:t xml:space="preserve"> tương ứng trong &lt;Figure&gt;</w:t>
+      </w:r>
+    </w:p>
+    <w:p>
+      <w:pPr>
+        <w:pStyle w:val="ListParagraph"/>
+        <w:numPr>
+          <w:ilvl w:val="0"/>
+          <w:numId w:val="1"/>
+        </w:numPr>
+        <w:rPr>
+          <w:lang w:val="en-US"/>
+        </w:rPr>
+      </w:pPr>
+      <w:r>
+        <w:rPr>
+          <w:lang w:val="en-US"/>
+        </w:rPr>
+        <w:t>Chỉ Định Cận Của Trục Của 1 Subplot?</w:t>
+      </w:r>
+    </w:p>
+    <w:p>
+      <w:pPr>
+        <w:pStyle w:val="ListParagraph"/>
+        <w:numPr>
+          <w:ilvl w:val="0"/>
+          <w:numId w:val="3"/>
+        </w:numPr>
+        <w:rPr>
+          <w:lang w:val="en-US"/>
+        </w:rPr>
+      </w:pPr>
+      <w:r>
+        <w:rPr>
+          <w:lang w:val="en-US"/>
+        </w:rPr>
+        <w:t>Chỉ định cận trục hoành</w:t>
       </w:r>
     </w:p>
     <w:p>
@@ -2053,61 +2497,25 @@
         <w:rPr>
           <w:lang w:val="en-US"/>
         </w:rPr>
-        <w:t>&lt;Subplot&gt;.set_z</w:t>
-      </w:r>
-      <w:r>
-        <w:rPr>
-          <w:lang w:val="en-US"/>
-        </w:rPr>
-        <w:t xml:space="preserve">label(&lt;Tên Trục </w:t>
-      </w:r>
-      <w:r>
-        <w:rPr>
-          <w:lang w:val="en-US"/>
-        </w:rPr>
-        <w:t>Cao</w:t>
-      </w:r>
-      <w:r>
-        <w:rPr>
-          <w:lang w:val="en-US"/>
-        </w:rPr>
-        <w:t>&gt;)</w:t>
-      </w:r>
-    </w:p>
-    <w:p>
-      <w:pPr>
-        <w:pStyle w:val="ListParagraph"/>
-        <w:numPr>
-          <w:ilvl w:val="0"/>
-          <w:numId w:val="1"/>
-        </w:numPr>
-        <w:rPr>
-          <w:lang w:val="en-US"/>
-        </w:rPr>
-      </w:pPr>
-      <w:r>
-        <w:rPr>
-          <w:lang w:val="en-US"/>
-        </w:rPr>
-        <w:t>Chỉ Định Mốc Hiện Trên 1 Trục Của 1 Subplot?</w:t>
-      </w:r>
-    </w:p>
-    <w:p>
-      <w:pPr>
-        <w:pStyle w:val="ListParagraph"/>
-        <w:numPr>
-          <w:ilvl w:val="0"/>
-          <w:numId w:val="3"/>
-        </w:numPr>
-        <w:rPr>
-          <w:lang w:val="en-US"/>
-        </w:rPr>
-      </w:pPr>
-      <w:r>
-        <w:rPr>
-          <w:lang w:val="en-US"/>
-        </w:rPr>
-        <w:t>Chỉ định mốc trên trục hoành</w:t>
+        <w:t>&lt;Subplot&gt;.set_xlim(&lt;Cận Trái&gt;, &lt;Cận Phải&gt;)</w:t>
+      </w:r>
+    </w:p>
+    <w:p>
+      <w:pPr>
+        <w:pStyle w:val="ListParagraph"/>
+        <w:numPr>
+          <w:ilvl w:val="0"/>
+          <w:numId w:val="3"/>
+        </w:numPr>
+        <w:rPr>
+          <w:lang w:val="en-US"/>
+        </w:rPr>
+      </w:pPr>
+      <w:r>
+        <w:rPr>
+          <w:lang w:val="en-US"/>
+        </w:rPr>
+        <w:t>Chỉ định cận trục tung</w:t>
       </w:r>
     </w:p>
     <w:p>
@@ -2128,25 +2536,25 @@
         <w:rPr>
           <w:lang w:val="en-US"/>
         </w:rPr>
-        <w:t>&lt;Subplot&gt;.set_xticks(&lt;Dãy Các Mốc Hoành&gt;)</w:t>
-      </w:r>
-    </w:p>
-    <w:p>
-      <w:pPr>
-        <w:pStyle w:val="ListParagraph"/>
-        <w:numPr>
-          <w:ilvl w:val="0"/>
-          <w:numId w:val="3"/>
-        </w:numPr>
-        <w:rPr>
-          <w:lang w:val="en-US"/>
-        </w:rPr>
-      </w:pPr>
-      <w:r>
-        <w:rPr>
-          <w:lang w:val="en-US"/>
-        </w:rPr>
-        <w:t>Chỉ định mốc trên trục tung</w:t>
+        <w:t>&lt;Subplot&gt;.set_ylim(&lt;Cận Dưới&gt;, &lt;Cận Trên&gt;)</w:t>
+      </w:r>
+    </w:p>
+    <w:p>
+      <w:pPr>
+        <w:pStyle w:val="ListParagraph"/>
+        <w:numPr>
+          <w:ilvl w:val="0"/>
+          <w:numId w:val="3"/>
+        </w:numPr>
+        <w:rPr>
+          <w:lang w:val="en-US"/>
+        </w:rPr>
+      </w:pPr>
+      <w:r>
+        <w:rPr>
+          <w:lang w:val="en-US"/>
+        </w:rPr>
+        <w:t>Chỉ định cận trục cao</w:t>
       </w:r>
     </w:p>
     <w:p>
@@ -2167,31 +2575,43 @@
         <w:rPr>
           <w:lang w:val="en-US"/>
         </w:rPr>
-        <w:t>&lt;Subplot&gt;.set_yticks(&lt;Dãy Các Mốc Tung&gt;)</w:t>
-      </w:r>
-    </w:p>
-    <w:p>
-      <w:pPr>
-        <w:pStyle w:val="ListParagraph"/>
-        <w:numPr>
-          <w:ilvl w:val="0"/>
-          <w:numId w:val="3"/>
-        </w:numPr>
-        <w:rPr>
-          <w:lang w:val="en-US"/>
-        </w:rPr>
-      </w:pPr>
-      <w:r>
-        <w:rPr>
-          <w:lang w:val="en-US"/>
-        </w:rPr>
-        <w:t xml:space="preserve">Chỉ định mốc trên trục </w:t>
-      </w:r>
-      <w:r>
-        <w:rPr>
-          <w:lang w:val="en-US"/>
-        </w:rPr>
-        <w:t>cao</w:t>
+        <w:t>&lt;Subplot&gt;.set_zlim(&lt;Cận Dưới&gt;, &lt;Cận Trên&gt;)</w:t>
+      </w:r>
+    </w:p>
+    <w:p>
+      <w:pPr>
+        <w:pStyle w:val="ListParagraph"/>
+        <w:numPr>
+          <w:ilvl w:val="0"/>
+          <w:numId w:val="1"/>
+        </w:numPr>
+        <w:rPr>
+          <w:lang w:val="en-US"/>
+        </w:rPr>
+      </w:pPr>
+      <w:r>
+        <w:rPr>
+          <w:lang w:val="en-US"/>
+        </w:rPr>
+        <w:t>Chỉ Định Tên Của Trục Của 1 Subplot?</w:t>
+      </w:r>
+    </w:p>
+    <w:p>
+      <w:pPr>
+        <w:pStyle w:val="ListParagraph"/>
+        <w:numPr>
+          <w:ilvl w:val="0"/>
+          <w:numId w:val="3"/>
+        </w:numPr>
+        <w:rPr>
+          <w:lang w:val="en-US"/>
+        </w:rPr>
+      </w:pPr>
+      <w:r>
+        <w:rPr>
+          <w:lang w:val="en-US"/>
+        </w:rPr>
+        <w:t>Chỉ định tên trục hoành</w:t>
       </w:r>
     </w:p>
     <w:p>
@@ -2212,67 +2632,25 @@
         <w:rPr>
           <w:lang w:val="en-US"/>
         </w:rPr>
-        <w:t>&lt;Subplot&gt;.set_</w:t>
-      </w:r>
-      <w:r>
-        <w:rPr>
-          <w:lang w:val="en-US"/>
-        </w:rPr>
-        <w:t>z</w:t>
-      </w:r>
-      <w:r>
-        <w:rPr>
-          <w:lang w:val="en-US"/>
-        </w:rPr>
-        <w:t xml:space="preserve">ticks(&lt;Dãy Các Mốc </w:t>
-      </w:r>
-      <w:r>
-        <w:rPr>
-          <w:lang w:val="en-US"/>
-        </w:rPr>
-        <w:t>Cao</w:t>
-      </w:r>
-      <w:r>
-        <w:rPr>
-          <w:lang w:val="en-US"/>
-        </w:rPr>
-        <w:t>&gt;)</w:t>
-      </w:r>
-    </w:p>
-    <w:p>
-      <w:pPr>
-        <w:pStyle w:val="ListParagraph"/>
-        <w:numPr>
-          <w:ilvl w:val="0"/>
-          <w:numId w:val="3"/>
-        </w:numPr>
-        <w:rPr>
-          <w:lang w:val="en-US"/>
-        </w:rPr>
-      </w:pPr>
-      <w:r>
-        <w:rPr>
-          <w:lang w:val="en-US"/>
-        </w:rPr>
-        <w:t>&lt;Dãy Các Mốc&gt; là 1 đối tượng Iterable chứa các phần tử là mốc</w:t>
-      </w:r>
-    </w:p>
-    <w:p>
-      <w:pPr>
-        <w:pStyle w:val="ListParagraph"/>
-        <w:numPr>
-          <w:ilvl w:val="0"/>
-          <w:numId w:val="3"/>
-        </w:numPr>
-        <w:rPr>
-          <w:lang w:val="en-US"/>
-        </w:rPr>
-      </w:pPr>
-      <w:r>
-        <w:rPr>
-          <w:lang w:val="en-US"/>
-        </w:rPr>
-        <w:t>Ví dụ</w:t>
+        <w:t>&lt;Subplot&gt;.set_xlabel(&lt;Tên Trục Hoành&gt;)</w:t>
+      </w:r>
+    </w:p>
+    <w:p>
+      <w:pPr>
+        <w:pStyle w:val="ListParagraph"/>
+        <w:numPr>
+          <w:ilvl w:val="0"/>
+          <w:numId w:val="3"/>
+        </w:numPr>
+        <w:rPr>
+          <w:lang w:val="en-US"/>
+        </w:rPr>
+      </w:pPr>
+      <w:r>
+        <w:rPr>
+          <w:lang w:val="en-US"/>
+        </w:rPr>
+        <w:t>Chỉ định tên trục tung</w:t>
       </w:r>
     </w:p>
     <w:p>
@@ -2293,25 +2671,25 @@
         <w:rPr>
           <w:lang w:val="en-US"/>
         </w:rPr>
-        <w:t>foo.set_xticks([1, 2, 2.5])</w:t>
-      </w:r>
-    </w:p>
-    <w:p>
-      <w:pPr>
-        <w:pStyle w:val="ListParagraph"/>
-        <w:numPr>
-          <w:ilvl w:val="0"/>
-          <w:numId w:val="1"/>
-        </w:numPr>
-        <w:rPr>
-          <w:lang w:val="en-US"/>
-        </w:rPr>
-      </w:pPr>
-      <w:r>
-        <w:rPr>
-          <w:lang w:val="en-US"/>
-        </w:rPr>
-        <w:t>Cách Plot Thêm Nhiều Vector Lên 1 Subplot?</w:t>
+        <w:t>&lt;Subplot&gt;.set_ylabel(&lt;Tên Trục Tung&gt;)</w:t>
+      </w:r>
+    </w:p>
+    <w:p>
+      <w:pPr>
+        <w:pStyle w:val="ListParagraph"/>
+        <w:numPr>
+          <w:ilvl w:val="0"/>
+          <w:numId w:val="3"/>
+        </w:numPr>
+        <w:rPr>
+          <w:lang w:val="en-US"/>
+        </w:rPr>
+      </w:pPr>
+      <w:r>
+        <w:rPr>
+          <w:lang w:val="en-US"/>
+        </w:rPr>
+        <w:t>Chỉ định tên trục cao</w:t>
       </w:r>
     </w:p>
     <w:p>
@@ -2332,7 +2710,43 @@
         <w:rPr>
           <w:lang w:val="en-US"/>
         </w:rPr>
-        <w:t>&lt;Quiver&gt; = &lt;Subplot&gt;.quiver(</w:t>
+        <w:t>&lt;Subplot&gt;.set_zlabel(&lt;Tên Trục Cao&gt;)</w:t>
+      </w:r>
+    </w:p>
+    <w:p>
+      <w:pPr>
+        <w:pStyle w:val="ListParagraph"/>
+        <w:numPr>
+          <w:ilvl w:val="0"/>
+          <w:numId w:val="1"/>
+        </w:numPr>
+        <w:rPr>
+          <w:lang w:val="en-US"/>
+        </w:rPr>
+      </w:pPr>
+      <w:r>
+        <w:rPr>
+          <w:lang w:val="en-US"/>
+        </w:rPr>
+        <w:t>Chỉ Định Mốc Hiện Trên 1 Trục Của 1 Subplot?</w:t>
+      </w:r>
+    </w:p>
+    <w:p>
+      <w:pPr>
+        <w:pStyle w:val="ListParagraph"/>
+        <w:numPr>
+          <w:ilvl w:val="0"/>
+          <w:numId w:val="3"/>
+        </w:numPr>
+        <w:rPr>
+          <w:lang w:val="en-US"/>
+        </w:rPr>
+      </w:pPr>
+      <w:r>
+        <w:rPr>
+          <w:lang w:val="en-US"/>
+        </w:rPr>
+        <w:t>Chỉ định mốc trên trục hoành</w:t>
       </w:r>
     </w:p>
     <w:p>
@@ -2353,13 +2767,25 @@
         <w:rPr>
           <w:lang w:val="en-US"/>
         </w:rPr>
-        <w:t xml:space="preserve">    </w:t>
-      </w:r>
-      <w:r>
-        <w:rPr>
-          <w:lang w:val="en-US"/>
-        </w:rPr>
-        <w:t xml:space="preserve">&lt;X&gt;, &lt;Y&gt;, &lt;U&gt;, &lt;V&gt;, </w:t>
+        <w:t>&lt;Subplot&gt;.set_xticks(&lt;Dãy Các Mốc Hoành&gt;)</w:t>
+      </w:r>
+    </w:p>
+    <w:p>
+      <w:pPr>
+        <w:pStyle w:val="ListParagraph"/>
+        <w:numPr>
+          <w:ilvl w:val="0"/>
+          <w:numId w:val="3"/>
+        </w:numPr>
+        <w:rPr>
+          <w:lang w:val="en-US"/>
+        </w:rPr>
+      </w:pPr>
+      <w:r>
+        <w:rPr>
+          <w:lang w:val="en-US"/>
+        </w:rPr>
+        <w:t>Chỉ định mốc trên trục tung</w:t>
       </w:r>
     </w:p>
     <w:p>
@@ -2380,25 +2806,25 @@
         <w:rPr>
           <w:lang w:val="en-US"/>
         </w:rPr>
-        <w:t xml:space="preserve">    </w:t>
-      </w:r>
-      <w:r>
-        <w:rPr>
-          <w:lang w:val="en-US"/>
-        </w:rPr>
-        <w:t>angles = "xy",</w:t>
-      </w:r>
-      <w:r>
-        <w:rPr>
-          <w:lang w:val="en-US"/>
-        </w:rPr>
-        <w:t xml:space="preserve"> </w:t>
-      </w:r>
-      <w:r>
-        <w:rPr>
-          <w:lang w:val="en-US"/>
-        </w:rPr>
-        <w:t xml:space="preserve">scale_units = "xy", scale = 1, </w:t>
+        <w:t>&lt;Subplot&gt;.set_yticks(&lt;Dãy Các Mốc Tung&gt;)</w:t>
+      </w:r>
+    </w:p>
+    <w:p>
+      <w:pPr>
+        <w:pStyle w:val="ListParagraph"/>
+        <w:numPr>
+          <w:ilvl w:val="0"/>
+          <w:numId w:val="3"/>
+        </w:numPr>
+        <w:rPr>
+          <w:lang w:val="en-US"/>
+        </w:rPr>
+      </w:pPr>
+      <w:r>
+        <w:rPr>
+          <w:lang w:val="en-US"/>
+        </w:rPr>
+        <w:t>Chỉ định mốc trên trục cao</w:t>
       </w:r>
     </w:p>
     <w:p>
@@ -2419,19 +2845,43 @@
         <w:rPr>
           <w:lang w:val="en-US"/>
         </w:rPr>
-        <w:t xml:space="preserve">    </w:t>
-      </w:r>
-      <w:r>
-        <w:rPr>
-          <w:lang w:val="en-US"/>
-        </w:rPr>
-        <w:t>width =</w:t>
-      </w:r>
-      <w:r>
-        <w:rPr>
-          <w:lang w:val="en-US"/>
-        </w:rPr>
-        <w:t xml:space="preserve"> &lt;Độ Mập Vector&gt;</w:t>
+        <w:t>&lt;Subplot&gt;.set_zticks(&lt;Dãy Các Mốc Cao&gt;)</w:t>
+      </w:r>
+    </w:p>
+    <w:p>
+      <w:pPr>
+        <w:pStyle w:val="ListParagraph"/>
+        <w:numPr>
+          <w:ilvl w:val="0"/>
+          <w:numId w:val="3"/>
+        </w:numPr>
+        <w:rPr>
+          <w:lang w:val="en-US"/>
+        </w:rPr>
+      </w:pPr>
+      <w:r>
+        <w:rPr>
+          <w:lang w:val="en-US"/>
+        </w:rPr>
+        <w:t>&lt;Dãy Các Mốc&gt; là 1 đối tượng Iterable chứa các phần tử là mốc</w:t>
+      </w:r>
+    </w:p>
+    <w:p>
+      <w:pPr>
+        <w:pStyle w:val="ListParagraph"/>
+        <w:numPr>
+          <w:ilvl w:val="0"/>
+          <w:numId w:val="3"/>
+        </w:numPr>
+        <w:rPr>
+          <w:lang w:val="en-US"/>
+        </w:rPr>
+      </w:pPr>
+      <w:r>
+        <w:rPr>
+          <w:lang w:val="en-US"/>
+        </w:rPr>
+        <w:t>Ví dụ</w:t>
       </w:r>
     </w:p>
     <w:p>
@@ -2452,105 +2902,25 @@
         <w:rPr>
           <w:lang w:val="en-US"/>
         </w:rPr>
-        <w:t>)</w:t>
-      </w:r>
-    </w:p>
-    <w:p>
-      <w:pPr>
-        <w:pStyle w:val="ListParagraph"/>
-        <w:numPr>
-          <w:ilvl w:val="0"/>
-          <w:numId w:val="3"/>
-        </w:numPr>
-        <w:rPr>
-          <w:lang w:val="en-US"/>
-        </w:rPr>
-      </w:pPr>
-      <w:r>
-        <w:rPr>
-          <w:lang w:val="en-US"/>
-        </w:rPr>
-        <w:t>Gốc của Vector được Plot sẽ có tọa độ (&lt;X&gt;, &lt;Y&gt;) và hướng (&lt;U&gt;, &lt;V&gt;)</w:t>
-      </w:r>
-    </w:p>
-    <w:p>
-      <w:pPr>
-        <w:pStyle w:val="ListParagraph"/>
-        <w:numPr>
-          <w:ilvl w:val="0"/>
-          <w:numId w:val="3"/>
-        </w:numPr>
-        <w:rPr>
-          <w:lang w:val="en-US"/>
-        </w:rPr>
-      </w:pPr>
-      <w:r>
-        <w:rPr>
-          <w:lang w:val="en-US"/>
-        </w:rPr>
-        <w:t>&lt;Độ Mập Vector&gt; nên có giá trị khoảng 0.005</w:t>
-      </w:r>
-    </w:p>
-    <w:p>
-      <w:pPr>
-        <w:pStyle w:val="ListParagraph"/>
-        <w:numPr>
-          <w:ilvl w:val="0"/>
-          <w:numId w:val="3"/>
-        </w:numPr>
-        <w:rPr>
-          <w:lang w:val="en-US"/>
-        </w:rPr>
-      </w:pPr>
-      <w:r>
-        <w:rPr>
-          <w:lang w:val="en-US"/>
-        </w:rPr>
-        <w:t>Nếu muốn Plot nhiều Vector cùng lúc, thì chèn thêm giá trị vào &lt;X&gt;, &lt;Y&gt;, &lt;U&gt;, &lt;V&gt;, biến những tham số</w:t>
-      </w:r>
-      <w:bookmarkStart w:id="0" w:name="_GoBack"/>
-      <w:bookmarkEnd w:id="0"/>
-      <w:r>
-        <w:rPr>
-          <w:lang w:val="en-US"/>
-        </w:rPr>
-        <w:t xml:space="preserve"> này thành Iterable</w:t>
-      </w:r>
-    </w:p>
-    <w:p>
-      <w:pPr>
-        <w:pStyle w:val="ListParagraph"/>
-        <w:numPr>
-          <w:ilvl w:val="0"/>
-          <w:numId w:val="3"/>
-        </w:numPr>
-        <w:rPr>
-          <w:lang w:val="en-US"/>
-        </w:rPr>
-      </w:pPr>
-      <w:r>
-        <w:rPr>
-          <w:lang w:val="en-US"/>
-        </w:rPr>
-        <w:t>&lt;Quiver&gt; là đối tượng lưu trữ Plot của đống Vector này</w:t>
-      </w:r>
-    </w:p>
-    <w:p>
-      <w:pPr>
-        <w:pStyle w:val="ListParagraph"/>
-        <w:numPr>
-          <w:ilvl w:val="0"/>
-          <w:numId w:val="3"/>
-        </w:numPr>
-        <w:rPr>
-          <w:lang w:val="en-US"/>
-        </w:rPr>
-      </w:pPr>
-      <w:r>
-        <w:rPr>
-          <w:lang w:val="en-US"/>
-        </w:rPr>
-        <w:t>Nếu &lt;Subplot&gt; có hệ tọa độ 3D, thì chỉ cần</w:t>
+        <w:t>foo.set_xticks([1, 2, 2.5])</w:t>
+      </w:r>
+    </w:p>
+    <w:p>
+      <w:pPr>
+        <w:pStyle w:val="ListParagraph"/>
+        <w:numPr>
+          <w:ilvl w:val="0"/>
+          <w:numId w:val="1"/>
+        </w:numPr>
+        <w:rPr>
+          <w:lang w:val="en-US"/>
+        </w:rPr>
+      </w:pPr>
+      <w:r>
+        <w:rPr>
+          <w:lang w:val="en-US"/>
+        </w:rPr>
+        <w:t>Cách Plot Thêm Nhiều Vector Lên 1 Subplot?</w:t>
       </w:r>
     </w:p>
     <w:p>
@@ -2573,105 +2943,6 @@
         </w:rPr>
         <w:t>&lt;Quiver&gt; = &lt;Subplot&gt;.quiver(</w:t>
       </w:r>
-      <w:r>
-        <w:rPr>
-          <w:lang w:val="en-US"/>
-        </w:rPr>
-        <w:t>&lt;X&gt;, &lt;Y&gt;,</w:t>
-      </w:r>
-      <w:r>
-        <w:rPr>
-          <w:lang w:val="en-US"/>
-        </w:rPr>
-        <w:t xml:space="preserve"> &lt;Z&gt;,</w:t>
-      </w:r>
-      <w:r>
-        <w:rPr>
-          <w:lang w:val="en-US"/>
-        </w:rPr>
-        <w:t xml:space="preserve"> &lt;U&gt;, &lt;V&gt;</w:t>
-      </w:r>
-      <w:r>
-        <w:rPr>
-          <w:lang w:val="en-US"/>
-        </w:rPr>
-        <w:t>, &lt;W&gt;)</w:t>
-      </w:r>
-    </w:p>
-    <w:p>
-      <w:pPr>
-        <w:pStyle w:val="ListParagraph"/>
-        <w:numPr>
-          <w:ilvl w:val="0"/>
-          <w:numId w:val="3"/>
-        </w:numPr>
-        <w:rPr>
-          <w:lang w:val="en-US"/>
-        </w:rPr>
-      </w:pPr>
-      <w:r>
-        <w:rPr>
-          <w:lang w:val="en-US"/>
-        </w:rPr>
-        <w:t>Gốc của Vector được Plot sẽ có tọa độ (&lt;X&gt;, &lt;Y&gt;</w:t>
-      </w:r>
-      <w:r>
-        <w:rPr>
-          <w:lang w:val="en-US"/>
-        </w:rPr>
-        <w:t>, &lt;Z&gt;</w:t>
-      </w:r>
-      <w:r>
-        <w:rPr>
-          <w:lang w:val="en-US"/>
-        </w:rPr>
-        <w:t xml:space="preserve">) và hướng </w:t>
-      </w:r>
-    </w:p>
-    <w:p>
-      <w:pPr>
-        <w:pStyle w:val="ListParagraph"/>
-        <w:ind w:left="1080"/>
-        <w:rPr>
-          <w:lang w:val="en-US"/>
-        </w:rPr>
-      </w:pPr>
-      <w:r>
-        <w:rPr>
-          <w:lang w:val="en-US"/>
-        </w:rPr>
-        <w:t>(&lt;U&gt;, &lt;V&gt;</w:t>
-      </w:r>
-      <w:r>
-        <w:rPr>
-          <w:lang w:val="en-US"/>
-        </w:rPr>
-        <w:t>, &lt;W&gt;</w:t>
-      </w:r>
-      <w:r>
-        <w:rPr>
-          <w:lang w:val="en-US"/>
-        </w:rPr>
-        <w:t>)</w:t>
-      </w:r>
-    </w:p>
-    <w:p>
-      <w:pPr>
-        <w:pStyle w:val="ListParagraph"/>
-        <w:numPr>
-          <w:ilvl w:val="0"/>
-          <w:numId w:val="1"/>
-        </w:numPr>
-        <w:rPr>
-          <w:lang w:val="en-US"/>
-        </w:rPr>
-      </w:pPr>
-      <w:r>
-        <w:rPr>
-          <w:lang w:val="en-US"/>
-        </w:rPr>
-        <w:t>Cách Plot 1 Polygon Lên 1 Subplot?</w:t>
-      </w:r>
     </w:p>
     <w:p>
       <w:pPr>
@@ -2691,25 +2962,13 @@
         <w:rPr>
           <w:lang w:val="en-US"/>
         </w:rPr>
-        <w:t>&lt;Polygon&gt; = &lt;Subplot&gt;.add_patch(p = &lt;Polygon&gt;)</w:t>
-      </w:r>
-    </w:p>
-    <w:p>
-      <w:pPr>
-        <w:pStyle w:val="ListParagraph"/>
-        <w:numPr>
-          <w:ilvl w:val="0"/>
-          <w:numId w:val="1"/>
-        </w:numPr>
-        <w:rPr>
-          <w:lang w:val="en-US"/>
-        </w:rPr>
-      </w:pPr>
-      <w:r>
-        <w:rPr>
-          <w:lang w:val="en-US"/>
-        </w:rPr>
-        <w:t>Lưu Ảnh 1 Figure?</w:t>
+        <w:t xml:space="preserve">    </w:t>
+      </w:r>
+      <w:r>
+        <w:rPr>
+          <w:lang w:val="en-US"/>
+        </w:rPr>
+        <w:t xml:space="preserve">&lt;X&gt;, &lt;Y&gt;, &lt;U&gt;, &lt;V&gt;, </w:t>
       </w:r>
     </w:p>
     <w:p>
@@ -2730,79 +2989,26 @@
         <w:rPr>
           <w:lang w:val="en-US"/>
         </w:rPr>
-        <w:t xml:space="preserve">&lt;Figure&gt;.save(&lt;Tên File&gt;, </w:t>
-      </w:r>
-      <w:r>
-        <w:rPr>
-          <w:lang w:val="en-US"/>
-        </w:rPr>
-        <w:t>bbox_inches = "tight"</w:t>
-      </w:r>
-      <w:r>
-        <w:rPr>
-          <w:lang w:val="en-US"/>
-        </w:rPr>
-        <w:t>)</w:t>
-      </w:r>
-    </w:p>
-    <w:p>
-      <w:pPr>
-        <w:pStyle w:val="ListParagraph"/>
-        <w:numPr>
-          <w:ilvl w:val="0"/>
-          <w:numId w:val="3"/>
-        </w:numPr>
-        <w:rPr>
-          <w:lang w:val="en-US"/>
-        </w:rPr>
-      </w:pPr>
-      <w:r>
-        <w:rPr>
-          <w:lang w:val="en-US"/>
-        </w:rPr>
-        <w:t>&lt;Tên File&gt; nếu không có phần mở rộng thì tự động phần mở rộng là “.png”</w:t>
-      </w:r>
-    </w:p>
-    <w:p>
-      <w:pPr>
-        <w:pStyle w:val="ListParagraph"/>
-        <w:numPr>
-          <w:ilvl w:val="0"/>
-          <w:numId w:val="3"/>
-        </w:numPr>
-        <w:rPr>
-          <w:lang w:val="en-US"/>
-        </w:rPr>
-      </w:pPr>
-      <w:r>
-        <w:rPr>
-          <w:lang w:val="en-US"/>
-        </w:rPr>
-        <w:t>Đặt “bbox_inches = "tight"</w:t>
-      </w:r>
-      <w:r>
-        <w:rPr>
-          <w:lang w:val="en-US"/>
-        </w:rPr>
-        <w:t>” để loại bỏ mấy cái lề trắng</w:t>
-      </w:r>
-    </w:p>
-    <w:p>
-      <w:pPr>
-        <w:pStyle w:val="ListParagraph"/>
-        <w:numPr>
-          <w:ilvl w:val="0"/>
-          <w:numId w:val="1"/>
-        </w:numPr>
-        <w:rPr>
-          <w:lang w:val="en-US"/>
-        </w:rPr>
-      </w:pPr>
-      <w:r>
-        <w:rPr>
-          <w:lang w:val="en-US"/>
-        </w:rPr>
-        <w:t>Cách Show Ảnh Màu Trong 1 Subplot?</w:t>
+        <w:lastRenderedPageBreak/>
+        <w:t xml:space="preserve">    </w:t>
+      </w:r>
+      <w:r>
+        <w:rPr>
+          <w:lang w:val="en-US"/>
+        </w:rPr>
+        <w:t>angles = "xy",</w:t>
+      </w:r>
+      <w:r>
+        <w:rPr>
+          <w:lang w:val="en-US"/>
+        </w:rPr>
+        <w:t xml:space="preserve"> </w:t>
+      </w:r>
+      <w:r>
+        <w:rPr>
+          <w:lang w:val="en-US"/>
+        </w:rPr>
+        <w:t xml:space="preserve">scale_units = "xy", scale = 1, </w:t>
       </w:r>
     </w:p>
     <w:p>
@@ -2823,62 +3029,19 @@
         <w:rPr>
           <w:lang w:val="en-US"/>
         </w:rPr>
-        <w:t>&lt;Subplot&gt;.imshow(&lt;Tensor Ảnh Hoặc Numpy Array Ảnh&gt;)</w:t>
-      </w:r>
-    </w:p>
-    <w:p>
-      <w:pPr>
-        <w:pStyle w:val="ListParagraph"/>
-        <w:numPr>
-          <w:ilvl w:val="0"/>
-          <w:numId w:val="3"/>
-        </w:numPr>
-        <w:rPr>
-          <w:lang w:val="en-US"/>
-        </w:rPr>
-      </w:pPr>
-      <w:r>
-        <w:rPr>
-          <w:lang w:val="en-US"/>
-        </w:rPr>
-        <w:t>Đảm bảo chiều cao xấp ảnh = 3, tấm trên cùng là đỏ, tấm giữa là xanh lá, tấm dưới là xanh dương, cầm chặt tấm ảnh lên rồi đặt lại góc tường sao cho mặt ảnh áp vào tường</w:t>
-      </w:r>
-    </w:p>
-    <w:p>
-      <w:pPr>
-        <w:pStyle w:val="ListParagraph"/>
-        <w:numPr>
-          <w:ilvl w:val="0"/>
-          <w:numId w:val="3"/>
-        </w:numPr>
-        <w:rPr>
-          <w:lang w:val="en-US"/>
-        </w:rPr>
-      </w:pPr>
-      <w:r>
-        <w:rPr>
-          <w:lang w:val="en-US"/>
-        </w:rPr>
-        <w:lastRenderedPageBreak/>
-        <w:t>Lưu ý các giá trị trong xấp ảnh phải có giá trị từ 0 đến 1 ứng với từ 0 đến 255, nằm ngoài khoảng này sẽ bị Clip, nên kiểu dữ liệu phải là Float</w:t>
-      </w:r>
-    </w:p>
-    <w:p>
-      <w:pPr>
-        <w:pStyle w:val="ListParagraph"/>
-        <w:numPr>
-          <w:ilvl w:val="0"/>
-          <w:numId w:val="1"/>
-        </w:numPr>
-        <w:rPr>
-          <w:lang w:val="en-US"/>
-        </w:rPr>
-      </w:pPr>
-      <w:r>
-        <w:rPr>
-          <w:lang w:val="en-US"/>
-        </w:rPr>
-        <w:t>Cách Show Ảnh trắng đen trong 1 subplot?</w:t>
+        <w:t xml:space="preserve">    </w:t>
+      </w:r>
+      <w:r>
+        <w:rPr>
+          <w:lang w:val="en-US"/>
+        </w:rPr>
+        <w:t>width =</w:t>
+      </w:r>
+      <w:r>
+        <w:rPr>
+          <w:lang w:val="en-US"/>
+        </w:rPr>
+        <w:t xml:space="preserve"> &lt;Độ Mập Vector&gt;</w:t>
       </w:r>
     </w:p>
     <w:p>
@@ -2899,6 +3062,420 @@
         <w:rPr>
           <w:lang w:val="en-US"/>
         </w:rPr>
+        <w:t>)</w:t>
+      </w:r>
+    </w:p>
+    <w:p>
+      <w:pPr>
+        <w:pStyle w:val="ListParagraph"/>
+        <w:numPr>
+          <w:ilvl w:val="0"/>
+          <w:numId w:val="3"/>
+        </w:numPr>
+        <w:rPr>
+          <w:lang w:val="en-US"/>
+        </w:rPr>
+      </w:pPr>
+      <w:r>
+        <w:rPr>
+          <w:lang w:val="en-US"/>
+        </w:rPr>
+        <w:t>Gốc của Vector được Plot sẽ có tọa độ (&lt;X&gt;, &lt;Y&gt;) và hướng (&lt;U&gt;, &lt;V&gt;)</w:t>
+      </w:r>
+    </w:p>
+    <w:p>
+      <w:pPr>
+        <w:pStyle w:val="ListParagraph"/>
+        <w:numPr>
+          <w:ilvl w:val="0"/>
+          <w:numId w:val="3"/>
+        </w:numPr>
+        <w:rPr>
+          <w:lang w:val="en-US"/>
+        </w:rPr>
+      </w:pPr>
+      <w:r>
+        <w:rPr>
+          <w:lang w:val="en-US"/>
+        </w:rPr>
+        <w:t>&lt;Độ Mập Vector&gt; nên có giá trị khoảng 0.005</w:t>
+      </w:r>
+    </w:p>
+    <w:p>
+      <w:pPr>
+        <w:pStyle w:val="ListParagraph"/>
+        <w:numPr>
+          <w:ilvl w:val="0"/>
+          <w:numId w:val="3"/>
+        </w:numPr>
+        <w:rPr>
+          <w:lang w:val="en-US"/>
+        </w:rPr>
+      </w:pPr>
+      <w:r>
+        <w:rPr>
+          <w:lang w:val="en-US"/>
+        </w:rPr>
+        <w:t>Nếu muốn Plot nhiều Vector cùng lúc, thì chèn thêm giá trị vào &lt;X&gt;, &lt;Y&gt;, &lt;U&gt;, &lt;V&gt;, biến những tham số này thành Iterable</w:t>
+      </w:r>
+    </w:p>
+    <w:p>
+      <w:pPr>
+        <w:pStyle w:val="ListParagraph"/>
+        <w:numPr>
+          <w:ilvl w:val="0"/>
+          <w:numId w:val="3"/>
+        </w:numPr>
+        <w:rPr>
+          <w:lang w:val="en-US"/>
+        </w:rPr>
+      </w:pPr>
+      <w:r>
+        <w:rPr>
+          <w:lang w:val="en-US"/>
+        </w:rPr>
+        <w:t>&lt;Quiver&gt; là đối tượng lưu trữ Plot của đống Vector này</w:t>
+      </w:r>
+    </w:p>
+    <w:p>
+      <w:pPr>
+        <w:pStyle w:val="ListParagraph"/>
+        <w:numPr>
+          <w:ilvl w:val="0"/>
+          <w:numId w:val="3"/>
+        </w:numPr>
+        <w:rPr>
+          <w:lang w:val="en-US"/>
+        </w:rPr>
+      </w:pPr>
+      <w:r>
+        <w:rPr>
+          <w:lang w:val="en-US"/>
+        </w:rPr>
+        <w:t>Nếu &lt;Subplot&gt; có hệ tọa độ 3D, thì chỉ cần</w:t>
+      </w:r>
+    </w:p>
+    <w:p>
+      <w:pPr>
+        <w:pStyle w:val="ListParagraph"/>
+        <w:pBdr>
+          <w:top w:val="single" w:sz="4" w:space="1" w:color="auto"/>
+          <w:left w:val="single" w:sz="4" w:space="4" w:color="auto"/>
+          <w:bottom w:val="single" w:sz="4" w:space="1" w:color="auto"/>
+          <w:right w:val="single" w:sz="4" w:space="4" w:color="auto"/>
+        </w:pBdr>
+        <w:ind w:left="1080"/>
+        <w:rPr>
+          <w:lang w:val="en-US"/>
+        </w:rPr>
+      </w:pPr>
+      <w:r>
+        <w:rPr>
+          <w:lang w:val="en-US"/>
+        </w:rPr>
+        <w:t>&lt;Quiver&gt; = &lt;Subplot&gt;.quiver(</w:t>
+      </w:r>
+      <w:r>
+        <w:rPr>
+          <w:lang w:val="en-US"/>
+        </w:rPr>
+        <w:t>&lt;X&gt;, &lt;Y&gt;,</w:t>
+      </w:r>
+      <w:r>
+        <w:rPr>
+          <w:lang w:val="en-US"/>
+        </w:rPr>
+        <w:t xml:space="preserve"> &lt;Z&gt;,</w:t>
+      </w:r>
+      <w:r>
+        <w:rPr>
+          <w:lang w:val="en-US"/>
+        </w:rPr>
+        <w:t xml:space="preserve"> &lt;U&gt;, &lt;V&gt;</w:t>
+      </w:r>
+      <w:r>
+        <w:rPr>
+          <w:lang w:val="en-US"/>
+        </w:rPr>
+        <w:t>, &lt;W&gt;)</w:t>
+      </w:r>
+    </w:p>
+    <w:p>
+      <w:pPr>
+        <w:pStyle w:val="ListParagraph"/>
+        <w:numPr>
+          <w:ilvl w:val="0"/>
+          <w:numId w:val="3"/>
+        </w:numPr>
+        <w:rPr>
+          <w:lang w:val="en-US"/>
+        </w:rPr>
+      </w:pPr>
+      <w:r>
+        <w:rPr>
+          <w:lang w:val="en-US"/>
+        </w:rPr>
+        <w:t xml:space="preserve">Gốc của Vector được Plot sẽ có tọa độ (&lt;X&gt;, &lt;Y&gt;, &lt;Z&gt;) và hướng </w:t>
+      </w:r>
+    </w:p>
+    <w:p>
+      <w:pPr>
+        <w:pStyle w:val="ListParagraph"/>
+        <w:ind w:left="1080"/>
+        <w:rPr>
+          <w:lang w:val="en-US"/>
+        </w:rPr>
+      </w:pPr>
+      <w:r>
+        <w:rPr>
+          <w:lang w:val="en-US"/>
+        </w:rPr>
+        <w:t>(&lt;U&gt;, &lt;V&gt;, &lt;W&gt;)</w:t>
+      </w:r>
+    </w:p>
+    <w:p>
+      <w:pPr>
+        <w:pStyle w:val="ListParagraph"/>
+        <w:numPr>
+          <w:ilvl w:val="0"/>
+          <w:numId w:val="1"/>
+        </w:numPr>
+        <w:rPr>
+          <w:lang w:val="en-US"/>
+        </w:rPr>
+      </w:pPr>
+      <w:r>
+        <w:rPr>
+          <w:lang w:val="en-US"/>
+        </w:rPr>
+        <w:t>Cách Plot 1 Polygon Lên 1 Subplot?</w:t>
+      </w:r>
+    </w:p>
+    <w:p>
+      <w:pPr>
+        <w:pStyle w:val="ListParagraph"/>
+        <w:pBdr>
+          <w:top w:val="single" w:sz="4" w:space="1" w:color="auto"/>
+          <w:left w:val="single" w:sz="4" w:space="4" w:color="auto"/>
+          <w:bottom w:val="single" w:sz="4" w:space="1" w:color="auto"/>
+          <w:right w:val="single" w:sz="4" w:space="4" w:color="auto"/>
+        </w:pBdr>
+        <w:ind w:left="1080"/>
+        <w:rPr>
+          <w:lang w:val="en-US"/>
+        </w:rPr>
+      </w:pPr>
+      <w:r>
+        <w:rPr>
+          <w:lang w:val="en-US"/>
+        </w:rPr>
+        <w:t>&lt;Polygon&gt; = &lt;Subplot&gt;.add_patch(p = &lt;Polygon&gt;)</w:t>
+      </w:r>
+    </w:p>
+    <w:p>
+      <w:pPr>
+        <w:pStyle w:val="ListParagraph"/>
+        <w:numPr>
+          <w:ilvl w:val="0"/>
+          <w:numId w:val="1"/>
+        </w:numPr>
+        <w:rPr>
+          <w:lang w:val="en-US"/>
+        </w:rPr>
+      </w:pPr>
+      <w:r>
+        <w:rPr>
+          <w:lang w:val="en-US"/>
+        </w:rPr>
+        <w:t>Lưu Ảnh 1 Figure?</w:t>
+      </w:r>
+    </w:p>
+    <w:p>
+      <w:pPr>
+        <w:pStyle w:val="ListParagraph"/>
+        <w:pBdr>
+          <w:top w:val="single" w:sz="4" w:space="1" w:color="auto"/>
+          <w:left w:val="single" w:sz="4" w:space="4" w:color="auto"/>
+          <w:bottom w:val="single" w:sz="4" w:space="1" w:color="auto"/>
+          <w:right w:val="single" w:sz="4" w:space="4" w:color="auto"/>
+        </w:pBdr>
+        <w:ind w:left="1080"/>
+        <w:rPr>
+          <w:lang w:val="en-US"/>
+        </w:rPr>
+      </w:pPr>
+      <w:r>
+        <w:rPr>
+          <w:lang w:val="en-US"/>
+        </w:rPr>
+        <w:t xml:space="preserve">&lt;Figure&gt;.save(&lt;Tên File&gt;, </w:t>
+      </w:r>
+      <w:r>
+        <w:rPr>
+          <w:lang w:val="en-US"/>
+        </w:rPr>
+        <w:t>bbox_inches = "tight"</w:t>
+      </w:r>
+      <w:r>
+        <w:rPr>
+          <w:lang w:val="en-US"/>
+        </w:rPr>
+        <w:t>)</w:t>
+      </w:r>
+    </w:p>
+    <w:p>
+      <w:pPr>
+        <w:pStyle w:val="ListParagraph"/>
+        <w:numPr>
+          <w:ilvl w:val="0"/>
+          <w:numId w:val="3"/>
+        </w:numPr>
+        <w:rPr>
+          <w:lang w:val="en-US"/>
+        </w:rPr>
+      </w:pPr>
+      <w:r>
+        <w:rPr>
+          <w:lang w:val="en-US"/>
+        </w:rPr>
+        <w:t>&lt;Tên File&gt; nếu không có phần mở rộng thì tự động phần mở rộng là “.png”</w:t>
+      </w:r>
+    </w:p>
+    <w:p>
+      <w:pPr>
+        <w:pStyle w:val="ListParagraph"/>
+        <w:numPr>
+          <w:ilvl w:val="0"/>
+          <w:numId w:val="3"/>
+        </w:numPr>
+        <w:rPr>
+          <w:lang w:val="en-US"/>
+        </w:rPr>
+      </w:pPr>
+      <w:r>
+        <w:rPr>
+          <w:lang w:val="en-US"/>
+        </w:rPr>
+        <w:t>Đặt “bbox_inches = "tight"</w:t>
+      </w:r>
+      <w:r>
+        <w:rPr>
+          <w:lang w:val="en-US"/>
+        </w:rPr>
+        <w:t>” để loại bỏ mấy cái lề trắng</w:t>
+      </w:r>
+    </w:p>
+    <w:p>
+      <w:pPr>
+        <w:pStyle w:val="ListParagraph"/>
+        <w:numPr>
+          <w:ilvl w:val="0"/>
+          <w:numId w:val="1"/>
+        </w:numPr>
+        <w:rPr>
+          <w:lang w:val="en-US"/>
+        </w:rPr>
+      </w:pPr>
+      <w:r>
+        <w:rPr>
+          <w:lang w:val="en-US"/>
+        </w:rPr>
+        <w:t>Cách Show Ảnh Màu Trong 1 Subplot?</w:t>
+      </w:r>
+    </w:p>
+    <w:p>
+      <w:pPr>
+        <w:pStyle w:val="ListParagraph"/>
+        <w:pBdr>
+          <w:top w:val="single" w:sz="4" w:space="1" w:color="auto"/>
+          <w:left w:val="single" w:sz="4" w:space="4" w:color="auto"/>
+          <w:bottom w:val="single" w:sz="4" w:space="1" w:color="auto"/>
+          <w:right w:val="single" w:sz="4" w:space="4" w:color="auto"/>
+        </w:pBdr>
+        <w:ind w:left="1080"/>
+        <w:rPr>
+          <w:lang w:val="en-US"/>
+        </w:rPr>
+      </w:pPr>
+      <w:r>
+        <w:rPr>
+          <w:lang w:val="en-US"/>
+        </w:rPr>
+        <w:t>&lt;Subplot&gt;.imshow(&lt;Tensor Ảnh Hoặc Numpy Array Ảnh&gt;)</w:t>
+      </w:r>
+    </w:p>
+    <w:p>
+      <w:pPr>
+        <w:pStyle w:val="ListParagraph"/>
+        <w:numPr>
+          <w:ilvl w:val="0"/>
+          <w:numId w:val="3"/>
+        </w:numPr>
+        <w:rPr>
+          <w:lang w:val="en-US"/>
+        </w:rPr>
+      </w:pPr>
+      <w:r>
+        <w:rPr>
+          <w:lang w:val="en-US"/>
+        </w:rPr>
+        <w:t>Đảm bảo chiều cao xấp ảnh = 3, tấm trên cùng là đỏ, tấm giữa là xanh lá, tấm dưới là xanh dương, cầm chặt tấm ảnh lên rồi đặt lại góc tường sao cho mặt ảnh áp vào tường</w:t>
+      </w:r>
+    </w:p>
+    <w:p>
+      <w:pPr>
+        <w:pStyle w:val="ListParagraph"/>
+        <w:numPr>
+          <w:ilvl w:val="0"/>
+          <w:numId w:val="3"/>
+        </w:numPr>
+        <w:rPr>
+          <w:lang w:val="en-US"/>
+        </w:rPr>
+      </w:pPr>
+      <w:r>
+        <w:rPr>
+          <w:lang w:val="en-US"/>
+        </w:rPr>
+        <w:t>Lưu ý các giá trị trong xấp ảnh phải có giá trị từ 0 đến 1 ứng với từ 0 đến 255, nằm ngoài khoảng này sẽ bị Clip, nên kiểu dữ liệu phải là Float</w:t>
+      </w:r>
+    </w:p>
+    <w:p>
+      <w:pPr>
+        <w:pStyle w:val="ListParagraph"/>
+        <w:numPr>
+          <w:ilvl w:val="0"/>
+          <w:numId w:val="1"/>
+        </w:numPr>
+        <w:rPr>
+          <w:lang w:val="en-US"/>
+        </w:rPr>
+      </w:pPr>
+      <w:r>
+        <w:rPr>
+          <w:lang w:val="en-US"/>
+        </w:rPr>
+        <w:t>Cách Show Ảnh trắng đen trong 1 subplot?</w:t>
+      </w:r>
+    </w:p>
+    <w:p>
+      <w:pPr>
+        <w:pStyle w:val="ListParagraph"/>
+        <w:pBdr>
+          <w:top w:val="single" w:sz="4" w:space="1" w:color="auto"/>
+          <w:left w:val="single" w:sz="4" w:space="4" w:color="auto"/>
+          <w:bottom w:val="single" w:sz="4" w:space="1" w:color="auto"/>
+          <w:right w:val="single" w:sz="4" w:space="4" w:color="auto"/>
+        </w:pBdr>
+        <w:ind w:left="1080"/>
+        <w:rPr>
+          <w:lang w:val="en-US"/>
+        </w:rPr>
+      </w:pPr>
+      <w:r>
+        <w:rPr>
+          <w:lang w:val="en-US"/>
+        </w:rPr>
         <w:t>&lt;Subplot&gt;.imshow(</w:t>
       </w:r>
     </w:p>
@@ -3000,24 +3577,6 @@
         <w:pStyle w:val="ListParagraph"/>
         <w:numPr>
           <w:ilvl w:val="0"/>
-          <w:numId w:val="3"/>
-        </w:numPr>
-        <w:rPr>
-          <w:lang w:val="en-US"/>
-        </w:rPr>
-      </w:pPr>
-      <w:r>
-        <w:rPr>
-          <w:lang w:val="en-US"/>
-        </w:rPr>
-        <w:t>&lt;Cận Dưới&gt; và &lt;Cận Trên&gt; chỉ định giá trị có màu đen và giá trị có màu trắng, giá trị ở giữa sẽ có màu được nội suy tuyến tính, nếu không đặt thì giá trị nhỏ nhất và lớn nhất của Tensor sẽ là &lt;Cận Dưới&gt; và &lt;Cận Trên&gt;</w:t>
-      </w:r>
-    </w:p>
-    <w:p>
-      <w:pPr>
-        <w:pStyle w:val="ListParagraph"/>
-        <w:numPr>
-          <w:ilvl w:val="0"/>
           <w:numId w:val="1"/>
         </w:numPr>
         <w:rPr>
@@ -3387,6 +3946,7 @@
         <w:rPr>
           <w:lang w:val="en-US"/>
         </w:rPr>
+        <w:lastRenderedPageBreak/>
         <w:t>Cách Import?</w:t>
       </w:r>
     </w:p>

--- a/matplotlib.docx
+++ b/matplotlib.docx
@@ -1,6 +1,6 @@
 
 <file path=word/document.xml><?xml version="1.0" encoding="utf-8"?>
-<w:document xmlns:wpc="http://schemas.microsoft.com/office/word/2010/wordprocessingCanvas" xmlns:mc="http://schemas.openxmlformats.org/markup-compatibility/2006" xmlns:o="urn:schemas-microsoft-com:office:office" xmlns:r="http://schemas.openxmlformats.org/officeDocument/2006/relationships" xmlns:m="http://schemas.openxmlformats.org/officeDocument/2006/math" xmlns:v="urn:schemas-microsoft-com:vml" xmlns:wp14="http://schemas.microsoft.com/office/word/2010/wordprocessingDrawing" xmlns:wp="http://schemas.openxmlformats.org/drawingml/2006/wordprocessingDrawing" xmlns:w10="urn:schemas-microsoft-com:office:word" xmlns:w="http://schemas.openxmlformats.org/wordprocessingml/2006/main" xmlns:w14="http://schemas.microsoft.com/office/word/2010/wordml" xmlns:wpg="http://schemas.microsoft.com/office/word/2010/wordprocessingGroup" xmlns:wpi="http://schemas.microsoft.com/office/word/2010/wordprocessingInk" xmlns:wne="http://schemas.microsoft.com/office/word/2006/wordml" xmlns:wps="http://schemas.microsoft.com/office/word/2010/wordprocessingShape" mc:Ignorable="w14 wp14">
+<w:document xmlns:wpc="http://schemas.microsoft.com/office/word/2010/wordprocessingCanvas" xmlns:cx="http://schemas.microsoft.com/office/drawing/2014/chartex" xmlns:cx1="http://schemas.microsoft.com/office/drawing/2015/9/8/chartex" xmlns:cx2="http://schemas.microsoft.com/office/drawing/2015/10/21/chartex" xmlns:cx3="http://schemas.microsoft.com/office/drawing/2016/5/9/chartex" xmlns:cx4="http://schemas.microsoft.com/office/drawing/2016/5/10/chartex" xmlns:cx5="http://schemas.microsoft.com/office/drawing/2016/5/11/chartex" xmlns:cx6="http://schemas.microsoft.com/office/drawing/2016/5/12/chartex" xmlns:cx7="http://schemas.microsoft.com/office/drawing/2016/5/13/chartex" xmlns:cx8="http://schemas.microsoft.com/office/drawing/2016/5/14/chartex" xmlns:mc="http://schemas.openxmlformats.org/markup-compatibility/2006" xmlns:aink="http://schemas.microsoft.com/office/drawing/2016/ink" xmlns:am3d="http://schemas.microsoft.com/office/drawing/2017/model3d" xmlns:o="urn:schemas-microsoft-com:office:office" xmlns:oel="http://schemas.microsoft.com/office/2019/extlst" xmlns:r="http://schemas.openxmlformats.org/officeDocument/2006/relationships" xmlns:m="http://schemas.openxmlformats.org/officeDocument/2006/math" xmlns:v="urn:schemas-microsoft-com:vml" xmlns:wp14="http://schemas.microsoft.com/office/word/2010/wordprocessingDrawing" xmlns:wp="http://schemas.openxmlformats.org/drawingml/2006/wordprocessingDrawing" xmlns:w10="urn:schemas-microsoft-com:office:word" xmlns:w="http://schemas.openxmlformats.org/wordprocessingml/2006/main" xmlns:w14="http://schemas.microsoft.com/office/word/2010/wordml" xmlns:w15="http://schemas.microsoft.com/office/word/2012/wordml" xmlns:w16cex="http://schemas.microsoft.com/office/word/2018/wordml/cex" xmlns:w16cid="http://schemas.microsoft.com/office/word/2016/wordml/cid" xmlns:w16="http://schemas.microsoft.com/office/word/2018/wordml" xmlns:w16sdtdh="http://schemas.microsoft.com/office/word/2020/wordml/sdtdatahash" xmlns:w16se="http://schemas.microsoft.com/office/word/2015/wordml/symex" xmlns:wpg="http://schemas.microsoft.com/office/word/2010/wordprocessingGroup" xmlns:wpi="http://schemas.microsoft.com/office/word/2010/wordprocessingInk" xmlns:wne="http://schemas.microsoft.com/office/word/2006/wordml" xmlns:wps="http://schemas.microsoft.com/office/word/2010/wordprocessingShape" mc:Ignorable="w14 w15 w16se w16cid w16 w16cex w16sdtdh wp14">
   <w:body>
     <w:p>
       <w:pPr>
@@ -2188,8 +2188,6 @@
         </w:rPr>
         <w:t>&lt;Trong Suốt&gt;</w:t>
       </w:r>
-      <w:bookmarkStart w:id="0" w:name="_GoBack"/>
-      <w:bookmarkEnd w:id="0"/>
     </w:p>
     <w:p>
       <w:pPr>
@@ -3437,7 +3435,31 @@
         <w:rPr>
           <w:lang w:val="en-US"/>
         </w:rPr>
-        <w:t>Lưu ý các giá trị trong xấp ảnh phải có giá trị từ 0 đến 1 ứng với từ 0 đến 255, nằm ngoài khoảng này sẽ bị Clip, nên kiểu dữ liệu phải là Float</w:t>
+        <w:t>Lưu ý các giá trị trong xấp ảnh phải có giá trị từ 0 đến 1</w:t>
+      </w:r>
+      <w:r>
+        <w:rPr>
+          <w:lang w:val="en-US"/>
+        </w:rPr>
+        <w:t xml:space="preserve"> nếu kiểu dữ liệu là Float và</w:t>
+      </w:r>
+      <w:r>
+        <w:rPr>
+          <w:lang w:val="en-US"/>
+        </w:rPr>
+        <w:t xml:space="preserve"> từ 0 đến 255</w:t>
+      </w:r>
+      <w:r>
+        <w:rPr>
+          <w:lang w:val="en-US"/>
+        </w:rPr>
+        <w:t xml:space="preserve"> nếu kiểu dữ liệu là Integer</w:t>
+      </w:r>
+      <w:r>
+        <w:rPr>
+          <w:lang w:val="en-US"/>
+        </w:rPr>
+        <w:t>, nằm ngoài khoảng này sẽ bị Clip</w:t>
       </w:r>
     </w:p>
     <w:p>
@@ -4114,8 +4136,8 @@
 </file>
 
 <file path=word/numbering.xml><?xml version="1.0" encoding="utf-8"?>
-<w:numbering xmlns:wpc="http://schemas.microsoft.com/office/word/2010/wordprocessingCanvas" xmlns:mc="http://schemas.openxmlformats.org/markup-compatibility/2006" xmlns:o="urn:schemas-microsoft-com:office:office" xmlns:r="http://schemas.openxmlformats.org/officeDocument/2006/relationships" xmlns:m="http://schemas.openxmlformats.org/officeDocument/2006/math" xmlns:v="urn:schemas-microsoft-com:vml" xmlns:wp14="http://schemas.microsoft.com/office/word/2010/wordprocessingDrawing" xmlns:wp="http://schemas.openxmlformats.org/drawingml/2006/wordprocessingDrawing" xmlns:w10="urn:schemas-microsoft-com:office:word" xmlns:w="http://schemas.openxmlformats.org/wordprocessingml/2006/main" xmlns:w14="http://schemas.microsoft.com/office/word/2010/wordml" xmlns:wpg="http://schemas.microsoft.com/office/word/2010/wordprocessingGroup" xmlns:wpi="http://schemas.microsoft.com/office/word/2010/wordprocessingInk" xmlns:wne="http://schemas.microsoft.com/office/word/2006/wordml" xmlns:wps="http://schemas.microsoft.com/office/word/2010/wordprocessingShape" mc:Ignorable="w14 wp14">
-  <w:abstractNum w:abstractNumId="0">
+<w:numbering xmlns:wpc="http://schemas.microsoft.com/office/word/2010/wordprocessingCanvas" xmlns:cx="http://schemas.microsoft.com/office/drawing/2014/chartex" xmlns:cx1="http://schemas.microsoft.com/office/drawing/2015/9/8/chartex" xmlns:cx2="http://schemas.microsoft.com/office/drawing/2015/10/21/chartex" xmlns:cx3="http://schemas.microsoft.com/office/drawing/2016/5/9/chartex" xmlns:cx4="http://schemas.microsoft.com/office/drawing/2016/5/10/chartex" xmlns:cx5="http://schemas.microsoft.com/office/drawing/2016/5/11/chartex" xmlns:cx6="http://schemas.microsoft.com/office/drawing/2016/5/12/chartex" xmlns:cx7="http://schemas.microsoft.com/office/drawing/2016/5/13/chartex" xmlns:cx8="http://schemas.microsoft.com/office/drawing/2016/5/14/chartex" xmlns:mc="http://schemas.openxmlformats.org/markup-compatibility/2006" xmlns:aink="http://schemas.microsoft.com/office/drawing/2016/ink" xmlns:am3d="http://schemas.microsoft.com/office/drawing/2017/model3d" xmlns:o="urn:schemas-microsoft-com:office:office" xmlns:oel="http://schemas.microsoft.com/office/2019/extlst" xmlns:r="http://schemas.openxmlformats.org/officeDocument/2006/relationships" xmlns:m="http://schemas.openxmlformats.org/officeDocument/2006/math" xmlns:v="urn:schemas-microsoft-com:vml" xmlns:wp14="http://schemas.microsoft.com/office/word/2010/wordprocessingDrawing" xmlns:wp="http://schemas.openxmlformats.org/drawingml/2006/wordprocessingDrawing" xmlns:w10="urn:schemas-microsoft-com:office:word" xmlns:w="http://schemas.openxmlformats.org/wordprocessingml/2006/main" xmlns:w14="http://schemas.microsoft.com/office/word/2010/wordml" xmlns:w15="http://schemas.microsoft.com/office/word/2012/wordml" xmlns:w16cex="http://schemas.microsoft.com/office/word/2018/wordml/cex" xmlns:w16cid="http://schemas.microsoft.com/office/word/2016/wordml/cid" xmlns:w16="http://schemas.microsoft.com/office/word/2018/wordml" xmlns:w16sdtdh="http://schemas.microsoft.com/office/word/2020/wordml/sdtdatahash" xmlns:w16se="http://schemas.microsoft.com/office/word/2015/wordml/symex" xmlns:wpg="http://schemas.microsoft.com/office/word/2010/wordprocessingGroup" xmlns:wpi="http://schemas.microsoft.com/office/word/2010/wordprocessingInk" xmlns:wne="http://schemas.microsoft.com/office/word/2006/wordml" xmlns:wps="http://schemas.microsoft.com/office/word/2010/wordprocessingShape" mc:Ignorable="w14 w15 w16se w16cid w16 w16cex w16sdtdh wp14">
+  <w:abstractNum w:abstractNumId="0" w15:restartNumberingAfterBreak="0">
     <w:nsid w:val="02162DB4"/>
     <w:multiLevelType w:val="hybridMultilevel"/>
     <w:tmpl w:val="3A32FBA0"/>
@@ -4204,7 +4226,7 @@
       </w:pPr>
     </w:lvl>
   </w:abstractNum>
-  <w:abstractNum w:abstractNumId="1">
+  <w:abstractNum w:abstractNumId="1" w15:restartNumberingAfterBreak="0">
     <w:nsid w:val="10F07962"/>
     <w:multiLevelType w:val="hybridMultilevel"/>
     <w:tmpl w:val="BCE89BF8"/>
@@ -4317,7 +4339,7 @@
       </w:rPr>
     </w:lvl>
   </w:abstractNum>
-  <w:abstractNum w:abstractNumId="2">
+  <w:abstractNum w:abstractNumId="2" w15:restartNumberingAfterBreak="0">
     <w:nsid w:val="3BAC63A6"/>
     <w:multiLevelType w:val="hybridMultilevel"/>
     <w:tmpl w:val="66FA105C"/>
@@ -4406,7 +4428,7 @@
       </w:pPr>
     </w:lvl>
   </w:abstractNum>
-  <w:abstractNum w:abstractNumId="3">
+  <w:abstractNum w:abstractNumId="3" w15:restartNumberingAfterBreak="0">
     <w:nsid w:val="5F480BCC"/>
     <w:multiLevelType w:val="hybridMultilevel"/>
     <w:tmpl w:val="CE205946"/>
@@ -4495,7 +4517,7 @@
       </w:pPr>
     </w:lvl>
   </w:abstractNum>
-  <w:abstractNum w:abstractNumId="4">
+  <w:abstractNum w:abstractNumId="4" w15:restartNumberingAfterBreak="0">
     <w:nsid w:val="68BD6CF9"/>
     <w:multiLevelType w:val="hybridMultilevel"/>
     <w:tmpl w:val="FD54193C"/>
@@ -4608,7 +4630,7 @@
       </w:rPr>
     </w:lvl>
   </w:abstractNum>
-  <w:abstractNum w:abstractNumId="5">
+  <w:abstractNum w:abstractNumId="5" w15:restartNumberingAfterBreak="0">
     <w:nsid w:val="764A525E"/>
     <w:multiLevelType w:val="hybridMultilevel"/>
     <w:tmpl w:val="D382D314"/>
@@ -4697,7 +4719,7 @@
       </w:pPr>
     </w:lvl>
   </w:abstractNum>
-  <w:abstractNum w:abstractNumId="6">
+  <w:abstractNum w:abstractNumId="6" w15:restartNumberingAfterBreak="0">
     <w:nsid w:val="7A9B60CB"/>
     <w:multiLevelType w:val="hybridMultilevel"/>
     <w:tmpl w:val="88C435AC"/>
@@ -4810,32 +4832,32 @@
       </w:rPr>
     </w:lvl>
   </w:abstractNum>
-  <w:num w:numId="1">
+  <w:num w:numId="1" w16cid:durableId="908804733">
     <w:abstractNumId w:val="0"/>
   </w:num>
-  <w:num w:numId="2">
+  <w:num w:numId="2" w16cid:durableId="1341349109">
     <w:abstractNumId w:val="6"/>
   </w:num>
-  <w:num w:numId="3">
+  <w:num w:numId="3" w16cid:durableId="1607302046">
     <w:abstractNumId w:val="1"/>
   </w:num>
-  <w:num w:numId="4">
+  <w:num w:numId="4" w16cid:durableId="1744330937">
     <w:abstractNumId w:val="5"/>
   </w:num>
-  <w:num w:numId="5">
+  <w:num w:numId="5" w16cid:durableId="1631933963">
     <w:abstractNumId w:val="4"/>
   </w:num>
-  <w:num w:numId="6">
+  <w:num w:numId="6" w16cid:durableId="883297225">
     <w:abstractNumId w:val="2"/>
   </w:num>
-  <w:num w:numId="7">
+  <w:num w:numId="7" w16cid:durableId="448939384">
     <w:abstractNumId w:val="3"/>
   </w:num>
 </w:numbering>
 </file>
 
 <file path=word/styles.xml><?xml version="1.0" encoding="utf-8"?>
-<w:styles xmlns:mc="http://schemas.openxmlformats.org/markup-compatibility/2006" xmlns:r="http://schemas.openxmlformats.org/officeDocument/2006/relationships" xmlns:w="http://schemas.openxmlformats.org/wordprocessingml/2006/main" xmlns:w14="http://schemas.microsoft.com/office/word/2010/wordml" mc:Ignorable="w14">
+<w:styles xmlns:mc="http://schemas.openxmlformats.org/markup-compatibility/2006" xmlns:r="http://schemas.openxmlformats.org/officeDocument/2006/relationships" xmlns:w="http://schemas.openxmlformats.org/wordprocessingml/2006/main" xmlns:w14="http://schemas.microsoft.com/office/word/2010/wordml" xmlns:w15="http://schemas.microsoft.com/office/word/2012/wordml" xmlns:w16cex="http://schemas.microsoft.com/office/word/2018/wordml/cex" xmlns:w16cid="http://schemas.microsoft.com/office/word/2016/wordml/cid" xmlns:w16="http://schemas.microsoft.com/office/word/2018/wordml" xmlns:w16sdtdh="http://schemas.microsoft.com/office/word/2020/wordml/sdtdatahash" xmlns:w16se="http://schemas.microsoft.com/office/word/2015/wordml/symex" mc:Ignorable="w14 w15 w16se w16cid w16 w16cex w16sdtdh">
   <w:docDefaults>
     <w:rPrDefault>
       <w:rPr>
@@ -4851,144 +4873,383 @@
       </w:pPr>
     </w:pPrDefault>
   </w:docDefaults>
-  <w:latentStyles w:defLockedState="0" w:defUIPriority="99" w:defSemiHidden="1" w:defUnhideWhenUsed="1" w:defQFormat="0" w:count="267">
-    <w:lsdException w:name="Normal" w:semiHidden="0" w:uiPriority="0" w:unhideWhenUsed="0" w:qFormat="1"/>
-    <w:lsdException w:name="heading 1" w:semiHidden="0" w:uiPriority="9" w:unhideWhenUsed="0" w:qFormat="1"/>
-    <w:lsdException w:name="heading 2" w:uiPriority="9" w:qFormat="1"/>
-    <w:lsdException w:name="heading 3" w:uiPriority="9" w:qFormat="1"/>
-    <w:lsdException w:name="heading 4" w:uiPriority="9" w:qFormat="1"/>
-    <w:lsdException w:name="heading 5" w:uiPriority="9" w:qFormat="1"/>
-    <w:lsdException w:name="heading 6" w:uiPriority="9" w:qFormat="1"/>
-    <w:lsdException w:name="heading 7" w:uiPriority="9" w:qFormat="1"/>
-    <w:lsdException w:name="heading 8" w:uiPriority="9" w:qFormat="1"/>
-    <w:lsdException w:name="heading 9" w:uiPriority="9" w:qFormat="1"/>
-    <w:lsdException w:name="toc 1" w:uiPriority="39"/>
-    <w:lsdException w:name="toc 2" w:uiPriority="39"/>
-    <w:lsdException w:name="toc 3" w:uiPriority="39"/>
-    <w:lsdException w:name="toc 4" w:uiPriority="39"/>
-    <w:lsdException w:name="toc 5" w:uiPriority="39"/>
-    <w:lsdException w:name="toc 6" w:uiPriority="39"/>
-    <w:lsdException w:name="toc 7" w:uiPriority="39"/>
-    <w:lsdException w:name="toc 8" w:uiPriority="39"/>
-    <w:lsdException w:name="toc 9" w:uiPriority="39"/>
-    <w:lsdException w:name="caption" w:uiPriority="35" w:qFormat="1"/>
-    <w:lsdException w:name="Title" w:semiHidden="0" w:uiPriority="10" w:unhideWhenUsed="0" w:qFormat="1"/>
-    <w:lsdException w:name="Default Paragraph Font" w:uiPriority="1"/>
-    <w:lsdException w:name="Subtitle" w:semiHidden="0" w:uiPriority="11" w:unhideWhenUsed="0" w:qFormat="1"/>
-    <w:lsdException w:name="Strong" w:semiHidden="0" w:uiPriority="22" w:unhideWhenUsed="0" w:qFormat="1"/>
-    <w:lsdException w:name="Emphasis" w:semiHidden="0" w:uiPriority="20" w:unhideWhenUsed="0" w:qFormat="1"/>
-    <w:lsdException w:name="Table Grid" w:semiHidden="0" w:uiPriority="59" w:unhideWhenUsed="0"/>
-    <w:lsdException w:name="Placeholder Text" w:unhideWhenUsed="0"/>
-    <w:lsdException w:name="No Spacing" w:semiHidden="0" w:uiPriority="1" w:unhideWhenUsed="0" w:qFormat="1"/>
-    <w:lsdException w:name="Light Shading" w:semiHidden="0" w:uiPriority="60" w:unhideWhenUsed="0"/>
-    <w:lsdException w:name="Light List" w:semiHidden="0" w:uiPriority="61" w:unhideWhenUsed="0"/>
-    <w:lsdException w:name="Light Grid" w:semiHidden="0" w:uiPriority="62" w:unhideWhenUsed="0"/>
-    <w:lsdException w:name="Medium Shading 1" w:semiHidden="0" w:uiPriority="63" w:unhideWhenUsed="0"/>
-    <w:lsdException w:name="Medium Shading 2" w:semiHidden="0" w:uiPriority="64" w:unhideWhenUsed="0"/>
-    <w:lsdException w:name="Medium List 1" w:semiHidden="0" w:uiPriority="65" w:unhideWhenUsed="0"/>
-    <w:lsdException w:name="Medium List 2" w:semiHidden="0" w:uiPriority="66" w:unhideWhenUsed="0"/>
-    <w:lsdException w:name="Medium Grid 1" w:semiHidden="0" w:uiPriority="67" w:unhideWhenUsed="0"/>
-    <w:lsdException w:name="Medium Grid 2" w:semiHidden="0" w:uiPriority="68" w:unhideWhenUsed="0"/>
-    <w:lsdException w:name="Medium Grid 3" w:semiHidden="0" w:uiPriority="69" w:unhideWhenUsed="0"/>
-    <w:lsdException w:name="Dark List" w:semiHidden="0" w:uiPriority="70" w:unhideWhenUsed="0"/>
-    <w:lsdException w:name="Colorful Shading" w:semiHidden="0" w:uiPriority="71" w:unhideWhenUsed="0"/>
-    <w:lsdException w:name="Colorful List" w:semiHidden="0" w:uiPriority="72" w:unhideWhenUsed="0"/>
-    <w:lsdException w:name="Colorful Grid" w:semiHidden="0" w:uiPriority="73" w:unhideWhenUsed="0"/>
-    <w:lsdException w:name="Light Shading Accent 1" w:semiHidden="0" w:uiPriority="60" w:unhideWhenUsed="0"/>
-    <w:lsdException w:name="Light List Accent 1" w:semiHidden="0" w:uiPriority="61" w:unhideWhenUsed="0"/>
-    <w:lsdException w:name="Light Grid Accent 1" w:semiHidden="0" w:uiPriority="62" w:unhideWhenUsed="0"/>
-    <w:lsdException w:name="Medium Shading 1 Accent 1" w:semiHidden="0" w:uiPriority="63" w:unhideWhenUsed="0"/>
-    <w:lsdException w:name="Medium Shading 2 Accent 1" w:semiHidden="0" w:uiPriority="64" w:unhideWhenUsed="0"/>
-    <w:lsdException w:name="Medium List 1 Accent 1" w:semiHidden="0" w:uiPriority="65" w:unhideWhenUsed="0"/>
-    <w:lsdException w:name="Revision" w:unhideWhenUsed="0"/>
-    <w:lsdException w:name="List Paragraph" w:semiHidden="0" w:uiPriority="34" w:unhideWhenUsed="0" w:qFormat="1"/>
-    <w:lsdException w:name="Quote" w:semiHidden="0" w:uiPriority="29" w:unhideWhenUsed="0" w:qFormat="1"/>
-    <w:lsdException w:name="Intense Quote" w:semiHidden="0" w:uiPriority="30" w:unhideWhenUsed="0" w:qFormat="1"/>
-    <w:lsdException w:name="Medium List 2 Accent 1" w:semiHidden="0" w:uiPriority="66" w:unhideWhenUsed="0"/>
-    <w:lsdException w:name="Medium Grid 1 Accent 1" w:semiHidden="0" w:uiPriority="67" w:unhideWhenUsed="0"/>
-    <w:lsdException w:name="Medium Grid 2 Accent 1" w:semiHidden="0" w:uiPriority="68" w:unhideWhenUsed="0"/>
-    <w:lsdException w:name="Medium Grid 3 Accent 1" w:semiHidden="0" w:uiPriority="69" w:unhideWhenUsed="0"/>
-    <w:lsdException w:name="Dark List Accent 1" w:semiHidden="0" w:uiPriority="70" w:unhideWhenUsed="0"/>
-    <w:lsdException w:name="Colorful Shading Accent 1" w:semiHidden="0" w:uiPriority="71" w:unhideWhenUsed="0"/>
-    <w:lsdException w:name="Colorful List Accent 1" w:semiHidden="0" w:uiPriority="72" w:unhideWhenUsed="0"/>
-    <w:lsdException w:name="Colorful Grid Accent 1" w:semiHidden="0" w:uiPriority="73" w:unhideWhenUsed="0"/>
-    <w:lsdException w:name="Light Shading Accent 2" w:semiHidden="0" w:uiPriority="60" w:unhideWhenUsed="0"/>
-    <w:lsdException w:name="Light List Accent 2" w:semiHidden="0" w:uiPriority="61" w:unhideWhenUsed="0"/>
-    <w:lsdException w:name="Light Grid Accent 2" w:semiHidden="0" w:uiPriority="62" w:unhideWhenUsed="0"/>
-    <w:lsdException w:name="Medium Shading 1 Accent 2" w:semiHidden="0" w:uiPriority="63" w:unhideWhenUsed="0"/>
-    <w:lsdException w:name="Medium Shading 2 Accent 2" w:semiHidden="0" w:uiPriority="64" w:unhideWhenUsed="0"/>
-    <w:lsdException w:name="Medium List 1 Accent 2" w:semiHidden="0" w:uiPriority="65" w:unhideWhenUsed="0"/>
-    <w:lsdException w:name="Medium List 2 Accent 2" w:semiHidden="0" w:uiPriority="66" w:unhideWhenUsed="0"/>
-    <w:lsdException w:name="Medium Grid 1 Accent 2" w:semiHidden="0" w:uiPriority="67" w:unhideWhenUsed="0"/>
-    <w:lsdException w:name="Medium Grid 2 Accent 2" w:semiHidden="0" w:uiPriority="68" w:unhideWhenUsed="0"/>
-    <w:lsdException w:name="Medium Grid 3 Accent 2" w:semiHidden="0" w:uiPriority="69" w:unhideWhenUsed="0"/>
-    <w:lsdException w:name="Dark List Accent 2" w:semiHidden="0" w:uiPriority="70" w:unhideWhenUsed="0"/>
-    <w:lsdException w:name="Colorful Shading Accent 2" w:semiHidden="0" w:uiPriority="71" w:unhideWhenUsed="0"/>
-    <w:lsdException w:name="Colorful List Accent 2" w:semiHidden="0" w:uiPriority="72" w:unhideWhenUsed="0"/>
-    <w:lsdException w:name="Colorful Grid Accent 2" w:semiHidden="0" w:uiPriority="73" w:unhideWhenUsed="0"/>
-    <w:lsdException w:name="Light Shading Accent 3" w:semiHidden="0" w:uiPriority="60" w:unhideWhenUsed="0"/>
-    <w:lsdException w:name="Light List Accent 3" w:semiHidden="0" w:uiPriority="61" w:unhideWhenUsed="0"/>
-    <w:lsdException w:name="Light Grid Accent 3" w:semiHidden="0" w:uiPriority="62" w:unhideWhenUsed="0"/>
-    <w:lsdException w:name="Medium Shading 1 Accent 3" w:semiHidden="0" w:uiPriority="63" w:unhideWhenUsed="0"/>
-    <w:lsdException w:name="Medium Shading 2 Accent 3" w:semiHidden="0" w:uiPriority="64" w:unhideWhenUsed="0"/>
-    <w:lsdException w:name="Medium List 1 Accent 3" w:semiHidden="0" w:uiPriority="65" w:unhideWhenUsed="0"/>
-    <w:lsdException w:name="Medium List 2 Accent 3" w:semiHidden="0" w:uiPriority="66" w:unhideWhenUsed="0"/>
-    <w:lsdException w:name="Medium Grid 1 Accent 3" w:semiHidden="0" w:uiPriority="67" w:unhideWhenUsed="0"/>
-    <w:lsdException w:name="Medium Grid 2 Accent 3" w:semiHidden="0" w:uiPriority="68" w:unhideWhenUsed="0"/>
-    <w:lsdException w:name="Medium Grid 3 Accent 3" w:semiHidden="0" w:uiPriority="69" w:unhideWhenUsed="0"/>
-    <w:lsdException w:name="Dark List Accent 3" w:semiHidden="0" w:uiPriority="70" w:unhideWhenUsed="0"/>
-    <w:lsdException w:name="Colorful Shading Accent 3" w:semiHidden="0" w:uiPriority="71" w:unhideWhenUsed="0"/>
-    <w:lsdException w:name="Colorful List Accent 3" w:semiHidden="0" w:uiPriority="72" w:unhideWhenUsed="0"/>
-    <w:lsdException w:name="Colorful Grid Accent 3" w:semiHidden="0" w:uiPriority="73" w:unhideWhenUsed="0"/>
-    <w:lsdException w:name="Light Shading Accent 4" w:semiHidden="0" w:uiPriority="60" w:unhideWhenUsed="0"/>
-    <w:lsdException w:name="Light List Accent 4" w:semiHidden="0" w:uiPriority="61" w:unhideWhenUsed="0"/>
-    <w:lsdException w:name="Light Grid Accent 4" w:semiHidden="0" w:uiPriority="62" w:unhideWhenUsed="0"/>
-    <w:lsdException w:name="Medium Shading 1 Accent 4" w:semiHidden="0" w:uiPriority="63" w:unhideWhenUsed="0"/>
-    <w:lsdException w:name="Medium Shading 2 Accent 4" w:semiHidden="0" w:uiPriority="64" w:unhideWhenUsed="0"/>
-    <w:lsdException w:name="Medium List 1 Accent 4" w:semiHidden="0" w:uiPriority="65" w:unhideWhenUsed="0"/>
-    <w:lsdException w:name="Medium List 2 Accent 4" w:semiHidden="0" w:uiPriority="66" w:unhideWhenUsed="0"/>
-    <w:lsdException w:name="Medium Grid 1 Accent 4" w:semiHidden="0" w:uiPriority="67" w:unhideWhenUsed="0"/>
-    <w:lsdException w:name="Medium Grid 2 Accent 4" w:semiHidden="0" w:uiPriority="68" w:unhideWhenUsed="0"/>
-    <w:lsdException w:name="Medium Grid 3 Accent 4" w:semiHidden="0" w:uiPriority="69" w:unhideWhenUsed="0"/>
-    <w:lsdException w:name="Dark List Accent 4" w:semiHidden="0" w:uiPriority="70" w:unhideWhenUsed="0"/>
-    <w:lsdException w:name="Colorful Shading Accent 4" w:semiHidden="0" w:uiPriority="71" w:unhideWhenUsed="0"/>
-    <w:lsdException w:name="Colorful List Accent 4" w:semiHidden="0" w:uiPriority="72" w:unhideWhenUsed="0"/>
-    <w:lsdException w:name="Colorful Grid Accent 4" w:semiHidden="0" w:uiPriority="73" w:unhideWhenUsed="0"/>
-    <w:lsdException w:name="Light Shading Accent 5" w:semiHidden="0" w:uiPriority="60" w:unhideWhenUsed="0"/>
-    <w:lsdException w:name="Light List Accent 5" w:semiHidden="0" w:uiPriority="61" w:unhideWhenUsed="0"/>
-    <w:lsdException w:name="Light Grid Accent 5" w:semiHidden="0" w:uiPriority="62" w:unhideWhenUsed="0"/>
-    <w:lsdException w:name="Medium Shading 1 Accent 5" w:semiHidden="0" w:uiPriority="63" w:unhideWhenUsed="0"/>
-    <w:lsdException w:name="Medium Shading 2 Accent 5" w:semiHidden="0" w:uiPriority="64" w:unhideWhenUsed="0"/>
-    <w:lsdException w:name="Medium List 1 Accent 5" w:semiHidden="0" w:uiPriority="65" w:unhideWhenUsed="0"/>
-    <w:lsdException w:name="Medium List 2 Accent 5" w:semiHidden="0" w:uiPriority="66" w:unhideWhenUsed="0"/>
-    <w:lsdException w:name="Medium Grid 1 Accent 5" w:semiHidden="0" w:uiPriority="67" w:unhideWhenUsed="0"/>
-    <w:lsdException w:name="Medium Grid 2 Accent 5" w:semiHidden="0" w:uiPriority="68" w:unhideWhenUsed="0"/>
-    <w:lsdException w:name="Medium Grid 3 Accent 5" w:semiHidden="0" w:uiPriority="69" w:unhideWhenUsed="0"/>
-    <w:lsdException w:name="Dark List Accent 5" w:semiHidden="0" w:uiPriority="70" w:unhideWhenUsed="0"/>
-    <w:lsdException w:name="Colorful Shading Accent 5" w:semiHidden="0" w:uiPriority="71" w:unhideWhenUsed="0"/>
-    <w:lsdException w:name="Colorful List Accent 5" w:semiHidden="0" w:uiPriority="72" w:unhideWhenUsed="0"/>
-    <w:lsdException w:name="Colorful Grid Accent 5" w:semiHidden="0" w:uiPriority="73" w:unhideWhenUsed="0"/>
-    <w:lsdException w:name="Light Shading Accent 6" w:semiHidden="0" w:uiPriority="60" w:unhideWhenUsed="0"/>
-    <w:lsdException w:name="Light List Accent 6" w:semiHidden="0" w:uiPriority="61" w:unhideWhenUsed="0"/>
-    <w:lsdException w:name="Light Grid Accent 6" w:semiHidden="0" w:uiPriority="62" w:unhideWhenUsed="0"/>
-    <w:lsdException w:name="Medium Shading 1 Accent 6" w:semiHidden="0" w:uiPriority="63" w:unhideWhenUsed="0"/>
-    <w:lsdException w:name="Medium Shading 2 Accent 6" w:semiHidden="0" w:uiPriority="64" w:unhideWhenUsed="0"/>
-    <w:lsdException w:name="Medium List 1 Accent 6" w:semiHidden="0" w:uiPriority="65" w:unhideWhenUsed="0"/>
-    <w:lsdException w:name="Medium List 2 Accent 6" w:semiHidden="0" w:uiPriority="66" w:unhideWhenUsed="0"/>
-    <w:lsdException w:name="Medium Grid 1 Accent 6" w:semiHidden="0" w:uiPriority="67" w:unhideWhenUsed="0"/>
-    <w:lsdException w:name="Medium Grid 2 Accent 6" w:semiHidden="0" w:uiPriority="68" w:unhideWhenUsed="0"/>
-    <w:lsdException w:name="Medium Grid 3 Accent 6" w:semiHidden="0" w:uiPriority="69" w:unhideWhenUsed="0"/>
-    <w:lsdException w:name="Dark List Accent 6" w:semiHidden="0" w:uiPriority="70" w:unhideWhenUsed="0"/>
-    <w:lsdException w:name="Colorful Shading Accent 6" w:semiHidden="0" w:uiPriority="71" w:unhideWhenUsed="0"/>
-    <w:lsdException w:name="Colorful List Accent 6" w:semiHidden="0" w:uiPriority="72" w:unhideWhenUsed="0"/>
-    <w:lsdException w:name="Colorful Grid Accent 6" w:semiHidden="0" w:uiPriority="73" w:unhideWhenUsed="0"/>
-    <w:lsdException w:name="Subtle Emphasis" w:semiHidden="0" w:uiPriority="19" w:unhideWhenUsed="0" w:qFormat="1"/>
-    <w:lsdException w:name="Intense Emphasis" w:semiHidden="0" w:uiPriority="21" w:unhideWhenUsed="0" w:qFormat="1"/>
-    <w:lsdException w:name="Subtle Reference" w:semiHidden="0" w:uiPriority="31" w:unhideWhenUsed="0" w:qFormat="1"/>
-    <w:lsdException w:name="Intense Reference" w:semiHidden="0" w:uiPriority="32" w:unhideWhenUsed="0" w:qFormat="1"/>
-    <w:lsdException w:name="Book Title" w:semiHidden="0" w:uiPriority="33" w:unhideWhenUsed="0" w:qFormat="1"/>
-    <w:lsdException w:name="Bibliography" w:uiPriority="37"/>
-    <w:lsdException w:name="TOC Heading" w:uiPriority="39" w:qFormat="1"/>
+  <w:latentStyles w:defLockedState="0" w:defUIPriority="99" w:defSemiHidden="0" w:defUnhideWhenUsed="0" w:defQFormat="0" w:count="376">
+    <w:lsdException w:name="Normal" w:uiPriority="0" w:qFormat="1"/>
+    <w:lsdException w:name="heading 1" w:uiPriority="9" w:qFormat="1"/>
+    <w:lsdException w:name="heading 2" w:semiHidden="1" w:uiPriority="9" w:unhideWhenUsed="1" w:qFormat="1"/>
+    <w:lsdException w:name="heading 3" w:semiHidden="1" w:uiPriority="9" w:unhideWhenUsed="1" w:qFormat="1"/>
+    <w:lsdException w:name="heading 4" w:semiHidden="1" w:uiPriority="9" w:unhideWhenUsed="1" w:qFormat="1"/>
+    <w:lsdException w:name="heading 5" w:semiHidden="1" w:uiPriority="9" w:unhideWhenUsed="1" w:qFormat="1"/>
+    <w:lsdException w:name="heading 6" w:semiHidden="1" w:uiPriority="9" w:unhideWhenUsed="1" w:qFormat="1"/>
+    <w:lsdException w:name="heading 7" w:semiHidden="1" w:uiPriority="9" w:unhideWhenUsed="1" w:qFormat="1"/>
+    <w:lsdException w:name="heading 8" w:semiHidden="1" w:uiPriority="9" w:unhideWhenUsed="1" w:qFormat="1"/>
+    <w:lsdException w:name="heading 9" w:semiHidden="1" w:uiPriority="9" w:unhideWhenUsed="1" w:qFormat="1"/>
+    <w:lsdException w:name="index 1" w:semiHidden="1" w:unhideWhenUsed="1"/>
+    <w:lsdException w:name="index 2" w:semiHidden="1" w:unhideWhenUsed="1"/>
+    <w:lsdException w:name="index 3" w:semiHidden="1" w:unhideWhenUsed="1"/>
+    <w:lsdException w:name="index 4" w:semiHidden="1" w:unhideWhenUsed="1"/>
+    <w:lsdException w:name="index 5" w:semiHidden="1" w:unhideWhenUsed="1"/>
+    <w:lsdException w:name="index 6" w:semiHidden="1" w:unhideWhenUsed="1"/>
+    <w:lsdException w:name="index 7" w:semiHidden="1" w:unhideWhenUsed="1"/>
+    <w:lsdException w:name="index 8" w:semiHidden="1" w:unhideWhenUsed="1"/>
+    <w:lsdException w:name="index 9" w:semiHidden="1" w:unhideWhenUsed="1"/>
+    <w:lsdException w:name="toc 1" w:semiHidden="1" w:uiPriority="39" w:unhideWhenUsed="1"/>
+    <w:lsdException w:name="toc 2" w:semiHidden="1" w:uiPriority="39" w:unhideWhenUsed="1"/>
+    <w:lsdException w:name="toc 3" w:semiHidden="1" w:uiPriority="39" w:unhideWhenUsed="1"/>
+    <w:lsdException w:name="toc 4" w:semiHidden="1" w:uiPriority="39" w:unhideWhenUsed="1"/>
+    <w:lsdException w:name="toc 5" w:semiHidden="1" w:uiPriority="39" w:unhideWhenUsed="1"/>
+    <w:lsdException w:name="toc 6" w:semiHidden="1" w:uiPriority="39" w:unhideWhenUsed="1"/>
+    <w:lsdException w:name="toc 7" w:semiHidden="1" w:uiPriority="39" w:unhideWhenUsed="1"/>
+    <w:lsdException w:name="toc 8" w:semiHidden="1" w:uiPriority="39" w:unhideWhenUsed="1"/>
+    <w:lsdException w:name="toc 9" w:semiHidden="1" w:uiPriority="39" w:unhideWhenUsed="1"/>
+    <w:lsdException w:name="Normal Indent" w:semiHidden="1" w:unhideWhenUsed="1"/>
+    <w:lsdException w:name="footnote text" w:semiHidden="1" w:unhideWhenUsed="1"/>
+    <w:lsdException w:name="annotation text" w:semiHidden="1" w:unhideWhenUsed="1"/>
+    <w:lsdException w:name="header" w:semiHidden="1" w:unhideWhenUsed="1"/>
+    <w:lsdException w:name="footer" w:semiHidden="1" w:unhideWhenUsed="1"/>
+    <w:lsdException w:name="index heading" w:semiHidden="1" w:unhideWhenUsed="1"/>
+    <w:lsdException w:name="caption" w:semiHidden="1" w:uiPriority="35" w:unhideWhenUsed="1" w:qFormat="1"/>
+    <w:lsdException w:name="table of figures" w:semiHidden="1" w:unhideWhenUsed="1"/>
+    <w:lsdException w:name="envelope address" w:semiHidden="1" w:unhideWhenUsed="1"/>
+    <w:lsdException w:name="envelope return" w:semiHidden="1" w:unhideWhenUsed="1"/>
+    <w:lsdException w:name="footnote reference" w:semiHidden="1" w:unhideWhenUsed="1"/>
+    <w:lsdException w:name="annotation reference" w:semiHidden="1" w:unhideWhenUsed="1"/>
+    <w:lsdException w:name="line number" w:semiHidden="1" w:unhideWhenUsed="1"/>
+    <w:lsdException w:name="page number" w:semiHidden="1" w:unhideWhenUsed="1"/>
+    <w:lsdException w:name="endnote reference" w:semiHidden="1" w:unhideWhenUsed="1"/>
+    <w:lsdException w:name="endnote text" w:semiHidden="1" w:unhideWhenUsed="1"/>
+    <w:lsdException w:name="table of authorities" w:semiHidden="1" w:unhideWhenUsed="1"/>
+    <w:lsdException w:name="macro" w:semiHidden="1" w:unhideWhenUsed="1"/>
+    <w:lsdException w:name="toa heading" w:semiHidden="1" w:unhideWhenUsed="1"/>
+    <w:lsdException w:name="List" w:semiHidden="1" w:unhideWhenUsed="1"/>
+    <w:lsdException w:name="List Bullet" w:semiHidden="1" w:unhideWhenUsed="1"/>
+    <w:lsdException w:name="List Number" w:semiHidden="1" w:unhideWhenUsed="1"/>
+    <w:lsdException w:name="List 2" w:semiHidden="1" w:unhideWhenUsed="1"/>
+    <w:lsdException w:name="List 3" w:semiHidden="1" w:unhideWhenUsed="1"/>
+    <w:lsdException w:name="List 4" w:semiHidden="1" w:unhideWhenUsed="1"/>
+    <w:lsdException w:name="List 5" w:semiHidden="1" w:unhideWhenUsed="1"/>
+    <w:lsdException w:name="List Bullet 2" w:semiHidden="1" w:unhideWhenUsed="1"/>
+    <w:lsdException w:name="List Bullet 3" w:semiHidden="1" w:unhideWhenUsed="1"/>
+    <w:lsdException w:name="List Bullet 4" w:semiHidden="1" w:unhideWhenUsed="1"/>
+    <w:lsdException w:name="List Bullet 5" w:semiHidden="1" w:unhideWhenUsed="1"/>
+    <w:lsdException w:name="List Number 2" w:semiHidden="1" w:unhideWhenUsed="1"/>
+    <w:lsdException w:name="List Number 3" w:semiHidden="1" w:unhideWhenUsed="1"/>
+    <w:lsdException w:name="List Number 4" w:semiHidden="1" w:unhideWhenUsed="1"/>
+    <w:lsdException w:name="List Number 5" w:semiHidden="1" w:unhideWhenUsed="1"/>
+    <w:lsdException w:name="Title" w:uiPriority="10" w:qFormat="1"/>
+    <w:lsdException w:name="Closing" w:semiHidden="1" w:unhideWhenUsed="1"/>
+    <w:lsdException w:name="Signature" w:semiHidden="1" w:unhideWhenUsed="1"/>
+    <w:lsdException w:name="Default Paragraph Font" w:semiHidden="1" w:uiPriority="1" w:unhideWhenUsed="1"/>
+    <w:lsdException w:name="Body Text" w:semiHidden="1" w:unhideWhenUsed="1"/>
+    <w:lsdException w:name="Body Text Indent" w:semiHidden="1" w:unhideWhenUsed="1"/>
+    <w:lsdException w:name="List Continue" w:semiHidden="1" w:unhideWhenUsed="1"/>
+    <w:lsdException w:name="List Continue 2" w:semiHidden="1" w:unhideWhenUsed="1"/>
+    <w:lsdException w:name="List Continue 3" w:semiHidden="1" w:unhideWhenUsed="1"/>
+    <w:lsdException w:name="List Continue 4" w:semiHidden="1" w:unhideWhenUsed="1"/>
+    <w:lsdException w:name="List Continue 5" w:semiHidden="1" w:unhideWhenUsed="1"/>
+    <w:lsdException w:name="Message Header" w:semiHidden="1" w:unhideWhenUsed="1"/>
+    <w:lsdException w:name="Subtitle" w:uiPriority="11" w:qFormat="1"/>
+    <w:lsdException w:name="Salutation" w:semiHidden="1" w:unhideWhenUsed="1"/>
+    <w:lsdException w:name="Date" w:semiHidden="1" w:unhideWhenUsed="1"/>
+    <w:lsdException w:name="Body Text First Indent" w:semiHidden="1" w:unhideWhenUsed="1"/>
+    <w:lsdException w:name="Body Text First Indent 2" w:semiHidden="1" w:unhideWhenUsed="1"/>
+    <w:lsdException w:name="Note Heading" w:semiHidden="1" w:unhideWhenUsed="1"/>
+    <w:lsdException w:name="Body Text 2" w:semiHidden="1" w:unhideWhenUsed="1"/>
+    <w:lsdException w:name="Body Text 3" w:semiHidden="1" w:unhideWhenUsed="1"/>
+    <w:lsdException w:name="Body Text Indent 2" w:semiHidden="1" w:unhideWhenUsed="1"/>
+    <w:lsdException w:name="Body Text Indent 3" w:semiHidden="1" w:unhideWhenUsed="1"/>
+    <w:lsdException w:name="Block Text" w:semiHidden="1" w:unhideWhenUsed="1"/>
+    <w:lsdException w:name="Hyperlink" w:semiHidden="1" w:unhideWhenUsed="1"/>
+    <w:lsdException w:name="FollowedHyperlink" w:semiHidden="1" w:unhideWhenUsed="1"/>
+    <w:lsdException w:name="Strong" w:uiPriority="22" w:qFormat="1"/>
+    <w:lsdException w:name="Emphasis" w:uiPriority="20" w:qFormat="1"/>
+    <w:lsdException w:name="Document Map" w:semiHidden="1" w:unhideWhenUsed="1"/>
+    <w:lsdException w:name="Plain Text" w:semiHidden="1" w:unhideWhenUsed="1"/>
+    <w:lsdException w:name="E-mail Signature" w:semiHidden="1" w:unhideWhenUsed="1"/>
+    <w:lsdException w:name="HTML Top of Form" w:semiHidden="1" w:unhideWhenUsed="1"/>
+    <w:lsdException w:name="HTML Bottom of Form" w:semiHidden="1" w:unhideWhenUsed="1"/>
+    <w:lsdException w:name="Normal (Web)" w:semiHidden="1" w:unhideWhenUsed="1"/>
+    <w:lsdException w:name="HTML Acronym" w:semiHidden="1" w:unhideWhenUsed="1"/>
+    <w:lsdException w:name="HTML Address" w:semiHidden="1" w:unhideWhenUsed="1"/>
+    <w:lsdException w:name="HTML Cite" w:semiHidden="1" w:unhideWhenUsed="1"/>
+    <w:lsdException w:name="HTML Code" w:semiHidden="1" w:unhideWhenUsed="1"/>
+    <w:lsdException w:name="HTML Definition" w:semiHidden="1" w:unhideWhenUsed="1"/>
+    <w:lsdException w:name="HTML Keyboard" w:semiHidden="1" w:unhideWhenUsed="1"/>
+    <w:lsdException w:name="HTML Preformatted" w:semiHidden="1" w:unhideWhenUsed="1"/>
+    <w:lsdException w:name="HTML Sample" w:semiHidden="1" w:unhideWhenUsed="1"/>
+    <w:lsdException w:name="HTML Typewriter" w:semiHidden="1" w:unhideWhenUsed="1"/>
+    <w:lsdException w:name="HTML Variable" w:semiHidden="1" w:unhideWhenUsed="1"/>
+    <w:lsdException w:name="Normal Table" w:semiHidden="1" w:unhideWhenUsed="1"/>
+    <w:lsdException w:name="annotation subject" w:semiHidden="1" w:unhideWhenUsed="1"/>
+    <w:lsdException w:name="No List" w:semiHidden="1" w:unhideWhenUsed="1"/>
+    <w:lsdException w:name="Outline List 1" w:semiHidden="1" w:unhideWhenUsed="1"/>
+    <w:lsdException w:name="Outline List 2" w:semiHidden="1" w:unhideWhenUsed="1"/>
+    <w:lsdException w:name="Outline List 3" w:semiHidden="1" w:unhideWhenUsed="1"/>
+    <w:lsdException w:name="Table Simple 1" w:semiHidden="1" w:unhideWhenUsed="1"/>
+    <w:lsdException w:name="Table Simple 2" w:semiHidden="1" w:unhideWhenUsed="1"/>
+    <w:lsdException w:name="Table Simple 3" w:semiHidden="1" w:unhideWhenUsed="1"/>
+    <w:lsdException w:name="Table Classic 1" w:semiHidden="1" w:unhideWhenUsed="1"/>
+    <w:lsdException w:name="Table Classic 2" w:semiHidden="1" w:unhideWhenUsed="1"/>
+    <w:lsdException w:name="Table Classic 3" w:semiHidden="1" w:unhideWhenUsed="1"/>
+    <w:lsdException w:name="Table Classic 4" w:semiHidden="1" w:unhideWhenUsed="1"/>
+    <w:lsdException w:name="Table Colorful 1" w:semiHidden="1" w:unhideWhenUsed="1"/>
+    <w:lsdException w:name="Table Colorful 2" w:semiHidden="1" w:unhideWhenUsed="1"/>
+    <w:lsdException w:name="Table Colorful 3" w:semiHidden="1" w:unhideWhenUsed="1"/>
+    <w:lsdException w:name="Table Columns 1" w:semiHidden="1" w:unhideWhenUsed="1"/>
+    <w:lsdException w:name="Table Columns 2" w:semiHidden="1" w:unhideWhenUsed="1"/>
+    <w:lsdException w:name="Table Columns 3" w:semiHidden="1" w:unhideWhenUsed="1"/>
+    <w:lsdException w:name="Table Columns 4" w:semiHidden="1" w:unhideWhenUsed="1"/>
+    <w:lsdException w:name="Table Columns 5" w:semiHidden="1" w:unhideWhenUsed="1"/>
+    <w:lsdException w:name="Table Grid 1" w:semiHidden="1" w:unhideWhenUsed="1"/>
+    <w:lsdException w:name="Table Grid 2" w:semiHidden="1" w:unhideWhenUsed="1"/>
+    <w:lsdException w:name="Table Grid 3" w:semiHidden="1" w:unhideWhenUsed="1"/>
+    <w:lsdException w:name="Table Grid 4" w:semiHidden="1" w:unhideWhenUsed="1"/>
+    <w:lsdException w:name="Table Grid 5" w:semiHidden="1" w:unhideWhenUsed="1"/>
+    <w:lsdException w:name="Table Grid 6" w:semiHidden="1" w:unhideWhenUsed="1"/>
+    <w:lsdException w:name="Table Grid 7" w:semiHidden="1" w:unhideWhenUsed="1"/>
+    <w:lsdException w:name="Table Grid 8" w:semiHidden="1" w:unhideWhenUsed="1"/>
+    <w:lsdException w:name="Table List 1" w:semiHidden="1" w:unhideWhenUsed="1"/>
+    <w:lsdException w:name="Table List 2" w:semiHidden="1" w:unhideWhenUsed="1"/>
+    <w:lsdException w:name="Table List 3" w:semiHidden="1" w:unhideWhenUsed="1"/>
+    <w:lsdException w:name="Table List 4" w:semiHidden="1" w:unhideWhenUsed="1"/>
+    <w:lsdException w:name="Table List 5" w:semiHidden="1" w:unhideWhenUsed="1"/>
+    <w:lsdException w:name="Table List 6" w:semiHidden="1" w:unhideWhenUsed="1"/>
+    <w:lsdException w:name="Table List 7" w:semiHidden="1" w:unhideWhenUsed="1"/>
+    <w:lsdException w:name="Table List 8" w:semiHidden="1" w:unhideWhenUsed="1"/>
+    <w:lsdException w:name="Table 3D effects 1" w:semiHidden="1" w:unhideWhenUsed="1"/>
+    <w:lsdException w:name="Table 3D effects 2" w:semiHidden="1" w:unhideWhenUsed="1"/>
+    <w:lsdException w:name="Table 3D effects 3" w:semiHidden="1" w:unhideWhenUsed="1"/>
+    <w:lsdException w:name="Table Contemporary" w:semiHidden="1" w:unhideWhenUsed="1"/>
+    <w:lsdException w:name="Table Elegant" w:semiHidden="1" w:unhideWhenUsed="1"/>
+    <w:lsdException w:name="Table Professional" w:semiHidden="1" w:unhideWhenUsed="1"/>
+    <w:lsdException w:name="Table Subtle 1" w:semiHidden="1" w:unhideWhenUsed="1"/>
+    <w:lsdException w:name="Table Subtle 2" w:semiHidden="1" w:unhideWhenUsed="1"/>
+    <w:lsdException w:name="Table Web 1" w:semiHidden="1" w:unhideWhenUsed="1"/>
+    <w:lsdException w:name="Table Web 2" w:semiHidden="1" w:unhideWhenUsed="1"/>
+    <w:lsdException w:name="Table Web 3" w:semiHidden="1" w:unhideWhenUsed="1"/>
+    <w:lsdException w:name="Balloon Text" w:semiHidden="1" w:unhideWhenUsed="1"/>
+    <w:lsdException w:name="Table Grid" w:uiPriority="59"/>
+    <w:lsdException w:name="Table Theme" w:semiHidden="1" w:unhideWhenUsed="1"/>
+    <w:lsdException w:name="Placeholder Text" w:semiHidden="1"/>
+    <w:lsdException w:name="No Spacing" w:uiPriority="1" w:qFormat="1"/>
+    <w:lsdException w:name="Light Shading" w:uiPriority="60"/>
+    <w:lsdException w:name="Light List" w:uiPriority="61"/>
+    <w:lsdException w:name="Light Grid" w:uiPriority="62"/>
+    <w:lsdException w:name="Medium Shading 1" w:uiPriority="63"/>
+    <w:lsdException w:name="Medium Shading 2" w:uiPriority="64"/>
+    <w:lsdException w:name="Medium List 1" w:uiPriority="65"/>
+    <w:lsdException w:name="Medium List 2" w:uiPriority="66"/>
+    <w:lsdException w:name="Medium Grid 1" w:uiPriority="67"/>
+    <w:lsdException w:name="Medium Grid 2" w:uiPriority="68"/>
+    <w:lsdException w:name="Medium Grid 3" w:uiPriority="69"/>
+    <w:lsdException w:name="Dark List" w:uiPriority="70"/>
+    <w:lsdException w:name="Colorful Shading" w:uiPriority="71"/>
+    <w:lsdException w:name="Colorful List" w:uiPriority="72"/>
+    <w:lsdException w:name="Colorful Grid" w:uiPriority="73"/>
+    <w:lsdException w:name="Light Shading Accent 1" w:uiPriority="60"/>
+    <w:lsdException w:name="Light List Accent 1" w:uiPriority="61"/>
+    <w:lsdException w:name="Light Grid Accent 1" w:uiPriority="62"/>
+    <w:lsdException w:name="Medium Shading 1 Accent 1" w:uiPriority="63"/>
+    <w:lsdException w:name="Medium Shading 2 Accent 1" w:uiPriority="64"/>
+    <w:lsdException w:name="Medium List 1 Accent 1" w:uiPriority="65"/>
+    <w:lsdException w:name="Revision" w:semiHidden="1"/>
+    <w:lsdException w:name="List Paragraph" w:uiPriority="34" w:qFormat="1"/>
+    <w:lsdException w:name="Quote" w:uiPriority="29" w:qFormat="1"/>
+    <w:lsdException w:name="Intense Quote" w:uiPriority="30" w:qFormat="1"/>
+    <w:lsdException w:name="Medium List 2 Accent 1" w:uiPriority="66"/>
+    <w:lsdException w:name="Medium Grid 1 Accent 1" w:uiPriority="67"/>
+    <w:lsdException w:name="Medium Grid 2 Accent 1" w:uiPriority="68"/>
+    <w:lsdException w:name="Medium Grid 3 Accent 1" w:uiPriority="69"/>
+    <w:lsdException w:name="Dark List Accent 1" w:uiPriority="70"/>
+    <w:lsdException w:name="Colorful Shading Accent 1" w:uiPriority="71"/>
+    <w:lsdException w:name="Colorful List Accent 1" w:uiPriority="72"/>
+    <w:lsdException w:name="Colorful Grid Accent 1" w:uiPriority="73"/>
+    <w:lsdException w:name="Light Shading Accent 2" w:uiPriority="60"/>
+    <w:lsdException w:name="Light List Accent 2" w:uiPriority="61"/>
+    <w:lsdException w:name="Light Grid Accent 2" w:uiPriority="62"/>
+    <w:lsdException w:name="Medium Shading 1 Accent 2" w:uiPriority="63"/>
+    <w:lsdException w:name="Medium Shading 2 Accent 2" w:uiPriority="64"/>
+    <w:lsdException w:name="Medium List 1 Accent 2" w:uiPriority="65"/>
+    <w:lsdException w:name="Medium List 2 Accent 2" w:uiPriority="66"/>
+    <w:lsdException w:name="Medium Grid 1 Accent 2" w:uiPriority="67"/>
+    <w:lsdException w:name="Medium Grid 2 Accent 2" w:uiPriority="68"/>
+    <w:lsdException w:name="Medium Grid 3 Accent 2" w:uiPriority="69"/>
+    <w:lsdException w:name="Dark List Accent 2" w:uiPriority="70"/>
+    <w:lsdException w:name="Colorful Shading Accent 2" w:uiPriority="71"/>
+    <w:lsdException w:name="Colorful List Accent 2" w:uiPriority="72"/>
+    <w:lsdException w:name="Colorful Grid Accent 2" w:uiPriority="73"/>
+    <w:lsdException w:name="Light Shading Accent 3" w:uiPriority="60"/>
+    <w:lsdException w:name="Light List Accent 3" w:uiPriority="61"/>
+    <w:lsdException w:name="Light Grid Accent 3" w:uiPriority="62"/>
+    <w:lsdException w:name="Medium Shading 1 Accent 3" w:uiPriority="63"/>
+    <w:lsdException w:name="Medium Shading 2 Accent 3" w:uiPriority="64"/>
+    <w:lsdException w:name="Medium List 1 Accent 3" w:uiPriority="65"/>
+    <w:lsdException w:name="Medium List 2 Accent 3" w:uiPriority="66"/>
+    <w:lsdException w:name="Medium Grid 1 Accent 3" w:uiPriority="67"/>
+    <w:lsdException w:name="Medium Grid 2 Accent 3" w:uiPriority="68"/>
+    <w:lsdException w:name="Medium Grid 3 Accent 3" w:uiPriority="69"/>
+    <w:lsdException w:name="Dark List Accent 3" w:uiPriority="70"/>
+    <w:lsdException w:name="Colorful Shading Accent 3" w:uiPriority="71"/>
+    <w:lsdException w:name="Colorful List Accent 3" w:uiPriority="72"/>
+    <w:lsdException w:name="Colorful Grid Accent 3" w:uiPriority="73"/>
+    <w:lsdException w:name="Light Shading Accent 4" w:uiPriority="60"/>
+    <w:lsdException w:name="Light List Accent 4" w:uiPriority="61"/>
+    <w:lsdException w:name="Light Grid Accent 4" w:uiPriority="62"/>
+    <w:lsdException w:name="Medium Shading 1 Accent 4" w:uiPriority="63"/>
+    <w:lsdException w:name="Medium Shading 2 Accent 4" w:uiPriority="64"/>
+    <w:lsdException w:name="Medium List 1 Accent 4" w:uiPriority="65"/>
+    <w:lsdException w:name="Medium List 2 Accent 4" w:uiPriority="66"/>
+    <w:lsdException w:name="Medium Grid 1 Accent 4" w:uiPriority="67"/>
+    <w:lsdException w:name="Medium Grid 2 Accent 4" w:uiPriority="68"/>
+    <w:lsdException w:name="Medium Grid 3 Accent 4" w:uiPriority="69"/>
+    <w:lsdException w:name="Dark List Accent 4" w:uiPriority="70"/>
+    <w:lsdException w:name="Colorful Shading Accent 4" w:uiPriority="71"/>
+    <w:lsdException w:name="Colorful List Accent 4" w:uiPriority="72"/>
+    <w:lsdException w:name="Colorful Grid Accent 4" w:uiPriority="73"/>
+    <w:lsdException w:name="Light Shading Accent 5" w:uiPriority="60"/>
+    <w:lsdException w:name="Light List Accent 5" w:uiPriority="61"/>
+    <w:lsdException w:name="Light Grid Accent 5" w:uiPriority="62"/>
+    <w:lsdException w:name="Medium Shading 1 Accent 5" w:uiPriority="63"/>
+    <w:lsdException w:name="Medium Shading 2 Accent 5" w:uiPriority="64"/>
+    <w:lsdException w:name="Medium List 1 Accent 5" w:uiPriority="65"/>
+    <w:lsdException w:name="Medium List 2 Accent 5" w:uiPriority="66"/>
+    <w:lsdException w:name="Medium Grid 1 Accent 5" w:uiPriority="67"/>
+    <w:lsdException w:name="Medium Grid 2 Accent 5" w:uiPriority="68"/>
+    <w:lsdException w:name="Medium Grid 3 Accent 5" w:uiPriority="69"/>
+    <w:lsdException w:name="Dark List Accent 5" w:uiPriority="70"/>
+    <w:lsdException w:name="Colorful Shading Accent 5" w:uiPriority="71"/>
+    <w:lsdException w:name="Colorful List Accent 5" w:uiPriority="72"/>
+    <w:lsdException w:name="Colorful Grid Accent 5" w:uiPriority="73"/>
+    <w:lsdException w:name="Light Shading Accent 6" w:uiPriority="60"/>
+    <w:lsdException w:name="Light List Accent 6" w:uiPriority="61"/>
+    <w:lsdException w:name="Light Grid Accent 6" w:uiPriority="62"/>
+    <w:lsdException w:name="Medium Shading 1 Accent 6" w:uiPriority="63"/>
+    <w:lsdException w:name="Medium Shading 2 Accent 6" w:uiPriority="64"/>
+    <w:lsdException w:name="Medium List 1 Accent 6" w:uiPriority="65"/>
+    <w:lsdException w:name="Medium List 2 Accent 6" w:uiPriority="66"/>
+    <w:lsdException w:name="Medium Grid 1 Accent 6" w:uiPriority="67"/>
+    <w:lsdException w:name="Medium Grid 2 Accent 6" w:uiPriority="68"/>
+    <w:lsdException w:name="Medium Grid 3 Accent 6" w:uiPriority="69"/>
+    <w:lsdException w:name="Dark List Accent 6" w:uiPriority="70"/>
+    <w:lsdException w:name="Colorful Shading Accent 6" w:uiPriority="71"/>
+    <w:lsdException w:name="Colorful List Accent 6" w:uiPriority="72"/>
+    <w:lsdException w:name="Colorful Grid Accent 6" w:uiPriority="73"/>
+    <w:lsdException w:name="Subtle Emphasis" w:uiPriority="19" w:qFormat="1"/>
+    <w:lsdException w:name="Intense Emphasis" w:uiPriority="21" w:qFormat="1"/>
+    <w:lsdException w:name="Subtle Reference" w:uiPriority="31" w:qFormat="1"/>
+    <w:lsdException w:name="Intense Reference" w:uiPriority="32" w:qFormat="1"/>
+    <w:lsdException w:name="Book Title" w:uiPriority="33" w:qFormat="1"/>
+    <w:lsdException w:name="Bibliography" w:semiHidden="1" w:uiPriority="37" w:unhideWhenUsed="1"/>
+    <w:lsdException w:name="TOC Heading" w:semiHidden="1" w:uiPriority="39" w:unhideWhenUsed="1" w:qFormat="1"/>
+    <w:lsdException w:name="Plain Table 1" w:uiPriority="41"/>
+    <w:lsdException w:name="Plain Table 2" w:uiPriority="42"/>
+    <w:lsdException w:name="Plain Table 3" w:uiPriority="43"/>
+    <w:lsdException w:name="Plain Table 4" w:uiPriority="44"/>
+    <w:lsdException w:name="Plain Table 5" w:uiPriority="45"/>
+    <w:lsdException w:name="Grid Table Light" w:uiPriority="40"/>
+    <w:lsdException w:name="Grid Table 1 Light" w:uiPriority="46"/>
+    <w:lsdException w:name="Grid Table 2" w:uiPriority="47"/>
+    <w:lsdException w:name="Grid Table 3" w:uiPriority="48"/>
+    <w:lsdException w:name="Grid Table 4" w:uiPriority="49"/>
+    <w:lsdException w:name="Grid Table 5 Dark" w:uiPriority="50"/>
+    <w:lsdException w:name="Grid Table 6 Colorful" w:uiPriority="51"/>
+    <w:lsdException w:name="Grid Table 7 Colorful" w:uiPriority="52"/>
+    <w:lsdException w:name="Grid Table 1 Light Accent 1" w:uiPriority="46"/>
+    <w:lsdException w:name="Grid Table 2 Accent 1" w:uiPriority="47"/>
+    <w:lsdException w:name="Grid Table 3 Accent 1" w:uiPriority="48"/>
+    <w:lsdException w:name="Grid Table 4 Accent 1" w:uiPriority="49"/>
+    <w:lsdException w:name="Grid Table 5 Dark Accent 1" w:uiPriority="50"/>
+    <w:lsdException w:name="Grid Table 6 Colorful Accent 1" w:uiPriority="51"/>
+    <w:lsdException w:name="Grid Table 7 Colorful Accent 1" w:uiPriority="52"/>
+    <w:lsdException w:name="Grid Table 1 Light Accent 2" w:uiPriority="46"/>
+    <w:lsdException w:name="Grid Table 2 Accent 2" w:uiPriority="47"/>
+    <w:lsdException w:name="Grid Table 3 Accent 2" w:uiPriority="48"/>
+    <w:lsdException w:name="Grid Table 4 Accent 2" w:uiPriority="49"/>
+    <w:lsdException w:name="Grid Table 5 Dark Accent 2" w:uiPriority="50"/>
+    <w:lsdException w:name="Grid Table 6 Colorful Accent 2" w:uiPriority="51"/>
+    <w:lsdException w:name="Grid Table 7 Colorful Accent 2" w:uiPriority="52"/>
+    <w:lsdException w:name="Grid Table 1 Light Accent 3" w:uiPriority="46"/>
+    <w:lsdException w:name="Grid Table 2 Accent 3" w:uiPriority="47"/>
+    <w:lsdException w:name="Grid Table 3 Accent 3" w:uiPriority="48"/>
+    <w:lsdException w:name="Grid Table 4 Accent 3" w:uiPriority="49"/>
+    <w:lsdException w:name="Grid Table 5 Dark Accent 3" w:uiPriority="50"/>
+    <w:lsdException w:name="Grid Table 6 Colorful Accent 3" w:uiPriority="51"/>
+    <w:lsdException w:name="Grid Table 7 Colorful Accent 3" w:uiPriority="52"/>
+    <w:lsdException w:name="Grid Table 1 Light Accent 4" w:uiPriority="46"/>
+    <w:lsdException w:name="Grid Table 2 Accent 4" w:uiPriority="47"/>
+    <w:lsdException w:name="Grid Table 3 Accent 4" w:uiPriority="48"/>
+    <w:lsdException w:name="Grid Table 4 Accent 4" w:uiPriority="49"/>
+    <w:lsdException w:name="Grid Table 5 Dark Accent 4" w:uiPriority="50"/>
+    <w:lsdException w:name="Grid Table 6 Colorful Accent 4" w:uiPriority="51"/>
+    <w:lsdException w:name="Grid Table 7 Colorful Accent 4" w:uiPriority="52"/>
+    <w:lsdException w:name="Grid Table 1 Light Accent 5" w:uiPriority="46"/>
+    <w:lsdException w:name="Grid Table 2 Accent 5" w:uiPriority="47"/>
+    <w:lsdException w:name="Grid Table 3 Accent 5" w:uiPriority="48"/>
+    <w:lsdException w:name="Grid Table 4 Accent 5" w:uiPriority="49"/>
+    <w:lsdException w:name="Grid Table 5 Dark Accent 5" w:uiPriority="50"/>
+    <w:lsdException w:name="Grid Table 6 Colorful Accent 5" w:uiPriority="51"/>
+    <w:lsdException w:name="Grid Table 7 Colorful Accent 5" w:uiPriority="52"/>
+    <w:lsdException w:name="Grid Table 1 Light Accent 6" w:uiPriority="46"/>
+    <w:lsdException w:name="Grid Table 2 Accent 6" w:uiPriority="47"/>
+    <w:lsdException w:name="Grid Table 3 Accent 6" w:uiPriority="48"/>
+    <w:lsdException w:name="Grid Table 4 Accent 6" w:uiPriority="49"/>
+    <w:lsdException w:name="Grid Table 5 Dark Accent 6" w:uiPriority="50"/>
+    <w:lsdException w:name="Grid Table 6 Colorful Accent 6" w:uiPriority="51"/>
+    <w:lsdException w:name="Grid Table 7 Colorful Accent 6" w:uiPriority="52"/>
+    <w:lsdException w:name="List Table 1 Light" w:uiPriority="46"/>
+    <w:lsdException w:name="List Table 2" w:uiPriority="47"/>
+    <w:lsdException w:name="List Table 3" w:uiPriority="48"/>
+    <w:lsdException w:name="List Table 4" w:uiPriority="49"/>
+    <w:lsdException w:name="List Table 5 Dark" w:uiPriority="50"/>
+    <w:lsdException w:name="List Table 6 Colorful" w:uiPriority="51"/>
+    <w:lsdException w:name="List Table 7 Colorful" w:uiPriority="52"/>
+    <w:lsdException w:name="List Table 1 Light Accent 1" w:uiPriority="46"/>
+    <w:lsdException w:name="List Table 2 Accent 1" w:uiPriority="47"/>
+    <w:lsdException w:name="List Table 3 Accent 1" w:uiPriority="48"/>
+    <w:lsdException w:name="List Table 4 Accent 1" w:uiPriority="49"/>
+    <w:lsdException w:name="List Table 5 Dark Accent 1" w:uiPriority="50"/>
+    <w:lsdException w:name="List Table 6 Colorful Accent 1" w:uiPriority="51"/>
+    <w:lsdException w:name="List Table 7 Colorful Accent 1" w:uiPriority="52"/>
+    <w:lsdException w:name="List Table 1 Light Accent 2" w:uiPriority="46"/>
+    <w:lsdException w:name="List Table 2 Accent 2" w:uiPriority="47"/>
+    <w:lsdException w:name="List Table 3 Accent 2" w:uiPriority="48"/>
+    <w:lsdException w:name="List Table 4 Accent 2" w:uiPriority="49"/>
+    <w:lsdException w:name="List Table 5 Dark Accent 2" w:uiPriority="50"/>
+    <w:lsdException w:name="List Table 6 Colorful Accent 2" w:uiPriority="51"/>
+    <w:lsdException w:name="List Table 7 Colorful Accent 2" w:uiPriority="52"/>
+    <w:lsdException w:name="List Table 1 Light Accent 3" w:uiPriority="46"/>
+    <w:lsdException w:name="List Table 2 Accent 3" w:uiPriority="47"/>
+    <w:lsdException w:name="List Table 3 Accent 3" w:uiPriority="48"/>
+    <w:lsdException w:name="List Table 4 Accent 3" w:uiPriority="49"/>
+    <w:lsdException w:name="List Table 5 Dark Accent 3" w:uiPriority="50"/>
+    <w:lsdException w:name="List Table 6 Colorful Accent 3" w:uiPriority="51"/>
+    <w:lsdException w:name="List Table 7 Colorful Accent 3" w:uiPriority="52"/>
+    <w:lsdException w:name="List Table 1 Light Accent 4" w:uiPriority="46"/>
+    <w:lsdException w:name="List Table 2 Accent 4" w:uiPriority="47"/>
+    <w:lsdException w:name="List Table 3 Accent 4" w:uiPriority="48"/>
+    <w:lsdException w:name="List Table 4 Accent 4" w:uiPriority="49"/>
+    <w:lsdException w:name="List Table 5 Dark Accent 4" w:uiPriority="50"/>
+    <w:lsdException w:name="List Table 6 Colorful Accent 4" w:uiPriority="51"/>
+    <w:lsdException w:name="List Table 7 Colorful Accent 4" w:uiPriority="52"/>
+    <w:lsdException w:name="List Table 1 Light Accent 5" w:uiPriority="46"/>
+    <w:lsdException w:name="List Table 2 Accent 5" w:uiPriority="47"/>
+    <w:lsdException w:name="List Table 3 Accent 5" w:uiPriority="48"/>
+    <w:lsdException w:name="List Table 4 Accent 5" w:uiPriority="49"/>
+    <w:lsdException w:name="List Table 5 Dark Accent 5" w:uiPriority="50"/>
+    <w:lsdException w:name="List Table 6 Colorful Accent 5" w:uiPriority="51"/>
+    <w:lsdException w:name="List Table 7 Colorful Accent 5" w:uiPriority="52"/>
+    <w:lsdException w:name="List Table 1 Light Accent 6" w:uiPriority="46"/>
+    <w:lsdException w:name="List Table 2 Accent 6" w:uiPriority="47"/>
+    <w:lsdException w:name="List Table 3 Accent 6" w:uiPriority="48"/>
+    <w:lsdException w:name="List Table 4 Accent 6" w:uiPriority="49"/>
+    <w:lsdException w:name="List Table 5 Dark Accent 6" w:uiPriority="50"/>
+    <w:lsdException w:name="List Table 6 Colorful Accent 6" w:uiPriority="51"/>
+    <w:lsdException w:name="List Table 7 Colorful Accent 6" w:uiPriority="52"/>
+    <w:lsdException w:name="Mention" w:semiHidden="1" w:unhideWhenUsed="1"/>
+    <w:lsdException w:name="Smart Hyperlink" w:semiHidden="1" w:unhideWhenUsed="1"/>
+    <w:lsdException w:name="Hashtag" w:semiHidden="1" w:unhideWhenUsed="1"/>
+    <w:lsdException w:name="Unresolved Mention" w:semiHidden="1" w:unhideWhenUsed="1"/>
+    <w:lsdException w:name="Smart Link" w:semiHidden="1" w:unhideWhenUsed="1"/>
   </w:latentStyles>
   <w:style w:type="paragraph" w:default="1" w:styleId="Normal">
     <w:name w:val="Normal"/>
@@ -5051,7 +5312,6 @@
       <w:spacing w:after="0" w:line="240" w:lineRule="auto"/>
     </w:pPr>
     <w:tblPr>
-      <w:tblInd w:w="0" w:type="dxa"/>
       <w:tblBorders>
         <w:top w:val="single" w:sz="4" w:space="0" w:color="auto"/>
         <w:left w:val="single" w:sz="4" w:space="0" w:color="auto"/>
@@ -5060,249 +5320,6 @@
         <w:insideH w:val="single" w:sz="4" w:space="0" w:color="auto"/>
         <w:insideV w:val="single" w:sz="4" w:space="0" w:color="auto"/>
       </w:tblBorders>
-      <w:tblCellMar>
-        <w:top w:w="0" w:type="dxa"/>
-        <w:left w:w="108" w:type="dxa"/>
-        <w:bottom w:w="0" w:type="dxa"/>
-        <w:right w:w="108" w:type="dxa"/>
-      </w:tblCellMar>
-    </w:tblPr>
-  </w:style>
-</w:styles>
-</file>
-
-<file path=word/stylesWithEffects.xml><?xml version="1.0" encoding="utf-8"?>
-<w:styles xmlns:wpc="http://schemas.microsoft.com/office/word/2010/wordprocessingCanvas" xmlns:mc="http://schemas.openxmlformats.org/markup-compatibility/2006" xmlns:o="urn:schemas-microsoft-com:office:office" xmlns:r="http://schemas.openxmlformats.org/officeDocument/2006/relationships" xmlns:m="http://schemas.openxmlformats.org/officeDocument/2006/math" xmlns:v="urn:schemas-microsoft-com:vml" xmlns:wp14="http://schemas.microsoft.com/office/word/2010/wordprocessingDrawing" xmlns:wp="http://schemas.openxmlformats.org/drawingml/2006/wordprocessingDrawing" xmlns:w10="urn:schemas-microsoft-com:office:word" xmlns:w="http://schemas.openxmlformats.org/wordprocessingml/2006/main" xmlns:w14="http://schemas.microsoft.com/office/word/2010/wordml" xmlns:wpg="http://schemas.microsoft.com/office/word/2010/wordprocessingGroup" xmlns:wpi="http://schemas.microsoft.com/office/word/2010/wordprocessingInk" xmlns:wne="http://schemas.microsoft.com/office/word/2006/wordml" xmlns:wps="http://schemas.microsoft.com/office/word/2010/wordprocessingShape" mc:Ignorable="w14 wp14">
-  <w:docDefaults>
-    <w:rPrDefault>
-      <w:rPr>
-        <w:rFonts w:asciiTheme="minorHAnsi" w:eastAsiaTheme="minorHAnsi" w:hAnsiTheme="minorHAnsi" w:cstheme="minorBidi"/>
-        <w:sz w:val="22"/>
-        <w:szCs w:val="22"/>
-        <w:lang w:val="vi-VN" w:eastAsia="en-US" w:bidi="ar-SA"/>
-      </w:rPr>
-    </w:rPrDefault>
-    <w:pPrDefault>
-      <w:pPr>
-        <w:spacing w:after="200" w:line="276" w:lineRule="auto"/>
-      </w:pPr>
-    </w:pPrDefault>
-  </w:docDefaults>
-  <w:latentStyles w:defLockedState="0" w:defUIPriority="99" w:defSemiHidden="1" w:defUnhideWhenUsed="1" w:defQFormat="0" w:count="267">
-    <w:lsdException w:name="Normal" w:semiHidden="0" w:uiPriority="0" w:unhideWhenUsed="0" w:qFormat="1"/>
-    <w:lsdException w:name="heading 1" w:semiHidden="0" w:uiPriority="9" w:unhideWhenUsed="0" w:qFormat="1"/>
-    <w:lsdException w:name="heading 2" w:uiPriority="9" w:qFormat="1"/>
-    <w:lsdException w:name="heading 3" w:uiPriority="9" w:qFormat="1"/>
-    <w:lsdException w:name="heading 4" w:uiPriority="9" w:qFormat="1"/>
-    <w:lsdException w:name="heading 5" w:uiPriority="9" w:qFormat="1"/>
-    <w:lsdException w:name="heading 6" w:uiPriority="9" w:qFormat="1"/>
-    <w:lsdException w:name="heading 7" w:uiPriority="9" w:qFormat="1"/>
-    <w:lsdException w:name="heading 8" w:uiPriority="9" w:qFormat="1"/>
-    <w:lsdException w:name="heading 9" w:uiPriority="9" w:qFormat="1"/>
-    <w:lsdException w:name="toc 1" w:uiPriority="39"/>
-    <w:lsdException w:name="toc 2" w:uiPriority="39"/>
-    <w:lsdException w:name="toc 3" w:uiPriority="39"/>
-    <w:lsdException w:name="toc 4" w:uiPriority="39"/>
-    <w:lsdException w:name="toc 5" w:uiPriority="39"/>
-    <w:lsdException w:name="toc 6" w:uiPriority="39"/>
-    <w:lsdException w:name="toc 7" w:uiPriority="39"/>
-    <w:lsdException w:name="toc 8" w:uiPriority="39"/>
-    <w:lsdException w:name="toc 9" w:uiPriority="39"/>
-    <w:lsdException w:name="caption" w:uiPriority="35" w:qFormat="1"/>
-    <w:lsdException w:name="Title" w:semiHidden="0" w:uiPriority="10" w:unhideWhenUsed="0" w:qFormat="1"/>
-    <w:lsdException w:name="Default Paragraph Font" w:uiPriority="1"/>
-    <w:lsdException w:name="Subtitle" w:semiHidden="0" w:uiPriority="11" w:unhideWhenUsed="0" w:qFormat="1"/>
-    <w:lsdException w:name="Strong" w:semiHidden="0" w:uiPriority="22" w:unhideWhenUsed="0" w:qFormat="1"/>
-    <w:lsdException w:name="Emphasis" w:semiHidden="0" w:uiPriority="20" w:unhideWhenUsed="0" w:qFormat="1"/>
-    <w:lsdException w:name="Table Grid" w:semiHidden="0" w:uiPriority="59" w:unhideWhenUsed="0"/>
-    <w:lsdException w:name="Placeholder Text" w:unhideWhenUsed="0"/>
-    <w:lsdException w:name="No Spacing" w:semiHidden="0" w:uiPriority="1" w:unhideWhenUsed="0" w:qFormat="1"/>
-    <w:lsdException w:name="Light Shading" w:semiHidden="0" w:uiPriority="60" w:unhideWhenUsed="0"/>
-    <w:lsdException w:name="Light List" w:semiHidden="0" w:uiPriority="61" w:unhideWhenUsed="0"/>
-    <w:lsdException w:name="Light Grid" w:semiHidden="0" w:uiPriority="62" w:unhideWhenUsed="0"/>
-    <w:lsdException w:name="Medium Shading 1" w:semiHidden="0" w:uiPriority="63" w:unhideWhenUsed="0"/>
-    <w:lsdException w:name="Medium Shading 2" w:semiHidden="0" w:uiPriority="64" w:unhideWhenUsed="0"/>
-    <w:lsdException w:name="Medium List 1" w:semiHidden="0" w:uiPriority="65" w:unhideWhenUsed="0"/>
-    <w:lsdException w:name="Medium List 2" w:semiHidden="0" w:uiPriority="66" w:unhideWhenUsed="0"/>
-    <w:lsdException w:name="Medium Grid 1" w:semiHidden="0" w:uiPriority="67" w:unhideWhenUsed="0"/>
-    <w:lsdException w:name="Medium Grid 2" w:semiHidden="0" w:uiPriority="68" w:unhideWhenUsed="0"/>
-    <w:lsdException w:name="Medium Grid 3" w:semiHidden="0" w:uiPriority="69" w:unhideWhenUsed="0"/>
-    <w:lsdException w:name="Dark List" w:semiHidden="0" w:uiPriority="70" w:unhideWhenUsed="0"/>
-    <w:lsdException w:name="Colorful Shading" w:semiHidden="0" w:uiPriority="71" w:unhideWhenUsed="0"/>
-    <w:lsdException w:name="Colorful List" w:semiHidden="0" w:uiPriority="72" w:unhideWhenUsed="0"/>
-    <w:lsdException w:name="Colorful Grid" w:semiHidden="0" w:uiPriority="73" w:unhideWhenUsed="0"/>
-    <w:lsdException w:name="Light Shading Accent 1" w:semiHidden="0" w:uiPriority="60" w:unhideWhenUsed="0"/>
-    <w:lsdException w:name="Light List Accent 1" w:semiHidden="0" w:uiPriority="61" w:unhideWhenUsed="0"/>
-    <w:lsdException w:name="Light Grid Accent 1" w:semiHidden="0" w:uiPriority="62" w:unhideWhenUsed="0"/>
-    <w:lsdException w:name="Medium Shading 1 Accent 1" w:semiHidden="0" w:uiPriority="63" w:unhideWhenUsed="0"/>
-    <w:lsdException w:name="Medium Shading 2 Accent 1" w:semiHidden="0" w:uiPriority="64" w:unhideWhenUsed="0"/>
-    <w:lsdException w:name="Medium List 1 Accent 1" w:semiHidden="0" w:uiPriority="65" w:unhideWhenUsed="0"/>
-    <w:lsdException w:name="Revision" w:unhideWhenUsed="0"/>
-    <w:lsdException w:name="List Paragraph" w:semiHidden="0" w:uiPriority="34" w:unhideWhenUsed="0" w:qFormat="1"/>
-    <w:lsdException w:name="Quote" w:semiHidden="0" w:uiPriority="29" w:unhideWhenUsed="0" w:qFormat="1"/>
-    <w:lsdException w:name="Intense Quote" w:semiHidden="0" w:uiPriority="30" w:unhideWhenUsed="0" w:qFormat="1"/>
-    <w:lsdException w:name="Medium List 2 Accent 1" w:semiHidden="0" w:uiPriority="66" w:unhideWhenUsed="0"/>
-    <w:lsdException w:name="Medium Grid 1 Accent 1" w:semiHidden="0" w:uiPriority="67" w:unhideWhenUsed="0"/>
-    <w:lsdException w:name="Medium Grid 2 Accent 1" w:semiHidden="0" w:uiPriority="68" w:unhideWhenUsed="0"/>
-    <w:lsdException w:name="Medium Grid 3 Accent 1" w:semiHidden="0" w:uiPriority="69" w:unhideWhenUsed="0"/>
-    <w:lsdException w:name="Dark List Accent 1" w:semiHidden="0" w:uiPriority="70" w:unhideWhenUsed="0"/>
-    <w:lsdException w:name="Colorful Shading Accent 1" w:semiHidden="0" w:uiPriority="71" w:unhideWhenUsed="0"/>
-    <w:lsdException w:name="Colorful List Accent 1" w:semiHidden="0" w:uiPriority="72" w:unhideWhenUsed="0"/>
-    <w:lsdException w:name="Colorful Grid Accent 1" w:semiHidden="0" w:uiPriority="73" w:unhideWhenUsed="0"/>
-    <w:lsdException w:name="Light Shading Accent 2" w:semiHidden="0" w:uiPriority="60" w:unhideWhenUsed="0"/>
-    <w:lsdException w:name="Light List Accent 2" w:semiHidden="0" w:uiPriority="61" w:unhideWhenUsed="0"/>
-    <w:lsdException w:name="Light Grid Accent 2" w:semiHidden="0" w:uiPriority="62" w:unhideWhenUsed="0"/>
-    <w:lsdException w:name="Medium Shading 1 Accent 2" w:semiHidden="0" w:uiPriority="63" w:unhideWhenUsed="0"/>
-    <w:lsdException w:name="Medium Shading 2 Accent 2" w:semiHidden="0" w:uiPriority="64" w:unhideWhenUsed="0"/>
-    <w:lsdException w:name="Medium List 1 Accent 2" w:semiHidden="0" w:uiPriority="65" w:unhideWhenUsed="0"/>
-    <w:lsdException w:name="Medium List 2 Accent 2" w:semiHidden="0" w:uiPriority="66" w:unhideWhenUsed="0"/>
-    <w:lsdException w:name="Medium Grid 1 Accent 2" w:semiHidden="0" w:uiPriority="67" w:unhideWhenUsed="0"/>
-    <w:lsdException w:name="Medium Grid 2 Accent 2" w:semiHidden="0" w:uiPriority="68" w:unhideWhenUsed="0"/>
-    <w:lsdException w:name="Medium Grid 3 Accent 2" w:semiHidden="0" w:uiPriority="69" w:unhideWhenUsed="0"/>
-    <w:lsdException w:name="Dark List Accent 2" w:semiHidden="0" w:uiPriority="70" w:unhideWhenUsed="0"/>
-    <w:lsdException w:name="Colorful Shading Accent 2" w:semiHidden="0" w:uiPriority="71" w:unhideWhenUsed="0"/>
-    <w:lsdException w:name="Colorful List Accent 2" w:semiHidden="0" w:uiPriority="72" w:unhideWhenUsed="0"/>
-    <w:lsdException w:name="Colorful Grid Accent 2" w:semiHidden="0" w:uiPriority="73" w:unhideWhenUsed="0"/>
-    <w:lsdException w:name="Light Shading Accent 3" w:semiHidden="0" w:uiPriority="60" w:unhideWhenUsed="0"/>
-    <w:lsdException w:name="Light List Accent 3" w:semiHidden="0" w:uiPriority="61" w:unhideWhenUsed="0"/>
-    <w:lsdException w:name="Light Grid Accent 3" w:semiHidden="0" w:uiPriority="62" w:unhideWhenUsed="0"/>
-    <w:lsdException w:name="Medium Shading 1 Accent 3" w:semiHidden="0" w:uiPriority="63" w:unhideWhenUsed="0"/>
-    <w:lsdException w:name="Medium Shading 2 Accent 3" w:semiHidden="0" w:uiPriority="64" w:unhideWhenUsed="0"/>
-    <w:lsdException w:name="Medium List 1 Accent 3" w:semiHidden="0" w:uiPriority="65" w:unhideWhenUsed="0"/>
-    <w:lsdException w:name="Medium List 2 Accent 3" w:semiHidden="0" w:uiPriority="66" w:unhideWhenUsed="0"/>
-    <w:lsdException w:name="Medium Grid 1 Accent 3" w:semiHidden="0" w:uiPriority="67" w:unhideWhenUsed="0"/>
-    <w:lsdException w:name="Medium Grid 2 Accent 3" w:semiHidden="0" w:uiPriority="68" w:unhideWhenUsed="0"/>
-    <w:lsdException w:name="Medium Grid 3 Accent 3" w:semiHidden="0" w:uiPriority="69" w:unhideWhenUsed="0"/>
-    <w:lsdException w:name="Dark List Accent 3" w:semiHidden="0" w:uiPriority="70" w:unhideWhenUsed="0"/>
-    <w:lsdException w:name="Colorful Shading Accent 3" w:semiHidden="0" w:uiPriority="71" w:unhideWhenUsed="0"/>
-    <w:lsdException w:name="Colorful List Accent 3" w:semiHidden="0" w:uiPriority="72" w:unhideWhenUsed="0"/>
-    <w:lsdException w:name="Colorful Grid Accent 3" w:semiHidden="0" w:uiPriority="73" w:unhideWhenUsed="0"/>
-    <w:lsdException w:name="Light Shading Accent 4" w:semiHidden="0" w:uiPriority="60" w:unhideWhenUsed="0"/>
-    <w:lsdException w:name="Light List Accent 4" w:semiHidden="0" w:uiPriority="61" w:unhideWhenUsed="0"/>
-    <w:lsdException w:name="Light Grid Accent 4" w:semiHidden="0" w:uiPriority="62" w:unhideWhenUsed="0"/>
-    <w:lsdException w:name="Medium Shading 1 Accent 4" w:semiHidden="0" w:uiPriority="63" w:unhideWhenUsed="0"/>
-    <w:lsdException w:name="Medium Shading 2 Accent 4" w:semiHidden="0" w:uiPriority="64" w:unhideWhenUsed="0"/>
-    <w:lsdException w:name="Medium List 1 Accent 4" w:semiHidden="0" w:uiPriority="65" w:unhideWhenUsed="0"/>
-    <w:lsdException w:name="Medium List 2 Accent 4" w:semiHidden="0" w:uiPriority="66" w:unhideWhenUsed="0"/>
-    <w:lsdException w:name="Medium Grid 1 Accent 4" w:semiHidden="0" w:uiPriority="67" w:unhideWhenUsed="0"/>
-    <w:lsdException w:name="Medium Grid 2 Accent 4" w:semiHidden="0" w:uiPriority="68" w:unhideWhenUsed="0"/>
-    <w:lsdException w:name="Medium Grid 3 Accent 4" w:semiHidden="0" w:uiPriority="69" w:unhideWhenUsed="0"/>
-    <w:lsdException w:name="Dark List Accent 4" w:semiHidden="0" w:uiPriority="70" w:unhideWhenUsed="0"/>
-    <w:lsdException w:name="Colorful Shading Accent 4" w:semiHidden="0" w:uiPriority="71" w:unhideWhenUsed="0"/>
-    <w:lsdException w:name="Colorful List Accent 4" w:semiHidden="0" w:uiPriority="72" w:unhideWhenUsed="0"/>
-    <w:lsdException w:name="Colorful Grid Accent 4" w:semiHidden="0" w:uiPriority="73" w:unhideWhenUsed="0"/>
-    <w:lsdException w:name="Light Shading Accent 5" w:semiHidden="0" w:uiPriority="60" w:unhideWhenUsed="0"/>
-    <w:lsdException w:name="Light List Accent 5" w:semiHidden="0" w:uiPriority="61" w:unhideWhenUsed="0"/>
-    <w:lsdException w:name="Light Grid Accent 5" w:semiHidden="0" w:uiPriority="62" w:unhideWhenUsed="0"/>
-    <w:lsdException w:name="Medium Shading 1 Accent 5" w:semiHidden="0" w:uiPriority="63" w:unhideWhenUsed="0"/>
-    <w:lsdException w:name="Medium Shading 2 Accent 5" w:semiHidden="0" w:uiPriority="64" w:unhideWhenUsed="0"/>
-    <w:lsdException w:name="Medium List 1 Accent 5" w:semiHidden="0" w:uiPriority="65" w:unhideWhenUsed="0"/>
-    <w:lsdException w:name="Medium List 2 Accent 5" w:semiHidden="0" w:uiPriority="66" w:unhideWhenUsed="0"/>
-    <w:lsdException w:name="Medium Grid 1 Accent 5" w:semiHidden="0" w:uiPriority="67" w:unhideWhenUsed="0"/>
-    <w:lsdException w:name="Medium Grid 2 Accent 5" w:semiHidden="0" w:uiPriority="68" w:unhideWhenUsed="0"/>
-    <w:lsdException w:name="Medium Grid 3 Accent 5" w:semiHidden="0" w:uiPriority="69" w:unhideWhenUsed="0"/>
-    <w:lsdException w:name="Dark List Accent 5" w:semiHidden="0" w:uiPriority="70" w:unhideWhenUsed="0"/>
-    <w:lsdException w:name="Colorful Shading Accent 5" w:semiHidden="0" w:uiPriority="71" w:unhideWhenUsed="0"/>
-    <w:lsdException w:name="Colorful List Accent 5" w:semiHidden="0" w:uiPriority="72" w:unhideWhenUsed="0"/>
-    <w:lsdException w:name="Colorful Grid Accent 5" w:semiHidden="0" w:uiPriority="73" w:unhideWhenUsed="0"/>
-    <w:lsdException w:name="Light Shading Accent 6" w:semiHidden="0" w:uiPriority="60" w:unhideWhenUsed="0"/>
-    <w:lsdException w:name="Light List Accent 6" w:semiHidden="0" w:uiPriority="61" w:unhideWhenUsed="0"/>
-    <w:lsdException w:name="Light Grid Accent 6" w:semiHidden="0" w:uiPriority="62" w:unhideWhenUsed="0"/>
-    <w:lsdException w:name="Medium Shading 1 Accent 6" w:semiHidden="0" w:uiPriority="63" w:unhideWhenUsed="0"/>
-    <w:lsdException w:name="Medium Shading 2 Accent 6" w:semiHidden="0" w:uiPriority="64" w:unhideWhenUsed="0"/>
-    <w:lsdException w:name="Medium List 1 Accent 6" w:semiHidden="0" w:uiPriority="65" w:unhideWhenUsed="0"/>
-    <w:lsdException w:name="Medium List 2 Accent 6" w:semiHidden="0" w:uiPriority="66" w:unhideWhenUsed="0"/>
-    <w:lsdException w:name="Medium Grid 1 Accent 6" w:semiHidden="0" w:uiPriority="67" w:unhideWhenUsed="0"/>
-    <w:lsdException w:name="Medium Grid 2 Accent 6" w:semiHidden="0" w:uiPriority="68" w:unhideWhenUsed="0"/>
-    <w:lsdException w:name="Medium Grid 3 Accent 6" w:semiHidden="0" w:uiPriority="69" w:unhideWhenUsed="0"/>
-    <w:lsdException w:name="Dark List Accent 6" w:semiHidden="0" w:uiPriority="70" w:unhideWhenUsed="0"/>
-    <w:lsdException w:name="Colorful Shading Accent 6" w:semiHidden="0" w:uiPriority="71" w:unhideWhenUsed="0"/>
-    <w:lsdException w:name="Colorful List Accent 6" w:semiHidden="0" w:uiPriority="72" w:unhideWhenUsed="0"/>
-    <w:lsdException w:name="Colorful Grid Accent 6" w:semiHidden="0" w:uiPriority="73" w:unhideWhenUsed="0"/>
-    <w:lsdException w:name="Subtle Emphasis" w:semiHidden="0" w:uiPriority="19" w:unhideWhenUsed="0" w:qFormat="1"/>
-    <w:lsdException w:name="Intense Emphasis" w:semiHidden="0" w:uiPriority="21" w:unhideWhenUsed="0" w:qFormat="1"/>
-    <w:lsdException w:name="Subtle Reference" w:semiHidden="0" w:uiPriority="31" w:unhideWhenUsed="0" w:qFormat="1"/>
-    <w:lsdException w:name="Intense Reference" w:semiHidden="0" w:uiPriority="32" w:unhideWhenUsed="0" w:qFormat="1"/>
-    <w:lsdException w:name="Book Title" w:semiHidden="0" w:uiPriority="33" w:unhideWhenUsed="0" w:qFormat="1"/>
-    <w:lsdException w:name="Bibliography" w:uiPriority="37"/>
-    <w:lsdException w:name="TOC Heading" w:uiPriority="39" w:qFormat="1"/>
-  </w:latentStyles>
-  <w:style w:type="paragraph" w:default="1" w:styleId="Normal">
-    <w:name w:val="Normal"/>
-    <w:qFormat/>
-  </w:style>
-  <w:style w:type="character" w:default="1" w:styleId="DefaultParagraphFont">
-    <w:name w:val="Default Paragraph Font"/>
-    <w:uiPriority w:val="1"/>
-    <w:semiHidden/>
-    <w:unhideWhenUsed/>
-  </w:style>
-  <w:style w:type="table" w:default="1" w:styleId="TableNormal">
-    <w:name w:val="Normal Table"/>
-    <w:uiPriority w:val="99"/>
-    <w:semiHidden/>
-    <w:unhideWhenUsed/>
-    <w:tblPr>
-      <w:tblInd w:w="0" w:type="dxa"/>
-      <w:tblCellMar>
-        <w:top w:w="0" w:type="dxa"/>
-        <w:left w:w="108" w:type="dxa"/>
-        <w:bottom w:w="0" w:type="dxa"/>
-        <w:right w:w="108" w:type="dxa"/>
-      </w:tblCellMar>
-    </w:tblPr>
-  </w:style>
-  <w:style w:type="numbering" w:default="1" w:styleId="NoList">
-    <w:name w:val="No List"/>
-    <w:uiPriority w:val="99"/>
-    <w:semiHidden/>
-    <w:unhideWhenUsed/>
-  </w:style>
-  <w:style w:type="paragraph" w:styleId="ListParagraph">
-    <w:name w:val="List Paragraph"/>
-    <w:basedOn w:val="Normal"/>
-    <w:uiPriority w:val="34"/>
-    <w:qFormat/>
-    <w:rsid w:val="00234334"/>
-    <w:pPr>
-      <w:ind w:left="720"/>
-      <w:contextualSpacing/>
-    </w:pPr>
-  </w:style>
-  <w:style w:type="character" w:styleId="PlaceholderText">
-    <w:name w:val="Placeholder Text"/>
-    <w:basedOn w:val="DefaultParagraphFont"/>
-    <w:uiPriority w:val="99"/>
-    <w:semiHidden/>
-    <w:rsid w:val="002004BC"/>
-    <w:rPr>
-      <w:color w:val="808080"/>
-    </w:rPr>
-  </w:style>
-  <w:style w:type="table" w:styleId="TableGrid">
-    <w:name w:val="Table Grid"/>
-    <w:basedOn w:val="TableNormal"/>
-    <w:uiPriority w:val="59"/>
-    <w:rsid w:val="00723DD0"/>
-    <w:pPr>
-      <w:spacing w:after="0" w:line="240" w:lineRule="auto"/>
-    </w:pPr>
-    <w:tblPr>
-      <w:tblInd w:w="0" w:type="dxa"/>
-      <w:tblBorders>
-        <w:top w:val="single" w:sz="4" w:space="0" w:color="auto"/>
-        <w:left w:val="single" w:sz="4" w:space="0" w:color="auto"/>
-        <w:bottom w:val="single" w:sz="4" w:space="0" w:color="auto"/>
-        <w:right w:val="single" w:sz="4" w:space="0" w:color="auto"/>
-        <w:insideH w:val="single" w:sz="4" w:space="0" w:color="auto"/>
-        <w:insideV w:val="single" w:sz="4" w:space="0" w:color="auto"/>
-      </w:tblBorders>
-      <w:tblCellMar>
-        <w:top w:w="0" w:type="dxa"/>
-        <w:left w:w="108" w:type="dxa"/>
-        <w:bottom w:w="0" w:type="dxa"/>
-        <w:right w:w="108" w:type="dxa"/>
-      </w:tblCellMar>
     </w:tblPr>
   </w:style>
 </w:styles>

--- a/matplotlib.docx
+++ b/matplotlib.docx
@@ -294,12 +294,6 @@
         <w:rPr>
           <w:lang w:val="en-US"/>
         </w:rPr>
-        <w:t xml:space="preserve">Cách </w:t>
-      </w:r>
-      <w:r>
-        <w:rPr>
-          <w:lang w:val="en-US"/>
-        </w:rPr>
         <w:t xml:space="preserve">Tạo 1 </w:t>
       </w:r>
       <w:r>
@@ -753,6 +747,7 @@
           <w:lang w:val="en-US"/>
         </w:rPr>
       </w:pPr>
+      <w:bookmarkStart w:id="0" w:name="_Hlk146975889"/>
       <w:r>
         <w:rPr>
           <w:lang w:val="en-US"/>
@@ -942,7 +937,14 @@
         <w:rPr>
           <w:lang w:val="en-US"/>
         </w:rPr>
-        <w:t>Ban đầu, chia cửa sổ Figure thành các ô chữ nhật = nhau, sao cho có số hàng = &lt;Số Hàng&gt; và số cột = &lt;Số Cột&gt;, sau đó, đếm từ trái qua phải, từ trên xuống dưới, bắt đầu từ 1, đếm đến khi nào tới &lt;Index&gt; thì dừng, khi đó kích thước và vị trí của &lt;Subplot&gt; sẽ khít với hình chữ nhật tương ứng</w:t>
+        <w:t xml:space="preserve">Ban đầu, chia cửa sổ Figure thành </w:t>
+      </w:r>
+      <w:bookmarkEnd w:id="0"/>
+      <w:r>
+        <w:rPr>
+          <w:lang w:val="en-US"/>
+        </w:rPr>
+        <w:t>các ô chữ nhật = nhau, sao cho có số hàng = &lt;Số Hàng&gt; và số cột = &lt;Số Cột&gt;, sau đó, đếm từ trái qua phải, từ trên xuống dưới, bắt đầu từ 1, đếm đến khi nào tới &lt;Index&gt; thì dừng, khi đó kích thước và vị trí của &lt;Subplot&gt; sẽ khít với hình chữ nhật tương ứng</w:t>
       </w:r>
     </w:p>
     <w:p>
@@ -1044,7 +1046,7 @@
         <w:rPr>
           <w:lang w:val="en-US"/>
         </w:rPr>
-        <w:t>Cách Kẻ Lưới Tọa Độ Cho 1 Subplot?</w:t>
+        <w:t>Kẻ Lưới Tọa Độ Cho 1 Subplot?</w:t>
       </w:r>
     </w:p>
     <w:p>
@@ -2452,6 +2454,8 @@
           <w:lang w:val="en-US"/>
         </w:rPr>
       </w:pPr>
+      <w:bookmarkStart w:id="1" w:name="_Hlk146978743"/>
+      <w:bookmarkStart w:id="2" w:name="_Hlk146978765"/>
       <w:r>
         <w:rPr>
           <w:lang w:val="en-US"/>
@@ -2470,6 +2474,7 @@
           <w:lang w:val="en-US"/>
         </w:rPr>
       </w:pPr>
+      <w:bookmarkStart w:id="3" w:name="_Hlk146978779"/>
       <w:r>
         <w:rPr>
           <w:lang w:val="en-US"/>
@@ -2513,7 +2518,14 @@
         <w:rPr>
           <w:lang w:val="en-US"/>
         </w:rPr>
-        <w:t>Chỉ định cận trục tung</w:t>
+        <w:t>Chỉ định cận trục tu</w:t>
+      </w:r>
+      <w:bookmarkEnd w:id="1"/>
+      <w:r>
+        <w:rPr>
+          <w:lang w:val="en-US"/>
+        </w:rPr>
+        <w:t>ng</w:t>
       </w:r>
     </w:p>
     <w:p>
@@ -2573,7 +2585,21 @@
         <w:rPr>
           <w:lang w:val="en-US"/>
         </w:rPr>
-        <w:t>&lt;Subplot&gt;.set_zlim(&lt;Cận Dưới&gt;, &lt;Cận Trên&gt;)</w:t>
+        <w:t>&lt;Subplot&gt;.set_</w:t>
+      </w:r>
+      <w:bookmarkEnd w:id="2"/>
+      <w:r>
+        <w:rPr>
+          <w:lang w:val="en-US"/>
+        </w:rPr>
+        <w:t>zlim(&lt;Cận Dưới</w:t>
+      </w:r>
+      <w:bookmarkEnd w:id="3"/>
+      <w:r>
+        <w:rPr>
+          <w:lang w:val="en-US"/>
+        </w:rPr>
+        <w:t>&gt;, &lt;Cận Trên&gt;)</w:t>
       </w:r>
     </w:p>
     <w:p>
@@ -2605,6 +2631,7 @@
           <w:lang w:val="en-US"/>
         </w:rPr>
       </w:pPr>
+      <w:bookmarkStart w:id="4" w:name="_Hlk146977429"/>
       <w:r>
         <w:rPr>
           <w:lang w:val="en-US"/>
@@ -2633,6 +2660,7 @@
         <w:t>&lt;Subplot&gt;.set_xlabel(&lt;Tên Trục Hoành&gt;)</w:t>
       </w:r>
     </w:p>
+    <w:bookmarkEnd w:id="4"/>
     <w:p>
       <w:pPr>
         <w:pStyle w:val="ListParagraph"/>
@@ -2740,6 +2768,7 @@
           <w:lang w:val="en-US"/>
         </w:rPr>
       </w:pPr>
+      <w:bookmarkStart w:id="5" w:name="_Hlk146977418"/>
       <w:r>
         <w:rPr>
           <w:lang w:val="en-US"/>
@@ -2768,6 +2797,7 @@
         <w:t>&lt;Subplot&gt;.set_xticks(&lt;Dãy Các Mốc Hoành&gt;)</w:t>
       </w:r>
     </w:p>
+    <w:bookmarkEnd w:id="5"/>
     <w:p>
       <w:pPr>
         <w:pStyle w:val="ListParagraph"/>
